--- a/templates/ልማት ህብረት ቅጽ.docx
+++ b/templates/ልማት ህብረት ቅጽ.docx
@@ -8,11 +8,11 @@
       </w:pPr>
       <w:r>
         <w:pict>
-          <v:shapetype id="_x0000_t202_s59454" coordsize="21600,21600" o:spt="202" path="m,l,21600r21600,l21600,xe">
+          <v:shapetype id="_x0000_t202_s41661" coordsize="21600,21600" o:spt="202" path="m,l,21600r21600,l21600,xe">
             <v:stroke joinstyle="miter"/>
             <v:path gradientshapeok="t" o:connecttype="rect"/>
           </v:shapetype>
-          <v:shape id="shape_59454" type="#_x0000_t202_s59454" style="position:absolute;margin-left:18.89763779527559px;margin-top:52.913280839895016px;width:207.8740157480315px;height:22.677165354330707px;z-index:251660288;mso-position-horizontal-absolute:no;mso-position-vertical-absolute:no" filled="f" stroked="f" o:allowincell="f">
+          <v:shape id="shape_41661" type="#_x0000_t202_s41661" style="position:absolute;margin-left:18.89763779527559px;margin-top:52.913280839895016px;width:207.8740157480315px;height:22.677165354330707px;z-index:251660288;mso-position-horizontal-absolute:no;mso-position-vertical-absolute:no" filled="f" stroked="f" o:allowincell="f">
             <v:textbox style="mso-fit-shape-to-t:f" inset="0,0,0,0">
               <w:txbxContent>
                 <w:p>
@@ -38,11 +38,11 @@
       </w:r>
       <w:r>
         <w:pict>
-          <v:shapetype id="_x0000_t202_s9769" coordsize="21600,21600" o:spt="202" path="m,l,21600r21600,l21600,xe">
+          <v:shapetype id="_x0000_t202_s59360" coordsize="21600,21600" o:spt="202" path="m,l,21600r21600,l21600,xe">
             <v:stroke joinstyle="miter"/>
             <v:path gradientshapeok="t" o:connecttype="rect"/>
           </v:shapetype>
-          <v:shape id="shape_9769" type="#_x0000_t202_s9769" style="position:absolute;margin-left:226.77165354330708px;margin-top:52.913280839895016px;width:340.15748031496065px;height:22.677165354330707px;z-index:251660288;mso-position-horizontal-absolute:no;mso-position-vertical-absolute:no" filled="f" stroked="f" o:allowincell="f">
+          <v:shape id="shape_59360" type="#_x0000_t202_s59360" style="position:absolute;margin-left:226.77165354330708px;margin-top:52.913280839895016px;width:340.15748031496065px;height:22.677165354330707px;z-index:251660288;mso-position-horizontal-absolute:no;mso-position-vertical-absolute:no" filled="f" stroked="f" o:allowincell="f">
             <v:textbox style="mso-fit-shape-to-t:f" inset="0,0,0,0">
               <w:txbxContent>
                 <w:p>
@@ -68,11 +68,11 @@
       </w:r>
       <w:r>
         <w:pict>
-          <v:shapetype id="_x0000_t202_s65816" coordsize="21600,21600" o:spt="202" path="m,l,21600r21600,l21600,xe">
+          <v:shapetype id="_x0000_t202_s47530" coordsize="21600,21600" o:spt="202" path="m,l,21600r21600,l21600,xe">
             <v:stroke joinstyle="miter"/>
             <v:path gradientshapeok="t" o:connecttype="rect"/>
           </v:shapetype>
-          <v:shape id="shape_65816" type="#_x0000_t202_s65816" style="position:absolute;margin-left:566.9291338582677px;margin-top:52.913280839895016px;width:56.69291338582677px;height:22.677165354330707px;z-index:251660288;mso-position-horizontal-absolute:no;mso-position-vertical-absolute:no" filled="f" stroked="f" o:allowincell="f">
+          <v:shape id="shape_47530" type="#_x0000_t202_s47530" style="position:absolute;margin-left:566.9291338582677px;margin-top:52.913280839895016px;width:56.69291338582677px;height:22.677165354330707px;z-index:251660288;mso-position-horizontal-absolute:no;mso-position-vertical-absolute:no" filled="f" stroked="f" o:allowincell="f">
             <v:textbox style="mso-fit-shape-to-t:f" inset="0,0,0,0">
               <w:txbxContent>
                 <w:p>
@@ -98,11 +98,11 @@
       </w:r>
       <w:r>
         <w:pict>
-          <v:shapetype id="_x0000_t202_s9769" coordsize="21600,21600" o:spt="202" path="m,l,21600r21600,l21600,xe">
+          <v:shapetype id="_x0000_t202_s59360" coordsize="21600,21600" o:spt="202" path="m,l,21600r21600,l21600,xe">
             <v:stroke joinstyle="miter"/>
             <v:path gradientshapeok="t" o:connecttype="rect"/>
           </v:shapetype>
-          <v:shape id="shape_9769" type="#_x0000_t202_s9769" style="position:absolute;margin-left:623.6220472440945px;margin-top:52.913280839895016px;width:151.1811023622047px;height:22.677165354330707px;z-index:251660288;mso-position-horizontal-absolute:no;mso-position-vertical-absolute:no" filled="f" stroked="f" o:allowincell="f">
+          <v:shape id="shape_59360" type="#_x0000_t202_s59360" style="position:absolute;margin-left:623.6220472440945px;margin-top:52.913280839895016px;width:151.1811023622047px;height:22.677165354330707px;z-index:251660288;mso-position-horizontal-absolute:no;mso-position-vertical-absolute:no" filled="f" stroked="f" o:allowincell="f">
             <v:textbox style="mso-fit-shape-to-t:f" inset="0,0,0,0">
               <w:txbxContent>
                 <w:p>
@@ -128,11 +128,11 @@
       </w:r>
       <w:r>
         <w:pict>
-          <v:shapetype id="_x0000_t202_s8734" coordsize="21600,21600" o:spt="202" path="m,l,21600r21600,l21600,xe">
+          <v:shapetype id="_x0000_t202_s15325" coordsize="21600,21600" o:spt="202" path="m,l,21600r21600,l21600,xe">
             <v:stroke joinstyle="miter"/>
             <v:path gradientshapeok="t" o:connecttype="rect"/>
           </v:shapetype>
-          <v:shape id="shape_8734" type="#_x0000_t202_s8734" style="position:absolute;margin-left:774.8031496062993px;margin-top:52.913280839895016px;width:56.69291338582677px;height:22.677165354330707px;z-index:251660288;mso-position-horizontal-absolute:no;mso-position-vertical-absolute:no" filled="f" stroked="f" o:allowincell="f">
+          <v:shape id="shape_15325" type="#_x0000_t202_s15325" style="position:absolute;margin-left:774.8031496062993px;margin-top:52.913280839895016px;width:56.69291338582677px;height:22.677165354330707px;z-index:251660288;mso-position-horizontal-absolute:no;mso-position-vertical-absolute:no" filled="f" stroked="f" o:allowincell="f">
             <v:textbox style="mso-fit-shape-to-t:f" inset="0,0,0,0">
               <w:txbxContent>
                 <w:p>
@@ -158,11 +158,11 @@
       </w:r>
       <w:r>
         <w:pict>
-          <v:shapetype id="_x0000_t202_s9769" coordsize="21600,21600" o:spt="202" path="m,l,21600r21600,l21600,xe">
+          <v:shapetype id="_x0000_t202_s59360" coordsize="21600,21600" o:spt="202" path="m,l,21600r21600,l21600,xe">
             <v:stroke joinstyle="miter"/>
             <v:path gradientshapeok="t" o:connecttype="rect"/>
           </v:shapetype>
-          <v:shape id="shape_9769" type="#_x0000_t202_s9769" style="position:absolute;margin-left:831.496062992126px;margin-top:52.913280839895016px;width:264.56692913385825px;height:22.677165354330707px;z-index:251660288;mso-position-horizontal-absolute:no;mso-position-vertical-absolute:no" filled="f" stroked="f" o:allowincell="f">
+          <v:shape id="shape_59360" type="#_x0000_t202_s59360" style="position:absolute;margin-left:831.496062992126px;margin-top:52.913280839895016px;width:264.56692913385825px;height:22.677165354330707px;z-index:251660288;mso-position-horizontal-absolute:no;mso-position-vertical-absolute:no" filled="f" stroked="f" o:allowincell="f">
             <v:textbox style="mso-fit-shape-to-t:f" inset="0,0,0,0">
               <w:txbxContent>
                 <w:p>
@@ -188,11 +188,11 @@
       </w:r>
       <w:r>
         <w:pict>
-          <v:shapetype id="_x0000_t202_s20270" coordsize="21600,21600" o:spt="202" path="m,l,21600r21600,l21600,xe">
+          <v:shapetype id="_x0000_t202_s39254" coordsize="21600,21600" o:spt="202" path="m,l,21600r21600,l21600,xe">
             <v:stroke joinstyle="miter"/>
             <v:path gradientshapeok="t" o:connecttype="rect"/>
           </v:shapetype>
-          <v:shape id="shape_20270" type="#_x0000_t202_s20270" style="position:absolute;margin-left:18.89763779527559px;margin-top:90.70866141732283px;width:207.8740157480315px;height:22.677165354330707px;z-index:251660288;mso-position-horizontal-absolute:no;mso-position-vertical-absolute:no" filled="f" stroked="f" o:allowincell="f">
+          <v:shape id="shape_39254" type="#_x0000_t202_s39254" style="position:absolute;margin-left:18.89763779527559px;margin-top:90.70866141732283px;width:207.8740157480315px;height:22.677165354330707px;z-index:251660288;mso-position-horizontal-absolute:no;mso-position-vertical-absolute:no" filled="f" stroked="f" o:allowincell="f">
             <v:textbox style="mso-fit-shape-to-t:f" inset="0,0,0,0">
               <w:txbxContent>
                 <w:p>
@@ -218,11 +218,11 @@
       </w:r>
       <w:r>
         <w:pict>
-          <v:shapetype id="_x0000_t202_s9769" coordsize="21600,21600" o:spt="202" path="m,l,21600r21600,l21600,xe">
+          <v:shapetype id="_x0000_t202_s59360" coordsize="21600,21600" o:spt="202" path="m,l,21600r21600,l21600,xe">
             <v:stroke joinstyle="miter"/>
             <v:path gradientshapeok="t" o:connecttype="rect"/>
           </v:shapetype>
-          <v:shape id="shape_9769" type="#_x0000_t202_s9769" style="position:absolute;margin-left:226.77165354330708px;margin-top:90.70866141732283px;width:377.9527559055118px;height:22.677165354330707px;z-index:251660288;mso-position-horizontal-absolute:no;mso-position-vertical-absolute:no" filled="f" stroked="f" o:allowincell="f">
+          <v:shape id="shape_59360" type="#_x0000_t202_s59360" style="position:absolute;margin-left:226.77165354330708px;margin-top:90.70866141732283px;width:377.9527559055118px;height:22.677165354330707px;z-index:251660288;mso-position-horizontal-absolute:no;mso-position-vertical-absolute:no" filled="f" stroked="f" o:allowincell="f">
             <v:textbox style="mso-fit-shape-to-t:f" inset="0,0,0,0">
               <w:txbxContent>
                 <w:p>
@@ -248,11 +248,11 @@
       </w:r>
       <w:r>
         <w:pict>
-          <v:shapetype id="_x0000_t202_s24115" coordsize="21600,21600" o:spt="202" path="m,l,21600r21600,l21600,xe">
+          <v:shapetype id="_x0000_t202_s78816" coordsize="21600,21600" o:spt="202" path="m,l,21600r21600,l21600,xe">
             <v:stroke joinstyle="miter"/>
             <v:path gradientshapeok="t" o:connecttype="rect"/>
           </v:shapetype>
-          <v:shape id="shape_24115" type="#_x0000_t202_s24115" style="position:absolute;margin-left:604.7244094488188px;margin-top:90.70866141732283px;width:151.1811023622047px;height:22.677165354330707px;z-index:251660288;mso-position-horizontal-absolute:no;mso-position-vertical-absolute:no" filled="f" stroked="f" o:allowincell="f">
+          <v:shape id="shape_78816" type="#_x0000_t202_s78816" style="position:absolute;margin-left:604.7244094488188px;margin-top:90.70866141732283px;width:151.1811023622047px;height:22.677165354330707px;z-index:251660288;mso-position-horizontal-absolute:no;mso-position-vertical-absolute:no" filled="f" stroked="f" o:allowincell="f">
             <v:textbox style="mso-fit-shape-to-t:f" inset="0,0,0,0">
               <w:txbxContent>
                 <w:p>
@@ -278,11 +278,11 @@
       </w:r>
       <w:r>
         <w:pict>
-          <v:shapetype id="_x0000_t202_s9769" coordsize="21600,21600" o:spt="202" path="m,l,21600r21600,l21600,xe">
+          <v:shapetype id="_x0000_t202_s59360" coordsize="21600,21600" o:spt="202" path="m,l,21600r21600,l21600,xe">
             <v:stroke joinstyle="miter"/>
             <v:path gradientshapeok="t" o:connecttype="rect"/>
           </v:shapetype>
-          <v:shape id="shape_9769" type="#_x0000_t202_s9769" style="position:absolute;margin-left:755.9055118110236px;margin-top:90.70866141732283px;width:340.15748031496065px;height:22.677165354330707px;z-index:251660288;mso-position-horizontal-absolute:no;mso-position-vertical-absolute:no" filled="f" stroked="f" o:allowincell="f">
+          <v:shape id="shape_59360" type="#_x0000_t202_s59360" style="position:absolute;margin-left:755.9055118110236px;margin-top:90.70866141732283px;width:340.15748031496065px;height:22.677165354330707px;z-index:251660288;mso-position-horizontal-absolute:no;mso-position-vertical-absolute:no" filled="f" stroked="f" o:allowincell="f">
             <v:textbox style="mso-fit-shape-to-t:f" inset="0,0,0,0">
               <w:txbxContent>
                 <w:p>
@@ -308,11 +308,11 @@
       </w:r>
       <w:r>
         <w:pict>
-          <v:shapetype id="_x0000_t202_s14001" coordsize="21600,21600" o:spt="202" path="m,l,21600r21600,l21600,xe">
+          <v:shapetype id="_x0000_t202_s19360" coordsize="21600,21600" o:spt="202" path="m,l,21600r21600,l21600,xe">
             <v:stroke joinstyle="miter"/>
             <v:path gradientshapeok="t" o:connecttype="rect"/>
           </v:shapetype>
-          <v:shape id="shape_14001" type="#_x0000_t202_s14001" style="position:absolute;margin-left:18.89763779527559px;margin-top:154.96052493438322px;width:226.77165354330708px;height:22.677165354330707px;z-index:251660288;mso-position-horizontal-absolute:no;mso-position-vertical-absolute:no" filled="f" stroked="f" o:allowincell="f">
+          <v:shape id="shape_19360" type="#_x0000_t202_s19360" style="position:absolute;margin-left:18.89763779527559px;margin-top:154.96052493438322px;width:264.56692913385825px;height:22.677165354330707px;z-index:251660288;mso-position-horizontal-absolute:no;mso-position-vertical-absolute:no" filled="f" stroked="f" o:allowincell="f">
             <v:textbox style="mso-fit-shape-to-t:f" inset="0,0,0,0">
               <w:txbxContent>
                 <w:p>
@@ -338,11 +338,11 @@
       </w:r>
       <w:r>
         <w:pict>
-          <v:shapetype id="_x0000_t202_s71361" coordsize="21600,21600" o:spt="202" path="m,l,21600r21600,l21600,xe">
+          <v:shapetype id="_x0000_t202_s43310" coordsize="21600,21600" o:spt="202" path="m,l,21600r21600,l21600,xe">
             <v:stroke joinstyle="miter"/>
             <v:path gradientshapeok="t" o:connecttype="rect"/>
           </v:shapetype>
-          <v:shape id="shape_71361" type="#_x0000_t202_s71361" style="position:absolute;margin-left:18.89763779527559px;margin-top:170.07874015748033px;width:226.77165354330708px;height:18.89763779527559px;z-index:251660288;mso-position-horizontal-absolute:no;mso-position-vertical-absolute:no" filled="f" stroked="f" o:allowincell="f">
+          <v:shape id="shape_43310" type="#_x0000_t202_s43310" style="position:absolute;margin-left:18.89763779527559px;margin-top:170.07874015748033px;width:264.56692913385825px;height:18.89763779527559px;z-index:251660288;mso-position-horizontal-absolute:no;mso-position-vertical-absolute:no" filled="f" stroked="f" o:allowincell="f">
             <v:textbox style="mso-fit-shape-to-t:f" inset="0,0,0,0">
               <w:txbxContent>
                 <w:p>
@@ -368,11 +368,11 @@
       </w:r>
       <w:r>
         <w:pict>
-          <v:shapetype id="_x0000_t202_s56302" coordsize="21600,21600" o:spt="202" path="m,l,21600r21600,l21600,xe">
+          <v:shapetype id="_x0000_t202_s73697" coordsize="21600,21600" o:spt="202" path="m,l,21600r21600,l21600,xe">
             <v:stroke joinstyle="miter"/>
             <v:path gradientshapeok="t" o:connecttype="rect"/>
           </v:shapetype>
-          <v:shape id="shape_56302" type="#_x0000_t202_s56302" style="position:absolute;margin-left:18.89763779527559px;margin-top:192.7558005249344px;width:226.77165354330708px;height:18.89763779527559px;z-index:251660288;mso-position-horizontal-absolute:no;mso-position-vertical-absolute:no" filled="f" stroked="f" o:allowincell="f">
+          <v:shape id="shape_73697" type="#_x0000_t202_s73697" style="position:absolute;margin-left:18.89763779527559px;margin-top:190.86614173228347px;width:264.56692913385825px;height:18.89763779527559px;z-index:251660288;mso-position-horizontal-absolute:no;mso-position-vertical-absolute:no" filled="f" stroked="f" o:allowincell="f">
             <v:textbox style="mso-fit-shape-to-t:f" inset="0,0,0,0">
               <w:txbxContent>
                 <w:p>
@@ -398,11 +398,11 @@
       </w:r>
       <w:r>
         <w:pict>
-          <v:shapetype id="_x0000_t202_s56663" coordsize="21600,21600" o:spt="202" path="m,l,21600r21600,l21600,xe">
+          <v:shapetype id="_x0000_t202_s94781" coordsize="21600,21600" o:spt="202" path="m,l,21600r21600,l21600,xe">
             <v:stroke joinstyle="miter"/>
             <v:path gradientshapeok="t" o:connecttype="rect"/>
           </v:shapetype>
-          <v:shape id="shape_56663" type="#_x0000_t202_s56663" style="position:absolute;margin-left:18.89763779527559px;margin-top:211.65343832020997px;width:226.77165354330708px;height:18.89763779527559px;z-index:251660288;mso-position-horizontal-absolute:no;mso-position-vertical-absolute:no" filled="f" stroked="f" o:allowincell="f">
+          <v:shape id="shape_94781" type="#_x0000_t202_s94781" style="position:absolute;margin-left:18.89763779527559px;margin-top:190.86614173228347px;width:264.56692913385825px;height:18.89763779527559px;z-index:251660288;mso-position-horizontal-absolute:no;mso-position-vertical-absolute:no" filled="f" stroked="f" o:allowincell="f">
             <v:textbox style="mso-fit-shape-to-t:f" inset="0,0,0,0">
               <w:txbxContent>
                 <w:p>
@@ -428,11 +428,11 @@
       </w:r>
       <w:r>
         <w:pict>
-          <v:shapetype id="_x0000_t202_s97619" coordsize="21600,21600" o:spt="202" path="m,l,21600r21600,l21600,xe">
+          <v:shapetype id="_x0000_t202_s12734" coordsize="21600,21600" o:spt="202" path="m,l,21600r21600,l21600,xe">
             <v:stroke joinstyle="miter"/>
             <v:path gradientshapeok="t" o:connecttype="rect"/>
           </v:shapetype>
-          <v:shape id="shape_97619" type="#_x0000_t202_s97619" style="position:absolute;margin-left:18.89763779527559px;margin-top:275.90551181102364px;width:226.77165354330708px;height:22.677165354330707px;z-index:251660288;mso-position-horizontal-absolute:no;mso-position-vertical-absolute:no" filled="f" stroked="f" o:allowincell="f">
+          <v:shape id="shape_12734" type="#_x0000_t202_s12734" style="position:absolute;margin-left:18.89763779527559px;margin-top:275.90551181102364px;width:264.56692913385825px;height:22.677165354330707px;z-index:251660288;mso-position-horizontal-absolute:no;mso-position-vertical-absolute:no" filled="f" stroked="f" o:allowincell="f">
             <v:textbox style="mso-fit-shape-to-t:f" inset="0,0,0,0">
               <w:txbxContent>
                 <w:p>
@@ -458,11 +458,11 @@
       </w:r>
       <w:r>
         <w:pict>
-          <v:shapetype id="_x0000_t202_s20804" coordsize="21600,21600" o:spt="202" path="m,l,21600r21600,l21600,xe">
+          <v:shapetype id="_x0000_t202_s70502" coordsize="21600,21600" o:spt="202" path="m,l,21600r21600,l21600,xe">
             <v:stroke joinstyle="miter"/>
             <v:path gradientshapeok="t" o:connecttype="rect"/>
           </v:shapetype>
-          <v:shape id="shape_20804" type="#_x0000_t202_s20804" style="position:absolute;margin-left:18.89763779527559px;margin-top:291.0236220472441px;width:226.77165354330708px;height:18.89763779527559px;z-index:251660288;mso-position-horizontal-absolute:no;mso-position-vertical-absolute:no" filled="f" stroked="f" o:allowincell="f">
+          <v:shape id="shape_70502" type="#_x0000_t202_s70502" style="position:absolute;margin-left:18.89763779527559px;margin-top:291.0236220472441px;width:264.56692913385825px;height:18.89763779527559px;z-index:251660288;mso-position-horizontal-absolute:no;mso-position-vertical-absolute:no" filled="f" stroked="f" o:allowincell="f">
             <v:textbox style="mso-fit-shape-to-t:f" inset="0,0,0,0">
               <w:txbxContent>
                 <w:p>
@@ -488,11 +488,11 @@
       </w:r>
       <w:r>
         <w:pict>
-          <v:shapetype id="_x0000_t202_s56302" coordsize="21600,21600" o:spt="202" path="m,l,21600r21600,l21600,xe">
+          <v:shapetype id="_x0000_t202_s73697" coordsize="21600,21600" o:spt="202" path="m,l,21600r21600,l21600,xe">
             <v:stroke joinstyle="miter"/>
             <v:path gradientshapeok="t" o:connecttype="rect"/>
           </v:shapetype>
-          <v:shape id="shape_56302" type="#_x0000_t202_s56302" style="position:absolute;margin-left:18.89763779527559px;margin-top:313.7007874015748px;width:226.77165354330708px;height:18.89763779527559px;z-index:251660288;mso-position-horizontal-absolute:no;mso-position-vertical-absolute:no" filled="f" stroked="f" o:allowincell="f">
+          <v:shape id="shape_73697" type="#_x0000_t202_s73697" style="position:absolute;margin-left:18.89763779527559px;margin-top:311.81102362204723px;width:264.56692913385825px;height:18.89763779527559px;z-index:251660288;mso-position-horizontal-absolute:no;mso-position-vertical-absolute:no" filled="f" stroked="f" o:allowincell="f">
             <v:textbox style="mso-fit-shape-to-t:f" inset="0,0,0,0">
               <w:txbxContent>
                 <w:p>
@@ -518,11 +518,11 @@
       </w:r>
       <w:r>
         <w:pict>
-          <v:shapetype id="_x0000_t202_s56663" coordsize="21600,21600" o:spt="202" path="m,l,21600r21600,l21600,xe">
+          <v:shapetype id="_x0000_t202_s94781" coordsize="21600,21600" o:spt="202" path="m,l,21600r21600,l21600,xe">
             <v:stroke joinstyle="miter"/>
             <v:path gradientshapeok="t" o:connecttype="rect"/>
           </v:shapetype>
-          <v:shape id="shape_56663" type="#_x0000_t202_s56663" style="position:absolute;margin-left:18.89763779527559px;margin-top:332.59842519685037px;width:226.77165354330708px;height:18.89763779527559px;z-index:251660288;mso-position-horizontal-absolute:no;mso-position-vertical-absolute:no" filled="f" stroked="f" o:allowincell="f">
+          <v:shape id="shape_94781" type="#_x0000_t202_s94781" style="position:absolute;margin-left:18.89763779527559px;margin-top:311.81102362204723px;width:264.56692913385825px;height:18.89763779527559px;z-index:251660288;mso-position-horizontal-absolute:no;mso-position-vertical-absolute:no" filled="f" stroked="f" o:allowincell="f">
             <v:textbox style="mso-fit-shape-to-t:f" inset="0,0,0,0">
               <w:txbxContent>
                 <w:p>
@@ -548,11 +548,11 @@
       </w:r>
       <w:r>
         <w:pict>
-          <v:shapetype id="_x0000_t202_s86990" coordsize="21600,21600" o:spt="202" path="m,l,21600r21600,l21600,xe">
+          <v:shapetype id="_x0000_t202_s64970" coordsize="21600,21600" o:spt="202" path="m,l,21600r21600,l21600,xe">
             <v:stroke joinstyle="miter"/>
             <v:path gradientshapeok="t" o:connecttype="rect"/>
           </v:shapetype>
-          <v:shape id="shape_86990" type="#_x0000_t202_s86990" style="position:absolute;margin-left:18.89763779527559px;margin-top:381.73228346456693px;width:226.77165354330708px;height:22.677165354330707px;z-index:251660288;mso-position-horizontal-absolute:no;mso-position-vertical-absolute:no" filled="f" stroked="f" o:allowincell="f">
+          <v:shape id="shape_64970" type="#_x0000_t202_s64970" style="position:absolute;margin-left:18.89763779527559px;margin-top:381.73228346456693px;width:264.56692913385825px;height:22.677165354330707px;z-index:251660288;mso-position-horizontal-absolute:no;mso-position-vertical-absolute:no" filled="f" stroked="f" o:allowincell="f">
             <v:textbox style="mso-fit-shape-to-t:f" inset="0,0,0,0">
               <w:txbxContent>
                 <w:p>
@@ -578,11 +578,11 @@
       </w:r>
       <w:r>
         <w:pict>
-          <v:shapetype id="_x0000_t202_s79992" coordsize="21600,21600" o:spt="202" path="m,l,21600r21600,l21600,xe">
+          <v:shapetype id="_x0000_t202_s58143" coordsize="21600,21600" o:spt="202" path="m,l,21600r21600,l21600,xe">
             <v:stroke joinstyle="miter"/>
             <v:path gradientshapeok="t" o:connecttype="rect"/>
           </v:shapetype>
-          <v:shape id="shape_79992" type="#_x0000_t202_s79992" style="position:absolute;margin-left:18.89763779527559px;margin-top:396.8503937007874px;width:226.77165354330708px;height:18.89763779527559px;z-index:251660288;mso-position-horizontal-absolute:no;mso-position-vertical-absolute:no" filled="f" stroked="f" o:allowincell="f">
+          <v:shape id="shape_58143" type="#_x0000_t202_s58143" style="position:absolute;margin-left:18.89763779527559px;margin-top:396.8503937007874px;width:264.56692913385825px;height:18.89763779527559px;z-index:251660288;mso-position-horizontal-absolute:no;mso-position-vertical-absolute:no" filled="f" stroked="f" o:allowincell="f">
             <v:textbox style="mso-fit-shape-to-t:f" inset="0,0,0,0">
               <w:txbxContent>
                 <w:p>
@@ -608,11 +608,11 @@
       </w:r>
       <w:r>
         <w:pict>
-          <v:shapetype id="_x0000_t202_s56302" coordsize="21600,21600" o:spt="202" path="m,l,21600r21600,l21600,xe">
+          <v:shapetype id="_x0000_t202_s73697" coordsize="21600,21600" o:spt="202" path="m,l,21600r21600,l21600,xe">
             <v:stroke joinstyle="miter"/>
             <v:path gradientshapeok="t" o:connecttype="rect"/>
           </v:shapetype>
-          <v:shape id="shape_56302" type="#_x0000_t202_s56302" style="position:absolute;margin-left:18.89763779527559px;margin-top:419.5275590551181px;width:226.77165354330708px;height:18.89763779527559px;z-index:251660288;mso-position-horizontal-absolute:no;mso-position-vertical-absolute:no" filled="f" stroked="f" o:allowincell="f">
+          <v:shape id="shape_73697" type="#_x0000_t202_s73697" style="position:absolute;margin-left:18.89763779527559px;margin-top:417.6377952755906px;width:264.56692913385825px;height:18.89763779527559px;z-index:251660288;mso-position-horizontal-absolute:no;mso-position-vertical-absolute:no" filled="f" stroked="f" o:allowincell="f">
             <v:textbox style="mso-fit-shape-to-t:f" inset="0,0,0,0">
               <w:txbxContent>
                 <w:p>
@@ -638,11 +638,11 @@
       </w:r>
       <w:r>
         <w:pict>
-          <v:shapetype id="_x0000_t202_s56663" coordsize="21600,21600" o:spt="202" path="m,l,21600r21600,l21600,xe">
+          <v:shapetype id="_x0000_t202_s94781" coordsize="21600,21600" o:spt="202" path="m,l,21600r21600,l21600,xe">
             <v:stroke joinstyle="miter"/>
             <v:path gradientshapeok="t" o:connecttype="rect"/>
           </v:shapetype>
-          <v:shape id="shape_56663" type="#_x0000_t202_s56663" style="position:absolute;margin-left:18.89763779527559px;margin-top:438.4251968503937px;width:226.77165354330708px;height:18.89763779527559px;z-index:251660288;mso-position-horizontal-absolute:no;mso-position-vertical-absolute:no" filled="f" stroked="f" o:allowincell="f">
+          <v:shape id="shape_94781" type="#_x0000_t202_s94781" style="position:absolute;margin-left:18.89763779527559px;margin-top:417.6377952755906px;width:264.56692913385825px;height:18.89763779527559px;z-index:251660288;mso-position-horizontal-absolute:no;mso-position-vertical-absolute:no" filled="f" stroked="f" o:allowincell="f">
             <v:textbox style="mso-fit-shape-to-t:f" inset="0,0,0,0">
               <w:txbxContent>
                 <w:p>
@@ -668,11 +668,11 @@
       </w:r>
       <w:r>
         <w:pict>
-          <v:shapetype id="_x0000_t202_s38873" coordsize="21600,21600" o:spt="202" path="m,l,21600r21600,l21600,xe">
+          <v:shapetype id="_x0000_t202_s24092" coordsize="21600,21600" o:spt="202" path="m,l,21600r21600,l21600,xe">
             <v:stroke joinstyle="miter"/>
             <v:path gradientshapeok="t" o:connecttype="rect"/>
           </v:shapetype>
-          <v:shape id="shape_38873" type="#_x0000_t202_s38873" style="position:absolute;margin-left:18.89763779527559px;margin-top:487.5590551181102px;width:226.77165354330708px;height:22.677165354330707px;z-index:251660288;mso-position-horizontal-absolute:no;mso-position-vertical-absolute:no" filled="f" stroked="f" o:allowincell="f">
+          <v:shape id="shape_24092" type="#_x0000_t202_s24092" style="position:absolute;margin-left:18.89763779527559px;margin-top:487.5590551181102px;width:264.56692913385825px;height:22.677165354330707px;z-index:251660288;mso-position-horizontal-absolute:no;mso-position-vertical-absolute:no" filled="f" stroked="f" o:allowincell="f">
             <v:textbox style="mso-fit-shape-to-t:f" inset="0,0,0,0">
               <w:txbxContent>
                 <w:p>
@@ -698,11 +698,11 @@
       </w:r>
       <w:r>
         <w:pict>
-          <v:shapetype id="_x0000_t202_s91341" coordsize="21600,21600" o:spt="202" path="m,l,21600r21600,l21600,xe">
+          <v:shapetype id="_x0000_t202_s6396" coordsize="21600,21600" o:spt="202" path="m,l,21600r21600,l21600,xe">
             <v:stroke joinstyle="miter"/>
             <v:path gradientshapeok="t" o:connecttype="rect"/>
           </v:shapetype>
-          <v:shape id="shape_91341" type="#_x0000_t202_s91341" style="position:absolute;margin-left:18.89763779527559px;margin-top:502.6771653543307px;width:226.77165354330708px;height:18.89763779527559px;z-index:251660288;mso-position-horizontal-absolute:no;mso-position-vertical-absolute:no" filled="f" stroked="f" o:allowincell="f">
+          <v:shape id="shape_6396" type="#_x0000_t202_s6396" style="position:absolute;margin-left:18.89763779527559px;margin-top:502.6771653543307px;width:264.56692913385825px;height:18.89763779527559px;z-index:251660288;mso-position-horizontal-absolute:no;mso-position-vertical-absolute:no" filled="f" stroked="f" o:allowincell="f">
             <v:textbox style="mso-fit-shape-to-t:f" inset="0,0,0,0">
               <w:txbxContent>
                 <w:p>
@@ -728,11 +728,11 @@
       </w:r>
       <w:r>
         <w:pict>
-          <v:shapetype id="_x0000_t202_s56302" coordsize="21600,21600" o:spt="202" path="m,l,21600r21600,l21600,xe">
+          <v:shapetype id="_x0000_t202_s73697" coordsize="21600,21600" o:spt="202" path="m,l,21600r21600,l21600,xe">
             <v:stroke joinstyle="miter"/>
             <v:path gradientshapeok="t" o:connecttype="rect"/>
           </v:shapetype>
-          <v:shape id="shape_56302" type="#_x0000_t202_s56302" style="position:absolute;margin-left:18.89763779527559px;margin-top:525.3543307086615px;width:226.77165354330708px;height:18.89763779527559px;z-index:251660288;mso-position-horizontal-absolute:no;mso-position-vertical-absolute:no" filled="f" stroked="f" o:allowincell="f">
+          <v:shape id="shape_73697" type="#_x0000_t202_s73697" style="position:absolute;margin-left:18.89763779527559px;margin-top:523.4645669291339px;width:264.56692913385825px;height:18.89763779527559px;z-index:251660288;mso-position-horizontal-absolute:no;mso-position-vertical-absolute:no" filled="f" stroked="f" o:allowincell="f">
             <v:textbox style="mso-fit-shape-to-t:f" inset="0,0,0,0">
               <w:txbxContent>
                 <w:p>
@@ -758,11 +758,11 @@
       </w:r>
       <w:r>
         <w:pict>
-          <v:shapetype id="_x0000_t202_s56663" coordsize="21600,21600" o:spt="202" path="m,l,21600r21600,l21600,xe">
+          <v:shapetype id="_x0000_t202_s94781" coordsize="21600,21600" o:spt="202" path="m,l,21600r21600,l21600,xe">
             <v:stroke joinstyle="miter"/>
             <v:path gradientshapeok="t" o:connecttype="rect"/>
           </v:shapetype>
-          <v:shape id="shape_56663" type="#_x0000_t202_s56663" style="position:absolute;margin-left:18.89763779527559px;margin-top:544.2519685039371px;width:226.77165354330708px;height:18.89763779527559px;z-index:251660288;mso-position-horizontal-absolute:no;mso-position-vertical-absolute:no" filled="f" stroked="f" o:allowincell="f">
+          <v:shape id="shape_94781" type="#_x0000_t202_s94781" style="position:absolute;margin-left:18.89763779527559px;margin-top:523.4645669291339px;width:264.56692913385825px;height:18.89763779527559px;z-index:251660288;mso-position-horizontal-absolute:no;mso-position-vertical-absolute:no" filled="f" stroked="f" o:allowincell="f">
             <v:textbox style="mso-fit-shape-to-t:f" inset="0,0,0,0">
               <w:txbxContent>
                 <w:p>
@@ -788,11 +788,11 @@
       </w:r>
       <w:r>
         <w:pict>
-          <v:shapetype id="_x0000_t202_s21757" coordsize="21600,21600" o:spt="202" path="m,l,21600r21600,l21600,xe">
+          <v:shapetype id="_x0000_t202_s6520" coordsize="21600,21600" o:spt="202" path="m,l,21600r21600,l21600,xe">
             <v:stroke joinstyle="miter"/>
             <v:path gradientshapeok="t" o:connecttype="rect"/>
           </v:shapetype>
-          <v:shape id="shape_21757" type="#_x0000_t202_s21757" style="position:absolute;margin-left:264.56692913385825px;margin-top:151.1811023622047px;width:279.68503937007875px;height:18.89763779527559px;z-index:251660288;mso-position-horizontal-absolute:no;mso-position-vertical-absolute:no" filled="f" stroked="f" o:allowincell="f">
+          <v:shape id="shape_6520" type="#_x0000_t202_s6520" style="position:absolute;margin-left:264.56692913385825px;margin-top:151.1811023622047px;width:279.68503937007875px;height:18.89763779527559px;z-index:251660288;mso-position-horizontal-absolute:no;mso-position-vertical-absolute:no" filled="f" stroked="f" o:allowincell="f">
             <v:textbox style="mso-fit-shape-to-t:f" inset="0,0,0,0">
               <w:txbxContent>
                 <w:p>
@@ -818,11 +818,11 @@
       </w:r>
       <w:r>
         <w:pict>
-          <v:shapetype id="_x0000_t202_s66764" coordsize="21600,21600" o:spt="202" path="m,l,21600r21600,l21600,xe">
+          <v:shapetype id="_x0000_t202_s20701" coordsize="21600,21600" o:spt="202" path="m,l,21600r21600,l21600,xe">
             <v:stroke joinstyle="miter"/>
             <v:path gradientshapeok="t" o:connecttype="rect"/>
           </v:shapetype>
-          <v:shape id="shape_66764" type="#_x0000_t202_s66764" style="position:absolute;margin-left:264.56692913385825px;margin-top:177.63779527559055px;width:37.79527559055118px;height:15.118110236220472px;z-index:251660288;mso-position-horizontal-absolute:no;mso-position-vertical-absolute:no" filled="f" stroked="f" o:allowincell="f">
+          <v:shape id="shape_20701" type="#_x0000_t202_s20701" style="position:absolute;margin-left:264.56692913385825px;margin-top:177.63779527559055px;width:37.79527559055118px;height:15.118110236220472px;z-index:251660288;mso-position-horizontal-absolute:no;mso-position-vertical-absolute:no" filled="f" stroked="f" o:allowincell="f">
             <v:textbox style="mso-fit-shape-to-t:f" inset="0,0,0,0">
               <w:txbxContent>
                 <w:p>
@@ -848,11 +848,11 @@
       </w:r>
       <w:r>
         <w:pict>
-          <v:shapetype id="_x0000_t202_s46666" coordsize="21600,21600" o:spt="202" path="m,l,21600r21600,l21600,xe">
+          <v:shapetype id="_x0000_t202_s35067" coordsize="21600,21600" o:spt="202" path="m,l,21600r21600,l21600,xe">
             <v:stroke joinstyle="miter"/>
             <v:path gradientshapeok="t" o:connecttype="rect"/>
           </v:shapetype>
-          <v:shape id="shape_46666" type="#_x0000_t202_s46666" style="position:absolute;margin-left:302.3622047244094px;margin-top:177.63779527559055px;width:128.50393700787401px;height:15.118110236220472px;z-index:251660288;mso-position-horizontal-absolute:no;mso-position-vertical-absolute:no" filled="f" stroked="f" o:allowincell="f">
+          <v:shape id="shape_35067" type="#_x0000_t202_s35067" style="position:absolute;margin-left:302.3622047244094px;margin-top:177.63779527559055px;width:128.50393700787401px;height:15.118110236220472px;z-index:251660288;mso-position-horizontal-absolute:no;mso-position-vertical-absolute:no" filled="f" stroked="f" o:allowincell="f">
             <v:textbox style="mso-fit-shape-to-t:f" inset="0,0,0,0">
               <w:txbxContent>
                 <w:p>
@@ -878,11 +878,11 @@
       </w:r>
       <w:r>
         <w:pict>
-          <v:shapetype id="_x0000_t202_s51072" coordsize="21600,21600" o:spt="202" path="m,l,21600r21600,l21600,xe">
+          <v:shapetype id="_x0000_t202_s525" coordsize="21600,21600" o:spt="202" path="m,l,21600r21600,l21600,xe">
             <v:stroke joinstyle="miter"/>
             <v:path gradientshapeok="t" o:connecttype="rect"/>
           </v:shapetype>
-          <v:shape id="shape_51072" type="#_x0000_t202_s51072" style="position:absolute;margin-left:430.86614173228344px;margin-top:177.63779527559055px;width:113.3857217847769px;height:15.118110236220472px;z-index:251660288;mso-position-horizontal-absolute:no;mso-position-vertical-absolute:no" filled="f" stroked="f" o:allowincell="f">
+          <v:shape id="shape_525" type="#_x0000_t202_s525" style="position:absolute;margin-left:430.86614173228344px;margin-top:177.63779527559055px;width:113.3857217847769px;height:15.118110236220472px;z-index:251660288;mso-position-horizontal-absolute:no;mso-position-vertical-absolute:no" filled="f" stroked="f" o:allowincell="f">
             <v:textbox style="mso-fit-shape-to-t:f" inset="0,0,0,0">
               <w:txbxContent>
                 <w:p>
@@ -908,11 +908,11 @@
       </w:r>
       <w:r>
         <w:pict>
-          <v:shapetype id="_x0000_t202_s70922" coordsize="21600,21600" o:spt="202" path="m,l,21600r21600,l21600,xe">
+          <v:shapetype id="_x0000_t202_s4971" coordsize="21600,21600" o:spt="202" path="m,l,21600r21600,l21600,xe">
             <v:stroke joinstyle="miter"/>
             <v:path gradientshapeok="t" o:connecttype="rect"/>
           </v:shapetype>
-          <v:shape id="shape_70922" type="#_x0000_t202_s70922" style="position:absolute;margin-left:544.2518635170603px;margin-top:151.1811023622047px;width:279.68503937007875px;height:18.89763779527559px;z-index:251660288;mso-position-horizontal-absolute:no;mso-position-vertical-absolute:no" filled="f" stroked="f" o:allowincell="f">
+          <v:shape id="shape_4971" type="#_x0000_t202_s4971" style="position:absolute;margin-left:544.2518635170603px;margin-top:151.1811023622047px;width:279.68503937007875px;height:18.89763779527559px;z-index:251660288;mso-position-horizontal-absolute:no;mso-position-vertical-absolute:no" filled="f" stroked="f" o:allowincell="f">
             <v:textbox style="mso-fit-shape-to-t:f" inset="0,0,0,0">
               <w:txbxContent>
                 <w:p>
@@ -938,11 +938,11 @@
       </w:r>
       <w:r>
         <w:pict>
-          <v:shapetype id="_x0000_t202_s66764" coordsize="21600,21600" o:spt="202" path="m,l,21600r21600,l21600,xe">
+          <v:shapetype id="_x0000_t202_s20701" coordsize="21600,21600" o:spt="202" path="m,l,21600r21600,l21600,xe">
             <v:stroke joinstyle="miter"/>
             <v:path gradientshapeok="t" o:connecttype="rect"/>
           </v:shapetype>
-          <v:shape id="shape_66764" type="#_x0000_t202_s66764" style="position:absolute;margin-left:544.2518635170603px;margin-top:177.63779527559055px;width:37.79527559055118px;height:15.118110236220472px;z-index:251660288;mso-position-horizontal-absolute:no;mso-position-vertical-absolute:no" filled="f" stroked="f" o:allowincell="f">
+          <v:shape id="shape_20701" type="#_x0000_t202_s20701" style="position:absolute;margin-left:544.2518635170603px;margin-top:177.63779527559055px;width:37.79527559055118px;height:15.118110236220472px;z-index:251660288;mso-position-horizontal-absolute:no;mso-position-vertical-absolute:no" filled="f" stroked="f" o:allowincell="f">
             <v:textbox style="mso-fit-shape-to-t:f" inset="0,0,0,0">
               <w:txbxContent>
                 <w:p>
@@ -968,11 +968,11 @@
       </w:r>
       <w:r>
         <w:pict>
-          <v:shapetype id="_x0000_t202_s46666" coordsize="21600,21600" o:spt="202" path="m,l,21600r21600,l21600,xe">
+          <v:shapetype id="_x0000_t202_s35067" coordsize="21600,21600" o:spt="202" path="m,l,21600r21600,l21600,xe">
             <v:stroke joinstyle="miter"/>
             <v:path gradientshapeok="t" o:connecttype="rect"/>
           </v:shapetype>
-          <v:shape id="shape_46666" type="#_x0000_t202_s46666" style="position:absolute;margin-left:582.0471391076115px;margin-top:177.63779527559055px;width:128.50393700787401px;height:15.118110236220472px;z-index:251660288;mso-position-horizontal-absolute:no;mso-position-vertical-absolute:no" filled="f" stroked="f" o:allowincell="f">
+          <v:shape id="shape_35067" type="#_x0000_t202_s35067" style="position:absolute;margin-left:582.0471391076115px;margin-top:177.63779527559055px;width:128.50393700787401px;height:15.118110236220472px;z-index:251660288;mso-position-horizontal-absolute:no;mso-position-vertical-absolute:no" filled="f" stroked="f" o:allowincell="f">
             <v:textbox style="mso-fit-shape-to-t:f" inset="0,0,0,0">
               <w:txbxContent>
                 <w:p>
@@ -998,11 +998,11 @@
       </w:r>
       <w:r>
         <w:pict>
-          <v:shapetype id="_x0000_t202_s51072" coordsize="21600,21600" o:spt="202" path="m,l,21600r21600,l21600,xe">
+          <v:shapetype id="_x0000_t202_s525" coordsize="21600,21600" o:spt="202" path="m,l,21600r21600,l21600,xe">
             <v:stroke joinstyle="miter"/>
             <v:path gradientshapeok="t" o:connecttype="rect"/>
           </v:shapetype>
-          <v:shape id="shape_51072" type="#_x0000_t202_s51072" style="position:absolute;margin-left:710.5510761154856px;margin-top:177.63779527559055px;width:113.3857217847769px;height:15.118110236220472px;z-index:251660288;mso-position-horizontal-absolute:no;mso-position-vertical-absolute:no" filled="f" stroked="f" o:allowincell="f">
+          <v:shape id="shape_525" type="#_x0000_t202_s525" style="position:absolute;margin-left:710.5510761154856px;margin-top:177.63779527559055px;width:113.3857217847769px;height:15.118110236220472px;z-index:251660288;mso-position-horizontal-absolute:no;mso-position-vertical-absolute:no" filled="f" stroked="f" o:allowincell="f">
             <v:textbox style="mso-fit-shape-to-t:f" inset="0,0,0,0">
               <w:txbxContent>
                 <w:p>
@@ -1028,11 +1028,11 @@
       </w:r>
       <w:r>
         <w:pict>
-          <v:shapetype id="_x0000_t202_s56622" coordsize="21600,21600" o:spt="202" path="m,l,21600r21600,l21600,xe">
+          <v:shapetype id="_x0000_t202_s72320" coordsize="21600,21600" o:spt="202" path="m,l,21600r21600,l21600,xe">
             <v:stroke joinstyle="miter"/>
             <v:path gradientshapeok="t" o:connecttype="rect"/>
           </v:shapetype>
-          <v:shape id="shape_56622" type="#_x0000_t202_s56622" style="position:absolute;margin-left:823.9369028871391px;margin-top:151.1811023622047px;width:279.68503937007875px;height:18.89763779527559px;z-index:251660288;mso-position-horizontal-absolute:no;mso-position-vertical-absolute:no" filled="f" stroked="f" o:allowincell="f">
+          <v:shape id="shape_72320" type="#_x0000_t202_s72320" style="position:absolute;margin-left:823.9369028871391px;margin-top:151.1811023622047px;width:279.68503937007875px;height:18.89763779527559px;z-index:251660288;mso-position-horizontal-absolute:no;mso-position-vertical-absolute:no" filled="f" stroked="f" o:allowincell="f">
             <v:textbox style="mso-fit-shape-to-t:f" inset="0,0,0,0">
               <w:txbxContent>
                 <w:p>
@@ -1058,11 +1058,11 @@
       </w:r>
       <w:r>
         <w:pict>
-          <v:shapetype id="_x0000_t202_s66764" coordsize="21600,21600" o:spt="202" path="m,l,21600r21600,l21600,xe">
+          <v:shapetype id="_x0000_t202_s20701" coordsize="21600,21600" o:spt="202" path="m,l,21600r21600,l21600,xe">
             <v:stroke joinstyle="miter"/>
             <v:path gradientshapeok="t" o:connecttype="rect"/>
           </v:shapetype>
-          <v:shape id="shape_66764" type="#_x0000_t202_s66764" style="position:absolute;margin-left:823.9369028871391px;margin-top:177.63779527559055px;width:37.79527559055118px;height:15.118110236220472px;z-index:251660288;mso-position-horizontal-absolute:no;mso-position-vertical-absolute:no" filled="f" stroked="f" o:allowincell="f">
+          <v:shape id="shape_20701" type="#_x0000_t202_s20701" style="position:absolute;margin-left:823.9369028871391px;margin-top:177.63779527559055px;width:37.79527559055118px;height:15.118110236220472px;z-index:251660288;mso-position-horizontal-absolute:no;mso-position-vertical-absolute:no" filled="f" stroked="f" o:allowincell="f">
             <v:textbox style="mso-fit-shape-to-t:f" inset="0,0,0,0">
               <w:txbxContent>
                 <w:p>
@@ -1088,11 +1088,11 @@
       </w:r>
       <w:r>
         <w:pict>
-          <v:shapetype id="_x0000_t202_s46666" coordsize="21600,21600" o:spt="202" path="m,l,21600r21600,l21600,xe">
+          <v:shapetype id="_x0000_t202_s35067" coordsize="21600,21600" o:spt="202" path="m,l,21600r21600,l21600,xe">
             <v:stroke joinstyle="miter"/>
             <v:path gradientshapeok="t" o:connecttype="rect"/>
           </v:shapetype>
-          <v:shape id="shape_46666" type="#_x0000_t202_s46666" style="position:absolute;margin-left:861.7321784776902px;margin-top:177.63779527559055px;width:128.50393700787401px;height:15.118110236220472px;z-index:251660288;mso-position-horizontal-absolute:no;mso-position-vertical-absolute:no" filled="f" stroked="f" o:allowincell="f">
+          <v:shape id="shape_35067" type="#_x0000_t202_s35067" style="position:absolute;margin-left:861.7321784776902px;margin-top:177.63779527559055px;width:128.50393700787401px;height:15.118110236220472px;z-index:251660288;mso-position-horizontal-absolute:no;mso-position-vertical-absolute:no" filled="f" stroked="f" o:allowincell="f">
             <v:textbox style="mso-fit-shape-to-t:f" inset="0,0,0,0">
               <w:txbxContent>
                 <w:p>
@@ -1118,11 +1118,11 @@
       </w:r>
       <w:r>
         <w:pict>
-          <v:shapetype id="_x0000_t202_s51072" coordsize="21600,21600" o:spt="202" path="m,l,21600r21600,l21600,xe">
+          <v:shapetype id="_x0000_t202_s525" coordsize="21600,21600" o:spt="202" path="m,l,21600r21600,l21600,xe">
             <v:stroke joinstyle="miter"/>
             <v:path gradientshapeok="t" o:connecttype="rect"/>
           </v:shapetype>
-          <v:shape id="shape_51072" type="#_x0000_t202_s51072" style="position:absolute;margin-left:990.2361154855643px;margin-top:177.63779527559055px;width:113.3857217847769px;height:15.118110236220472px;z-index:251660288;mso-position-horizontal-absolute:no;mso-position-vertical-absolute:no" filled="f" stroked="f" o:allowincell="f">
+          <v:shape id="shape_525" type="#_x0000_t202_s525" style="position:absolute;margin-left:990.2361154855643px;margin-top:177.63779527559055px;width:113.3857217847769px;height:15.118110236220472px;z-index:251660288;mso-position-horizontal-absolute:no;mso-position-vertical-absolute:no" filled="f" stroked="f" o:allowincell="f">
             <v:textbox style="mso-fit-shape-to-t:f" inset="0,0,0,0">
               <w:txbxContent>
                 <w:p>
@@ -1148,11 +1148,11 @@
       </w:r>
       <w:r>
         <w:pict>
-          <v:shapetype id="_x0000_t202_s24476" coordsize="21600,21600" o:spt="202" path="m,l,21600r21600,l21600,xe">
+          <v:shapetype id="_x0000_t202_s29484" coordsize="21600,21600" o:spt="202" path="m,l,21600r21600,l21600,xe">
             <v:stroke joinstyle="miter"/>
             <v:path gradientshapeok="t" o:connecttype="rect"/>
           </v:shapetype>
-          <v:shape id="shape_24476" type="#_x0000_t202_s24476" style="position:absolute;margin-left:1065.8267716535433px;margin-top:151.1811023622047px;width:37.79527559055118px;height:18.89763779527559px;z-index:251660288;mso-position-horizontal-absolute:no;mso-position-vertical-absolute:no" filled="f" stroked="f" o:allowincell="f">
+          <v:shape id="shape_29484" type="#_x0000_t202_s29484" style="position:absolute;margin-left:1065.8267716535433px;margin-top:151.1811023622047px;width:37.79527559055118px;height:18.89763779527559px;z-index:251660288;mso-position-horizontal-absolute:no;mso-position-vertical-absolute:no" filled="f" stroked="f" o:allowincell="f">
             <v:textbox style="mso-fit-shape-to-t:f" inset="0,0,0,0">
               <w:txbxContent>
                 <w:p>
@@ -1178,11 +1178,11 @@
       </w:r>
       <w:r>
         <w:pict>
-          <v:shapetype id="_x0000_t202_s96495" coordsize="21600,21600" o:spt="202" path="m,l,21600r21600,l21600,xe">
+          <v:shapetype id="_x0000_t202_s45225" coordsize="21600,21600" o:spt="202" path="m,l,21600r21600,l21600,xe">
             <v:stroke joinstyle="miter"/>
             <v:path gradientshapeok="t" o:connecttype="rect"/>
           </v:shapetype>
-          <v:shape id="shape_96495" type="#_x0000_t202_s96495" style="position:absolute;margin-left:264.56692913385825px;margin-top:204.09448818897638px;width:37.79527559055118px;height:65.33175853018373px;z-index:251660288;mso-position-horizontal-absolute:no;mso-position-vertical-absolute:no" filled="f" stroked="f" o:allowincell="f">
+          <v:shape id="shape_45225" type="#_x0000_t202_s45225" style="position:absolute;margin-left:264.56692913385825px;margin-top:204.09448818897638px;width:37.79527559055118px;height:18.89763779527559px;z-index:251660288;mso-position-horizontal-absolute:no;mso-position-vertical-absolute:no" filled="f" stroked="f" o:allowincell="f">
             <v:textbox style="mso-fit-shape-to-t:f" inset="0,0,0,0">
               <w:txbxContent>
                 <w:p>
@@ -1208,11 +1208,11 @@
       </w:r>
       <w:r>
         <w:pict>
-          <v:shapetype id="_x0000_t202_s9769" coordsize="21600,21600" o:spt="202" path="m,l,21600r21600,l21600,xe">
+          <v:shapetype id="_x0000_t202_s36518" coordsize="21600,21600" o:spt="202" path="m,l,21600r21600,l21600,xe">
             <v:stroke joinstyle="miter"/>
             <v:path gradientshapeok="t" o:connecttype="rect"/>
           </v:shapetype>
-          <v:shape id="shape_9769" type="#_x0000_t202_s9769" style="position:absolute;margin-left:302.3622047244094px;margin-top:204.09448818897638px;width:128.50393700787401px;height:65.33175853018373px;z-index:251660288;mso-position-horizontal-absolute:no;mso-position-vertical-absolute:no" filled="f" stroked="f" o:allowincell="f">
+          <v:shape id="shape_36518" type="#_x0000_t202_s36518" style="position:absolute;margin-left:302.3622047244094px;margin-top:204.09448818897638px;width:128.50393700787401px;height:18.89763779527559px;z-index:251660288;mso-position-horizontal-absolute:no;mso-position-vertical-absolute:no" filled="f" stroked="f" o:allowincell="f">
             <v:textbox style="mso-fit-shape-to-t:f" inset="0,0,0,0">
               <w:txbxContent>
                 <w:p>
@@ -1228,7 +1228,7 @@
                       <w:b w:val="false"/>
                       <w:u w:val="none"/>
                     </w:rPr>
-                    <w:t xml:space="preserve">___________________</w:t>
+                    <w:t xml:space="preserve">__________________________</w:t>
                   </w:r>
                 </w:p>
               </w:txbxContent>
@@ -1238,11 +1238,11 @@
       </w:r>
       <w:r>
         <w:pict>
-          <v:shapetype id="_x0000_t202_s9769" coordsize="21600,21600" o:spt="202" path="m,l,21600r21600,l21600,xe">
+          <v:shapetype id="_x0000_t202_s75461" coordsize="21600,21600" o:spt="202" path="m,l,21600r21600,l21600,xe">
             <v:stroke joinstyle="miter"/>
             <v:path gradientshapeok="t" o:connecttype="rect"/>
           </v:shapetype>
-          <v:shape id="shape_9769" type="#_x0000_t202_s9769" style="position:absolute;margin-left:430.86614173228344px;margin-top:204.09448818897638px;width:113.3857217847769px;height:65.33175853018373px;z-index:251660288;mso-position-horizontal-absolute:no;mso-position-vertical-absolute:no" filled="f" stroked="f" o:allowincell="f">
+          <v:shape id="shape_75461" type="#_x0000_t202_s75461" style="position:absolute;margin-left:430.86614173228344px;margin-top:204.09448818897638px;width:113.3857217847769px;height:18.89763779527559px;z-index:251660288;mso-position-horizontal-absolute:no;mso-position-vertical-absolute:no" filled="f" stroked="f" o:allowincell="f">
             <v:textbox style="mso-fit-shape-to-t:f" inset="0,0,0,0">
               <w:txbxContent>
                 <w:p>
@@ -1258,7 +1258,7 @@
                       <w:b w:val="false"/>
                       <w:u w:val="none"/>
                     </w:rPr>
-                    <w:t xml:space="preserve">___________________</w:t>
+                    <w:t xml:space="preserve">________________</w:t>
                   </w:r>
                 </w:p>
               </w:txbxContent>
@@ -1268,11 +1268,11 @@
       </w:r>
       <w:r>
         <w:pict>
-          <v:shapetype id="_x0000_t202_s96495" coordsize="21600,21600" o:spt="202" path="m,l,21600r21600,l21600,xe">
+          <v:shapetype id="_x0000_t202_s45225" coordsize="21600,21600" o:spt="202" path="m,l,21600r21600,l21600,xe">
             <v:stroke joinstyle="miter"/>
             <v:path gradientshapeok="t" o:connecttype="rect"/>
           </v:shapetype>
-          <v:shape id="shape_96495" type="#_x0000_t202_s96495" style="position:absolute;margin-left:544.2518635170603px;margin-top:204.09448818897638px;width:37.79527559055118px;height:65.33175853018373px;z-index:251660288;mso-position-horizontal-absolute:no;mso-position-vertical-absolute:no" filled="f" stroked="f" o:allowincell="f">
+          <v:shape id="shape_45225" type="#_x0000_t202_s45225" style="position:absolute;margin-left:544.2518635170603px;margin-top:204.09448818897638px;width:37.79527559055118px;height:18.89763779527559px;z-index:251660288;mso-position-horizontal-absolute:no;mso-position-vertical-absolute:no" filled="f" stroked="f" o:allowincell="f">
             <v:textbox style="mso-fit-shape-to-t:f" inset="0,0,0,0">
               <w:txbxContent>
                 <w:p>
@@ -1298,11 +1298,11 @@
       </w:r>
       <w:r>
         <w:pict>
-          <v:shapetype id="_x0000_t202_s9769" coordsize="21600,21600" o:spt="202" path="m,l,21600r21600,l21600,xe">
+          <v:shapetype id="_x0000_t202_s36518" coordsize="21600,21600" o:spt="202" path="m,l,21600r21600,l21600,xe">
             <v:stroke joinstyle="miter"/>
             <v:path gradientshapeok="t" o:connecttype="rect"/>
           </v:shapetype>
-          <v:shape id="shape_9769" type="#_x0000_t202_s9769" style="position:absolute;margin-left:582.0471391076115px;margin-top:204.09448818897638px;width:128.50393700787401px;height:65.33175853018373px;z-index:251660288;mso-position-horizontal-absolute:no;mso-position-vertical-absolute:no" filled="f" stroked="f" o:allowincell="f">
+          <v:shape id="shape_36518" type="#_x0000_t202_s36518" style="position:absolute;margin-left:582.0471391076115px;margin-top:204.09448818897638px;width:128.50393700787401px;height:18.89763779527559px;z-index:251660288;mso-position-horizontal-absolute:no;mso-position-vertical-absolute:no" filled="f" stroked="f" o:allowincell="f">
             <v:textbox style="mso-fit-shape-to-t:f" inset="0,0,0,0">
               <w:txbxContent>
                 <w:p>
@@ -1318,7 +1318,7 @@
                       <w:b w:val="false"/>
                       <w:u w:val="none"/>
                     </w:rPr>
-                    <w:t xml:space="preserve">___________________</w:t>
+                    <w:t xml:space="preserve">__________________________</w:t>
                   </w:r>
                 </w:p>
               </w:txbxContent>
@@ -1328,11 +1328,11 @@
       </w:r>
       <w:r>
         <w:pict>
-          <v:shapetype id="_x0000_t202_s9769" coordsize="21600,21600" o:spt="202" path="m,l,21600r21600,l21600,xe">
+          <v:shapetype id="_x0000_t202_s75461" coordsize="21600,21600" o:spt="202" path="m,l,21600r21600,l21600,xe">
             <v:stroke joinstyle="miter"/>
             <v:path gradientshapeok="t" o:connecttype="rect"/>
           </v:shapetype>
-          <v:shape id="shape_9769" type="#_x0000_t202_s9769" style="position:absolute;margin-left:710.5510761154856px;margin-top:204.09448818897638px;width:113.3857217847769px;height:65.33175853018373px;z-index:251660288;mso-position-horizontal-absolute:no;mso-position-vertical-absolute:no" filled="f" stroked="f" o:allowincell="f">
+          <v:shape id="shape_75461" type="#_x0000_t202_s75461" style="position:absolute;margin-left:710.5510761154856px;margin-top:204.09448818897638px;width:113.3857217847769px;height:18.89763779527559px;z-index:251660288;mso-position-horizontal-absolute:no;mso-position-vertical-absolute:no" filled="f" stroked="f" o:allowincell="f">
             <v:textbox style="mso-fit-shape-to-t:f" inset="0,0,0,0">
               <w:txbxContent>
                 <w:p>
@@ -1348,7 +1348,7 @@
                       <w:b w:val="false"/>
                       <w:u w:val="none"/>
                     </w:rPr>
-                    <w:t xml:space="preserve">___________________</w:t>
+                    <w:t xml:space="preserve">________________</w:t>
                   </w:r>
                 </w:p>
               </w:txbxContent>
@@ -1358,11 +1358,11 @@
       </w:r>
       <w:r>
         <w:pict>
-          <v:shapetype id="_x0000_t202_s96495" coordsize="21600,21600" o:spt="202" path="m,l,21600r21600,l21600,xe">
+          <v:shapetype id="_x0000_t202_s45225" coordsize="21600,21600" o:spt="202" path="m,l,21600r21600,l21600,xe">
             <v:stroke joinstyle="miter"/>
             <v:path gradientshapeok="t" o:connecttype="rect"/>
           </v:shapetype>
-          <v:shape id="shape_96495" type="#_x0000_t202_s96495" style="position:absolute;margin-left:823.9369028871391px;margin-top:204.09448818897638px;width:37.79527559055118px;height:65.33175853018373px;z-index:251660288;mso-position-horizontal-absolute:no;mso-position-vertical-absolute:no" filled="f" stroked="f" o:allowincell="f">
+          <v:shape id="shape_45225" type="#_x0000_t202_s45225" style="position:absolute;margin-left:823.9369028871391px;margin-top:204.09448818897638px;width:37.79527559055118px;height:18.89763779527559px;z-index:251660288;mso-position-horizontal-absolute:no;mso-position-vertical-absolute:no" filled="f" stroked="f" o:allowincell="f">
             <v:textbox style="mso-fit-shape-to-t:f" inset="0,0,0,0">
               <w:txbxContent>
                 <w:p>
@@ -1388,11 +1388,11 @@
       </w:r>
       <w:r>
         <w:pict>
-          <v:shapetype id="_x0000_t202_s9769" coordsize="21600,21600" o:spt="202" path="m,l,21600r21600,l21600,xe">
+          <v:shapetype id="_x0000_t202_s36518" coordsize="21600,21600" o:spt="202" path="m,l,21600r21600,l21600,xe">
             <v:stroke joinstyle="miter"/>
             <v:path gradientshapeok="t" o:connecttype="rect"/>
           </v:shapetype>
-          <v:shape id="shape_9769" type="#_x0000_t202_s9769" style="position:absolute;margin-left:861.7321784776902px;margin-top:204.09448818897638px;width:128.50393700787401px;height:65.33175853018373px;z-index:251660288;mso-position-horizontal-absolute:no;mso-position-vertical-absolute:no" filled="f" stroked="f" o:allowincell="f">
+          <v:shape id="shape_36518" type="#_x0000_t202_s36518" style="position:absolute;margin-left:861.7321784776902px;margin-top:204.09448818897638px;width:128.50393700787401px;height:18.89763779527559px;z-index:251660288;mso-position-horizontal-absolute:no;mso-position-vertical-absolute:no" filled="f" stroked="f" o:allowincell="f">
             <v:textbox style="mso-fit-shape-to-t:f" inset="0,0,0,0">
               <w:txbxContent>
                 <w:p>
@@ -1408,7 +1408,7 @@
                       <w:b w:val="false"/>
                       <w:u w:val="none"/>
                     </w:rPr>
-                    <w:t xml:space="preserve">___________________</w:t>
+                    <w:t xml:space="preserve">__________________________</w:t>
                   </w:r>
                 </w:p>
               </w:txbxContent>
@@ -1418,11 +1418,11 @@
       </w:r>
       <w:r>
         <w:pict>
-          <v:shapetype id="_x0000_t202_s9769" coordsize="21600,21600" o:spt="202" path="m,l,21600r21600,l21600,xe">
+          <v:shapetype id="_x0000_t202_s75461" coordsize="21600,21600" o:spt="202" path="m,l,21600r21600,l21600,xe">
             <v:stroke joinstyle="miter"/>
             <v:path gradientshapeok="t" o:connecttype="rect"/>
           </v:shapetype>
-          <v:shape id="shape_9769" type="#_x0000_t202_s9769" style="position:absolute;margin-left:990.2361154855643px;margin-top:204.09448818897638px;width:113.3857217847769px;height:65.33175853018373px;z-index:251660288;mso-position-horizontal-absolute:no;mso-position-vertical-absolute:no" filled="f" stroked="f" o:allowincell="f">
+          <v:shape id="shape_75461" type="#_x0000_t202_s75461" style="position:absolute;margin-left:990.2361154855643px;margin-top:204.09448818897638px;width:113.3857217847769px;height:18.89763779527559px;z-index:251660288;mso-position-horizontal-absolute:no;mso-position-vertical-absolute:no" filled="f" stroked="f" o:allowincell="f">
             <v:textbox style="mso-fit-shape-to-t:f" inset="0,0,0,0">
               <w:txbxContent>
                 <w:p>
@@ -1438,7 +1438,7 @@
                       <w:b w:val="false"/>
                       <w:u w:val="none"/>
                     </w:rPr>
-                    <w:t xml:space="preserve">___________________</w:t>
+                    <w:t xml:space="preserve">________________</w:t>
                   </w:r>
                 </w:p>
               </w:txbxContent>
@@ -1448,11 +1448,11 @@
       </w:r>
       <w:r>
         <w:pict>
-          <v:shapetype id="_x0000_t202_s73678" coordsize="21600,21600" o:spt="202" path="m,l,21600r21600,l21600,xe">
+          <v:shapetype id="_x0000_t202_s79195" coordsize="21600,21600" o:spt="202" path="m,l,21600r21600,l21600,xe">
             <v:stroke joinstyle="miter"/>
             <v:path gradientshapeok="t" o:connecttype="rect"/>
           </v:shapetype>
-          <v:shape id="shape_73678" type="#_x0000_t202_s73678" style="position:absolute;margin-left:264.56692913385825px;margin-top:269.42624671916013px;width:37.79527559055118px;height:65.33175853018373px;z-index:251660288;mso-position-horizontal-absolute:no;mso-position-vertical-absolute:no" filled="f" stroked="f" o:allowincell="f">
+          <v:shape id="shape_79195" type="#_x0000_t202_s79195" style="position:absolute;margin-left:264.56692913385825px;margin-top:269.42624671916013px;width:37.79527559055118px;height:18.89763779527559px;z-index:251660288;mso-position-horizontal-absolute:no;mso-position-vertical-absolute:no" filled="f" stroked="f" o:allowincell="f">
             <v:textbox style="mso-fit-shape-to-t:f" inset="0,0,0,0">
               <w:txbxContent>
                 <w:p>
@@ -1478,11 +1478,11 @@
       </w:r>
       <w:r>
         <w:pict>
-          <v:shapetype id="_x0000_t202_s9769" coordsize="21600,21600" o:spt="202" path="m,l,21600r21600,l21600,xe">
+          <v:shapetype id="_x0000_t202_s36518" coordsize="21600,21600" o:spt="202" path="m,l,21600r21600,l21600,xe">
             <v:stroke joinstyle="miter"/>
             <v:path gradientshapeok="t" o:connecttype="rect"/>
           </v:shapetype>
-          <v:shape id="shape_9769" type="#_x0000_t202_s9769" style="position:absolute;margin-left:302.3622047244094px;margin-top:269.42624671916013px;width:128.50393700787401px;height:65.33175853018373px;z-index:251660288;mso-position-horizontal-absolute:no;mso-position-vertical-absolute:no" filled="f" stroked="f" o:allowincell="f">
+          <v:shape id="shape_36518" type="#_x0000_t202_s36518" style="position:absolute;margin-left:302.3622047244094px;margin-top:269.42624671916013px;width:128.50393700787401px;height:18.89763779527559px;z-index:251660288;mso-position-horizontal-absolute:no;mso-position-vertical-absolute:no" filled="f" stroked="f" o:allowincell="f">
             <v:textbox style="mso-fit-shape-to-t:f" inset="0,0,0,0">
               <w:txbxContent>
                 <w:p>
@@ -1498,7 +1498,7 @@
                       <w:b w:val="false"/>
                       <w:u w:val="none"/>
                     </w:rPr>
-                    <w:t xml:space="preserve">___________________</w:t>
+                    <w:t xml:space="preserve">__________________________</w:t>
                   </w:r>
                 </w:p>
               </w:txbxContent>
@@ -1508,11 +1508,11 @@
       </w:r>
       <w:r>
         <w:pict>
-          <v:shapetype id="_x0000_t202_s9769" coordsize="21600,21600" o:spt="202" path="m,l,21600r21600,l21600,xe">
+          <v:shapetype id="_x0000_t202_s75461" coordsize="21600,21600" o:spt="202" path="m,l,21600r21600,l21600,xe">
             <v:stroke joinstyle="miter"/>
             <v:path gradientshapeok="t" o:connecttype="rect"/>
           </v:shapetype>
-          <v:shape id="shape_9769" type="#_x0000_t202_s9769" style="position:absolute;margin-left:430.86614173228344px;margin-top:269.42624671916013px;width:113.3857217847769px;height:65.33175853018373px;z-index:251660288;mso-position-horizontal-absolute:no;mso-position-vertical-absolute:no" filled="f" stroked="f" o:allowincell="f">
+          <v:shape id="shape_75461" type="#_x0000_t202_s75461" style="position:absolute;margin-left:430.86614173228344px;margin-top:269.42624671916013px;width:113.3857217847769px;height:18.89763779527559px;z-index:251660288;mso-position-horizontal-absolute:no;mso-position-vertical-absolute:no" filled="f" stroked="f" o:allowincell="f">
             <v:textbox style="mso-fit-shape-to-t:f" inset="0,0,0,0">
               <w:txbxContent>
                 <w:p>
@@ -1528,7 +1528,7 @@
                       <w:b w:val="false"/>
                       <w:u w:val="none"/>
                     </w:rPr>
-                    <w:t xml:space="preserve">___________________</w:t>
+                    <w:t xml:space="preserve">________________</w:t>
                   </w:r>
                 </w:p>
               </w:txbxContent>
@@ -1538,11 +1538,11 @@
       </w:r>
       <w:r>
         <w:pict>
-          <v:shapetype id="_x0000_t202_s73678" coordsize="21600,21600" o:spt="202" path="m,l,21600r21600,l21600,xe">
+          <v:shapetype id="_x0000_t202_s79195" coordsize="21600,21600" o:spt="202" path="m,l,21600r21600,l21600,xe">
             <v:stroke joinstyle="miter"/>
             <v:path gradientshapeok="t" o:connecttype="rect"/>
           </v:shapetype>
-          <v:shape id="shape_73678" type="#_x0000_t202_s73678" style="position:absolute;margin-left:544.2518635170603px;margin-top:269.42624671916013px;width:37.79527559055118px;height:65.33175853018373px;z-index:251660288;mso-position-horizontal-absolute:no;mso-position-vertical-absolute:no" filled="f" stroked="f" o:allowincell="f">
+          <v:shape id="shape_79195" type="#_x0000_t202_s79195" style="position:absolute;margin-left:544.2518635170603px;margin-top:269.42624671916013px;width:37.79527559055118px;height:18.89763779527559px;z-index:251660288;mso-position-horizontal-absolute:no;mso-position-vertical-absolute:no" filled="f" stroked="f" o:allowincell="f">
             <v:textbox style="mso-fit-shape-to-t:f" inset="0,0,0,0">
               <w:txbxContent>
                 <w:p>
@@ -1568,11 +1568,11 @@
       </w:r>
       <w:r>
         <w:pict>
-          <v:shapetype id="_x0000_t202_s9769" coordsize="21600,21600" o:spt="202" path="m,l,21600r21600,l21600,xe">
+          <v:shapetype id="_x0000_t202_s36518" coordsize="21600,21600" o:spt="202" path="m,l,21600r21600,l21600,xe">
             <v:stroke joinstyle="miter"/>
             <v:path gradientshapeok="t" o:connecttype="rect"/>
           </v:shapetype>
-          <v:shape id="shape_9769" type="#_x0000_t202_s9769" style="position:absolute;margin-left:582.0471391076115px;margin-top:269.42624671916013px;width:128.50393700787401px;height:65.33175853018373px;z-index:251660288;mso-position-horizontal-absolute:no;mso-position-vertical-absolute:no" filled="f" stroked="f" o:allowincell="f">
+          <v:shape id="shape_36518" type="#_x0000_t202_s36518" style="position:absolute;margin-left:582.0471391076115px;margin-top:269.42624671916013px;width:128.50393700787401px;height:18.89763779527559px;z-index:251660288;mso-position-horizontal-absolute:no;mso-position-vertical-absolute:no" filled="f" stroked="f" o:allowincell="f">
             <v:textbox style="mso-fit-shape-to-t:f" inset="0,0,0,0">
               <w:txbxContent>
                 <w:p>
@@ -1588,7 +1588,7 @@
                       <w:b w:val="false"/>
                       <w:u w:val="none"/>
                     </w:rPr>
-                    <w:t xml:space="preserve">___________________</w:t>
+                    <w:t xml:space="preserve">__________________________</w:t>
                   </w:r>
                 </w:p>
               </w:txbxContent>
@@ -1598,11 +1598,11 @@
       </w:r>
       <w:r>
         <w:pict>
-          <v:shapetype id="_x0000_t202_s9769" coordsize="21600,21600" o:spt="202" path="m,l,21600r21600,l21600,xe">
+          <v:shapetype id="_x0000_t202_s75461" coordsize="21600,21600" o:spt="202" path="m,l,21600r21600,l21600,xe">
             <v:stroke joinstyle="miter"/>
             <v:path gradientshapeok="t" o:connecttype="rect"/>
           </v:shapetype>
-          <v:shape id="shape_9769" type="#_x0000_t202_s9769" style="position:absolute;margin-left:710.5510761154856px;margin-top:269.42624671916013px;width:113.3857217847769px;height:65.33175853018373px;z-index:251660288;mso-position-horizontal-absolute:no;mso-position-vertical-absolute:no" filled="f" stroked="f" o:allowincell="f">
+          <v:shape id="shape_75461" type="#_x0000_t202_s75461" style="position:absolute;margin-left:710.5510761154856px;margin-top:269.42624671916013px;width:113.3857217847769px;height:18.89763779527559px;z-index:251660288;mso-position-horizontal-absolute:no;mso-position-vertical-absolute:no" filled="f" stroked="f" o:allowincell="f">
             <v:textbox style="mso-fit-shape-to-t:f" inset="0,0,0,0">
               <w:txbxContent>
                 <w:p>
@@ -1618,7 +1618,7 @@
                       <w:b w:val="false"/>
                       <w:u w:val="none"/>
                     </w:rPr>
-                    <w:t xml:space="preserve">___________________</w:t>
+                    <w:t xml:space="preserve">________________</w:t>
                   </w:r>
                 </w:p>
               </w:txbxContent>
@@ -1628,11 +1628,11 @@
       </w:r>
       <w:r>
         <w:pict>
-          <v:shapetype id="_x0000_t202_s73678" coordsize="21600,21600" o:spt="202" path="m,l,21600r21600,l21600,xe">
+          <v:shapetype id="_x0000_t202_s79195" coordsize="21600,21600" o:spt="202" path="m,l,21600r21600,l21600,xe">
             <v:stroke joinstyle="miter"/>
             <v:path gradientshapeok="t" o:connecttype="rect"/>
           </v:shapetype>
-          <v:shape id="shape_73678" type="#_x0000_t202_s73678" style="position:absolute;margin-left:823.9369028871391px;margin-top:269.42624671916013px;width:37.79527559055118px;height:65.33175853018373px;z-index:251660288;mso-position-horizontal-absolute:no;mso-position-vertical-absolute:no" filled="f" stroked="f" o:allowincell="f">
+          <v:shape id="shape_79195" type="#_x0000_t202_s79195" style="position:absolute;margin-left:823.9369028871391px;margin-top:269.42624671916013px;width:37.79527559055118px;height:18.89763779527559px;z-index:251660288;mso-position-horizontal-absolute:no;mso-position-vertical-absolute:no" filled="f" stroked="f" o:allowincell="f">
             <v:textbox style="mso-fit-shape-to-t:f" inset="0,0,0,0">
               <w:txbxContent>
                 <w:p>
@@ -1658,11 +1658,11 @@
       </w:r>
       <w:r>
         <w:pict>
-          <v:shapetype id="_x0000_t202_s9769" coordsize="21600,21600" o:spt="202" path="m,l,21600r21600,l21600,xe">
+          <v:shapetype id="_x0000_t202_s36518" coordsize="21600,21600" o:spt="202" path="m,l,21600r21600,l21600,xe">
             <v:stroke joinstyle="miter"/>
             <v:path gradientshapeok="t" o:connecttype="rect"/>
           </v:shapetype>
-          <v:shape id="shape_9769" type="#_x0000_t202_s9769" style="position:absolute;margin-left:861.7321784776902px;margin-top:269.42624671916013px;width:128.50393700787401px;height:65.33175853018373px;z-index:251660288;mso-position-horizontal-absolute:no;mso-position-vertical-absolute:no" filled="f" stroked="f" o:allowincell="f">
+          <v:shape id="shape_36518" type="#_x0000_t202_s36518" style="position:absolute;margin-left:861.7321784776902px;margin-top:269.42624671916013px;width:128.50393700787401px;height:18.89763779527559px;z-index:251660288;mso-position-horizontal-absolute:no;mso-position-vertical-absolute:no" filled="f" stroked="f" o:allowincell="f">
             <v:textbox style="mso-fit-shape-to-t:f" inset="0,0,0,0">
               <w:txbxContent>
                 <w:p>
@@ -1678,7 +1678,7 @@
                       <w:b w:val="false"/>
                       <w:u w:val="none"/>
                     </w:rPr>
-                    <w:t xml:space="preserve">___________________</w:t>
+                    <w:t xml:space="preserve">__________________________</w:t>
                   </w:r>
                 </w:p>
               </w:txbxContent>
@@ -1688,11 +1688,11 @@
       </w:r>
       <w:r>
         <w:pict>
-          <v:shapetype id="_x0000_t202_s9769" coordsize="21600,21600" o:spt="202" path="m,l,21600r21600,l21600,xe">
+          <v:shapetype id="_x0000_t202_s75461" coordsize="21600,21600" o:spt="202" path="m,l,21600r21600,l21600,xe">
             <v:stroke joinstyle="miter"/>
             <v:path gradientshapeok="t" o:connecttype="rect"/>
           </v:shapetype>
-          <v:shape id="shape_9769" type="#_x0000_t202_s9769" style="position:absolute;margin-left:990.2361154855643px;margin-top:269.42624671916013px;width:113.3857217847769px;height:65.33175853018373px;z-index:251660288;mso-position-horizontal-absolute:no;mso-position-vertical-absolute:no" filled="f" stroked="f" o:allowincell="f">
+          <v:shape id="shape_75461" type="#_x0000_t202_s75461" style="position:absolute;margin-left:990.2361154855643px;margin-top:269.42624671916013px;width:113.3857217847769px;height:18.89763779527559px;z-index:251660288;mso-position-horizontal-absolute:no;mso-position-vertical-absolute:no" filled="f" stroked="f" o:allowincell="f">
             <v:textbox style="mso-fit-shape-to-t:f" inset="0,0,0,0">
               <w:txbxContent>
                 <w:p>
@@ -1708,7 +1708,7 @@
                       <w:b w:val="false"/>
                       <w:u w:val="none"/>
                     </w:rPr>
-                    <w:t xml:space="preserve">___________________</w:t>
+                    <w:t xml:space="preserve">________________</w:t>
                   </w:r>
                 </w:p>
               </w:txbxContent>
@@ -1718,11 +1718,11 @@
       </w:r>
       <w:r>
         <w:pict>
-          <v:shapetype id="_x0000_t202_s25147" coordsize="21600,21600" o:spt="202" path="m,l,21600r21600,l21600,xe">
+          <v:shapetype id="_x0000_t202_s71486" coordsize="21600,21600" o:spt="202" path="m,l,21600r21600,l21600,xe">
             <v:stroke joinstyle="miter"/>
             <v:path gradientshapeok="t" o:connecttype="rect"/>
           </v:shapetype>
-          <v:shape id="shape_25147" type="#_x0000_t202_s25147" style="position:absolute;margin-left:264.56692913385825px;margin-top:334.7581102362205px;width:37.79527559055118px;height:65.33175853018373px;z-index:251660288;mso-position-horizontal-absolute:no;mso-position-vertical-absolute:no" filled="f" stroked="f" o:allowincell="f">
+          <v:shape id="shape_71486" type="#_x0000_t202_s71486" style="position:absolute;margin-left:264.56692913385825px;margin-top:334.7581102362205px;width:37.79527559055118px;height:18.89763779527559px;z-index:251660288;mso-position-horizontal-absolute:no;mso-position-vertical-absolute:no" filled="f" stroked="f" o:allowincell="f">
             <v:textbox style="mso-fit-shape-to-t:f" inset="0,0,0,0">
               <w:txbxContent>
                 <w:p>
@@ -1748,11 +1748,11 @@
       </w:r>
       <w:r>
         <w:pict>
-          <v:shapetype id="_x0000_t202_s9769" coordsize="21600,21600" o:spt="202" path="m,l,21600r21600,l21600,xe">
+          <v:shapetype id="_x0000_t202_s36518" coordsize="21600,21600" o:spt="202" path="m,l,21600r21600,l21600,xe">
             <v:stroke joinstyle="miter"/>
             <v:path gradientshapeok="t" o:connecttype="rect"/>
           </v:shapetype>
-          <v:shape id="shape_9769" type="#_x0000_t202_s9769" style="position:absolute;margin-left:302.3622047244094px;margin-top:334.7581102362205px;width:128.50393700787401px;height:65.33175853018373px;z-index:251660288;mso-position-horizontal-absolute:no;mso-position-vertical-absolute:no" filled="f" stroked="f" o:allowincell="f">
+          <v:shape id="shape_36518" type="#_x0000_t202_s36518" style="position:absolute;margin-left:302.3622047244094px;margin-top:334.7581102362205px;width:128.50393700787401px;height:18.89763779527559px;z-index:251660288;mso-position-horizontal-absolute:no;mso-position-vertical-absolute:no" filled="f" stroked="f" o:allowincell="f">
             <v:textbox style="mso-fit-shape-to-t:f" inset="0,0,0,0">
               <w:txbxContent>
                 <w:p>
@@ -1768,7 +1768,7 @@
                       <w:b w:val="false"/>
                       <w:u w:val="none"/>
                     </w:rPr>
-                    <w:t xml:space="preserve">___________________</w:t>
+                    <w:t xml:space="preserve">__________________________</w:t>
                   </w:r>
                 </w:p>
               </w:txbxContent>
@@ -1778,11 +1778,11 @@
       </w:r>
       <w:r>
         <w:pict>
-          <v:shapetype id="_x0000_t202_s9769" coordsize="21600,21600" o:spt="202" path="m,l,21600r21600,l21600,xe">
+          <v:shapetype id="_x0000_t202_s75461" coordsize="21600,21600" o:spt="202" path="m,l,21600r21600,l21600,xe">
             <v:stroke joinstyle="miter"/>
             <v:path gradientshapeok="t" o:connecttype="rect"/>
           </v:shapetype>
-          <v:shape id="shape_9769" type="#_x0000_t202_s9769" style="position:absolute;margin-left:430.86614173228344px;margin-top:334.7581102362205px;width:113.3857217847769px;height:65.33175853018373px;z-index:251660288;mso-position-horizontal-absolute:no;mso-position-vertical-absolute:no" filled="f" stroked="f" o:allowincell="f">
+          <v:shape id="shape_75461" type="#_x0000_t202_s75461" style="position:absolute;margin-left:430.86614173228344px;margin-top:334.7581102362205px;width:113.3857217847769px;height:18.89763779527559px;z-index:251660288;mso-position-horizontal-absolute:no;mso-position-vertical-absolute:no" filled="f" stroked="f" o:allowincell="f">
             <v:textbox style="mso-fit-shape-to-t:f" inset="0,0,0,0">
               <w:txbxContent>
                 <w:p>
@@ -1798,7 +1798,7 @@
                       <w:b w:val="false"/>
                       <w:u w:val="none"/>
                     </w:rPr>
-                    <w:t xml:space="preserve">___________________</w:t>
+                    <w:t xml:space="preserve">________________</w:t>
                   </w:r>
                 </w:p>
               </w:txbxContent>
@@ -1808,11 +1808,11 @@
       </w:r>
       <w:r>
         <w:pict>
-          <v:shapetype id="_x0000_t202_s25147" coordsize="21600,21600" o:spt="202" path="m,l,21600r21600,l21600,xe">
+          <v:shapetype id="_x0000_t202_s71486" coordsize="21600,21600" o:spt="202" path="m,l,21600r21600,l21600,xe">
             <v:stroke joinstyle="miter"/>
             <v:path gradientshapeok="t" o:connecttype="rect"/>
           </v:shapetype>
-          <v:shape id="shape_25147" type="#_x0000_t202_s25147" style="position:absolute;margin-left:544.2518635170603px;margin-top:334.7581102362205px;width:37.79527559055118px;height:65.33175853018373px;z-index:251660288;mso-position-horizontal-absolute:no;mso-position-vertical-absolute:no" filled="f" stroked="f" o:allowincell="f">
+          <v:shape id="shape_71486" type="#_x0000_t202_s71486" style="position:absolute;margin-left:544.2518635170603px;margin-top:334.7581102362205px;width:37.79527559055118px;height:18.89763779527559px;z-index:251660288;mso-position-horizontal-absolute:no;mso-position-vertical-absolute:no" filled="f" stroked="f" o:allowincell="f">
             <v:textbox style="mso-fit-shape-to-t:f" inset="0,0,0,0">
               <w:txbxContent>
                 <w:p>
@@ -1838,11 +1838,11 @@
       </w:r>
       <w:r>
         <w:pict>
-          <v:shapetype id="_x0000_t202_s9769" coordsize="21600,21600" o:spt="202" path="m,l,21600r21600,l21600,xe">
+          <v:shapetype id="_x0000_t202_s36518" coordsize="21600,21600" o:spt="202" path="m,l,21600r21600,l21600,xe">
             <v:stroke joinstyle="miter"/>
             <v:path gradientshapeok="t" o:connecttype="rect"/>
           </v:shapetype>
-          <v:shape id="shape_9769" type="#_x0000_t202_s9769" style="position:absolute;margin-left:582.0471391076115px;margin-top:334.7581102362205px;width:128.50393700787401px;height:65.33175853018373px;z-index:251660288;mso-position-horizontal-absolute:no;mso-position-vertical-absolute:no" filled="f" stroked="f" o:allowincell="f">
+          <v:shape id="shape_36518" type="#_x0000_t202_s36518" style="position:absolute;margin-left:582.0471391076115px;margin-top:334.7581102362205px;width:128.50393700787401px;height:18.89763779527559px;z-index:251660288;mso-position-horizontal-absolute:no;mso-position-vertical-absolute:no" filled="f" stroked="f" o:allowincell="f">
             <v:textbox style="mso-fit-shape-to-t:f" inset="0,0,0,0">
               <w:txbxContent>
                 <w:p>
@@ -1858,7 +1858,7 @@
                       <w:b w:val="false"/>
                       <w:u w:val="none"/>
                     </w:rPr>
-                    <w:t xml:space="preserve">___________________</w:t>
+                    <w:t xml:space="preserve">__________________________</w:t>
                   </w:r>
                 </w:p>
               </w:txbxContent>
@@ -1868,11 +1868,11 @@
       </w:r>
       <w:r>
         <w:pict>
-          <v:shapetype id="_x0000_t202_s9769" coordsize="21600,21600" o:spt="202" path="m,l,21600r21600,l21600,xe">
+          <v:shapetype id="_x0000_t202_s75461" coordsize="21600,21600" o:spt="202" path="m,l,21600r21600,l21600,xe">
             <v:stroke joinstyle="miter"/>
             <v:path gradientshapeok="t" o:connecttype="rect"/>
           </v:shapetype>
-          <v:shape id="shape_9769" type="#_x0000_t202_s9769" style="position:absolute;margin-left:710.5510761154856px;margin-top:334.7581102362205px;width:113.3857217847769px;height:65.33175853018373px;z-index:251660288;mso-position-horizontal-absolute:no;mso-position-vertical-absolute:no" filled="f" stroked="f" o:allowincell="f">
+          <v:shape id="shape_75461" type="#_x0000_t202_s75461" style="position:absolute;margin-left:710.5510761154856px;margin-top:334.7581102362205px;width:113.3857217847769px;height:18.89763779527559px;z-index:251660288;mso-position-horizontal-absolute:no;mso-position-vertical-absolute:no" filled="f" stroked="f" o:allowincell="f">
             <v:textbox style="mso-fit-shape-to-t:f" inset="0,0,0,0">
               <w:txbxContent>
                 <w:p>
@@ -1888,7 +1888,7 @@
                       <w:b w:val="false"/>
                       <w:u w:val="none"/>
                     </w:rPr>
-                    <w:t xml:space="preserve">___________________</w:t>
+                    <w:t xml:space="preserve">________________</w:t>
                   </w:r>
                 </w:p>
               </w:txbxContent>
@@ -1898,11 +1898,11 @@
       </w:r>
       <w:r>
         <w:pict>
-          <v:shapetype id="_x0000_t202_s25147" coordsize="21600,21600" o:spt="202" path="m,l,21600r21600,l21600,xe">
+          <v:shapetype id="_x0000_t202_s71486" coordsize="21600,21600" o:spt="202" path="m,l,21600r21600,l21600,xe">
             <v:stroke joinstyle="miter"/>
             <v:path gradientshapeok="t" o:connecttype="rect"/>
           </v:shapetype>
-          <v:shape id="shape_25147" type="#_x0000_t202_s25147" style="position:absolute;margin-left:823.9369028871391px;margin-top:334.7581102362205px;width:37.79527559055118px;height:65.33175853018373px;z-index:251660288;mso-position-horizontal-absolute:no;mso-position-vertical-absolute:no" filled="f" stroked="f" o:allowincell="f">
+          <v:shape id="shape_71486" type="#_x0000_t202_s71486" style="position:absolute;margin-left:823.9369028871391px;margin-top:334.7581102362205px;width:37.79527559055118px;height:18.89763779527559px;z-index:251660288;mso-position-horizontal-absolute:no;mso-position-vertical-absolute:no" filled="f" stroked="f" o:allowincell="f">
             <v:textbox style="mso-fit-shape-to-t:f" inset="0,0,0,0">
               <w:txbxContent>
                 <w:p>
@@ -1928,11 +1928,11 @@
       </w:r>
       <w:r>
         <w:pict>
-          <v:shapetype id="_x0000_t202_s9769" coordsize="21600,21600" o:spt="202" path="m,l,21600r21600,l21600,xe">
+          <v:shapetype id="_x0000_t202_s36518" coordsize="21600,21600" o:spt="202" path="m,l,21600r21600,l21600,xe">
             <v:stroke joinstyle="miter"/>
             <v:path gradientshapeok="t" o:connecttype="rect"/>
           </v:shapetype>
-          <v:shape id="shape_9769" type="#_x0000_t202_s9769" style="position:absolute;margin-left:861.7321784776902px;margin-top:334.7581102362205px;width:128.50393700787401px;height:65.33175853018373px;z-index:251660288;mso-position-horizontal-absolute:no;mso-position-vertical-absolute:no" filled="f" stroked="f" o:allowincell="f">
+          <v:shape id="shape_36518" type="#_x0000_t202_s36518" style="position:absolute;margin-left:861.7321784776902px;margin-top:334.7581102362205px;width:128.50393700787401px;height:18.89763779527559px;z-index:251660288;mso-position-horizontal-absolute:no;mso-position-vertical-absolute:no" filled="f" stroked="f" o:allowincell="f">
             <v:textbox style="mso-fit-shape-to-t:f" inset="0,0,0,0">
               <w:txbxContent>
                 <w:p>
@@ -1948,7 +1948,7 @@
                       <w:b w:val="false"/>
                       <w:u w:val="none"/>
                     </w:rPr>
-                    <w:t xml:space="preserve">___________________</w:t>
+                    <w:t xml:space="preserve">__________________________</w:t>
                   </w:r>
                 </w:p>
               </w:txbxContent>
@@ -1958,11 +1958,11 @@
       </w:r>
       <w:r>
         <w:pict>
-          <v:shapetype id="_x0000_t202_s9769" coordsize="21600,21600" o:spt="202" path="m,l,21600r21600,l21600,xe">
+          <v:shapetype id="_x0000_t202_s75461" coordsize="21600,21600" o:spt="202" path="m,l,21600r21600,l21600,xe">
             <v:stroke joinstyle="miter"/>
             <v:path gradientshapeok="t" o:connecttype="rect"/>
           </v:shapetype>
-          <v:shape id="shape_9769" type="#_x0000_t202_s9769" style="position:absolute;margin-left:990.2361154855643px;margin-top:334.7581102362205px;width:113.3857217847769px;height:65.33175853018373px;z-index:251660288;mso-position-horizontal-absolute:no;mso-position-vertical-absolute:no" filled="f" stroked="f" o:allowincell="f">
+          <v:shape id="shape_75461" type="#_x0000_t202_s75461" style="position:absolute;margin-left:990.2361154855643px;margin-top:334.7581102362205px;width:113.3857217847769px;height:18.89763779527559px;z-index:251660288;mso-position-horizontal-absolute:no;mso-position-vertical-absolute:no" filled="f" stroked="f" o:allowincell="f">
             <v:textbox style="mso-fit-shape-to-t:f" inset="0,0,0,0">
               <w:txbxContent>
                 <w:p>
@@ -1978,7 +1978,7 @@
                       <w:b w:val="false"/>
                       <w:u w:val="none"/>
                     </w:rPr>
-                    <w:t xml:space="preserve">___________________</w:t>
+                    <w:t xml:space="preserve">________________</w:t>
                   </w:r>
                 </w:p>
               </w:txbxContent>
@@ -1988,11 +1988,11 @@
       </w:r>
       <w:r>
         <w:pict>
-          <v:shapetype id="_x0000_t202_s29655" coordsize="21600,21600" o:spt="202" path="m,l,21600r21600,l21600,xe">
+          <v:shapetype id="_x0000_t202_s97496" coordsize="21600,21600" o:spt="202" path="m,l,21600r21600,l21600,xe">
             <v:stroke joinstyle="miter"/>
             <v:path gradientshapeok="t" o:connecttype="rect"/>
           </v:shapetype>
-          <v:shape id="shape_29655" type="#_x0000_t202_s29655" style="position:absolute;margin-left:264.56692913385825px;margin-top:400.08997375328084px;width:37.79527559055118px;height:65.33175853018373px;z-index:251660288;mso-position-horizontal-absolute:no;mso-position-vertical-absolute:no" filled="f" stroked="f" o:allowincell="f">
+          <v:shape id="shape_97496" type="#_x0000_t202_s97496" style="position:absolute;margin-left:264.56692913385825px;margin-top:400.08997375328084px;width:37.79527559055118px;height:18.89763779527559px;z-index:251660288;mso-position-horizontal-absolute:no;mso-position-vertical-absolute:no" filled="f" stroked="f" o:allowincell="f">
             <v:textbox style="mso-fit-shape-to-t:f" inset="0,0,0,0">
               <w:txbxContent>
                 <w:p>
@@ -2018,11 +2018,11 @@
       </w:r>
       <w:r>
         <w:pict>
-          <v:shapetype id="_x0000_t202_s9769" coordsize="21600,21600" o:spt="202" path="m,l,21600r21600,l21600,xe">
+          <v:shapetype id="_x0000_t202_s36518" coordsize="21600,21600" o:spt="202" path="m,l,21600r21600,l21600,xe">
             <v:stroke joinstyle="miter"/>
             <v:path gradientshapeok="t" o:connecttype="rect"/>
           </v:shapetype>
-          <v:shape id="shape_9769" type="#_x0000_t202_s9769" style="position:absolute;margin-left:302.3622047244094px;margin-top:400.08997375328084px;width:128.50393700787401px;height:65.33175853018373px;z-index:251660288;mso-position-horizontal-absolute:no;mso-position-vertical-absolute:no" filled="f" stroked="f" o:allowincell="f">
+          <v:shape id="shape_36518" type="#_x0000_t202_s36518" style="position:absolute;margin-left:302.3622047244094px;margin-top:400.08997375328084px;width:128.50393700787401px;height:18.89763779527559px;z-index:251660288;mso-position-horizontal-absolute:no;mso-position-vertical-absolute:no" filled="f" stroked="f" o:allowincell="f">
             <v:textbox style="mso-fit-shape-to-t:f" inset="0,0,0,0">
               <w:txbxContent>
                 <w:p>
@@ -2038,7 +2038,7 @@
                       <w:b w:val="false"/>
                       <w:u w:val="none"/>
                     </w:rPr>
-                    <w:t xml:space="preserve">___________________</w:t>
+                    <w:t xml:space="preserve">__________________________</w:t>
                   </w:r>
                 </w:p>
               </w:txbxContent>
@@ -2048,11 +2048,11 @@
       </w:r>
       <w:r>
         <w:pict>
-          <v:shapetype id="_x0000_t202_s9769" coordsize="21600,21600" o:spt="202" path="m,l,21600r21600,l21600,xe">
+          <v:shapetype id="_x0000_t202_s75461" coordsize="21600,21600" o:spt="202" path="m,l,21600r21600,l21600,xe">
             <v:stroke joinstyle="miter"/>
             <v:path gradientshapeok="t" o:connecttype="rect"/>
           </v:shapetype>
-          <v:shape id="shape_9769" type="#_x0000_t202_s9769" style="position:absolute;margin-left:430.86614173228344px;margin-top:400.08997375328084px;width:113.3857217847769px;height:65.33175853018373px;z-index:251660288;mso-position-horizontal-absolute:no;mso-position-vertical-absolute:no" filled="f" stroked="f" o:allowincell="f">
+          <v:shape id="shape_75461" type="#_x0000_t202_s75461" style="position:absolute;margin-left:430.86614173228344px;margin-top:400.08997375328084px;width:113.3857217847769px;height:18.89763779527559px;z-index:251660288;mso-position-horizontal-absolute:no;mso-position-vertical-absolute:no" filled="f" stroked="f" o:allowincell="f">
             <v:textbox style="mso-fit-shape-to-t:f" inset="0,0,0,0">
               <w:txbxContent>
                 <w:p>
@@ -2068,7 +2068,7 @@
                       <w:b w:val="false"/>
                       <w:u w:val="none"/>
                     </w:rPr>
-                    <w:t xml:space="preserve">___________________</w:t>
+                    <w:t xml:space="preserve">________________</w:t>
                   </w:r>
                 </w:p>
               </w:txbxContent>
@@ -2078,11 +2078,11 @@
       </w:r>
       <w:r>
         <w:pict>
-          <v:shapetype id="_x0000_t202_s29655" coordsize="21600,21600" o:spt="202" path="m,l,21600r21600,l21600,xe">
+          <v:shapetype id="_x0000_t202_s97496" coordsize="21600,21600" o:spt="202" path="m,l,21600r21600,l21600,xe">
             <v:stroke joinstyle="miter"/>
             <v:path gradientshapeok="t" o:connecttype="rect"/>
           </v:shapetype>
-          <v:shape id="shape_29655" type="#_x0000_t202_s29655" style="position:absolute;margin-left:544.2518635170603px;margin-top:400.08997375328084px;width:37.79527559055118px;height:65.33175853018373px;z-index:251660288;mso-position-horizontal-absolute:no;mso-position-vertical-absolute:no" filled="f" stroked="f" o:allowincell="f">
+          <v:shape id="shape_97496" type="#_x0000_t202_s97496" style="position:absolute;margin-left:544.2518635170603px;margin-top:400.08997375328084px;width:37.79527559055118px;height:18.89763779527559px;z-index:251660288;mso-position-horizontal-absolute:no;mso-position-vertical-absolute:no" filled="f" stroked="f" o:allowincell="f">
             <v:textbox style="mso-fit-shape-to-t:f" inset="0,0,0,0">
               <w:txbxContent>
                 <w:p>
@@ -2108,11 +2108,11 @@
       </w:r>
       <w:r>
         <w:pict>
-          <v:shapetype id="_x0000_t202_s9769" coordsize="21600,21600" o:spt="202" path="m,l,21600r21600,l21600,xe">
+          <v:shapetype id="_x0000_t202_s36518" coordsize="21600,21600" o:spt="202" path="m,l,21600r21600,l21600,xe">
             <v:stroke joinstyle="miter"/>
             <v:path gradientshapeok="t" o:connecttype="rect"/>
           </v:shapetype>
-          <v:shape id="shape_9769" type="#_x0000_t202_s9769" style="position:absolute;margin-left:582.0471391076115px;margin-top:400.08997375328084px;width:128.50393700787401px;height:65.33175853018373px;z-index:251660288;mso-position-horizontal-absolute:no;mso-position-vertical-absolute:no" filled="f" stroked="f" o:allowincell="f">
+          <v:shape id="shape_36518" type="#_x0000_t202_s36518" style="position:absolute;margin-left:582.0471391076115px;margin-top:400.08997375328084px;width:128.50393700787401px;height:18.89763779527559px;z-index:251660288;mso-position-horizontal-absolute:no;mso-position-vertical-absolute:no" filled="f" stroked="f" o:allowincell="f">
             <v:textbox style="mso-fit-shape-to-t:f" inset="0,0,0,0">
               <w:txbxContent>
                 <w:p>
@@ -2128,7 +2128,7 @@
                       <w:b w:val="false"/>
                       <w:u w:val="none"/>
                     </w:rPr>
-                    <w:t xml:space="preserve">___________________</w:t>
+                    <w:t xml:space="preserve">__________________________</w:t>
                   </w:r>
                 </w:p>
               </w:txbxContent>
@@ -2138,11 +2138,11 @@
       </w:r>
       <w:r>
         <w:pict>
-          <v:shapetype id="_x0000_t202_s9769" coordsize="21600,21600" o:spt="202" path="m,l,21600r21600,l21600,xe">
+          <v:shapetype id="_x0000_t202_s75461" coordsize="21600,21600" o:spt="202" path="m,l,21600r21600,l21600,xe">
             <v:stroke joinstyle="miter"/>
             <v:path gradientshapeok="t" o:connecttype="rect"/>
           </v:shapetype>
-          <v:shape id="shape_9769" type="#_x0000_t202_s9769" style="position:absolute;margin-left:710.5510761154856px;margin-top:400.08997375328084px;width:113.3857217847769px;height:65.33175853018373px;z-index:251660288;mso-position-horizontal-absolute:no;mso-position-vertical-absolute:no" filled="f" stroked="f" o:allowincell="f">
+          <v:shape id="shape_75461" type="#_x0000_t202_s75461" style="position:absolute;margin-left:710.5510761154856px;margin-top:400.08997375328084px;width:113.3857217847769px;height:18.89763779527559px;z-index:251660288;mso-position-horizontal-absolute:no;mso-position-vertical-absolute:no" filled="f" stroked="f" o:allowincell="f">
             <v:textbox style="mso-fit-shape-to-t:f" inset="0,0,0,0">
               <w:txbxContent>
                 <w:p>
@@ -2158,7 +2158,7 @@
                       <w:b w:val="false"/>
                       <w:u w:val="none"/>
                     </w:rPr>
-                    <w:t xml:space="preserve">___________________</w:t>
+                    <w:t xml:space="preserve">________________</w:t>
                   </w:r>
                 </w:p>
               </w:txbxContent>
@@ -2168,11 +2168,11 @@
       </w:r>
       <w:r>
         <w:pict>
-          <v:shapetype id="_x0000_t202_s29655" coordsize="21600,21600" o:spt="202" path="m,l,21600r21600,l21600,xe">
+          <v:shapetype id="_x0000_t202_s97496" coordsize="21600,21600" o:spt="202" path="m,l,21600r21600,l21600,xe">
             <v:stroke joinstyle="miter"/>
             <v:path gradientshapeok="t" o:connecttype="rect"/>
           </v:shapetype>
-          <v:shape id="shape_29655" type="#_x0000_t202_s29655" style="position:absolute;margin-left:823.9369028871391px;margin-top:400.08997375328084px;width:37.79527559055118px;height:65.33175853018373px;z-index:251660288;mso-position-horizontal-absolute:no;mso-position-vertical-absolute:no" filled="f" stroked="f" o:allowincell="f">
+          <v:shape id="shape_97496" type="#_x0000_t202_s97496" style="position:absolute;margin-left:823.9369028871391px;margin-top:400.08997375328084px;width:37.79527559055118px;height:18.89763779527559px;z-index:251660288;mso-position-horizontal-absolute:no;mso-position-vertical-absolute:no" filled="f" stroked="f" o:allowincell="f">
             <v:textbox style="mso-fit-shape-to-t:f" inset="0,0,0,0">
               <w:txbxContent>
                 <w:p>
@@ -2198,11 +2198,11 @@
       </w:r>
       <w:r>
         <w:pict>
-          <v:shapetype id="_x0000_t202_s9769" coordsize="21600,21600" o:spt="202" path="m,l,21600r21600,l21600,xe">
+          <v:shapetype id="_x0000_t202_s36518" coordsize="21600,21600" o:spt="202" path="m,l,21600r21600,l21600,xe">
             <v:stroke joinstyle="miter"/>
             <v:path gradientshapeok="t" o:connecttype="rect"/>
           </v:shapetype>
-          <v:shape id="shape_9769" type="#_x0000_t202_s9769" style="position:absolute;margin-left:861.7321784776902px;margin-top:400.08997375328084px;width:128.50393700787401px;height:65.33175853018373px;z-index:251660288;mso-position-horizontal-absolute:no;mso-position-vertical-absolute:no" filled="f" stroked="f" o:allowincell="f">
+          <v:shape id="shape_36518" type="#_x0000_t202_s36518" style="position:absolute;margin-left:861.7321784776902px;margin-top:400.08997375328084px;width:128.50393700787401px;height:18.89763779527559px;z-index:251660288;mso-position-horizontal-absolute:no;mso-position-vertical-absolute:no" filled="f" stroked="f" o:allowincell="f">
             <v:textbox style="mso-fit-shape-to-t:f" inset="0,0,0,0">
               <w:txbxContent>
                 <w:p>
@@ -2218,7 +2218,7 @@
                       <w:b w:val="false"/>
                       <w:u w:val="none"/>
                     </w:rPr>
-                    <w:t xml:space="preserve">___________________</w:t>
+                    <w:t xml:space="preserve">__________________________</w:t>
                   </w:r>
                 </w:p>
               </w:txbxContent>
@@ -2228,11 +2228,11 @@
       </w:r>
       <w:r>
         <w:pict>
-          <v:shapetype id="_x0000_t202_s9769" coordsize="21600,21600" o:spt="202" path="m,l,21600r21600,l21600,xe">
+          <v:shapetype id="_x0000_t202_s75461" coordsize="21600,21600" o:spt="202" path="m,l,21600r21600,l21600,xe">
             <v:stroke joinstyle="miter"/>
             <v:path gradientshapeok="t" o:connecttype="rect"/>
           </v:shapetype>
-          <v:shape id="shape_9769" type="#_x0000_t202_s9769" style="position:absolute;margin-left:990.2361154855643px;margin-top:400.08997375328084px;width:113.3857217847769px;height:65.33175853018373px;z-index:251660288;mso-position-horizontal-absolute:no;mso-position-vertical-absolute:no" filled="f" stroked="f" o:allowincell="f">
+          <v:shape id="shape_75461" type="#_x0000_t202_s75461" style="position:absolute;margin-left:990.2361154855643px;margin-top:400.08997375328084px;width:113.3857217847769px;height:18.89763779527559px;z-index:251660288;mso-position-horizontal-absolute:no;mso-position-vertical-absolute:no" filled="f" stroked="f" o:allowincell="f">
             <v:textbox style="mso-fit-shape-to-t:f" inset="0,0,0,0">
               <w:txbxContent>
                 <w:p>
@@ -2248,7 +2248,7 @@
                       <w:b w:val="false"/>
                       <w:u w:val="none"/>
                     </w:rPr>
-                    <w:t xml:space="preserve">___________________</w:t>
+                    <w:t xml:space="preserve">________________</w:t>
                   </w:r>
                 </w:p>
               </w:txbxContent>
@@ -2258,11 +2258,11 @@
       </w:r>
       <w:r>
         <w:pict>
-          <v:shapetype id="_x0000_t202_s99614" coordsize="21600,21600" o:spt="202" path="m,l,21600r21600,l21600,xe">
+          <v:shapetype id="_x0000_t202_s92573" coordsize="21600,21600" o:spt="202" path="m,l,21600r21600,l21600,xe">
             <v:stroke joinstyle="miter"/>
             <v:path gradientshapeok="t" o:connecttype="rect"/>
           </v:shapetype>
-          <v:shape id="shape_99614" type="#_x0000_t202_s99614" style="position:absolute;margin-left:264.56692913385825px;margin-top:465.42173228346456px;width:37.79527559055118px;height:65.33175853018373px;z-index:251660288;mso-position-horizontal-absolute:no;mso-position-vertical-absolute:no" filled="f" stroked="f" o:allowincell="f">
+          <v:shape id="shape_92573" type="#_x0000_t202_s92573" style="position:absolute;margin-left:264.56692913385825px;margin-top:465.42173228346456px;width:37.79527559055118px;height:18.89763779527559px;z-index:251660288;mso-position-horizontal-absolute:no;mso-position-vertical-absolute:no" filled="f" stroked="f" o:allowincell="f">
             <v:textbox style="mso-fit-shape-to-t:f" inset="0,0,0,0">
               <w:txbxContent>
                 <w:p>
@@ -2288,11 +2288,11 @@
       </w:r>
       <w:r>
         <w:pict>
-          <v:shapetype id="_x0000_t202_s9769" coordsize="21600,21600" o:spt="202" path="m,l,21600r21600,l21600,xe">
+          <v:shapetype id="_x0000_t202_s36518" coordsize="21600,21600" o:spt="202" path="m,l,21600r21600,l21600,xe">
             <v:stroke joinstyle="miter"/>
             <v:path gradientshapeok="t" o:connecttype="rect"/>
           </v:shapetype>
-          <v:shape id="shape_9769" type="#_x0000_t202_s9769" style="position:absolute;margin-left:302.3622047244094px;margin-top:465.42173228346456px;width:128.50393700787401px;height:65.33175853018373px;z-index:251660288;mso-position-horizontal-absolute:no;mso-position-vertical-absolute:no" filled="f" stroked="f" o:allowincell="f">
+          <v:shape id="shape_36518" type="#_x0000_t202_s36518" style="position:absolute;margin-left:302.3622047244094px;margin-top:465.42173228346456px;width:128.50393700787401px;height:18.89763779527559px;z-index:251660288;mso-position-horizontal-absolute:no;mso-position-vertical-absolute:no" filled="f" stroked="f" o:allowincell="f">
             <v:textbox style="mso-fit-shape-to-t:f" inset="0,0,0,0">
               <w:txbxContent>
                 <w:p>
@@ -2308,7 +2308,7 @@
                       <w:b w:val="false"/>
                       <w:u w:val="none"/>
                     </w:rPr>
-                    <w:t xml:space="preserve">___________________</w:t>
+                    <w:t xml:space="preserve">__________________________</w:t>
                   </w:r>
                 </w:p>
               </w:txbxContent>
@@ -2318,11 +2318,11 @@
       </w:r>
       <w:r>
         <w:pict>
-          <v:shapetype id="_x0000_t202_s9769" coordsize="21600,21600" o:spt="202" path="m,l,21600r21600,l21600,xe">
+          <v:shapetype id="_x0000_t202_s75461" coordsize="21600,21600" o:spt="202" path="m,l,21600r21600,l21600,xe">
             <v:stroke joinstyle="miter"/>
             <v:path gradientshapeok="t" o:connecttype="rect"/>
           </v:shapetype>
-          <v:shape id="shape_9769" type="#_x0000_t202_s9769" style="position:absolute;margin-left:430.86614173228344px;margin-top:465.42173228346456px;width:113.3857217847769px;height:65.33175853018373px;z-index:251660288;mso-position-horizontal-absolute:no;mso-position-vertical-absolute:no" filled="f" stroked="f" o:allowincell="f">
+          <v:shape id="shape_75461" type="#_x0000_t202_s75461" style="position:absolute;margin-left:430.86614173228344px;margin-top:465.42173228346456px;width:113.3857217847769px;height:18.89763779527559px;z-index:251660288;mso-position-horizontal-absolute:no;mso-position-vertical-absolute:no" filled="f" stroked="f" o:allowincell="f">
             <v:textbox style="mso-fit-shape-to-t:f" inset="0,0,0,0">
               <w:txbxContent>
                 <w:p>
@@ -2338,7 +2338,7 @@
                       <w:b w:val="false"/>
                       <w:u w:val="none"/>
                     </w:rPr>
-                    <w:t xml:space="preserve">___________________</w:t>
+                    <w:t xml:space="preserve">________________</w:t>
                   </w:r>
                 </w:p>
               </w:txbxContent>
@@ -2348,11 +2348,11 @@
       </w:r>
       <w:r>
         <w:pict>
-          <v:shapetype id="_x0000_t202_s99614" coordsize="21600,21600" o:spt="202" path="m,l,21600r21600,l21600,xe">
+          <v:shapetype id="_x0000_t202_s92573" coordsize="21600,21600" o:spt="202" path="m,l,21600r21600,l21600,xe">
             <v:stroke joinstyle="miter"/>
             <v:path gradientshapeok="t" o:connecttype="rect"/>
           </v:shapetype>
-          <v:shape id="shape_99614" type="#_x0000_t202_s99614" style="position:absolute;margin-left:544.2518635170603px;margin-top:465.42173228346456px;width:37.79527559055118px;height:65.33175853018373px;z-index:251660288;mso-position-horizontal-absolute:no;mso-position-vertical-absolute:no" filled="f" stroked="f" o:allowincell="f">
+          <v:shape id="shape_92573" type="#_x0000_t202_s92573" style="position:absolute;margin-left:544.2518635170603px;margin-top:465.42173228346456px;width:37.79527559055118px;height:18.89763779527559px;z-index:251660288;mso-position-horizontal-absolute:no;mso-position-vertical-absolute:no" filled="f" stroked="f" o:allowincell="f">
             <v:textbox style="mso-fit-shape-to-t:f" inset="0,0,0,0">
               <w:txbxContent>
                 <w:p>
@@ -2378,11 +2378,11 @@
       </w:r>
       <w:r>
         <w:pict>
-          <v:shapetype id="_x0000_t202_s9769" coordsize="21600,21600" o:spt="202" path="m,l,21600r21600,l21600,xe">
+          <v:shapetype id="_x0000_t202_s36518" coordsize="21600,21600" o:spt="202" path="m,l,21600r21600,l21600,xe">
             <v:stroke joinstyle="miter"/>
             <v:path gradientshapeok="t" o:connecttype="rect"/>
           </v:shapetype>
-          <v:shape id="shape_9769" type="#_x0000_t202_s9769" style="position:absolute;margin-left:582.0471391076115px;margin-top:465.42173228346456px;width:128.50393700787401px;height:65.33175853018373px;z-index:251660288;mso-position-horizontal-absolute:no;mso-position-vertical-absolute:no" filled="f" stroked="f" o:allowincell="f">
+          <v:shape id="shape_36518" type="#_x0000_t202_s36518" style="position:absolute;margin-left:582.0471391076115px;margin-top:465.42173228346456px;width:128.50393700787401px;height:18.89763779527559px;z-index:251660288;mso-position-horizontal-absolute:no;mso-position-vertical-absolute:no" filled="f" stroked="f" o:allowincell="f">
             <v:textbox style="mso-fit-shape-to-t:f" inset="0,0,0,0">
               <w:txbxContent>
                 <w:p>
@@ -2398,7 +2398,7 @@
                       <w:b w:val="false"/>
                       <w:u w:val="none"/>
                     </w:rPr>
-                    <w:t xml:space="preserve">___________________</w:t>
+                    <w:t xml:space="preserve">__________________________</w:t>
                   </w:r>
                 </w:p>
               </w:txbxContent>
@@ -2408,11 +2408,11 @@
       </w:r>
       <w:r>
         <w:pict>
-          <v:shapetype id="_x0000_t202_s9769" coordsize="21600,21600" o:spt="202" path="m,l,21600r21600,l21600,xe">
+          <v:shapetype id="_x0000_t202_s75461" coordsize="21600,21600" o:spt="202" path="m,l,21600r21600,l21600,xe">
             <v:stroke joinstyle="miter"/>
             <v:path gradientshapeok="t" o:connecttype="rect"/>
           </v:shapetype>
-          <v:shape id="shape_9769" type="#_x0000_t202_s9769" style="position:absolute;margin-left:710.5510761154856px;margin-top:465.42173228346456px;width:113.3857217847769px;height:65.33175853018373px;z-index:251660288;mso-position-horizontal-absolute:no;mso-position-vertical-absolute:no" filled="f" stroked="f" o:allowincell="f">
+          <v:shape id="shape_75461" type="#_x0000_t202_s75461" style="position:absolute;margin-left:710.5510761154856px;margin-top:465.42173228346456px;width:113.3857217847769px;height:18.89763779527559px;z-index:251660288;mso-position-horizontal-absolute:no;mso-position-vertical-absolute:no" filled="f" stroked="f" o:allowincell="f">
             <v:textbox style="mso-fit-shape-to-t:f" inset="0,0,0,0">
               <w:txbxContent>
                 <w:p>
@@ -2428,7 +2428,7 @@
                       <w:b w:val="false"/>
                       <w:u w:val="none"/>
                     </w:rPr>
-                    <w:t xml:space="preserve">___________________</w:t>
+                    <w:t xml:space="preserve">________________</w:t>
                   </w:r>
                 </w:p>
               </w:txbxContent>
@@ -2438,11 +2438,11 @@
       </w:r>
       <w:r>
         <w:pict>
-          <v:shapetype id="_x0000_t202_s99614" coordsize="21600,21600" o:spt="202" path="m,l,21600r21600,l21600,xe">
+          <v:shapetype id="_x0000_t202_s92573" coordsize="21600,21600" o:spt="202" path="m,l,21600r21600,l21600,xe">
             <v:stroke joinstyle="miter"/>
             <v:path gradientshapeok="t" o:connecttype="rect"/>
           </v:shapetype>
-          <v:shape id="shape_99614" type="#_x0000_t202_s99614" style="position:absolute;margin-left:823.9369028871391px;margin-top:465.42173228346456px;width:37.79527559055118px;height:65.33175853018373px;z-index:251660288;mso-position-horizontal-absolute:no;mso-position-vertical-absolute:no" filled="f" stroked="f" o:allowincell="f">
+          <v:shape id="shape_92573" type="#_x0000_t202_s92573" style="position:absolute;margin-left:823.9369028871391px;margin-top:465.42173228346456px;width:37.79527559055118px;height:18.89763779527559px;z-index:251660288;mso-position-horizontal-absolute:no;mso-position-vertical-absolute:no" filled="f" stroked="f" o:allowincell="f">
             <v:textbox style="mso-fit-shape-to-t:f" inset="0,0,0,0">
               <w:txbxContent>
                 <w:p>
@@ -2468,11 +2468,11 @@
       </w:r>
       <w:r>
         <w:pict>
-          <v:shapetype id="_x0000_t202_s9769" coordsize="21600,21600" o:spt="202" path="m,l,21600r21600,l21600,xe">
+          <v:shapetype id="_x0000_t202_s36518" coordsize="21600,21600" o:spt="202" path="m,l,21600r21600,l21600,xe">
             <v:stroke joinstyle="miter"/>
             <v:path gradientshapeok="t" o:connecttype="rect"/>
           </v:shapetype>
-          <v:shape id="shape_9769" type="#_x0000_t202_s9769" style="position:absolute;margin-left:861.7321784776902px;margin-top:465.42173228346456px;width:128.50393700787401px;height:65.33175853018373px;z-index:251660288;mso-position-horizontal-absolute:no;mso-position-vertical-absolute:no" filled="f" stroked="f" o:allowincell="f">
+          <v:shape id="shape_36518" type="#_x0000_t202_s36518" style="position:absolute;margin-left:861.7321784776902px;margin-top:465.42173228346456px;width:128.50393700787401px;height:18.89763779527559px;z-index:251660288;mso-position-horizontal-absolute:no;mso-position-vertical-absolute:no" filled="f" stroked="f" o:allowincell="f">
             <v:textbox style="mso-fit-shape-to-t:f" inset="0,0,0,0">
               <w:txbxContent>
                 <w:p>
@@ -2488,7 +2488,7 @@
                       <w:b w:val="false"/>
                       <w:u w:val="none"/>
                     </w:rPr>
-                    <w:t xml:space="preserve">___________________</w:t>
+                    <w:t xml:space="preserve">__________________________</w:t>
                   </w:r>
                 </w:p>
               </w:txbxContent>
@@ -2498,11 +2498,11 @@
       </w:r>
       <w:r>
         <w:pict>
-          <v:shapetype id="_x0000_t202_s9769" coordsize="21600,21600" o:spt="202" path="m,l,21600r21600,l21600,xe">
+          <v:shapetype id="_x0000_t202_s75461" coordsize="21600,21600" o:spt="202" path="m,l,21600r21600,l21600,xe">
             <v:stroke joinstyle="miter"/>
             <v:path gradientshapeok="t" o:connecttype="rect"/>
           </v:shapetype>
-          <v:shape id="shape_9769" type="#_x0000_t202_s9769" style="position:absolute;margin-left:990.2361154855643px;margin-top:465.42173228346456px;width:113.3857217847769px;height:65.33175853018373px;z-index:251660288;mso-position-horizontal-absolute:no;mso-position-vertical-absolute:no" filled="f" stroked="f" o:allowincell="f">
+          <v:shape id="shape_75461" type="#_x0000_t202_s75461" style="position:absolute;margin-left:990.2361154855643px;margin-top:465.42173228346456px;width:113.3857217847769px;height:18.89763779527559px;z-index:251660288;mso-position-horizontal-absolute:no;mso-position-vertical-absolute:no" filled="f" stroked="f" o:allowincell="f">
             <v:textbox style="mso-fit-shape-to-t:f" inset="0,0,0,0">
               <w:txbxContent>
                 <w:p>
@@ -2518,7 +2518,7 @@
                       <w:b w:val="false"/>
                       <w:u w:val="none"/>
                     </w:rPr>
-                    <w:t xml:space="preserve">___________________</w:t>
+                    <w:t xml:space="preserve">________________</w:t>
                   </w:r>
                 </w:p>
               </w:txbxContent>
@@ -2528,11 +2528,11 @@
       </w:r>
       <w:r>
         <w:pict>
-          <v:shapetype id="_x0000_t202_s89374" coordsize="21600,21600" o:spt="202" path="m,l,21600r21600,l21600,xe">
+          <v:shapetype id="_x0000_t202_s68608" coordsize="21600,21600" o:spt="202" path="m,l,21600r21600,l21600,xe">
             <v:stroke joinstyle="miter"/>
             <v:path gradientshapeok="t" o:connecttype="rect"/>
           </v:shapetype>
-          <v:shape id="shape_89374" type="#_x0000_t202_s89374" style="position:absolute;margin-left:264.56692913385825px;margin-top:530.753595800525px;width:37.79527559055118px;height:65.33175853018373px;z-index:251660288;mso-position-horizontal-absolute:no;mso-position-vertical-absolute:no" filled="f" stroked="f" o:allowincell="f">
+          <v:shape id="shape_68608" type="#_x0000_t202_s68608" style="position:absolute;margin-left:264.56692913385825px;margin-top:530.753595800525px;width:37.79527559055118px;height:18.89763779527559px;z-index:251660288;mso-position-horizontal-absolute:no;mso-position-vertical-absolute:no" filled="f" stroked="f" o:allowincell="f">
             <v:textbox style="mso-fit-shape-to-t:f" inset="0,0,0,0">
               <w:txbxContent>
                 <w:p>
@@ -2558,11 +2558,11 @@
       </w:r>
       <w:r>
         <w:pict>
-          <v:shapetype id="_x0000_t202_s9769" coordsize="21600,21600" o:spt="202" path="m,l,21600r21600,l21600,xe">
+          <v:shapetype id="_x0000_t202_s36518" coordsize="21600,21600" o:spt="202" path="m,l,21600r21600,l21600,xe">
             <v:stroke joinstyle="miter"/>
             <v:path gradientshapeok="t" o:connecttype="rect"/>
           </v:shapetype>
-          <v:shape id="shape_9769" type="#_x0000_t202_s9769" style="position:absolute;margin-left:302.3622047244094px;margin-top:530.753595800525px;width:128.50393700787401px;height:65.33175853018373px;z-index:251660288;mso-position-horizontal-absolute:no;mso-position-vertical-absolute:no" filled="f" stroked="f" o:allowincell="f">
+          <v:shape id="shape_36518" type="#_x0000_t202_s36518" style="position:absolute;margin-left:302.3622047244094px;margin-top:530.753595800525px;width:128.50393700787401px;height:18.89763779527559px;z-index:251660288;mso-position-horizontal-absolute:no;mso-position-vertical-absolute:no" filled="f" stroked="f" o:allowincell="f">
             <v:textbox style="mso-fit-shape-to-t:f" inset="0,0,0,0">
               <w:txbxContent>
                 <w:p>
@@ -2578,7 +2578,7 @@
                       <w:b w:val="false"/>
                       <w:u w:val="none"/>
                     </w:rPr>
-                    <w:t xml:space="preserve">___________________</w:t>
+                    <w:t xml:space="preserve">__________________________</w:t>
                   </w:r>
                 </w:p>
               </w:txbxContent>
@@ -2588,11 +2588,11 @@
       </w:r>
       <w:r>
         <w:pict>
-          <v:shapetype id="_x0000_t202_s9769" coordsize="21600,21600" o:spt="202" path="m,l,21600r21600,l21600,xe">
+          <v:shapetype id="_x0000_t202_s75461" coordsize="21600,21600" o:spt="202" path="m,l,21600r21600,l21600,xe">
             <v:stroke joinstyle="miter"/>
             <v:path gradientshapeok="t" o:connecttype="rect"/>
           </v:shapetype>
-          <v:shape id="shape_9769" type="#_x0000_t202_s9769" style="position:absolute;margin-left:430.86614173228344px;margin-top:530.753595800525px;width:113.3857217847769px;height:65.33175853018373px;z-index:251660288;mso-position-horizontal-absolute:no;mso-position-vertical-absolute:no" filled="f" stroked="f" o:allowincell="f">
+          <v:shape id="shape_75461" type="#_x0000_t202_s75461" style="position:absolute;margin-left:430.86614173228344px;margin-top:530.753595800525px;width:113.3857217847769px;height:18.89763779527559px;z-index:251660288;mso-position-horizontal-absolute:no;mso-position-vertical-absolute:no" filled="f" stroked="f" o:allowincell="f">
             <v:textbox style="mso-fit-shape-to-t:f" inset="0,0,0,0">
               <w:txbxContent>
                 <w:p>
@@ -2608,7 +2608,7 @@
                       <w:b w:val="false"/>
                       <w:u w:val="none"/>
                     </w:rPr>
-                    <w:t xml:space="preserve">___________________</w:t>
+                    <w:t xml:space="preserve">________________</w:t>
                   </w:r>
                 </w:p>
               </w:txbxContent>
@@ -2618,11 +2618,11 @@
       </w:r>
       <w:r>
         <w:pict>
-          <v:shapetype id="_x0000_t202_s89374" coordsize="21600,21600" o:spt="202" path="m,l,21600r21600,l21600,xe">
+          <v:shapetype id="_x0000_t202_s68608" coordsize="21600,21600" o:spt="202" path="m,l,21600r21600,l21600,xe">
             <v:stroke joinstyle="miter"/>
             <v:path gradientshapeok="t" o:connecttype="rect"/>
           </v:shapetype>
-          <v:shape id="shape_89374" type="#_x0000_t202_s89374" style="position:absolute;margin-left:544.2518635170603px;margin-top:530.753595800525px;width:37.79527559055118px;height:65.33175853018373px;z-index:251660288;mso-position-horizontal-absolute:no;mso-position-vertical-absolute:no" filled="f" stroked="f" o:allowincell="f">
+          <v:shape id="shape_68608" type="#_x0000_t202_s68608" style="position:absolute;margin-left:544.2518635170603px;margin-top:530.753595800525px;width:37.79527559055118px;height:18.89763779527559px;z-index:251660288;mso-position-horizontal-absolute:no;mso-position-vertical-absolute:no" filled="f" stroked="f" o:allowincell="f">
             <v:textbox style="mso-fit-shape-to-t:f" inset="0,0,0,0">
               <w:txbxContent>
                 <w:p>
@@ -2648,11 +2648,11 @@
       </w:r>
       <w:r>
         <w:pict>
-          <v:shapetype id="_x0000_t202_s9769" coordsize="21600,21600" o:spt="202" path="m,l,21600r21600,l21600,xe">
+          <v:shapetype id="_x0000_t202_s36518" coordsize="21600,21600" o:spt="202" path="m,l,21600r21600,l21600,xe">
             <v:stroke joinstyle="miter"/>
             <v:path gradientshapeok="t" o:connecttype="rect"/>
           </v:shapetype>
-          <v:shape id="shape_9769" type="#_x0000_t202_s9769" style="position:absolute;margin-left:582.0471391076115px;margin-top:530.753595800525px;width:128.50393700787401px;height:65.33175853018373px;z-index:251660288;mso-position-horizontal-absolute:no;mso-position-vertical-absolute:no" filled="f" stroked="f" o:allowincell="f">
+          <v:shape id="shape_36518" type="#_x0000_t202_s36518" style="position:absolute;margin-left:582.0471391076115px;margin-top:530.753595800525px;width:128.50393700787401px;height:18.89763779527559px;z-index:251660288;mso-position-horizontal-absolute:no;mso-position-vertical-absolute:no" filled="f" stroked="f" o:allowincell="f">
             <v:textbox style="mso-fit-shape-to-t:f" inset="0,0,0,0">
               <w:txbxContent>
                 <w:p>
@@ -2668,7 +2668,7 @@
                       <w:b w:val="false"/>
                       <w:u w:val="none"/>
                     </w:rPr>
-                    <w:t xml:space="preserve">___________________</w:t>
+                    <w:t xml:space="preserve">__________________________</w:t>
                   </w:r>
                 </w:p>
               </w:txbxContent>
@@ -2678,11 +2678,11 @@
       </w:r>
       <w:r>
         <w:pict>
-          <v:shapetype id="_x0000_t202_s9769" coordsize="21600,21600" o:spt="202" path="m,l,21600r21600,l21600,xe">
+          <v:shapetype id="_x0000_t202_s75461" coordsize="21600,21600" o:spt="202" path="m,l,21600r21600,l21600,xe">
             <v:stroke joinstyle="miter"/>
             <v:path gradientshapeok="t" o:connecttype="rect"/>
           </v:shapetype>
-          <v:shape id="shape_9769" type="#_x0000_t202_s9769" style="position:absolute;margin-left:710.5510761154856px;margin-top:530.753595800525px;width:113.3857217847769px;height:65.33175853018373px;z-index:251660288;mso-position-horizontal-absolute:no;mso-position-vertical-absolute:no" filled="f" stroked="f" o:allowincell="f">
+          <v:shape id="shape_75461" type="#_x0000_t202_s75461" style="position:absolute;margin-left:710.5510761154856px;margin-top:530.753595800525px;width:113.3857217847769px;height:18.89763779527559px;z-index:251660288;mso-position-horizontal-absolute:no;mso-position-vertical-absolute:no" filled="f" stroked="f" o:allowincell="f">
             <v:textbox style="mso-fit-shape-to-t:f" inset="0,0,0,0">
               <w:txbxContent>
                 <w:p>
@@ -2698,7 +2698,7 @@
                       <w:b w:val="false"/>
                       <w:u w:val="none"/>
                     </w:rPr>
-                    <w:t xml:space="preserve">___________________</w:t>
+                    <w:t xml:space="preserve">________________</w:t>
                   </w:r>
                 </w:p>
               </w:txbxContent>
@@ -2708,11 +2708,11 @@
       </w:r>
       <w:r>
         <w:pict>
-          <v:shapetype id="_x0000_t202_s89374" coordsize="21600,21600" o:spt="202" path="m,l,21600r21600,l21600,xe">
+          <v:shapetype id="_x0000_t202_s68608" coordsize="21600,21600" o:spt="202" path="m,l,21600r21600,l21600,xe">
             <v:stroke joinstyle="miter"/>
             <v:path gradientshapeok="t" o:connecttype="rect"/>
           </v:shapetype>
-          <v:shape id="shape_89374" type="#_x0000_t202_s89374" style="position:absolute;margin-left:823.9369028871391px;margin-top:530.753595800525px;width:37.79527559055118px;height:65.33175853018373px;z-index:251660288;mso-position-horizontal-absolute:no;mso-position-vertical-absolute:no" filled="f" stroked="f" o:allowincell="f">
+          <v:shape id="shape_68608" type="#_x0000_t202_s68608" style="position:absolute;margin-left:823.9369028871391px;margin-top:530.753595800525px;width:37.79527559055118px;height:18.89763779527559px;z-index:251660288;mso-position-horizontal-absolute:no;mso-position-vertical-absolute:no" filled="f" stroked="f" o:allowincell="f">
             <v:textbox style="mso-fit-shape-to-t:f" inset="0,0,0,0">
               <w:txbxContent>
                 <w:p>
@@ -2738,11 +2738,11 @@
       </w:r>
       <w:r>
         <w:pict>
-          <v:shapetype id="_x0000_t202_s9769" coordsize="21600,21600" o:spt="202" path="m,l,21600r21600,l21600,xe">
+          <v:shapetype id="_x0000_t202_s36518" coordsize="21600,21600" o:spt="202" path="m,l,21600r21600,l21600,xe">
             <v:stroke joinstyle="miter"/>
             <v:path gradientshapeok="t" o:connecttype="rect"/>
           </v:shapetype>
-          <v:shape id="shape_9769" type="#_x0000_t202_s9769" style="position:absolute;margin-left:861.7321784776902px;margin-top:530.753595800525px;width:128.50393700787401px;height:65.33175853018373px;z-index:251660288;mso-position-horizontal-absolute:no;mso-position-vertical-absolute:no" filled="f" stroked="f" o:allowincell="f">
+          <v:shape id="shape_36518" type="#_x0000_t202_s36518" style="position:absolute;margin-left:861.7321784776902px;margin-top:530.753595800525px;width:128.50393700787401px;height:18.89763779527559px;z-index:251660288;mso-position-horizontal-absolute:no;mso-position-vertical-absolute:no" filled="f" stroked="f" o:allowincell="f">
             <v:textbox style="mso-fit-shape-to-t:f" inset="0,0,0,0">
               <w:txbxContent>
                 <w:p>
@@ -2758,7 +2758,7 @@
                       <w:b w:val="false"/>
                       <w:u w:val="none"/>
                     </w:rPr>
-                    <w:t xml:space="preserve">___________________</w:t>
+                    <w:t xml:space="preserve">__________________________</w:t>
                   </w:r>
                 </w:p>
               </w:txbxContent>
@@ -2768,11 +2768,11 @@
       </w:r>
       <w:r>
         <w:pict>
-          <v:shapetype id="_x0000_t202_s9769" coordsize="21600,21600" o:spt="202" path="m,l,21600r21600,l21600,xe">
+          <v:shapetype id="_x0000_t202_s75461" coordsize="21600,21600" o:spt="202" path="m,l,21600r21600,l21600,xe">
             <v:stroke joinstyle="miter"/>
             <v:path gradientshapeok="t" o:connecttype="rect"/>
           </v:shapetype>
-          <v:shape id="shape_9769" type="#_x0000_t202_s9769" style="position:absolute;margin-left:990.2361154855643px;margin-top:530.753595800525px;width:113.3857217847769px;height:65.33175853018373px;z-index:251660288;mso-position-horizontal-absolute:no;mso-position-vertical-absolute:no" filled="f" stroked="f" o:allowincell="f">
+          <v:shape id="shape_75461" type="#_x0000_t202_s75461" style="position:absolute;margin-left:990.2361154855643px;margin-top:530.753595800525px;width:113.3857217847769px;height:18.89763779527559px;z-index:251660288;mso-position-horizontal-absolute:no;mso-position-vertical-absolute:no" filled="f" stroked="f" o:allowincell="f">
             <v:textbox style="mso-fit-shape-to-t:f" inset="0,0,0,0">
               <w:txbxContent>
                 <w:p>
@@ -2788,7 +2788,7 @@
                       <w:b w:val="false"/>
                       <w:u w:val="none"/>
                     </w:rPr>
-                    <w:t xml:space="preserve">___________________</w:t>
+                    <w:t xml:space="preserve">________________</w:t>
                   </w:r>
                 </w:p>
               </w:txbxContent>
@@ -2798,11 +2798,11 @@
       </w:r>
       <w:r>
         <w:pict>
-          <v:shapetype id="_x0000_t202_s70580" coordsize="21600,21600" o:spt="202" path="m,l,21600r21600,l21600,xe">
+          <v:shapetype id="_x0000_t202_s17355" coordsize="21600,21600" o:spt="202" path="m,l,21600r21600,l21600,xe">
             <v:stroke joinstyle="miter"/>
             <v:path gradientshapeok="t" o:connecttype="rect"/>
           </v:shapetype>
-          <v:shape id="shape_70580" type="#_x0000_t202_s70580" style="position:absolute;margin-left:264.56692913385825px;margin-top:596.0854593175853px;width:37.79527559055118px;height:65.33175853018373px;z-index:251660288;mso-position-horizontal-absolute:no;mso-position-vertical-absolute:no" filled="f" stroked="f" o:allowincell="f">
+          <v:shape id="shape_17355" type="#_x0000_t202_s17355" style="position:absolute;margin-left:264.56692913385825px;margin-top:596.0854593175853px;width:37.79527559055118px;height:18.89763779527559px;z-index:251660288;mso-position-horizontal-absolute:no;mso-position-vertical-absolute:no" filled="f" stroked="f" o:allowincell="f">
             <v:textbox style="mso-fit-shape-to-t:f" inset="0,0,0,0">
               <w:txbxContent>
                 <w:p>
@@ -2828,11 +2828,11 @@
       </w:r>
       <w:r>
         <w:pict>
-          <v:shapetype id="_x0000_t202_s9769" coordsize="21600,21600" o:spt="202" path="m,l,21600r21600,l21600,xe">
+          <v:shapetype id="_x0000_t202_s36518" coordsize="21600,21600" o:spt="202" path="m,l,21600r21600,l21600,xe">
             <v:stroke joinstyle="miter"/>
             <v:path gradientshapeok="t" o:connecttype="rect"/>
           </v:shapetype>
-          <v:shape id="shape_9769" type="#_x0000_t202_s9769" style="position:absolute;margin-left:302.3622047244094px;margin-top:596.0854593175853px;width:128.50393700787401px;height:65.33175853018373px;z-index:251660288;mso-position-horizontal-absolute:no;mso-position-vertical-absolute:no" filled="f" stroked="f" o:allowincell="f">
+          <v:shape id="shape_36518" type="#_x0000_t202_s36518" style="position:absolute;margin-left:302.3622047244094px;margin-top:596.0854593175853px;width:128.50393700787401px;height:18.89763779527559px;z-index:251660288;mso-position-horizontal-absolute:no;mso-position-vertical-absolute:no" filled="f" stroked="f" o:allowincell="f">
             <v:textbox style="mso-fit-shape-to-t:f" inset="0,0,0,0">
               <w:txbxContent>
                 <w:p>
@@ -2848,7 +2848,7 @@
                       <w:b w:val="false"/>
                       <w:u w:val="none"/>
                     </w:rPr>
-                    <w:t xml:space="preserve">___________________</w:t>
+                    <w:t xml:space="preserve">__________________________</w:t>
                   </w:r>
                 </w:p>
               </w:txbxContent>
@@ -2858,11 +2858,11 @@
       </w:r>
       <w:r>
         <w:pict>
-          <v:shapetype id="_x0000_t202_s9769" coordsize="21600,21600" o:spt="202" path="m,l,21600r21600,l21600,xe">
+          <v:shapetype id="_x0000_t202_s75461" coordsize="21600,21600" o:spt="202" path="m,l,21600r21600,l21600,xe">
             <v:stroke joinstyle="miter"/>
             <v:path gradientshapeok="t" o:connecttype="rect"/>
           </v:shapetype>
-          <v:shape id="shape_9769" type="#_x0000_t202_s9769" style="position:absolute;margin-left:430.86614173228344px;margin-top:596.0854593175853px;width:113.3857217847769px;height:65.33175853018373px;z-index:251660288;mso-position-horizontal-absolute:no;mso-position-vertical-absolute:no" filled="f" stroked="f" o:allowincell="f">
+          <v:shape id="shape_75461" type="#_x0000_t202_s75461" style="position:absolute;margin-left:430.86614173228344px;margin-top:596.0854593175853px;width:113.3857217847769px;height:18.89763779527559px;z-index:251660288;mso-position-horizontal-absolute:no;mso-position-vertical-absolute:no" filled="f" stroked="f" o:allowincell="f">
             <v:textbox style="mso-fit-shape-to-t:f" inset="0,0,0,0">
               <w:txbxContent>
                 <w:p>
@@ -2878,7 +2878,7 @@
                       <w:b w:val="false"/>
                       <w:u w:val="none"/>
                     </w:rPr>
-                    <w:t xml:space="preserve">___________________</w:t>
+                    <w:t xml:space="preserve">________________</w:t>
                   </w:r>
                 </w:p>
               </w:txbxContent>
@@ -2888,11 +2888,11 @@
       </w:r>
       <w:r>
         <w:pict>
-          <v:shapetype id="_x0000_t202_s70580" coordsize="21600,21600" o:spt="202" path="m,l,21600r21600,l21600,xe">
+          <v:shapetype id="_x0000_t202_s17355" coordsize="21600,21600" o:spt="202" path="m,l,21600r21600,l21600,xe">
             <v:stroke joinstyle="miter"/>
             <v:path gradientshapeok="t" o:connecttype="rect"/>
           </v:shapetype>
-          <v:shape id="shape_70580" type="#_x0000_t202_s70580" style="position:absolute;margin-left:544.2518635170603px;margin-top:596.0854593175853px;width:37.79527559055118px;height:65.33175853018373px;z-index:251660288;mso-position-horizontal-absolute:no;mso-position-vertical-absolute:no" filled="f" stroked="f" o:allowincell="f">
+          <v:shape id="shape_17355" type="#_x0000_t202_s17355" style="position:absolute;margin-left:544.2518635170603px;margin-top:596.0854593175853px;width:37.79527559055118px;height:18.89763779527559px;z-index:251660288;mso-position-horizontal-absolute:no;mso-position-vertical-absolute:no" filled="f" stroked="f" o:allowincell="f">
             <v:textbox style="mso-fit-shape-to-t:f" inset="0,0,0,0">
               <w:txbxContent>
                 <w:p>
@@ -2918,11 +2918,11 @@
       </w:r>
       <w:r>
         <w:pict>
-          <v:shapetype id="_x0000_t202_s9769" coordsize="21600,21600" o:spt="202" path="m,l,21600r21600,l21600,xe">
+          <v:shapetype id="_x0000_t202_s36518" coordsize="21600,21600" o:spt="202" path="m,l,21600r21600,l21600,xe">
             <v:stroke joinstyle="miter"/>
             <v:path gradientshapeok="t" o:connecttype="rect"/>
           </v:shapetype>
-          <v:shape id="shape_9769" type="#_x0000_t202_s9769" style="position:absolute;margin-left:582.0471391076115px;margin-top:596.0854593175853px;width:128.50393700787401px;height:65.33175853018373px;z-index:251660288;mso-position-horizontal-absolute:no;mso-position-vertical-absolute:no" filled="f" stroked="f" o:allowincell="f">
+          <v:shape id="shape_36518" type="#_x0000_t202_s36518" style="position:absolute;margin-left:582.0471391076115px;margin-top:596.0854593175853px;width:128.50393700787401px;height:18.89763779527559px;z-index:251660288;mso-position-horizontal-absolute:no;mso-position-vertical-absolute:no" filled="f" stroked="f" o:allowincell="f">
             <v:textbox style="mso-fit-shape-to-t:f" inset="0,0,0,0">
               <w:txbxContent>
                 <w:p>
@@ -2938,7 +2938,7 @@
                       <w:b w:val="false"/>
                       <w:u w:val="none"/>
                     </w:rPr>
-                    <w:t xml:space="preserve">___________________</w:t>
+                    <w:t xml:space="preserve">__________________________</w:t>
                   </w:r>
                 </w:p>
               </w:txbxContent>
@@ -2948,11 +2948,11 @@
       </w:r>
       <w:r>
         <w:pict>
-          <v:shapetype id="_x0000_t202_s9769" coordsize="21600,21600" o:spt="202" path="m,l,21600r21600,l21600,xe">
+          <v:shapetype id="_x0000_t202_s75461" coordsize="21600,21600" o:spt="202" path="m,l,21600r21600,l21600,xe">
             <v:stroke joinstyle="miter"/>
             <v:path gradientshapeok="t" o:connecttype="rect"/>
           </v:shapetype>
-          <v:shape id="shape_9769" type="#_x0000_t202_s9769" style="position:absolute;margin-left:710.5510761154856px;margin-top:596.0854593175853px;width:113.3857217847769px;height:65.33175853018373px;z-index:251660288;mso-position-horizontal-absolute:no;mso-position-vertical-absolute:no" filled="f" stroked="f" o:allowincell="f">
+          <v:shape id="shape_75461" type="#_x0000_t202_s75461" style="position:absolute;margin-left:710.5510761154856px;margin-top:596.0854593175853px;width:113.3857217847769px;height:18.89763779527559px;z-index:251660288;mso-position-horizontal-absolute:no;mso-position-vertical-absolute:no" filled="f" stroked="f" o:allowincell="f">
             <v:textbox style="mso-fit-shape-to-t:f" inset="0,0,0,0">
               <w:txbxContent>
                 <w:p>
@@ -2968,7 +2968,7 @@
                       <w:b w:val="false"/>
                       <w:u w:val="none"/>
                     </w:rPr>
-                    <w:t xml:space="preserve">___________________</w:t>
+                    <w:t xml:space="preserve">________________</w:t>
                   </w:r>
                 </w:p>
               </w:txbxContent>
@@ -2978,11 +2978,11 @@
       </w:r>
       <w:r>
         <w:pict>
-          <v:shapetype id="_x0000_t202_s70580" coordsize="21600,21600" o:spt="202" path="m,l,21600r21600,l21600,xe">
+          <v:shapetype id="_x0000_t202_s17355" coordsize="21600,21600" o:spt="202" path="m,l,21600r21600,l21600,xe">
             <v:stroke joinstyle="miter"/>
             <v:path gradientshapeok="t" o:connecttype="rect"/>
           </v:shapetype>
-          <v:shape id="shape_70580" type="#_x0000_t202_s70580" style="position:absolute;margin-left:823.9369028871391px;margin-top:596.0854593175853px;width:37.79527559055118px;height:65.33175853018373px;z-index:251660288;mso-position-horizontal-absolute:no;mso-position-vertical-absolute:no" filled="f" stroked="f" o:allowincell="f">
+          <v:shape id="shape_17355" type="#_x0000_t202_s17355" style="position:absolute;margin-left:823.9369028871391px;margin-top:596.0854593175853px;width:37.79527559055118px;height:18.89763779527559px;z-index:251660288;mso-position-horizontal-absolute:no;mso-position-vertical-absolute:no" filled="f" stroked="f" o:allowincell="f">
             <v:textbox style="mso-fit-shape-to-t:f" inset="0,0,0,0">
               <w:txbxContent>
                 <w:p>
@@ -3008,11 +3008,11 @@
       </w:r>
       <w:r>
         <w:pict>
-          <v:shapetype id="_x0000_t202_s9769" coordsize="21600,21600" o:spt="202" path="m,l,21600r21600,l21600,xe">
+          <v:shapetype id="_x0000_t202_s36518" coordsize="21600,21600" o:spt="202" path="m,l,21600r21600,l21600,xe">
             <v:stroke joinstyle="miter"/>
             <v:path gradientshapeok="t" o:connecttype="rect"/>
           </v:shapetype>
-          <v:shape id="shape_9769" type="#_x0000_t202_s9769" style="position:absolute;margin-left:861.7321784776902px;margin-top:596.0854593175853px;width:128.50393700787401px;height:65.33175853018373px;z-index:251660288;mso-position-horizontal-absolute:no;mso-position-vertical-absolute:no" filled="f" stroked="f" o:allowincell="f">
+          <v:shape id="shape_36518" type="#_x0000_t202_s36518" style="position:absolute;margin-left:861.7321784776902px;margin-top:596.0854593175853px;width:128.50393700787401px;height:18.89763779527559px;z-index:251660288;mso-position-horizontal-absolute:no;mso-position-vertical-absolute:no" filled="f" stroked="f" o:allowincell="f">
             <v:textbox style="mso-fit-shape-to-t:f" inset="0,0,0,0">
               <w:txbxContent>
                 <w:p>
@@ -3028,7 +3028,7 @@
                       <w:b w:val="false"/>
                       <w:u w:val="none"/>
                     </w:rPr>
-                    <w:t xml:space="preserve">___________________</w:t>
+                    <w:t xml:space="preserve">__________________________</w:t>
                   </w:r>
                 </w:p>
               </w:txbxContent>
@@ -3038,11 +3038,11 @@
       </w:r>
       <w:r>
         <w:pict>
-          <v:shapetype id="_x0000_t202_s9769" coordsize="21600,21600" o:spt="202" path="m,l,21600r21600,l21600,xe">
+          <v:shapetype id="_x0000_t202_s75461" coordsize="21600,21600" o:spt="202" path="m,l,21600r21600,l21600,xe">
             <v:stroke joinstyle="miter"/>
             <v:path gradientshapeok="t" o:connecttype="rect"/>
           </v:shapetype>
-          <v:shape id="shape_9769" type="#_x0000_t202_s9769" style="position:absolute;margin-left:990.2361154855643px;margin-top:596.0854593175853px;width:113.3857217847769px;height:65.33175853018373px;z-index:251660288;mso-position-horizontal-absolute:no;mso-position-vertical-absolute:no" filled="f" stroked="f" o:allowincell="f">
+          <v:shape id="shape_75461" type="#_x0000_t202_s75461" style="position:absolute;margin-left:990.2361154855643px;margin-top:596.0854593175853px;width:113.3857217847769px;height:18.89763779527559px;z-index:251660288;mso-position-horizontal-absolute:no;mso-position-vertical-absolute:no" filled="f" stroked="f" o:allowincell="f">
             <v:textbox style="mso-fit-shape-to-t:f" inset="0,0,0,0">
               <w:txbxContent>
                 <w:p>
@@ -3058,7 +3058,7 @@
                       <w:b w:val="false"/>
                       <w:u w:val="none"/>
                     </w:rPr>
-                    <w:t xml:space="preserve">___________________</w:t>
+                    <w:t xml:space="preserve">________________</w:t>
                   </w:r>
                 </w:p>
               </w:txbxContent>
@@ -3068,11 +3068,11 @@
       </w:r>
       <w:r>
         <w:pict>
-          <v:shapetype id="_x0000_t202_s27598" coordsize="21600,21600" o:spt="202" path="m,l,21600r21600,l21600,xe">
+          <v:shapetype id="_x0000_t202_s78839" coordsize="21600,21600" o:spt="202" path="m,l,21600r21600,l21600,xe">
             <v:stroke joinstyle="miter"/>
             <v:path gradientshapeok="t" o:connecttype="rect"/>
           </v:shapetype>
-          <v:shape id="shape_27598" type="#_x0000_t202_s27598" style="position:absolute;margin-left:264.56692913385825px;margin-top:661.4173228346457px;width:37.79527559055118px;height:65.33175853018373px;z-index:251660288;mso-position-horizontal-absolute:no;mso-position-vertical-absolute:no" filled="f" stroked="f" o:allowincell="f">
+          <v:shape id="shape_78839" type="#_x0000_t202_s78839" style="position:absolute;margin-left:264.56692913385825px;margin-top:661.4173228346457px;width:37.79527559055118px;height:18.89763779527559px;z-index:251660288;mso-position-horizontal-absolute:no;mso-position-vertical-absolute:no" filled="f" stroked="f" o:allowincell="f">
             <v:textbox style="mso-fit-shape-to-t:f" inset="0,0,0,0">
               <w:txbxContent>
                 <w:p>
@@ -3098,11 +3098,11 @@
       </w:r>
       <w:r>
         <w:pict>
-          <v:shapetype id="_x0000_t202_s9769" coordsize="21600,21600" o:spt="202" path="m,l,21600r21600,l21600,xe">
+          <v:shapetype id="_x0000_t202_s36518" coordsize="21600,21600" o:spt="202" path="m,l,21600r21600,l21600,xe">
             <v:stroke joinstyle="miter"/>
             <v:path gradientshapeok="t" o:connecttype="rect"/>
           </v:shapetype>
-          <v:shape id="shape_9769" type="#_x0000_t202_s9769" style="position:absolute;margin-left:302.3622047244094px;margin-top:661.4173228346457px;width:128.50393700787401px;height:65.33175853018373px;z-index:251660288;mso-position-horizontal-absolute:no;mso-position-vertical-absolute:no" filled="f" stroked="f" o:allowincell="f">
+          <v:shape id="shape_36518" type="#_x0000_t202_s36518" style="position:absolute;margin-left:302.3622047244094px;margin-top:661.4173228346457px;width:128.50393700787401px;height:18.89763779527559px;z-index:251660288;mso-position-horizontal-absolute:no;mso-position-vertical-absolute:no" filled="f" stroked="f" o:allowincell="f">
             <v:textbox style="mso-fit-shape-to-t:f" inset="0,0,0,0">
               <w:txbxContent>
                 <w:p>
@@ -3118,7 +3118,7 @@
                       <w:b w:val="false"/>
                       <w:u w:val="none"/>
                     </w:rPr>
-                    <w:t xml:space="preserve">___________________</w:t>
+                    <w:t xml:space="preserve">__________________________</w:t>
                   </w:r>
                 </w:p>
               </w:txbxContent>
@@ -3128,11 +3128,11 @@
       </w:r>
       <w:r>
         <w:pict>
-          <v:shapetype id="_x0000_t202_s9769" coordsize="21600,21600" o:spt="202" path="m,l,21600r21600,l21600,xe">
+          <v:shapetype id="_x0000_t202_s75461" coordsize="21600,21600" o:spt="202" path="m,l,21600r21600,l21600,xe">
             <v:stroke joinstyle="miter"/>
             <v:path gradientshapeok="t" o:connecttype="rect"/>
           </v:shapetype>
-          <v:shape id="shape_9769" type="#_x0000_t202_s9769" style="position:absolute;margin-left:430.86614173228344px;margin-top:661.4173228346457px;width:113.3857217847769px;height:65.33175853018373px;z-index:251660288;mso-position-horizontal-absolute:no;mso-position-vertical-absolute:no" filled="f" stroked="f" o:allowincell="f">
+          <v:shape id="shape_75461" type="#_x0000_t202_s75461" style="position:absolute;margin-left:430.86614173228344px;margin-top:661.4173228346457px;width:113.3857217847769px;height:18.89763779527559px;z-index:251660288;mso-position-horizontal-absolute:no;mso-position-vertical-absolute:no" filled="f" stroked="f" o:allowincell="f">
             <v:textbox style="mso-fit-shape-to-t:f" inset="0,0,0,0">
               <w:txbxContent>
                 <w:p>
@@ -3148,7 +3148,7 @@
                       <w:b w:val="false"/>
                       <w:u w:val="none"/>
                     </w:rPr>
-                    <w:t xml:space="preserve">___________________</w:t>
+                    <w:t xml:space="preserve">________________</w:t>
                   </w:r>
                 </w:p>
               </w:txbxContent>
@@ -3158,11 +3158,11 @@
       </w:r>
       <w:r>
         <w:pict>
-          <v:shapetype id="_x0000_t202_s27598" coordsize="21600,21600" o:spt="202" path="m,l,21600r21600,l21600,xe">
+          <v:shapetype id="_x0000_t202_s78839" coordsize="21600,21600" o:spt="202" path="m,l,21600r21600,l21600,xe">
             <v:stroke joinstyle="miter"/>
             <v:path gradientshapeok="t" o:connecttype="rect"/>
           </v:shapetype>
-          <v:shape id="shape_27598" type="#_x0000_t202_s27598" style="position:absolute;margin-left:544.2518635170603px;margin-top:661.4173228346457px;width:37.79527559055118px;height:65.33175853018373px;z-index:251660288;mso-position-horizontal-absolute:no;mso-position-vertical-absolute:no" filled="f" stroked="f" o:allowincell="f">
+          <v:shape id="shape_78839" type="#_x0000_t202_s78839" style="position:absolute;margin-left:544.2518635170603px;margin-top:661.4173228346457px;width:37.79527559055118px;height:18.89763779527559px;z-index:251660288;mso-position-horizontal-absolute:no;mso-position-vertical-absolute:no" filled="f" stroked="f" o:allowincell="f">
             <v:textbox style="mso-fit-shape-to-t:f" inset="0,0,0,0">
               <w:txbxContent>
                 <w:p>
@@ -3188,11 +3188,11 @@
       </w:r>
       <w:r>
         <w:pict>
-          <v:shapetype id="_x0000_t202_s9769" coordsize="21600,21600" o:spt="202" path="m,l,21600r21600,l21600,xe">
+          <v:shapetype id="_x0000_t202_s36518" coordsize="21600,21600" o:spt="202" path="m,l,21600r21600,l21600,xe">
             <v:stroke joinstyle="miter"/>
             <v:path gradientshapeok="t" o:connecttype="rect"/>
           </v:shapetype>
-          <v:shape id="shape_9769" type="#_x0000_t202_s9769" style="position:absolute;margin-left:582.0471391076115px;margin-top:661.4173228346457px;width:128.50393700787401px;height:65.33175853018373px;z-index:251660288;mso-position-horizontal-absolute:no;mso-position-vertical-absolute:no" filled="f" stroked="f" o:allowincell="f">
+          <v:shape id="shape_36518" type="#_x0000_t202_s36518" style="position:absolute;margin-left:582.0471391076115px;margin-top:661.4173228346457px;width:128.50393700787401px;height:18.89763779527559px;z-index:251660288;mso-position-horizontal-absolute:no;mso-position-vertical-absolute:no" filled="f" stroked="f" o:allowincell="f">
             <v:textbox style="mso-fit-shape-to-t:f" inset="0,0,0,0">
               <w:txbxContent>
                 <w:p>
@@ -3208,7 +3208,7 @@
                       <w:b w:val="false"/>
                       <w:u w:val="none"/>
                     </w:rPr>
-                    <w:t xml:space="preserve">___________________</w:t>
+                    <w:t xml:space="preserve">__________________________</w:t>
                   </w:r>
                 </w:p>
               </w:txbxContent>
@@ -3218,11 +3218,11 @@
       </w:r>
       <w:r>
         <w:pict>
-          <v:shapetype id="_x0000_t202_s9769" coordsize="21600,21600" o:spt="202" path="m,l,21600r21600,l21600,xe">
+          <v:shapetype id="_x0000_t202_s75461" coordsize="21600,21600" o:spt="202" path="m,l,21600r21600,l21600,xe">
             <v:stroke joinstyle="miter"/>
             <v:path gradientshapeok="t" o:connecttype="rect"/>
           </v:shapetype>
-          <v:shape id="shape_9769" type="#_x0000_t202_s9769" style="position:absolute;margin-left:710.5510761154856px;margin-top:661.4173228346457px;width:113.3857217847769px;height:65.33175853018373px;z-index:251660288;mso-position-horizontal-absolute:no;mso-position-vertical-absolute:no" filled="f" stroked="f" o:allowincell="f">
+          <v:shape id="shape_75461" type="#_x0000_t202_s75461" style="position:absolute;margin-left:710.5510761154856px;margin-top:661.4173228346457px;width:113.3857217847769px;height:18.89763779527559px;z-index:251660288;mso-position-horizontal-absolute:no;mso-position-vertical-absolute:no" filled="f" stroked="f" o:allowincell="f">
             <v:textbox style="mso-fit-shape-to-t:f" inset="0,0,0,0">
               <w:txbxContent>
                 <w:p>
@@ -3238,7 +3238,7 @@
                       <w:b w:val="false"/>
                       <w:u w:val="none"/>
                     </w:rPr>
-                    <w:t xml:space="preserve">___________________</w:t>
+                    <w:t xml:space="preserve">________________</w:t>
                   </w:r>
                 </w:p>
               </w:txbxContent>
@@ -3248,11 +3248,11 @@
       </w:r>
       <w:r>
         <w:pict>
-          <v:shapetype id="_x0000_t202_s27598" coordsize="21600,21600" o:spt="202" path="m,l,21600r21600,l21600,xe">
+          <v:shapetype id="_x0000_t202_s78839" coordsize="21600,21600" o:spt="202" path="m,l,21600r21600,l21600,xe">
             <v:stroke joinstyle="miter"/>
             <v:path gradientshapeok="t" o:connecttype="rect"/>
           </v:shapetype>
-          <v:shape id="shape_27598" type="#_x0000_t202_s27598" style="position:absolute;margin-left:823.9369028871391px;margin-top:661.4173228346457px;width:37.79527559055118px;height:65.33175853018373px;z-index:251660288;mso-position-horizontal-absolute:no;mso-position-vertical-absolute:no" filled="f" stroked="f" o:allowincell="f">
+          <v:shape id="shape_78839" type="#_x0000_t202_s78839" style="position:absolute;margin-left:823.9369028871391px;margin-top:661.4173228346457px;width:37.79527559055118px;height:18.89763779527559px;z-index:251660288;mso-position-horizontal-absolute:no;mso-position-vertical-absolute:no" filled="f" stroked="f" o:allowincell="f">
             <v:textbox style="mso-fit-shape-to-t:f" inset="0,0,0,0">
               <w:txbxContent>
                 <w:p>
@@ -3278,11 +3278,11 @@
       </w:r>
       <w:r>
         <w:pict>
-          <v:shapetype id="_x0000_t202_s9769" coordsize="21600,21600" o:spt="202" path="m,l,21600r21600,l21600,xe">
+          <v:shapetype id="_x0000_t202_s36518" coordsize="21600,21600" o:spt="202" path="m,l,21600r21600,l21600,xe">
             <v:stroke joinstyle="miter"/>
             <v:path gradientshapeok="t" o:connecttype="rect"/>
           </v:shapetype>
-          <v:shape id="shape_9769" type="#_x0000_t202_s9769" style="position:absolute;margin-left:861.7321784776902px;margin-top:661.4173228346457px;width:128.50393700787401px;height:65.33175853018373px;z-index:251660288;mso-position-horizontal-absolute:no;mso-position-vertical-absolute:no" filled="f" stroked="f" o:allowincell="f">
+          <v:shape id="shape_36518" type="#_x0000_t202_s36518" style="position:absolute;margin-left:861.7321784776902px;margin-top:661.4173228346457px;width:128.50393700787401px;height:18.89763779527559px;z-index:251660288;mso-position-horizontal-absolute:no;mso-position-vertical-absolute:no" filled="f" stroked="f" o:allowincell="f">
             <v:textbox style="mso-fit-shape-to-t:f" inset="0,0,0,0">
               <w:txbxContent>
                 <w:p>
@@ -3298,7 +3298,7 @@
                       <w:b w:val="false"/>
                       <w:u w:val="none"/>
                     </w:rPr>
-                    <w:t xml:space="preserve">___________________</w:t>
+                    <w:t xml:space="preserve">__________________________</w:t>
                   </w:r>
                 </w:p>
               </w:txbxContent>
@@ -3308,11 +3308,11 @@
       </w:r>
       <w:r>
         <w:pict>
-          <v:shapetype id="_x0000_t202_s9769" coordsize="21600,21600" o:spt="202" path="m,l,21600r21600,l21600,xe">
+          <v:shapetype id="_x0000_t202_s75461" coordsize="21600,21600" o:spt="202" path="m,l,21600r21600,l21600,xe">
             <v:stroke joinstyle="miter"/>
             <v:path gradientshapeok="t" o:connecttype="rect"/>
           </v:shapetype>
-          <v:shape id="shape_9769" type="#_x0000_t202_s9769" style="position:absolute;margin-left:990.2361154855643px;margin-top:661.4173228346457px;width:113.3857217847769px;height:65.33175853018373px;z-index:251660288;mso-position-horizontal-absolute:no;mso-position-vertical-absolute:no" filled="f" stroked="f" o:allowincell="f">
+          <v:shape id="shape_75461" type="#_x0000_t202_s75461" style="position:absolute;margin-left:990.2361154855643px;margin-top:661.4173228346457px;width:113.3857217847769px;height:18.89763779527559px;z-index:251660288;mso-position-horizontal-absolute:no;mso-position-vertical-absolute:no" filled="f" stroked="f" o:allowincell="f">
             <v:textbox style="mso-fit-shape-to-t:f" inset="0,0,0,0">
               <w:txbxContent>
                 <w:p>
@@ -3328,7 +3328,7 @@
                       <w:b w:val="false"/>
                       <w:u w:val="none"/>
                     </w:rPr>
-                    <w:t xml:space="preserve">___________________</w:t>
+                    <w:t xml:space="preserve">________________</w:t>
                   </w:r>
                 </w:p>
               </w:txbxContent>
@@ -3349,11 +3349,11 @@
       </w:pPr>
       <w:r>
         <w:pict>
-          <v:shapetype id="_x0000_t202_s14850" coordsize="21600,21600" o:spt="202" path="m,l,21600r21600,l21600,xe">
+          <v:shapetype id="_x0000_t202_s53485" coordsize="21600,21600" o:spt="202" path="m,l,21600r21600,l21600,xe">
             <v:stroke joinstyle="miter"/>
             <v:path gradientshapeok="t" o:connecttype="rect"/>
           </v:shapetype>
-          <v:shape id="shape_14850" type="#_x0000_t202_s14850" style="position:absolute;margin-left:18.89763779527559px;margin-top:52.913280839895016px;width:37.79527559055118px;height:65.33175853018373px;z-index:251660288;mso-position-horizontal-absolute:no;mso-position-vertical-absolute:no" filled="f" stroked="f" o:allowincell="f">
+          <v:shape id="shape_53485" type="#_x0000_t202_s53485" style="position:absolute;margin-left:18.89763779527559px;margin-top:52.913280839895016px;width:37.79527559055118px;height:18.89763779527559px;z-index:251660288;mso-position-horizontal-absolute:no;mso-position-vertical-absolute:no" filled="f" stroked="f" o:allowincell="f">
             <v:textbox style="mso-fit-shape-to-t:f" inset="0,0,0,0">
               <w:txbxContent>
                 <w:p>
@@ -3379,11 +3379,11 @@
       </w:r>
       <w:r>
         <w:pict>
-          <v:shapetype id="_x0000_t202_s9769" coordsize="21600,21600" o:spt="202" path="m,l,21600r21600,l21600,xe">
+          <v:shapetype id="_x0000_t202_s36518" coordsize="21600,21600" o:spt="202" path="m,l,21600r21600,l21600,xe">
             <v:stroke joinstyle="miter"/>
             <v:path gradientshapeok="t" o:connecttype="rect"/>
           </v:shapetype>
-          <v:shape id="shape_9769" type="#_x0000_t202_s9769" style="position:absolute;margin-left:56.69291338582677px;margin-top:52.913280839895016px;width:128.50393700787401px;height:65.33175853018373px;z-index:251660288;mso-position-horizontal-absolute:no;mso-position-vertical-absolute:no" filled="f" stroked="f" o:allowincell="f">
+          <v:shape id="shape_36518" type="#_x0000_t202_s36518" style="position:absolute;margin-left:56.69291338582677px;margin-top:52.913280839895016px;width:128.50393700787401px;height:18.89763779527559px;z-index:251660288;mso-position-horizontal-absolute:no;mso-position-vertical-absolute:no" filled="f" stroked="f" o:allowincell="f">
             <v:textbox style="mso-fit-shape-to-t:f" inset="0,0,0,0">
               <w:txbxContent>
                 <w:p>
@@ -3399,7 +3399,7 @@
                       <w:b w:val="false"/>
                       <w:u w:val="none"/>
                     </w:rPr>
-                    <w:t xml:space="preserve">___________________</w:t>
+                    <w:t xml:space="preserve">__________________________</w:t>
                   </w:r>
                 </w:p>
               </w:txbxContent>
@@ -3409,11 +3409,11 @@
       </w:r>
       <w:r>
         <w:pict>
-          <v:shapetype id="_x0000_t202_s9769" coordsize="21600,21600" o:spt="202" path="m,l,21600r21600,l21600,xe">
+          <v:shapetype id="_x0000_t202_s75461" coordsize="21600,21600" o:spt="202" path="m,l,21600r21600,l21600,xe">
             <v:stroke joinstyle="miter"/>
             <v:path gradientshapeok="t" o:connecttype="rect"/>
           </v:shapetype>
-          <v:shape id="shape_9769" type="#_x0000_t202_s9769" style="position:absolute;margin-left:185.1968503937008px;margin-top:52.913280839895016px;width:113.3857217847769px;height:65.33175853018373px;z-index:251660288;mso-position-horizontal-absolute:no;mso-position-vertical-absolute:no" filled="f" stroked="f" o:allowincell="f">
+          <v:shape id="shape_75461" type="#_x0000_t202_s75461" style="position:absolute;margin-left:185.1968503937008px;margin-top:52.913280839895016px;width:113.3857217847769px;height:18.89763779527559px;z-index:251660288;mso-position-horizontal-absolute:no;mso-position-vertical-absolute:no" filled="f" stroked="f" o:allowincell="f">
             <v:textbox style="mso-fit-shape-to-t:f" inset="0,0,0,0">
               <w:txbxContent>
                 <w:p>
@@ -3429,7 +3429,7 @@
                       <w:b w:val="false"/>
                       <w:u w:val="none"/>
                     </w:rPr>
-                    <w:t xml:space="preserve">___________________</w:t>
+                    <w:t xml:space="preserve">________________</w:t>
                   </w:r>
                 </w:p>
               </w:txbxContent>
@@ -3439,11 +3439,11 @@
       </w:r>
       <w:r>
         <w:pict>
-          <v:shapetype id="_x0000_t202_s14850" coordsize="21600,21600" o:spt="202" path="m,l,21600r21600,l21600,xe">
+          <v:shapetype id="_x0000_t202_s53485" coordsize="21600,21600" o:spt="202" path="m,l,21600r21600,l21600,xe">
             <v:stroke joinstyle="miter"/>
             <v:path gradientshapeok="t" o:connecttype="rect"/>
           </v:shapetype>
-          <v:shape id="shape_14850" type="#_x0000_t202_s14850" style="position:absolute;margin-left:298.5826771653543px;margin-top:52.913280839895016px;width:37.79527559055118px;height:65.33175853018373px;z-index:251660288;mso-position-horizontal-absolute:no;mso-position-vertical-absolute:no" filled="f" stroked="f" o:allowincell="f">
+          <v:shape id="shape_53485" type="#_x0000_t202_s53485" style="position:absolute;margin-left:298.5826771653543px;margin-top:52.913280839895016px;width:37.79527559055118px;height:18.89763779527559px;z-index:251660288;mso-position-horizontal-absolute:no;mso-position-vertical-absolute:no" filled="f" stroked="f" o:allowincell="f">
             <v:textbox style="mso-fit-shape-to-t:f" inset="0,0,0,0">
               <w:txbxContent>
                 <w:p>
@@ -3469,11 +3469,11 @@
       </w:r>
       <w:r>
         <w:pict>
-          <v:shapetype id="_x0000_t202_s9769" coordsize="21600,21600" o:spt="202" path="m,l,21600r21600,l21600,xe">
+          <v:shapetype id="_x0000_t202_s36518" coordsize="21600,21600" o:spt="202" path="m,l,21600r21600,l21600,xe">
             <v:stroke joinstyle="miter"/>
             <v:path gradientshapeok="t" o:connecttype="rect"/>
           </v:shapetype>
-          <v:shape id="shape_9769" type="#_x0000_t202_s9769" style="position:absolute;margin-left:336.37784776902885px;margin-top:52.913280839895016px;width:128.50393700787401px;height:65.33175853018373px;z-index:251660288;mso-position-horizontal-absolute:no;mso-position-vertical-absolute:no" filled="f" stroked="f" o:allowincell="f">
+          <v:shape id="shape_36518" type="#_x0000_t202_s36518" style="position:absolute;margin-left:336.37784776902885px;margin-top:52.913280839895016px;width:128.50393700787401px;height:18.89763779527559px;z-index:251660288;mso-position-horizontal-absolute:no;mso-position-vertical-absolute:no" filled="f" stroked="f" o:allowincell="f">
             <v:textbox style="mso-fit-shape-to-t:f" inset="0,0,0,0">
               <w:txbxContent>
                 <w:p>
@@ -3489,7 +3489,7 @@
                       <w:b w:val="false"/>
                       <w:u w:val="none"/>
                     </w:rPr>
-                    <w:t xml:space="preserve">___________________</w:t>
+                    <w:t xml:space="preserve">__________________________</w:t>
                   </w:r>
                 </w:p>
               </w:txbxContent>
@@ -3499,11 +3499,11 @@
       </w:r>
       <w:r>
         <w:pict>
-          <v:shapetype id="_x0000_t202_s9769" coordsize="21600,21600" o:spt="202" path="m,l,21600r21600,l21600,xe">
+          <v:shapetype id="_x0000_t202_s75461" coordsize="21600,21600" o:spt="202" path="m,l,21600r21600,l21600,xe">
             <v:stroke joinstyle="miter"/>
             <v:path gradientshapeok="t" o:connecttype="rect"/>
           </v:shapetype>
-          <v:shape id="shape_9769" type="#_x0000_t202_s9769" style="position:absolute;margin-left:464.88188976377955px;margin-top:52.913280839895016px;width:113.3857217847769px;height:65.33175853018373px;z-index:251660288;mso-position-horizontal-absolute:no;mso-position-vertical-absolute:no" filled="f" stroked="f" o:allowincell="f">
+          <v:shape id="shape_75461" type="#_x0000_t202_s75461" style="position:absolute;margin-left:464.88188976377955px;margin-top:52.913280839895016px;width:113.3857217847769px;height:18.89763779527559px;z-index:251660288;mso-position-horizontal-absolute:no;mso-position-vertical-absolute:no" filled="f" stroked="f" o:allowincell="f">
             <v:textbox style="mso-fit-shape-to-t:f" inset="0,0,0,0">
               <w:txbxContent>
                 <w:p>
@@ -3519,7 +3519,7 @@
                       <w:b w:val="false"/>
                       <w:u w:val="none"/>
                     </w:rPr>
-                    <w:t xml:space="preserve">___________________</w:t>
+                    <w:t xml:space="preserve">________________</w:t>
                   </w:r>
                 </w:p>
               </w:txbxContent>
@@ -3529,11 +3529,11 @@
       </w:r>
       <w:r>
         <w:pict>
-          <v:shapetype id="_x0000_t202_s14850" coordsize="21600,21600" o:spt="202" path="m,l,21600r21600,l21600,xe">
+          <v:shapetype id="_x0000_t202_s53485" coordsize="21600,21600" o:spt="202" path="m,l,21600r21600,l21600,xe">
             <v:stroke joinstyle="miter"/>
             <v:path gradientshapeok="t" o:connecttype="rect"/>
           </v:shapetype>
-          <v:shape id="shape_14850" type="#_x0000_t202_s14850" style="position:absolute;margin-left:578.2677165354331px;margin-top:52.913280839895016px;width:37.79527559055118px;height:65.33175853018373px;z-index:251660288;mso-position-horizontal-absolute:no;mso-position-vertical-absolute:no" filled="f" stroked="f" o:allowincell="f">
+          <v:shape id="shape_53485" type="#_x0000_t202_s53485" style="position:absolute;margin-left:578.2677165354331px;margin-top:52.913280839895016px;width:37.79527559055118px;height:18.89763779527559px;z-index:251660288;mso-position-horizontal-absolute:no;mso-position-vertical-absolute:no" filled="f" stroked="f" o:allowincell="f">
             <v:textbox style="mso-fit-shape-to-t:f" inset="0,0,0,0">
               <w:txbxContent>
                 <w:p>
@@ -3559,11 +3559,11 @@
       </w:r>
       <w:r>
         <w:pict>
-          <v:shapetype id="_x0000_t202_s9769" coordsize="21600,21600" o:spt="202" path="m,l,21600r21600,l21600,xe">
+          <v:shapetype id="_x0000_t202_s36518" coordsize="21600,21600" o:spt="202" path="m,l,21600r21600,l21600,xe">
             <v:stroke joinstyle="miter"/>
             <v:path gradientshapeok="t" o:connecttype="rect"/>
           </v:shapetype>
-          <v:shape id="shape_9769" type="#_x0000_t202_s9769" style="position:absolute;margin-left:616.0628871391076px;margin-top:52.913280839895016px;width:128.50393700787401px;height:65.33175853018373px;z-index:251660288;mso-position-horizontal-absolute:no;mso-position-vertical-absolute:no" filled="f" stroked="f" o:allowincell="f">
+          <v:shape id="shape_36518" type="#_x0000_t202_s36518" style="position:absolute;margin-left:616.0628871391076px;margin-top:52.913280839895016px;width:128.50393700787401px;height:18.89763779527559px;z-index:251660288;mso-position-horizontal-absolute:no;mso-position-vertical-absolute:no" filled="f" stroked="f" o:allowincell="f">
             <v:textbox style="mso-fit-shape-to-t:f" inset="0,0,0,0">
               <w:txbxContent>
                 <w:p>
@@ -3579,7 +3579,7 @@
                       <w:b w:val="false"/>
                       <w:u w:val="none"/>
                     </w:rPr>
-                    <w:t xml:space="preserve">___________________</w:t>
+                    <w:t xml:space="preserve">__________________________</w:t>
                   </w:r>
                 </w:p>
               </w:txbxContent>
@@ -3589,11 +3589,11 @@
       </w:r>
       <w:r>
         <w:pict>
-          <v:shapetype id="_x0000_t202_s9769" coordsize="21600,21600" o:spt="202" path="m,l,21600r21600,l21600,xe">
+          <v:shapetype id="_x0000_t202_s75461" coordsize="21600,21600" o:spt="202" path="m,l,21600r21600,l21600,xe">
             <v:stroke joinstyle="miter"/>
             <v:path gradientshapeok="t" o:connecttype="rect"/>
           </v:shapetype>
-          <v:shape id="shape_9769" type="#_x0000_t202_s9769" style="position:absolute;margin-left:744.5668241469816px;margin-top:52.913280839895016px;width:113.3857217847769px;height:65.33175853018373px;z-index:251660288;mso-position-horizontal-absolute:no;mso-position-vertical-absolute:no" filled="f" stroked="f" o:allowincell="f">
+          <v:shape id="shape_75461" type="#_x0000_t202_s75461" style="position:absolute;margin-left:744.5668241469816px;margin-top:52.913280839895016px;width:113.3857217847769px;height:18.89763779527559px;z-index:251660288;mso-position-horizontal-absolute:no;mso-position-vertical-absolute:no" filled="f" stroked="f" o:allowincell="f">
             <v:textbox style="mso-fit-shape-to-t:f" inset="0,0,0,0">
               <w:txbxContent>
                 <w:p>
@@ -3609,7 +3609,7 @@
                       <w:b w:val="false"/>
                       <w:u w:val="none"/>
                     </w:rPr>
-                    <w:t xml:space="preserve">___________________</w:t>
+                    <w:t xml:space="preserve">________________</w:t>
                   </w:r>
                 </w:p>
               </w:txbxContent>
@@ -3619,11 +3619,11 @@
       </w:r>
       <w:r>
         <w:pict>
-          <v:shapetype id="_x0000_t202_s87222" coordsize="21600,21600" o:spt="202" path="m,l,21600r21600,l21600,xe">
+          <v:shapetype id="_x0000_t202_s60681" coordsize="21600,21600" o:spt="202" path="m,l,21600r21600,l21600,xe">
             <v:stroke joinstyle="miter"/>
             <v:path gradientshapeok="t" o:connecttype="rect"/>
           </v:shapetype>
-          <v:shape id="shape_87222" type="#_x0000_t202_s87222" style="position:absolute;margin-left:18.89763779527559px;margin-top:136.06299212598427px;width:37.79527559055118px;height:65.33175853018373px;z-index:251660288;mso-position-horizontal-absolute:no;mso-position-vertical-absolute:no" filled="f" stroked="f" o:allowincell="f">
+          <v:shape id="shape_60681" type="#_x0000_t202_s60681" style="position:absolute;margin-left:18.89763779527559px;margin-top:136.06299212598427px;width:37.79527559055118px;height:18.89763779527559px;z-index:251660288;mso-position-horizontal-absolute:no;mso-position-vertical-absolute:no" filled="f" stroked="f" o:allowincell="f">
             <v:textbox style="mso-fit-shape-to-t:f" inset="0,0,0,0">
               <w:txbxContent>
                 <w:p>
@@ -3649,11 +3649,11 @@
       </w:r>
       <w:r>
         <w:pict>
-          <v:shapetype id="_x0000_t202_s9769" coordsize="21600,21600" o:spt="202" path="m,l,21600r21600,l21600,xe">
+          <v:shapetype id="_x0000_t202_s36518" coordsize="21600,21600" o:spt="202" path="m,l,21600r21600,l21600,xe">
             <v:stroke joinstyle="miter"/>
             <v:path gradientshapeok="t" o:connecttype="rect"/>
           </v:shapetype>
-          <v:shape id="shape_9769" type="#_x0000_t202_s9769" style="position:absolute;margin-left:56.69291338582677px;margin-top:136.06299212598427px;width:128.50393700787401px;height:65.33175853018373px;z-index:251660288;mso-position-horizontal-absolute:no;mso-position-vertical-absolute:no" filled="f" stroked="f" o:allowincell="f">
+          <v:shape id="shape_36518" type="#_x0000_t202_s36518" style="position:absolute;margin-left:56.69291338582677px;margin-top:136.06299212598427px;width:128.50393700787401px;height:18.89763779527559px;z-index:251660288;mso-position-horizontal-absolute:no;mso-position-vertical-absolute:no" filled="f" stroked="f" o:allowincell="f">
             <v:textbox style="mso-fit-shape-to-t:f" inset="0,0,0,0">
               <w:txbxContent>
                 <w:p>
@@ -3669,7 +3669,7 @@
                       <w:b w:val="false"/>
                       <w:u w:val="none"/>
                     </w:rPr>
-                    <w:t xml:space="preserve">___________________</w:t>
+                    <w:t xml:space="preserve">__________________________</w:t>
                   </w:r>
                 </w:p>
               </w:txbxContent>
@@ -3679,11 +3679,11 @@
       </w:r>
       <w:r>
         <w:pict>
-          <v:shapetype id="_x0000_t202_s9769" coordsize="21600,21600" o:spt="202" path="m,l,21600r21600,l21600,xe">
+          <v:shapetype id="_x0000_t202_s75461" coordsize="21600,21600" o:spt="202" path="m,l,21600r21600,l21600,xe">
             <v:stroke joinstyle="miter"/>
             <v:path gradientshapeok="t" o:connecttype="rect"/>
           </v:shapetype>
-          <v:shape id="shape_9769" type="#_x0000_t202_s9769" style="position:absolute;margin-left:185.1968503937008px;margin-top:136.06299212598427px;width:113.3857217847769px;height:65.33175853018373px;z-index:251660288;mso-position-horizontal-absolute:no;mso-position-vertical-absolute:no" filled="f" stroked="f" o:allowincell="f">
+          <v:shape id="shape_75461" type="#_x0000_t202_s75461" style="position:absolute;margin-left:185.1968503937008px;margin-top:136.06299212598427px;width:113.3857217847769px;height:18.89763779527559px;z-index:251660288;mso-position-horizontal-absolute:no;mso-position-vertical-absolute:no" filled="f" stroked="f" o:allowincell="f">
             <v:textbox style="mso-fit-shape-to-t:f" inset="0,0,0,0">
               <w:txbxContent>
                 <w:p>
@@ -3699,7 +3699,7 @@
                       <w:b w:val="false"/>
                       <w:u w:val="none"/>
                     </w:rPr>
-                    <w:t xml:space="preserve">___________________</w:t>
+                    <w:t xml:space="preserve">________________</w:t>
                   </w:r>
                 </w:p>
               </w:txbxContent>
@@ -3709,11 +3709,11 @@
       </w:r>
       <w:r>
         <w:pict>
-          <v:shapetype id="_x0000_t202_s87222" coordsize="21600,21600" o:spt="202" path="m,l,21600r21600,l21600,xe">
+          <v:shapetype id="_x0000_t202_s60681" coordsize="21600,21600" o:spt="202" path="m,l,21600r21600,l21600,xe">
             <v:stroke joinstyle="miter"/>
             <v:path gradientshapeok="t" o:connecttype="rect"/>
           </v:shapetype>
-          <v:shape id="shape_87222" type="#_x0000_t202_s87222" style="position:absolute;margin-left:298.5826771653543px;margin-top:136.06299212598427px;width:37.79527559055118px;height:65.33175853018373px;z-index:251660288;mso-position-horizontal-absolute:no;mso-position-vertical-absolute:no" filled="f" stroked="f" o:allowincell="f">
+          <v:shape id="shape_60681" type="#_x0000_t202_s60681" style="position:absolute;margin-left:298.5826771653543px;margin-top:136.06299212598427px;width:37.79527559055118px;height:18.89763779527559px;z-index:251660288;mso-position-horizontal-absolute:no;mso-position-vertical-absolute:no" filled="f" stroked="f" o:allowincell="f">
             <v:textbox style="mso-fit-shape-to-t:f" inset="0,0,0,0">
               <w:txbxContent>
                 <w:p>
@@ -3739,11 +3739,11 @@
       </w:r>
       <w:r>
         <w:pict>
-          <v:shapetype id="_x0000_t202_s9769" coordsize="21600,21600" o:spt="202" path="m,l,21600r21600,l21600,xe">
+          <v:shapetype id="_x0000_t202_s36518" coordsize="21600,21600" o:spt="202" path="m,l,21600r21600,l21600,xe">
             <v:stroke joinstyle="miter"/>
             <v:path gradientshapeok="t" o:connecttype="rect"/>
           </v:shapetype>
-          <v:shape id="shape_9769" type="#_x0000_t202_s9769" style="position:absolute;margin-left:336.37784776902885px;margin-top:136.06299212598427px;width:128.50393700787401px;height:65.33175853018373px;z-index:251660288;mso-position-horizontal-absolute:no;mso-position-vertical-absolute:no" filled="f" stroked="f" o:allowincell="f">
+          <v:shape id="shape_36518" type="#_x0000_t202_s36518" style="position:absolute;margin-left:336.37784776902885px;margin-top:136.06299212598427px;width:128.50393700787401px;height:18.89763779527559px;z-index:251660288;mso-position-horizontal-absolute:no;mso-position-vertical-absolute:no" filled="f" stroked="f" o:allowincell="f">
             <v:textbox style="mso-fit-shape-to-t:f" inset="0,0,0,0">
               <w:txbxContent>
                 <w:p>
@@ -3759,7 +3759,7 @@
                       <w:b w:val="false"/>
                       <w:u w:val="none"/>
                     </w:rPr>
-                    <w:t xml:space="preserve">___________________</w:t>
+                    <w:t xml:space="preserve">__________________________</w:t>
                   </w:r>
                 </w:p>
               </w:txbxContent>
@@ -3769,11 +3769,11 @@
       </w:r>
       <w:r>
         <w:pict>
-          <v:shapetype id="_x0000_t202_s9769" coordsize="21600,21600" o:spt="202" path="m,l,21600r21600,l21600,xe">
+          <v:shapetype id="_x0000_t202_s75461" coordsize="21600,21600" o:spt="202" path="m,l,21600r21600,l21600,xe">
             <v:stroke joinstyle="miter"/>
             <v:path gradientshapeok="t" o:connecttype="rect"/>
           </v:shapetype>
-          <v:shape id="shape_9769" type="#_x0000_t202_s9769" style="position:absolute;margin-left:464.88188976377955px;margin-top:136.06299212598427px;width:113.3857217847769px;height:65.33175853018373px;z-index:251660288;mso-position-horizontal-absolute:no;mso-position-vertical-absolute:no" filled="f" stroked="f" o:allowincell="f">
+          <v:shape id="shape_75461" type="#_x0000_t202_s75461" style="position:absolute;margin-left:464.88188976377955px;margin-top:136.06299212598427px;width:113.3857217847769px;height:18.89763779527559px;z-index:251660288;mso-position-horizontal-absolute:no;mso-position-vertical-absolute:no" filled="f" stroked="f" o:allowincell="f">
             <v:textbox style="mso-fit-shape-to-t:f" inset="0,0,0,0">
               <w:txbxContent>
                 <w:p>
@@ -3789,7 +3789,7 @@
                       <w:b w:val="false"/>
                       <w:u w:val="none"/>
                     </w:rPr>
-                    <w:t xml:space="preserve">___________________</w:t>
+                    <w:t xml:space="preserve">________________</w:t>
                   </w:r>
                 </w:p>
               </w:txbxContent>
@@ -3799,11 +3799,11 @@
       </w:r>
       <w:r>
         <w:pict>
-          <v:shapetype id="_x0000_t202_s87222" coordsize="21600,21600" o:spt="202" path="m,l,21600r21600,l21600,xe">
+          <v:shapetype id="_x0000_t202_s60681" coordsize="21600,21600" o:spt="202" path="m,l,21600r21600,l21600,xe">
             <v:stroke joinstyle="miter"/>
             <v:path gradientshapeok="t" o:connecttype="rect"/>
           </v:shapetype>
-          <v:shape id="shape_87222" type="#_x0000_t202_s87222" style="position:absolute;margin-left:578.2677165354331px;margin-top:136.06299212598427px;width:37.79527559055118px;height:65.33175853018373px;z-index:251660288;mso-position-horizontal-absolute:no;mso-position-vertical-absolute:no" filled="f" stroked="f" o:allowincell="f">
+          <v:shape id="shape_60681" type="#_x0000_t202_s60681" style="position:absolute;margin-left:578.2677165354331px;margin-top:136.06299212598427px;width:37.79527559055118px;height:18.89763779527559px;z-index:251660288;mso-position-horizontal-absolute:no;mso-position-vertical-absolute:no" filled="f" stroked="f" o:allowincell="f">
             <v:textbox style="mso-fit-shape-to-t:f" inset="0,0,0,0">
               <w:txbxContent>
                 <w:p>
@@ -3829,11 +3829,11 @@
       </w:r>
       <w:r>
         <w:pict>
-          <v:shapetype id="_x0000_t202_s9769" coordsize="21600,21600" o:spt="202" path="m,l,21600r21600,l21600,xe">
+          <v:shapetype id="_x0000_t202_s36518" coordsize="21600,21600" o:spt="202" path="m,l,21600r21600,l21600,xe">
             <v:stroke joinstyle="miter"/>
             <v:path gradientshapeok="t" o:connecttype="rect"/>
           </v:shapetype>
-          <v:shape id="shape_9769" type="#_x0000_t202_s9769" style="position:absolute;margin-left:616.0628871391076px;margin-top:136.06299212598427px;width:128.50393700787401px;height:65.33175853018373px;z-index:251660288;mso-position-horizontal-absolute:no;mso-position-vertical-absolute:no" filled="f" stroked="f" o:allowincell="f">
+          <v:shape id="shape_36518" type="#_x0000_t202_s36518" style="position:absolute;margin-left:616.0628871391076px;margin-top:136.06299212598427px;width:128.50393700787401px;height:18.89763779527559px;z-index:251660288;mso-position-horizontal-absolute:no;mso-position-vertical-absolute:no" filled="f" stroked="f" o:allowincell="f">
             <v:textbox style="mso-fit-shape-to-t:f" inset="0,0,0,0">
               <w:txbxContent>
                 <w:p>
@@ -3849,7 +3849,7 @@
                       <w:b w:val="false"/>
                       <w:u w:val="none"/>
                     </w:rPr>
-                    <w:t xml:space="preserve">___________________</w:t>
+                    <w:t xml:space="preserve">__________________________</w:t>
                   </w:r>
                 </w:p>
               </w:txbxContent>
@@ -3859,11 +3859,11 @@
       </w:r>
       <w:r>
         <w:pict>
-          <v:shapetype id="_x0000_t202_s9769" coordsize="21600,21600" o:spt="202" path="m,l,21600r21600,l21600,xe">
+          <v:shapetype id="_x0000_t202_s75461" coordsize="21600,21600" o:spt="202" path="m,l,21600r21600,l21600,xe">
             <v:stroke joinstyle="miter"/>
             <v:path gradientshapeok="t" o:connecttype="rect"/>
           </v:shapetype>
-          <v:shape id="shape_9769" type="#_x0000_t202_s9769" style="position:absolute;margin-left:744.5668241469816px;margin-top:136.06299212598427px;width:113.3857217847769px;height:65.33175853018373px;z-index:251660288;mso-position-horizontal-absolute:no;mso-position-vertical-absolute:no" filled="f" stroked="f" o:allowincell="f">
+          <v:shape id="shape_75461" type="#_x0000_t202_s75461" style="position:absolute;margin-left:744.5668241469816px;margin-top:136.06299212598427px;width:113.3857217847769px;height:18.89763779527559px;z-index:251660288;mso-position-horizontal-absolute:no;mso-position-vertical-absolute:no" filled="f" stroked="f" o:allowincell="f">
             <v:textbox style="mso-fit-shape-to-t:f" inset="0,0,0,0">
               <w:txbxContent>
                 <w:p>
@@ -3879,7 +3879,7 @@
                       <w:b w:val="false"/>
                       <w:u w:val="none"/>
                     </w:rPr>
-                    <w:t xml:space="preserve">___________________</w:t>
+                    <w:t xml:space="preserve">________________</w:t>
                   </w:r>
                 </w:p>
               </w:txbxContent>
@@ -3889,11 +3889,11 @@
       </w:r>
       <w:r>
         <w:pict>
-          <v:shapetype id="_x0000_t202_s64272" coordsize="21600,21600" o:spt="202" path="m,l,21600r21600,l21600,xe">
+          <v:shapetype id="_x0000_t202_s74150" coordsize="21600,21600" o:spt="202" path="m,l,21600r21600,l21600,xe">
             <v:stroke joinstyle="miter"/>
             <v:path gradientshapeok="t" o:connecttype="rect"/>
           </v:shapetype>
-          <v:shape id="shape_64272" type="#_x0000_t202_s64272" style="position:absolute;margin-left:18.89763779527559px;margin-top:230.5511811023622px;width:226.77165354330708px;height:18.89763779527559px;z-index:251660288;mso-position-horizontal-absolute:no;mso-position-vertical-absolute:no" filled="f" stroked="f" o:allowincell="f">
+          <v:shape id="shape_74150" type="#_x0000_t202_s74150" style="position:absolute;margin-left:18.89763779527559px;margin-top:230.5511811023622px;width:264.56692913385825px;height:18.89763779527559px;z-index:251660288;mso-position-horizontal-absolute:no;mso-position-vertical-absolute:no" filled="f" stroked="f" o:allowincell="f">
             <v:textbox style="mso-fit-shape-to-t:f" inset="0,0,0,0">
               <w:txbxContent>
                 <w:p>
@@ -3919,11 +3919,11 @@
       </w:r>
       <w:r>
         <w:pict>
-          <v:shapetype id="_x0000_t202_s94745" coordsize="21600,21600" o:spt="202" path="m,l,21600r21600,l21600,xe">
+          <v:shapetype id="_x0000_t202_s31561" coordsize="21600,21600" o:spt="202" path="m,l,21600r21600,l21600,xe">
             <v:stroke joinstyle="miter"/>
             <v:path gradientshapeok="t" o:connecttype="rect"/>
           </v:shapetype>
-          <v:shape id="shape_94745" type="#_x0000_t202_s94745" style="position:absolute;margin-left:18.89763779527559px;margin-top:245.66929133858267px;width:226.77165354330708px;height:18.89763779527559px;z-index:251660288;mso-position-horizontal-absolute:no;mso-position-vertical-absolute:no" filled="f" stroked="f" o:allowincell="f">
+          <v:shape id="shape_31561" type="#_x0000_t202_s31561" style="position:absolute;margin-left:18.89763779527559px;margin-top:245.66929133858267px;width:264.56692913385825px;height:18.89763779527559px;z-index:251660288;mso-position-horizontal-absolute:no;mso-position-vertical-absolute:no" filled="f" stroked="f" o:allowincell="f">
             <v:textbox style="mso-fit-shape-to-t:f" inset="0,0,0,0">
               <w:txbxContent>
                 <w:p>
@@ -3949,11 +3949,11 @@
       </w:r>
       <w:r>
         <w:pict>
-          <v:shapetype id="_x0000_t202_s56302" coordsize="21600,21600" o:spt="202" path="m,l,21600r21600,l21600,xe">
+          <v:shapetype id="_x0000_t202_s42931" coordsize="21600,21600" o:spt="202" path="m,l,21600r21600,l21600,xe">
             <v:stroke joinstyle="miter"/>
             <v:path gradientshapeok="t" o:connecttype="rect"/>
           </v:shapetype>
-          <v:shape id="shape_56302" type="#_x0000_t202_s56302" style="position:absolute;margin-left:18.89763779527559px;margin-top:272.12598425196853px;width:226.77165354330708px;height:18.89763779527559px;z-index:251660288;mso-position-horizontal-absolute:no;mso-position-vertical-absolute:no" filled="f" stroked="f" o:allowincell="f">
+          <v:shape id="shape_42931" type="#_x0000_t202_s42931" style="position:absolute;margin-left:18.89763779527559px;margin-top:266.45669291338584px;width:264.56692913385825px;height:18.89763779527559px;z-index:251660288;mso-position-horizontal-absolute:no;mso-position-vertical-absolute:no" filled="f" stroked="f" o:allowincell="f">
             <v:textbox style="mso-fit-shape-to-t:f" inset="0,0,0,0">
               <w:txbxContent>
                 <w:p>
@@ -3969,7 +3969,7 @@
                       <w:b w:val="false"/>
                       <w:u w:val="none"/>
                     </w:rPr>
-                    <w:t xml:space="preserve">ሙሉ ስም......................</w:t>
+                    <w:t xml:space="preserve">ሙሉ ስም: __________________________   ስልክ: ____________</w:t>
                   </w:r>
                 </w:p>
               </w:txbxContent>
@@ -3979,41 +3979,11 @@
       </w:r>
       <w:r>
         <w:pict>
-          <v:shapetype id="_x0000_t202_s56663" coordsize="21600,21600" o:spt="202" path="m,l,21600r21600,l21600,xe">
+          <v:shapetype id="_x0000_t202_s51751" coordsize="21600,21600" o:spt="202" path="m,l,21600r21600,l21600,xe">
             <v:stroke joinstyle="miter"/>
             <v:path gradientshapeok="t" o:connecttype="rect"/>
           </v:shapetype>
-          <v:shape id="shape_56663" type="#_x0000_t202_s56663" style="position:absolute;margin-left:18.89763779527559px;margin-top:291.0236220472441px;width:226.77165354330708px;height:18.89763779527559px;z-index:251660288;mso-position-horizontal-absolute:no;mso-position-vertical-absolute:no" filled="f" stroked="f" o:allowincell="f">
-            <v:textbox style="mso-fit-shape-to-t:f" inset="0,0,0,0">
-              <w:txbxContent>
-                <w:p>
-                  <w:pPr>
-                    <w:jc w:val="left"/>
-                    <w:spacing w:before="0" w:after="0" w:line="240" w:lineRule="auto"/>
-                  </w:pPr>
-                  <w:r>
-                    <w:rPr>
-                      <w:rFonts w:ascii="Noto Sans Ethiopic" w:hAnsi="Noto Sans Ethiopic" w:cs="Noto Sans Ethiopic" w:eastAsia="Noto Sans Ethiopic"/>
-                      <w:sz w:val="18"/>
-                      <w:szCs w:val="18"/>
-                      <w:b w:val="false"/>
-                      <w:u w:val="none"/>
-                    </w:rPr>
-                    <w:t xml:space="preserve">ስልክ ቁጥር...........</w:t>
-                  </w:r>
-                </w:p>
-              </w:txbxContent>
-            </v:textbox>
-          </v:shape>
-        </w:pict>
-      </w:r>
-      <w:r>
-        <w:pict>
-          <v:shapetype id="_x0000_t202_s44915" coordsize="21600,21600" o:spt="202" path="m,l,21600r21600,l21600,xe">
-            <v:stroke joinstyle="miter"/>
-            <v:path gradientshapeok="t" o:connecttype="rect"/>
-          </v:shapetype>
-          <v:shape id="shape_44915" type="#_x0000_t202_s44915" style="position:absolute;margin-left:18.89763779527559px;margin-top:340.15748031496065px;width:151.1811023622047px;height:18.89763779527559px;z-index:251660288;mso-position-horizontal-absolute:no;mso-position-vertical-absolute:no" filled="f" stroked="f" o:allowincell="f">
+          <v:shape id="shape_51751" type="#_x0000_t202_s51751" style="position:absolute;margin-left:18.89763779527559px;margin-top:340.15748031496065px;width:151.1811023622047px;height:18.89763779527559px;z-index:251660288;mso-position-horizontal-absolute:no;mso-position-vertical-absolute:no" filled="f" stroked="f" o:allowincell="f">
             <v:textbox style="mso-fit-shape-to-t:f" inset="0,0,0,0">
               <w:txbxContent>
                 <w:p>
@@ -4039,11 +4009,11 @@
       </w:r>
       <w:r>
         <w:pict>
-          <v:shapetype id="_x0000_t202_s98092" coordsize="21600,21600" o:spt="202" path="m,l,21600r21600,l21600,xe">
+          <v:shapetype id="_x0000_t202_s87818" coordsize="21600,21600" o:spt="202" path="m,l,21600r21600,l21600,xe">
             <v:stroke joinstyle="miter"/>
             <v:path gradientshapeok="t" o:connecttype="rect"/>
           </v:shapetype>
-          <v:shape id="shape_98092" type="#_x0000_t202_s98092" style="position:absolute;margin-left:151.1811023622047px;margin-top:340.15748031496065px;width:188.9763779527559px;height:18.89763779527559px;z-index:251660288;mso-position-horizontal-absolute:no;mso-position-vertical-absolute:no" filled="f" stroked="f" o:allowincell="f">
+          <v:shape id="shape_87818" type="#_x0000_t202_s87818" style="position:absolute;margin-left:151.1811023622047px;margin-top:340.15748031496065px;width:188.9763779527559px;height:18.89763779527559px;z-index:251660288;mso-position-horizontal-absolute:no;mso-position-vertical-absolute:no" filled="f" stroked="f" o:allowincell="f">
             <v:textbox style="mso-fit-shape-to-t:f" inset="0,0,0,0">
               <w:txbxContent>
                 <w:p>
@@ -4069,11 +4039,11 @@
       </w:r>
       <w:r>
         <w:pict>
-          <v:shapetype id="_x0000_t202_s32540" coordsize="21600,21600" o:spt="202" path="m,l,21600r21600,l21600,xe">
+          <v:shapetype id="_x0000_t202_s69972" coordsize="21600,21600" o:spt="202" path="m,l,21600r21600,l21600,xe">
             <v:stroke joinstyle="miter"/>
             <v:path gradientshapeok="t" o:connecttype="rect"/>
           </v:shapetype>
-          <v:shape id="shape_32540" type="#_x0000_t202_s32540" style="position:absolute;margin-left:340.15748031496065px;margin-top:340.15748031496065px;width:37.79527559055118px;height:18.89763779527559px;z-index:251660288;mso-position-horizontal-absolute:no;mso-position-vertical-absolute:no" filled="f" stroked="f" o:allowincell="f">
+          <v:shape id="shape_69972" type="#_x0000_t202_s69972" style="position:absolute;margin-left:340.15748031496065px;margin-top:340.15748031496065px;width:37.79527559055118px;height:18.89763779527559px;z-index:251660288;mso-position-horizontal-absolute:no;mso-position-vertical-absolute:no" filled="f" stroked="f" o:allowincell="f">
             <v:textbox style="mso-fit-shape-to-t:f" inset="0,0,0,0">
               <w:txbxContent>
                 <w:p>
@@ -4099,11 +4069,11 @@
       </w:r>
       <w:r>
         <w:pict>
-          <v:shapetype id="_x0000_t202_s59825" coordsize="21600,21600" o:spt="202" path="m,l,21600r21600,l21600,xe">
+          <v:shapetype id="_x0000_t202_s75461" coordsize="21600,21600" o:spt="202" path="m,l,21600r21600,l21600,xe">
             <v:stroke joinstyle="miter"/>
             <v:path gradientshapeok="t" o:connecttype="rect"/>
           </v:shapetype>
-          <v:shape id="shape_59825" type="#_x0000_t202_s59825" style="position:absolute;margin-left:377.9527559055118px;margin-top:340.15748031496065px;width:113.38582677165354px;height:18.89763779527559px;z-index:251660288;mso-position-horizontal-absolute:no;mso-position-vertical-absolute:no" filled="f" stroked="f" o:allowincell="f">
+          <v:shape id="shape_75461" type="#_x0000_t202_s75461" style="position:absolute;margin-left:377.9527559055118px;margin-top:340.15748031496065px;width:113.38582677165354px;height:18.89763779527559px;z-index:251660288;mso-position-horizontal-absolute:no;mso-position-vertical-absolute:no" filled="f" stroked="f" o:allowincell="f">
             <v:textbox style="mso-fit-shape-to-t:f" inset="0,0,0,0">
               <w:txbxContent>
                 <w:p>
@@ -4129,11 +4099,11 @@
       </w:r>
       <w:r>
         <w:pict>
-          <v:shapetype id="_x0000_t202_s34033" coordsize="21600,21600" o:spt="202" path="m,l,21600r21600,l21600,xe">
+          <v:shapetype id="_x0000_t202_s70184" coordsize="21600,21600" o:spt="202" path="m,l,21600r21600,l21600,xe">
             <v:stroke joinstyle="miter"/>
             <v:path gradientshapeok="t" o:connecttype="rect"/>
           </v:shapetype>
-          <v:shape id="shape_34033" type="#_x0000_t202_s34033" style="position:absolute;margin-left:491.33858267716533px;margin-top:340.15748031496065px;width:37.79527559055118px;height:18.89763779527559px;z-index:251660288;mso-position-horizontal-absolute:no;mso-position-vertical-absolute:no" filled="f" stroked="f" o:allowincell="f">
+          <v:shape id="shape_70184" type="#_x0000_t202_s70184" style="position:absolute;margin-left:491.33858267716533px;margin-top:340.15748031496065px;width:37.79527559055118px;height:18.89763779527559px;z-index:251660288;mso-position-horizontal-absolute:no;mso-position-vertical-absolute:no" filled="f" stroked="f" o:allowincell="f">
             <v:textbox style="mso-fit-shape-to-t:f" inset="0,0,0,0">
               <w:txbxContent>
                 <w:p>
@@ -4159,11 +4129,11 @@
       </w:r>
       <w:r>
         <w:pict>
-          <v:shapetype id="_x0000_t202_s98092" coordsize="21600,21600" o:spt="202" path="m,l,21600r21600,l21600,xe">
+          <v:shapetype id="_x0000_t202_s87818" coordsize="21600,21600" o:spt="202" path="m,l,21600r21600,l21600,xe">
             <v:stroke joinstyle="miter"/>
             <v:path gradientshapeok="t" o:connecttype="rect"/>
           </v:shapetype>
-          <v:shape id="shape_98092" type="#_x0000_t202_s98092" style="position:absolute;margin-left:529.1338582677165px;margin-top:340.15748031496065px;width:226.77165354330708px;height:18.89763779527559px;z-index:251660288;mso-position-horizontal-absolute:no;mso-position-vertical-absolute:no" filled="f" stroked="f" o:allowincell="f">
+          <v:shape id="shape_87818" type="#_x0000_t202_s87818" style="position:absolute;margin-left:529.1338582677165px;margin-top:340.15748031496065px;width:226.77165354330708px;height:18.89763779527559px;z-index:251660288;mso-position-horizontal-absolute:no;mso-position-vertical-absolute:no" filled="f" stroked="f" o:allowincell="f">
             <v:textbox style="mso-fit-shape-to-t:f" inset="0,0,0,0">
               <w:txbxContent>
                 <w:p>
@@ -4189,11 +4159,11 @@
       </w:r>
       <w:r>
         <w:pict>
-          <v:shapetype id="_x0000_t202_s50830" coordsize="21600,21600" o:spt="202" path="m,l,21600r21600,l21600,xe">
+          <v:shapetype id="_x0000_t202_s57266" coordsize="21600,21600" o:spt="202" path="m,l,21600r21600,l21600,xe">
             <v:stroke joinstyle="miter"/>
             <v:path gradientshapeok="t" o:connecttype="rect"/>
           </v:shapetype>
-          <v:shape id="shape_50830" type="#_x0000_t202_s50830" style="position:absolute;margin-left:18.89763779527559px;margin-top:415.748031496063px;width:151.1811023622047px;height:18.89763779527559px;z-index:251660288;mso-position-horizontal-absolute:no;mso-position-vertical-absolute:no" filled="f" stroked="f" o:allowincell="f">
+          <v:shape id="shape_57266" type="#_x0000_t202_s57266" style="position:absolute;margin-left:18.89763779527559px;margin-top:415.748031496063px;width:151.1811023622047px;height:18.89763779527559px;z-index:251660288;mso-position-horizontal-absolute:no;mso-position-vertical-absolute:no" filled="f" stroked="f" o:allowincell="f">
             <v:textbox style="mso-fit-shape-to-t:f" inset="0,0,0,0">
               <w:txbxContent>
                 <w:p>
@@ -4219,11 +4189,11 @@
       </w:r>
       <w:r>
         <w:pict>
-          <v:shapetype id="_x0000_t202_s98092" coordsize="21600,21600" o:spt="202" path="m,l,21600r21600,l21600,xe">
+          <v:shapetype id="_x0000_t202_s87818" coordsize="21600,21600" o:spt="202" path="m,l,21600r21600,l21600,xe">
             <v:stroke joinstyle="miter"/>
             <v:path gradientshapeok="t" o:connecttype="rect"/>
           </v:shapetype>
-          <v:shape id="shape_98092" type="#_x0000_t202_s98092" style="position:absolute;margin-left:151.1811023622047px;margin-top:415.748031496063px;width:188.9763779527559px;height:18.89763779527559px;z-index:251660288;mso-position-horizontal-absolute:no;mso-position-vertical-absolute:no" filled="f" stroked="f" o:allowincell="f">
+          <v:shape id="shape_87818" type="#_x0000_t202_s87818" style="position:absolute;margin-left:151.1811023622047px;margin-top:415.748031496063px;width:188.9763779527559px;height:18.89763779527559px;z-index:251660288;mso-position-horizontal-absolute:no;mso-position-vertical-absolute:no" filled="f" stroked="f" o:allowincell="f">
             <v:textbox style="mso-fit-shape-to-t:f" inset="0,0,0,0">
               <w:txbxContent>
                 <w:p>
@@ -4249,11 +4219,11 @@
       </w:r>
       <w:r>
         <w:pict>
-          <v:shapetype id="_x0000_t202_s32540" coordsize="21600,21600" o:spt="202" path="m,l,21600r21600,l21600,xe">
+          <v:shapetype id="_x0000_t202_s69972" coordsize="21600,21600" o:spt="202" path="m,l,21600r21600,l21600,xe">
             <v:stroke joinstyle="miter"/>
             <v:path gradientshapeok="t" o:connecttype="rect"/>
           </v:shapetype>
-          <v:shape id="shape_32540" type="#_x0000_t202_s32540" style="position:absolute;margin-left:340.15748031496065px;margin-top:415.748031496063px;width:37.79527559055118px;height:18.89763779527559px;z-index:251660288;mso-position-horizontal-absolute:no;mso-position-vertical-absolute:no" filled="f" stroked="f" o:allowincell="f">
+          <v:shape id="shape_69972" type="#_x0000_t202_s69972" style="position:absolute;margin-left:340.15748031496065px;margin-top:415.748031496063px;width:37.79527559055118px;height:18.89763779527559px;z-index:251660288;mso-position-horizontal-absolute:no;mso-position-vertical-absolute:no" filled="f" stroked="f" o:allowincell="f">
             <v:textbox style="mso-fit-shape-to-t:f" inset="0,0,0,0">
               <w:txbxContent>
                 <w:p>
@@ -4279,11 +4249,11 @@
       </w:r>
       <w:r>
         <w:pict>
-          <v:shapetype id="_x0000_t202_s59825" coordsize="21600,21600" o:spt="202" path="m,l,21600r21600,l21600,xe">
+          <v:shapetype id="_x0000_t202_s75461" coordsize="21600,21600" o:spt="202" path="m,l,21600r21600,l21600,xe">
             <v:stroke joinstyle="miter"/>
             <v:path gradientshapeok="t" o:connecttype="rect"/>
           </v:shapetype>
-          <v:shape id="shape_59825" type="#_x0000_t202_s59825" style="position:absolute;margin-left:377.9527559055118px;margin-top:415.748031496063px;width:113.38582677165354px;height:18.89763779527559px;z-index:251660288;mso-position-horizontal-absolute:no;mso-position-vertical-absolute:no" filled="f" stroked="f" o:allowincell="f">
+          <v:shape id="shape_75461" type="#_x0000_t202_s75461" style="position:absolute;margin-left:377.9527559055118px;margin-top:415.748031496063px;width:113.38582677165354px;height:18.89763779527559px;z-index:251660288;mso-position-horizontal-absolute:no;mso-position-vertical-absolute:no" filled="f" stroked="f" o:allowincell="f">
             <v:textbox style="mso-fit-shape-to-t:f" inset="0,0,0,0">
               <w:txbxContent>
                 <w:p>
@@ -4309,11 +4279,11 @@
       </w:r>
       <w:r>
         <w:pict>
-          <v:shapetype id="_x0000_t202_s34033" coordsize="21600,21600" o:spt="202" path="m,l,21600r21600,l21600,xe">
+          <v:shapetype id="_x0000_t202_s70184" coordsize="21600,21600" o:spt="202" path="m,l,21600r21600,l21600,xe">
             <v:stroke joinstyle="miter"/>
             <v:path gradientshapeok="t" o:connecttype="rect"/>
           </v:shapetype>
-          <v:shape id="shape_34033" type="#_x0000_t202_s34033" style="position:absolute;margin-left:491.33858267716533px;margin-top:415.748031496063px;width:37.79527559055118px;height:18.89763779527559px;z-index:251660288;mso-position-horizontal-absolute:no;mso-position-vertical-absolute:no" filled="f" stroked="f" o:allowincell="f">
+          <v:shape id="shape_70184" type="#_x0000_t202_s70184" style="position:absolute;margin-left:491.33858267716533px;margin-top:415.748031496063px;width:37.79527559055118px;height:18.89763779527559px;z-index:251660288;mso-position-horizontal-absolute:no;mso-position-vertical-absolute:no" filled="f" stroked="f" o:allowincell="f">
             <v:textbox style="mso-fit-shape-to-t:f" inset="0,0,0,0">
               <w:txbxContent>
                 <w:p>
@@ -4339,11 +4309,11 @@
       </w:r>
       <w:r>
         <w:pict>
-          <v:shapetype id="_x0000_t202_s98092" coordsize="21600,21600" o:spt="202" path="m,l,21600r21600,l21600,xe">
+          <v:shapetype id="_x0000_t202_s87818" coordsize="21600,21600" o:spt="202" path="m,l,21600r21600,l21600,xe">
             <v:stroke joinstyle="miter"/>
             <v:path gradientshapeok="t" o:connecttype="rect"/>
           </v:shapetype>
-          <v:shape id="shape_98092" type="#_x0000_t202_s98092" style="position:absolute;margin-left:529.1338582677165px;margin-top:415.748031496063px;width:226.77165354330708px;height:18.89763779527559px;z-index:251660288;mso-position-horizontal-absolute:no;mso-position-vertical-absolute:no" filled="f" stroked="f" o:allowincell="f">
+          <v:shape id="shape_87818" type="#_x0000_t202_s87818" style="position:absolute;margin-left:529.1338582677165px;margin-top:415.748031496063px;width:226.77165354330708px;height:18.89763779527559px;z-index:251660288;mso-position-horizontal-absolute:no;mso-position-vertical-absolute:no" filled="f" stroked="f" o:allowincell="f">
             <v:textbox style="mso-fit-shape-to-t:f" inset="0,0,0,0">
               <w:txbxContent>
                 <w:p>
@@ -4369,11 +4339,11 @@
       </w:r>
       <w:r>
         <w:pict>
-          <v:shapetype id="_x0000_t202_s26618" coordsize="21600,21600" o:spt="202" path="m,l,21600r21600,l21600,xe">
+          <v:shapetype id="_x0000_t202_s28715" coordsize="21600,21600" o:spt="202" path="m,l,21600r21600,l21600,xe">
             <v:stroke joinstyle="miter"/>
             <v:path gradientshapeok="t" o:connecttype="rect"/>
           </v:shapetype>
-          <v:shape id="shape_26618" type="#_x0000_t202_s26618" style="position:absolute;margin-left:831.496062992126px;margin-top:321.25984251968504px;width:245.66929133858267px;height:22.677165354330707px;z-index:251660288;mso-position-horizontal-absolute:no;mso-position-vertical-absolute:no" filled="f" stroked="t" o:allowincell="f">
+          <v:shape id="shape_28715" type="#_x0000_t202_s28715" style="position:absolute;margin-left:831.496062992126px;margin-top:321.25984251968504px;width:245.66929133858267px;height:22.677165354330707px;z-index:251660288;mso-position-horizontal-absolute:no;mso-position-vertical-absolute:no" filled="f" stroked="t" o:allowincell="f">
             <v:textbox style="mso-fit-shape-to-t:f" inset="0,0,0,0">
               <w:txbxContent>
                 <w:p>
@@ -4399,11 +4369,11 @@
       </w:r>
       <w:r>
         <w:pict>
-          <v:shapetype id="_x0000_t202_s64828" coordsize="21600,21600" o:spt="202" path="m,l,21600r21600,l21600,xe">
+          <v:shapetype id="_x0000_t202_s17440" coordsize="21600,21600" o:spt="202" path="m,l,21600r21600,l21600,xe">
             <v:stroke joinstyle="miter"/>
             <v:path gradientshapeok="t" o:connecttype="rect"/>
           </v:shapetype>
-          <v:shape id="shape_64828" type="#_x0000_t202_s64828" style="position:absolute;margin-left:831.496062992126px;margin-top:343.93700787401576px;width:245.66929133858267px;height:86.92902887139108px;z-index:251660288;mso-position-horizontal-absolute:no;mso-position-vertical-absolute:no" filled="f" stroked="t" o:allowincell="f">
+          <v:shape id="shape_17440" type="#_x0000_t202_s17440" style="position:absolute;margin-left:831.496062992126px;margin-top:343.93700787401576px;width:245.66929133858267px;height:86.92902887139108px;z-index:251660288;mso-position-horizontal-absolute:no;mso-position-vertical-absolute:no" filled="f" stroked="t" o:allowincell="f">
             <v:textbox style="mso-fit-shape-to-t:f" inset="0,0,0,0">
               <w:txbxContent>
                 <w:p>
@@ -4429,11 +4399,11 @@
       </w:r>
       <w:r>
         <w:pict>
-          <v:shapetype id="_x0000_t202_s39095" coordsize="21600,21600" o:spt="202" path="m,l,21600r21600,l21600,xe">
+          <v:shapetype id="_x0000_t202_s9048" coordsize="21600,21600" o:spt="202" path="m,l,21600r21600,l21600,xe">
             <v:stroke joinstyle="miter"/>
             <v:path gradientshapeok="t" o:connecttype="rect"/>
           </v:shapetype>
-          <v:shape id="shape_39095" type="#_x0000_t202_s39095" style="position:absolute;margin-left:831.496062992126px;margin-top:430.86614173228344px;width:245.66929133858267px;height:22.677165354330707px;z-index:251660288;mso-position-horizontal-absolute:no;mso-position-vertical-absolute:no" filled="f" stroked="t" o:allowincell="f">
+          <v:shape id="shape_9048" type="#_x0000_t202_s9048" style="position:absolute;margin-left:831.496062992126px;margin-top:430.86614173228344px;width:245.66929133858267px;height:22.677165354330707px;z-index:251660288;mso-position-horizontal-absolute:no;mso-position-vertical-absolute:no" filled="f" stroked="t" o:allowincell="f">
             <v:textbox style="mso-fit-shape-to-t:f" inset="0,0,0,0">
               <w:txbxContent>
                 <w:p>

--- a/templates/ልማት ህብረት ቅጽ.docx
+++ b/templates/ልማት ህብረት ቅጽ.docx
@@ -2,3339 +2,1873 @@
 <file path=word/document.xml><?xml version="1.0" encoding="utf-8"?>
 <w:document xmlns:wpc="http://schemas.microsoft.com/office/word/2010/wordprocessingCanvas" xmlns:mo="http://schemas.microsoft.com/office/mac/office/2008/main" xmlns:mc="http://schemas.openxmlformats.org/markup-compatibility/2006" xmlns:mv="urn:schemas-microsoft-com:mac:vml" xmlns:o="urn:schemas-microsoft-com:office:office" xmlns:r="http://schemas.openxmlformats.org/officeDocument/2006/relationships" xmlns:m="http://schemas.openxmlformats.org/officeDocument/2006/math" xmlns:v="urn:schemas-microsoft-com:vml" xmlns:wp14="http://schemas.microsoft.com/office/word/2010/wordprocessingDrawing" xmlns:wp="http://schemas.openxmlformats.org/drawingml/2006/wordprocessingDrawing" xmlns:w10="urn:schemas-microsoft-com:office:word" xmlns:w="http://schemas.openxmlformats.org/wordprocessingml/2006/main" xmlns:w14="http://schemas.microsoft.com/office/word/2010/wordml" xmlns:wpg="http://schemas.microsoft.com/office/word/2010/wordprocessingGroup" xmlns:wpi="http://schemas.microsoft.com/office/word/2010/wordprocessingInk" xmlns:wne="http://schemas.microsoft.com/office/word/2006/wordml" xmlns:wps="http://schemas.microsoft.com/office/word/2010/wordprocessingShape" mc:Ignorable="w14 wp14">
   <w:body>
+    <w:tbl>
+      <w:tblPr>
+        <w:tblW w:type="auto" w:w="0"/>
+        <w:tblLayout w:type="fixed"/>
+        <w:tblLook w:firstColumn="1" w:firstRow="1" w:lastColumn="0" w:lastRow="0" w:noHBand="0" w:noVBand="1" w:val="04A0"/>
+        <w:tblBorders>
+          <w:top w:val="single" w:sz="8" w:space="0" w:color="333333"/>
+          <w:left w:val="single" w:sz="8" w:space="0" w:color="333333"/>
+          <w:bottom w:val="single" w:sz="8" w:space="0" w:color="333333"/>
+          <w:right w:val="single" w:sz="8" w:space="0" w:color="333333"/>
+          <w:insideH w:val="single" w:sz="8" w:space="0" w:color="333333"/>
+          <w:insideV w:val="single" w:sz="8" w:space="0" w:color="333333"/>
+        </w:tblBorders>
+      </w:tblPr>
+      <w:tblGrid>
+        <w:gridCol w:w="4535"/>
+        <w:gridCol w:w="6236"/>
+        <w:gridCol w:w="2268"/>
+        <w:gridCol w:w="2268"/>
+      </w:tblGrid>
+      <w:tr>
+        <w:tc>
+          <w:tcPr>
+            <w:tcW w:type="dxa" w:w="3926"/>
+            <w:vAlign w:val="center"/>
+            <w:tcMar>
+              <w:top w:w="30" w:type="dxa"/>
+              <w:left w:w="30" w:type="dxa"/>
+              <w:bottom w:w="30" w:type="dxa"/>
+              <w:right w:w="30" w:type="dxa"/>
+            </w:tcMar>
+            <w:tcBorders>
+              <w:top w:val="single" w:sz="8" w:space="0" w:color="333333"/>
+              <w:left w:val="single" w:sz="8" w:space="0" w:color="333333"/>
+              <w:bottom w:val="single" w:sz="8" w:space="0" w:color="333333"/>
+              <w:right w:val="single" w:sz="8" w:space="0" w:color="333333"/>
+            </w:tcBorders>
+            <w:shd w:val="clear" w:color="auto" w:fill="F2F2F2"/>
+          </w:tcPr>
+          <w:p>
+            <w:pPr>
+              <w:spacing w:before="0" w:after="0" w:line="240" w:lineRule="auto"/>
+              <w:jc w:val="left"/>
+            </w:pPr>
+            <w:r/>
+            <w:r>
+              <w:rPr>
+                <w:rFonts w:ascii="Noto Sans Ethiopic" w:hAnsi="Noto Sans Ethiopic" w:cs="Noto Sans Ethiopic" w:eastAsia="Noto Sans Ethiopic"/>
+                <w:b/>
+                <w:sz w:val="16"/>
+              </w:rPr>
+              <w:t>የሚገኝበት ክ/ከተማ / Sub-city</w:t>
+            </w:r>
+          </w:p>
+        </w:tc>
+        <w:tc>
+          <w:tcPr>
+            <w:tcW w:type="dxa" w:w="3926"/>
+            <w:vAlign w:val="center"/>
+            <w:tcMar>
+              <w:top w:w="30" w:type="dxa"/>
+              <w:left w:w="30" w:type="dxa"/>
+              <w:bottom w:w="30" w:type="dxa"/>
+              <w:right w:w="30" w:type="dxa"/>
+            </w:tcMar>
+            <w:tcBorders>
+              <w:top w:val="single" w:sz="8" w:space="0" w:color="333333"/>
+              <w:left w:val="single" w:sz="8" w:space="0" w:color="333333"/>
+              <w:bottom w:val="single" w:sz="8" w:space="0" w:color="333333"/>
+              <w:right w:val="single" w:sz="8" w:space="0" w:color="333333"/>
+            </w:tcBorders>
+            <w:shd w:val="clear" w:color="auto" w:fill="F2F2F2"/>
+          </w:tcPr>
+          <w:p>
+            <w:pPr>
+              <w:spacing w:before="0" w:after="0" w:line="240" w:lineRule="auto"/>
+              <w:jc w:val="left"/>
+            </w:pPr>
+            <w:r/>
+            <w:r>
+              <w:rPr>
+                <w:rFonts w:ascii="Noto Sans Ethiopic" w:hAnsi="Noto Sans Ethiopic" w:cs="Noto Sans Ethiopic" w:eastAsia="Noto Sans Ethiopic"/>
+                <w:b/>
+                <w:sz w:val="16"/>
+              </w:rPr>
+              <w:t>የልማት ማህበር ስያሜ / Association name</w:t>
+            </w:r>
+          </w:p>
+        </w:tc>
+        <w:tc>
+          <w:tcPr>
+            <w:tcW w:type="dxa" w:w="3926"/>
+            <w:vAlign w:val="center"/>
+            <w:tcMar>
+              <w:top w:w="30" w:type="dxa"/>
+              <w:left w:w="30" w:type="dxa"/>
+              <w:bottom w:w="30" w:type="dxa"/>
+              <w:right w:w="30" w:type="dxa"/>
+            </w:tcMar>
+            <w:tcBorders>
+              <w:top w:val="single" w:sz="8" w:space="0" w:color="333333"/>
+              <w:left w:val="single" w:sz="8" w:space="0" w:color="333333"/>
+              <w:bottom w:val="single" w:sz="8" w:space="0" w:color="333333"/>
+              <w:right w:val="single" w:sz="8" w:space="0" w:color="333333"/>
+            </w:tcBorders>
+            <w:shd w:val="clear" w:color="auto" w:fill="F2F2F2"/>
+          </w:tcPr>
+          <w:p>
+            <w:pPr>
+              <w:spacing w:before="0" w:after="0" w:line="240" w:lineRule="auto"/>
+              <w:jc w:val="left"/>
+            </w:pPr>
+            <w:r/>
+            <w:r>
+              <w:rPr>
+                <w:rFonts w:ascii="Noto Sans Ethiopic" w:hAnsi="Noto Sans Ethiopic" w:cs="Noto Sans Ethiopic" w:eastAsia="Noto Sans Ethiopic"/>
+                <w:b/>
+                <w:sz w:val="16"/>
+              </w:rPr>
+              <w:t>የአባላት ብዛት / Members</w:t>
+            </w:r>
+          </w:p>
+        </w:tc>
+        <w:tc>
+          <w:tcPr>
+            <w:tcW w:type="dxa" w:w="3926"/>
+            <w:vAlign w:val="center"/>
+            <w:tcMar>
+              <w:top w:w="30" w:type="dxa"/>
+              <w:left w:w="30" w:type="dxa"/>
+              <w:bottom w:w="30" w:type="dxa"/>
+              <w:right w:w="30" w:type="dxa"/>
+            </w:tcMar>
+            <w:tcBorders>
+              <w:top w:val="single" w:sz="8" w:space="0" w:color="333333"/>
+              <w:left w:val="single" w:sz="8" w:space="0" w:color="333333"/>
+              <w:bottom w:val="single" w:sz="8" w:space="0" w:color="333333"/>
+              <w:right w:val="single" w:sz="8" w:space="0" w:color="333333"/>
+            </w:tcBorders>
+            <w:shd w:val="clear" w:color="auto" w:fill="F2F2F2"/>
+          </w:tcPr>
+          <w:p>
+            <w:pPr>
+              <w:spacing w:before="0" w:after="0" w:line="240" w:lineRule="auto"/>
+              <w:jc w:val="left"/>
+            </w:pPr>
+            <w:r/>
+            <w:r>
+              <w:rPr>
+                <w:rFonts w:ascii="Noto Sans Ethiopic" w:hAnsi="Noto Sans Ethiopic" w:cs="Noto Sans Ethiopic" w:eastAsia="Noto Sans Ethiopic"/>
+                <w:b/>
+                <w:sz w:val="16"/>
+              </w:rPr>
+              <w:t>የተመሰረተበት ቀን / Established</w:t>
+            </w:r>
+          </w:p>
+        </w:tc>
+      </w:tr>
+      <w:tr>
+        <w:tc>
+          <w:tcPr>
+            <w:tcW w:type="dxa" w:w="3926"/>
+            <w:vAlign w:val="center"/>
+            <w:tcBorders>
+              <w:top w:val="single" w:sz="8" w:space="0" w:color="333333"/>
+              <w:left w:val="single" w:sz="8" w:space="0" w:color="333333"/>
+              <w:bottom w:val="single" w:sz="8" w:space="0" w:color="333333"/>
+              <w:right w:val="single" w:sz="8" w:space="0" w:color="333333"/>
+            </w:tcBorders>
+            <w:shd w:val="clear" w:color="auto" w:fill="F2F2F2"/>
+          </w:tcPr>
+          <w:p>
+            <w:pPr>
+              <w:spacing w:before="0" w:after="0"/>
+              <w:jc w:val="left"/>
+            </w:pPr>
+            <w:r/>
+            <w:r>
+              <w:rPr>
+                <w:rFonts w:ascii="Noto Sans Ethiopic" w:hAnsi="Noto Sans Ethiopic"/>
+                <w:color w:val="000000"/>
+                <w:sz w:val="16"/>
+              </w:rPr>
+              <w:t>____________________________</w:t>
+            </w:r>
+          </w:p>
+        </w:tc>
+        <w:tc>
+          <w:tcPr>
+            <w:tcW w:type="dxa" w:w="3926"/>
+            <w:vAlign w:val="center"/>
+            <w:tcBorders>
+              <w:top w:val="single" w:sz="8" w:space="0" w:color="333333"/>
+              <w:left w:val="single" w:sz="8" w:space="0" w:color="333333"/>
+              <w:bottom w:val="single" w:sz="8" w:space="0" w:color="333333"/>
+              <w:right w:val="single" w:sz="8" w:space="0" w:color="333333"/>
+            </w:tcBorders>
+            <w:shd w:val="clear" w:color="auto" w:fill="F2F2F2"/>
+          </w:tcPr>
+          <w:p>
+            <w:pPr>
+              <w:spacing w:before="0" w:after="0"/>
+              <w:jc w:val="left"/>
+            </w:pPr>
+            <w:r/>
+            <w:r>
+              <w:rPr>
+                <w:rFonts w:ascii="Noto Sans Ethiopic" w:hAnsi="Noto Sans Ethiopic"/>
+                <w:color w:val="000000"/>
+                <w:sz w:val="16"/>
+              </w:rPr>
+              <w:t>__________________________________________</w:t>
+            </w:r>
+          </w:p>
+        </w:tc>
+        <w:tc>
+          <w:tcPr>
+            <w:tcW w:type="dxa" w:w="3926"/>
+            <w:vAlign w:val="center"/>
+            <w:tcBorders>
+              <w:top w:val="single" w:sz="8" w:space="0" w:color="333333"/>
+              <w:left w:val="single" w:sz="8" w:space="0" w:color="333333"/>
+              <w:bottom w:val="single" w:sz="8" w:space="0" w:color="333333"/>
+              <w:right w:val="single" w:sz="8" w:space="0" w:color="333333"/>
+            </w:tcBorders>
+            <w:shd w:val="clear" w:color="auto" w:fill="F2F2F2"/>
+          </w:tcPr>
+          <w:p>
+            <w:pPr>
+              <w:spacing w:before="0" w:after="0"/>
+              <w:jc w:val="left"/>
+            </w:pPr>
+            <w:r/>
+            <w:r>
+              <w:rPr>
+                <w:rFonts w:ascii="Noto Sans Ethiopic" w:hAnsi="Noto Sans Ethiopic"/>
+                <w:color w:val="000000"/>
+                <w:sz w:val="16"/>
+              </w:rPr>
+              <w:t>____________</w:t>
+            </w:r>
+          </w:p>
+        </w:tc>
+        <w:tc>
+          <w:tcPr>
+            <w:tcW w:type="dxa" w:w="3926"/>
+            <w:vAlign w:val="center"/>
+            <w:tcBorders>
+              <w:top w:val="single" w:sz="8" w:space="0" w:color="333333"/>
+              <w:left w:val="single" w:sz="8" w:space="0" w:color="333333"/>
+              <w:bottom w:val="single" w:sz="8" w:space="0" w:color="333333"/>
+              <w:right w:val="single" w:sz="8" w:space="0" w:color="333333"/>
+            </w:tcBorders>
+            <w:shd w:val="clear" w:color="auto" w:fill="F2F2F2"/>
+          </w:tcPr>
+          <w:p>
+            <w:pPr>
+              <w:spacing w:before="0" w:after="0"/>
+              <w:jc w:val="left"/>
+            </w:pPr>
+            <w:r/>
+            <w:r>
+              <w:rPr>
+                <w:rFonts w:ascii="Noto Sans Ethiopic" w:hAnsi="Noto Sans Ethiopic"/>
+                <w:color w:val="000000"/>
+                <w:sz w:val="16"/>
+              </w:rPr>
+              <w:t>____________</w:t>
+            </w:r>
+          </w:p>
+        </w:tc>
+      </w:tr>
+    </w:tbl>
     <w:p>
       <w:pPr>
-        <w:spacing w:before="0" w:after="0" w:line="240" w:lineRule="auto"/>
+        <w:spacing w:after="0"/>
       </w:pPr>
       <w:r>
-        <w:pict>
-          <v:shapetype id="_x0000_t202_s41661" coordsize="21600,21600" o:spt="202" path="m,l,21600r21600,l21600,xe">
-            <v:stroke joinstyle="miter"/>
-            <v:path gradientshapeok="t" o:connecttype="rect"/>
-          </v:shapetype>
-          <v:shape id="shape_41661" type="#_x0000_t202_s41661" style="position:absolute;margin-left:18.89763779527559px;margin-top:52.913280839895016px;width:207.8740157480315px;height:22.677165354330707px;z-index:251660288;mso-position-horizontal-absolute:no;mso-position-vertical-absolute:no" filled="f" stroked="f" o:allowincell="f">
-            <v:textbox style="mso-fit-shape-to-t:f" inset="0,0,0,0">
-              <w:txbxContent>
+        <w:rPr>
+          <w:sz w:val="4"/>
+        </w:rPr>
+      </w:r>
+    </w:p>
+    <w:tbl>
+      <w:tblPr>
+        <w:tblW w:type="auto" w:w="0"/>
+        <w:tblLayout w:type="fixed"/>
+        <w:tblLook w:firstColumn="1" w:firstRow="1" w:lastColumn="0" w:lastRow="0" w:noHBand="0" w:noVBand="1" w:val="04A0"/>
+        <w:tblBorders>
+          <w:top w:val="single" w:sz="8" w:space="0" w:color="333333"/>
+          <w:left w:val="single" w:sz="8" w:space="0" w:color="333333"/>
+          <w:bottom w:val="single" w:sz="8" w:space="0" w:color="333333"/>
+          <w:right w:val="single" w:sz="8" w:space="0" w:color="333333"/>
+          <w:insideH w:val="single" w:sz="8" w:space="0" w:color="333333"/>
+          <w:insideV w:val="single" w:sz="8" w:space="0" w:color="333333"/>
+        </w:tblBorders>
+      </w:tblPr>
+      <w:tblGrid>
+        <w:gridCol w:w="3118"/>
+        <w:gridCol w:w="12472"/>
+      </w:tblGrid>
+      <w:tr>
+        <w:tc>
+          <w:tcPr>
+            <w:tcW w:type="dxa" w:w="7852"/>
+          </w:tcPr>
+          <w:p/>
+          <w:tbl>
+            <w:tblPr>
+              <w:tblW w:type="auto" w:w="0"/>
+              <w:tblLayout w:type="fixed"/>
+              <w:tblLook w:firstColumn="1" w:firstRow="1" w:lastColumn="0" w:lastRow="0" w:noHBand="0" w:noVBand="1" w:val="04A0"/>
+            </w:tblPr>
+            <w:tblGrid>
+              <w:gridCol w:w="3005"/>
+            </w:tblGrid>
+            <w:tr>
+              <w:trPr>
+                <w:trHeight w:val="340"/>
+              </w:trPr>
+              <w:tc>
+                <w:tcPr>
+                  <w:tcW w:type="dxa" w:w="7852"/>
+                  <w:vAlign w:val="center"/>
+                  <w:tcMar>
+                    <w:top w:w="30" w:type="dxa"/>
+                    <w:left w:w="30" w:type="dxa"/>
+                    <w:bottom w:w="30" w:type="dxa"/>
+                    <w:right w:w="30" w:type="dxa"/>
+                  </w:tcMar>
+                  <w:shd w:val="clear" w:color="auto" w:fill="333333"/>
+                  <w:tcBorders>
+                    <w:top w:val="single" w:sz="4" w:space="0" w:color="666666"/>
+                    <w:left w:val="single" w:sz="4" w:space="0" w:color="666666"/>
+                    <w:bottom w:val="single" w:sz="4" w:space="0" w:color="666666"/>
+                    <w:right w:val="single" w:sz="4" w:space="0" w:color="666666"/>
+                  </w:tcBorders>
+                </w:tcPr>
                 <w:p>
                   <w:pPr>
-                    <w:jc w:val="left"/>
                     <w:spacing w:before="0" w:after="0" w:line="240" w:lineRule="auto"/>
+                    <w:jc w:val="center"/>
                   </w:pPr>
                   <w:r>
                     <w:rPr>
+                      <w:color w:val="FFFFFF"/>
+                    </w:rPr>
+                  </w:r>
+                  <w:r>
+                    <w:rPr>
                       <w:rFonts w:ascii="Noto Sans Ethiopic" w:hAnsi="Noto Sans Ethiopic" w:cs="Noto Sans Ethiopic" w:eastAsia="Noto Sans Ethiopic"/>
+                      <w:b/>
+                      <w:color w:val="FFFFFF"/>
                       <w:sz w:val="18"/>
-                      <w:szCs w:val="18"/>
-                      <w:b w:val="true"/>
-                      <w:u w:val="none"/>
                     </w:rPr>
-                    <w:t xml:space="preserve">የልማት ህብረቱ የሚገኝበት ክ/ከተማ:</w:t>
+                    <w:t>LEADERSHIP</w:t>
                   </w:r>
                 </w:p>
-              </w:txbxContent>
-            </v:textbox>
-          </v:shape>
-        </w:pict>
-      </w:r>
-      <w:r>
-        <w:pict>
-          <v:shapetype id="_x0000_t202_s59360" coordsize="21600,21600" o:spt="202" path="m,l,21600r21600,l21600,xe">
-            <v:stroke joinstyle="miter"/>
-            <v:path gradientshapeok="t" o:connecttype="rect"/>
-          </v:shapetype>
-          <v:shape id="shape_59360" type="#_x0000_t202_s59360" style="position:absolute;margin-left:226.77165354330708px;margin-top:52.913280839895016px;width:340.15748031496065px;height:22.677165354330707px;z-index:251660288;mso-position-horizontal-absolute:no;mso-position-vertical-absolute:no" filled="f" stroked="f" o:allowincell="f">
-            <v:textbox style="mso-fit-shape-to-t:f" inset="0,0,0,0">
-              <w:txbxContent>
+              </w:tc>
+            </w:tr>
+            <w:tr>
+              <w:trPr>
+                <w:trHeight w:val="794"/>
+              </w:trPr>
+              <w:tc>
+                <w:tcPr>
+                  <w:tcW w:type="dxa" w:w="7852"/>
+                  <w:vAlign w:val="bottom"/>
+                  <w:tcBorders>
+                    <w:top w:val="single" w:sz="4" w:space="0" w:color="666666"/>
+                    <w:left w:val="single" w:sz="4" w:space="0" w:color="666666"/>
+                    <w:bottom w:val="single" w:sz="4" w:space="0" w:color="666666"/>
+                    <w:right w:val="single" w:sz="4" w:space="0" w:color="666666"/>
+                  </w:tcBorders>
+                  <w:tcBorders>
+                    <w:top w:val="single" w:sz="4" w:space="0" w:color="CCCCCC"/>
+                    <w:left w:val="single" w:sz="4" w:space="0" w:color="CCCCCC"/>
+                    <w:bottom w:val="single" w:sz="4" w:space="0" w:color="CCCCCC"/>
+                    <w:right w:val="single" w:sz="4" w:space="0" w:color="CCCCCC"/>
+                  </w:tcBorders>
+                </w:tcPr>
                 <w:p>
                   <w:pPr>
+                    <w:spacing w:before="0" w:after="0"/>
                     <w:jc w:val="left"/>
+                  </w:pPr>
+                  <w:r/>
+                  <w:r>
+                    <w:rPr>
+                      <w:rFonts w:ascii="Noto Sans Ethiopic" w:hAnsi="Noto Sans Ethiopic"/>
+                      <w:b/>
+                      <w:sz w:val="16"/>
+                    </w:rPr>
+                    <w:t>1. የልማት ህብረቱ ሊቀ መንበር</w:t>
+                  </w:r>
+                </w:p>
+              </w:tc>
+            </w:tr>
+            <w:tr>
+              <w:trPr>
+                <w:trHeight w:val="794"/>
+              </w:trPr>
+              <w:tc>
+                <w:tcPr>
+                  <w:tcW w:type="dxa" w:w="7852"/>
+                  <w:vAlign w:val="top"/>
+                  <w:tcBorders>
+                    <w:top w:val="single" w:sz="4" w:space="0" w:color="666666"/>
+                    <w:left w:val="single" w:sz="4" w:space="0" w:color="666666"/>
+                    <w:bottom w:val="single" w:sz="4" w:space="0" w:color="666666"/>
+                    <w:right w:val="single" w:sz="4" w:space="0" w:color="666666"/>
+                  </w:tcBorders>
+                  <w:tcBorders>
+                    <w:top w:val="single" w:sz="4" w:space="0" w:color="CCCCCC"/>
+                    <w:left w:val="single" w:sz="4" w:space="0" w:color="CCCCCC"/>
+                    <w:bottom w:val="single" w:sz="4" w:space="0" w:color="CCCCCC"/>
+                    <w:right w:val="single" w:sz="4" w:space="0" w:color="CCCCCC"/>
+                  </w:tcBorders>
+                </w:tcPr>
+                <w:p>
+                  <w:pPr>
+                    <w:spacing w:before="0" w:after="0"/>
+                    <w:jc w:val="left"/>
+                  </w:pPr>
+                  <w:r/>
+                  <w:r>
+                    <w:rPr>
+                      <w:rFonts w:ascii="Noto Sans Ethiopic" w:hAnsi="Noto Sans Ethiopic"/>
+                      <w:sz w:val="16"/>
+                    </w:rPr>
+                    <w:t>ሙሉ ስም: ________________________  ስልክ: ______________</w:t>
+                  </w:r>
+                </w:p>
+              </w:tc>
+            </w:tr>
+            <w:tr>
+              <w:trPr>
+                <w:trHeight w:val="794"/>
+              </w:trPr>
+              <w:tc>
+                <w:tcPr>
+                  <w:tcW w:type="dxa" w:w="7852"/>
+                  <w:vAlign w:val="bottom"/>
+                  <w:tcBorders>
+                    <w:top w:val="single" w:sz="4" w:space="0" w:color="666666"/>
+                    <w:left w:val="single" w:sz="4" w:space="0" w:color="666666"/>
+                    <w:bottom w:val="single" w:sz="4" w:space="0" w:color="666666"/>
+                    <w:right w:val="single" w:sz="4" w:space="0" w:color="666666"/>
+                  </w:tcBorders>
+                  <w:tcBorders>
+                    <w:top w:val="single" w:sz="4" w:space="0" w:color="CCCCCC"/>
+                    <w:left w:val="single" w:sz="4" w:space="0" w:color="CCCCCC"/>
+                    <w:bottom w:val="single" w:sz="4" w:space="0" w:color="CCCCCC"/>
+                    <w:right w:val="single" w:sz="4" w:space="0" w:color="CCCCCC"/>
+                  </w:tcBorders>
+                </w:tcPr>
+                <w:p>
+                  <w:pPr>
+                    <w:spacing w:before="0" w:after="0"/>
+                    <w:jc w:val="left"/>
+                  </w:pPr>
+                  <w:r/>
+                  <w:r>
+                    <w:rPr>
+                      <w:rFonts w:ascii="Noto Sans Ethiopic" w:hAnsi="Noto Sans Ethiopic"/>
+                      <w:b/>
+                      <w:sz w:val="16"/>
+                    </w:rPr>
+                    <w:t>2. የልማት ህብረቱ ም/ሊቀ መንበር</w:t>
+                  </w:r>
+                </w:p>
+              </w:tc>
+            </w:tr>
+            <w:tr>
+              <w:trPr>
+                <w:trHeight w:val="794"/>
+              </w:trPr>
+              <w:tc>
+                <w:tcPr>
+                  <w:tcW w:type="dxa" w:w="7852"/>
+                  <w:vAlign w:val="top"/>
+                  <w:tcBorders>
+                    <w:top w:val="single" w:sz="4" w:space="0" w:color="666666"/>
+                    <w:left w:val="single" w:sz="4" w:space="0" w:color="666666"/>
+                    <w:bottom w:val="single" w:sz="4" w:space="0" w:color="666666"/>
+                    <w:right w:val="single" w:sz="4" w:space="0" w:color="666666"/>
+                  </w:tcBorders>
+                  <w:tcBorders>
+                    <w:top w:val="single" w:sz="4" w:space="0" w:color="CCCCCC"/>
+                    <w:left w:val="single" w:sz="4" w:space="0" w:color="CCCCCC"/>
+                    <w:bottom w:val="single" w:sz="4" w:space="0" w:color="CCCCCC"/>
+                    <w:right w:val="single" w:sz="4" w:space="0" w:color="CCCCCC"/>
+                  </w:tcBorders>
+                </w:tcPr>
+                <w:p>
+                  <w:pPr>
+                    <w:spacing w:before="0" w:after="0"/>
+                    <w:jc w:val="left"/>
+                  </w:pPr>
+                  <w:r/>
+                  <w:r>
+                    <w:rPr>
+                      <w:rFonts w:ascii="Noto Sans Ethiopic" w:hAnsi="Noto Sans Ethiopic"/>
+                      <w:sz w:val="16"/>
+                    </w:rPr>
+                    <w:t>ሙሉ ስም: ________________________  ስልክ: ______________</w:t>
+                  </w:r>
+                </w:p>
+              </w:tc>
+            </w:tr>
+            <w:tr>
+              <w:trPr>
+                <w:trHeight w:val="794"/>
+              </w:trPr>
+              <w:tc>
+                <w:tcPr>
+                  <w:tcW w:type="dxa" w:w="7852"/>
+                  <w:vAlign w:val="bottom"/>
+                  <w:tcBorders>
+                    <w:top w:val="single" w:sz="4" w:space="0" w:color="666666"/>
+                    <w:left w:val="single" w:sz="4" w:space="0" w:color="666666"/>
+                    <w:bottom w:val="single" w:sz="4" w:space="0" w:color="666666"/>
+                    <w:right w:val="single" w:sz="4" w:space="0" w:color="666666"/>
+                  </w:tcBorders>
+                  <w:tcBorders>
+                    <w:top w:val="single" w:sz="4" w:space="0" w:color="CCCCCC"/>
+                    <w:left w:val="single" w:sz="4" w:space="0" w:color="CCCCCC"/>
+                    <w:bottom w:val="single" w:sz="4" w:space="0" w:color="CCCCCC"/>
+                    <w:right w:val="single" w:sz="4" w:space="0" w:color="CCCCCC"/>
+                  </w:tcBorders>
+                </w:tcPr>
+                <w:p>
+                  <w:pPr>
+                    <w:spacing w:before="0" w:after="0"/>
+                    <w:jc w:val="left"/>
+                  </w:pPr>
+                  <w:r/>
+                  <w:r>
+                    <w:rPr>
+                      <w:rFonts w:ascii="Noto Sans Ethiopic" w:hAnsi="Noto Sans Ethiopic"/>
+                      <w:b/>
+                      <w:sz w:val="16"/>
+                    </w:rPr>
+                    <w:t>3. የልማት ህብረቱ ዋና ፀሐፊ</w:t>
+                  </w:r>
+                </w:p>
+              </w:tc>
+            </w:tr>
+            <w:tr>
+              <w:trPr>
+                <w:trHeight w:val="794"/>
+              </w:trPr>
+              <w:tc>
+                <w:tcPr>
+                  <w:tcW w:type="dxa" w:w="7852"/>
+                  <w:vAlign w:val="top"/>
+                  <w:tcBorders>
+                    <w:top w:val="single" w:sz="4" w:space="0" w:color="666666"/>
+                    <w:left w:val="single" w:sz="4" w:space="0" w:color="666666"/>
+                    <w:bottom w:val="single" w:sz="4" w:space="0" w:color="666666"/>
+                    <w:right w:val="single" w:sz="4" w:space="0" w:color="666666"/>
+                  </w:tcBorders>
+                  <w:tcBorders>
+                    <w:top w:val="single" w:sz="4" w:space="0" w:color="CCCCCC"/>
+                    <w:left w:val="single" w:sz="4" w:space="0" w:color="CCCCCC"/>
+                    <w:bottom w:val="single" w:sz="4" w:space="0" w:color="CCCCCC"/>
+                    <w:right w:val="single" w:sz="4" w:space="0" w:color="CCCCCC"/>
+                  </w:tcBorders>
+                </w:tcPr>
+                <w:p>
+                  <w:pPr>
+                    <w:spacing w:before="0" w:after="0"/>
+                    <w:jc w:val="left"/>
+                  </w:pPr>
+                  <w:r/>
+                  <w:r>
+                    <w:rPr>
+                      <w:rFonts w:ascii="Noto Sans Ethiopic" w:hAnsi="Noto Sans Ethiopic"/>
+                      <w:sz w:val="16"/>
+                    </w:rPr>
+                    <w:t>ሙሉ ስም: ________________________  ስልክ: ______________</w:t>
+                  </w:r>
+                </w:p>
+              </w:tc>
+            </w:tr>
+            <w:tr>
+              <w:trPr>
+                <w:trHeight w:val="794"/>
+              </w:trPr>
+              <w:tc>
+                <w:tcPr>
+                  <w:tcW w:type="dxa" w:w="7852"/>
+                  <w:vAlign w:val="bottom"/>
+                  <w:tcBorders>
+                    <w:top w:val="single" w:sz="4" w:space="0" w:color="666666"/>
+                    <w:left w:val="single" w:sz="4" w:space="0" w:color="666666"/>
+                    <w:bottom w:val="single" w:sz="4" w:space="0" w:color="666666"/>
+                    <w:right w:val="single" w:sz="4" w:space="0" w:color="666666"/>
+                  </w:tcBorders>
+                  <w:tcBorders>
+                    <w:top w:val="single" w:sz="4" w:space="0" w:color="CCCCCC"/>
+                    <w:left w:val="single" w:sz="4" w:space="0" w:color="CCCCCC"/>
+                    <w:bottom w:val="single" w:sz="4" w:space="0" w:color="CCCCCC"/>
+                    <w:right w:val="single" w:sz="4" w:space="0" w:color="CCCCCC"/>
+                  </w:tcBorders>
+                </w:tcPr>
+                <w:p>
+                  <w:pPr>
+                    <w:spacing w:before="0" w:after="0"/>
+                    <w:jc w:val="left"/>
+                  </w:pPr>
+                  <w:r/>
+                  <w:r>
+                    <w:rPr>
+                      <w:rFonts w:ascii="Noto Sans Ethiopic" w:hAnsi="Noto Sans Ethiopic"/>
+                      <w:b/>
+                      <w:sz w:val="16"/>
+                    </w:rPr>
+                    <w:t>4. የልማት ህብረቱ አባል</w:t>
+                  </w:r>
+                </w:p>
+              </w:tc>
+            </w:tr>
+            <w:tr>
+              <w:trPr>
+                <w:trHeight w:val="794"/>
+              </w:trPr>
+              <w:tc>
+                <w:tcPr>
+                  <w:tcW w:type="dxa" w:w="7852"/>
+                  <w:vAlign w:val="top"/>
+                  <w:tcBorders>
+                    <w:top w:val="single" w:sz="4" w:space="0" w:color="666666"/>
+                    <w:left w:val="single" w:sz="4" w:space="0" w:color="666666"/>
+                    <w:bottom w:val="single" w:sz="4" w:space="0" w:color="666666"/>
+                    <w:right w:val="single" w:sz="4" w:space="0" w:color="666666"/>
+                  </w:tcBorders>
+                  <w:tcBorders>
+                    <w:top w:val="single" w:sz="4" w:space="0" w:color="CCCCCC"/>
+                    <w:left w:val="single" w:sz="4" w:space="0" w:color="CCCCCC"/>
+                    <w:bottom w:val="single" w:sz="4" w:space="0" w:color="CCCCCC"/>
+                    <w:right w:val="single" w:sz="4" w:space="0" w:color="CCCCCC"/>
+                  </w:tcBorders>
+                </w:tcPr>
+                <w:p>
+                  <w:pPr>
+                    <w:spacing w:before="0" w:after="0"/>
+                    <w:jc w:val="left"/>
+                  </w:pPr>
+                  <w:r/>
+                  <w:r>
+                    <w:rPr>
+                      <w:rFonts w:ascii="Noto Sans Ethiopic" w:hAnsi="Noto Sans Ethiopic"/>
+                      <w:sz w:val="16"/>
+                    </w:rPr>
+                    <w:t>ሙሉ ስም: ________________________  ስልክ: ______________</w:t>
+                  </w:r>
+                </w:p>
+              </w:tc>
+            </w:tr>
+            <w:tr>
+              <w:trPr>
+                <w:trHeight w:val="794"/>
+              </w:trPr>
+              <w:tc>
+                <w:tcPr>
+                  <w:tcW w:type="dxa" w:w="7852"/>
+                  <w:vAlign w:val="bottom"/>
+                  <w:tcBorders>
+                    <w:top w:val="single" w:sz="4" w:space="0" w:color="666666"/>
+                    <w:left w:val="single" w:sz="4" w:space="0" w:color="666666"/>
+                    <w:bottom w:val="single" w:sz="4" w:space="0" w:color="666666"/>
+                    <w:right w:val="single" w:sz="4" w:space="0" w:color="666666"/>
+                  </w:tcBorders>
+                  <w:tcBorders>
+                    <w:top w:val="single" w:sz="4" w:space="0" w:color="CCCCCC"/>
+                    <w:left w:val="single" w:sz="4" w:space="0" w:color="CCCCCC"/>
+                    <w:bottom w:val="single" w:sz="4" w:space="0" w:color="CCCCCC"/>
+                    <w:right w:val="single" w:sz="4" w:space="0" w:color="CCCCCC"/>
+                  </w:tcBorders>
+                </w:tcPr>
+                <w:p>
+                  <w:pPr>
+                    <w:spacing w:before="0" w:after="0"/>
+                    <w:jc w:val="left"/>
+                  </w:pPr>
+                  <w:r/>
+                  <w:r>
+                    <w:rPr>
+                      <w:rFonts w:ascii="Noto Sans Ethiopic" w:hAnsi="Noto Sans Ethiopic"/>
+                      <w:b/>
+                      <w:sz w:val="16"/>
+                    </w:rPr>
+                    <w:t>5. የልማት ህብረቱ አባል</w:t>
+                  </w:r>
+                </w:p>
+              </w:tc>
+            </w:tr>
+            <w:tr>
+              <w:trPr>
+                <w:trHeight w:val="794"/>
+              </w:trPr>
+              <w:tc>
+                <w:tcPr>
+                  <w:tcW w:type="dxa" w:w="7852"/>
+                  <w:vAlign w:val="top"/>
+                  <w:tcBorders>
+                    <w:top w:val="single" w:sz="4" w:space="0" w:color="666666"/>
+                    <w:left w:val="single" w:sz="4" w:space="0" w:color="666666"/>
+                    <w:bottom w:val="single" w:sz="4" w:space="0" w:color="666666"/>
+                    <w:right w:val="single" w:sz="4" w:space="0" w:color="666666"/>
+                  </w:tcBorders>
+                  <w:tcBorders>
+                    <w:top w:val="single" w:sz="4" w:space="0" w:color="CCCCCC"/>
+                    <w:left w:val="single" w:sz="4" w:space="0" w:color="CCCCCC"/>
+                    <w:bottom w:val="single" w:sz="4" w:space="0" w:color="CCCCCC"/>
+                    <w:right w:val="single" w:sz="4" w:space="0" w:color="CCCCCC"/>
+                  </w:tcBorders>
+                </w:tcPr>
+                <w:p>
+                  <w:r/>
+                </w:p>
+              </w:tc>
+            </w:tr>
+          </w:tbl>
+          <w:p/>
+        </w:tc>
+        <w:tc>
+          <w:tcPr>
+            <w:tcW w:type="dxa" w:w="7852"/>
+          </w:tcPr>
+          <w:p/>
+          <w:tbl>
+            <w:tblPr>
+              <w:tblW w:type="auto" w:w="0"/>
+              <w:tblLayout w:type="fixed"/>
+              <w:tblLook w:firstColumn="1" w:firstRow="1" w:lastColumn="0" w:lastRow="0" w:noHBand="0" w:noVBand="1" w:val="04A0"/>
+            </w:tblPr>
+            <w:tblGrid>
+              <w:gridCol w:w="3969"/>
+              <w:gridCol w:w="3969"/>
+              <w:gridCol w:w="3969"/>
+            </w:tblGrid>
+            <w:tr>
+              <w:trPr>
+                <w:trHeight w:val="340"/>
+              </w:trPr>
+              <w:tc>
+                <w:tcPr>
+                  <w:tcW w:type="dxa" w:w="2617"/>
+                  <w:vAlign w:val="center"/>
+                  <w:tcMar>
+                    <w:top w:w="30" w:type="dxa"/>
+                    <w:left w:w="30" w:type="dxa"/>
+                    <w:bottom w:w="30" w:type="dxa"/>
+                    <w:right w:w="30" w:type="dxa"/>
+                  </w:tcMar>
+                  <w:shd w:val="clear" w:color="auto" w:fill="333333"/>
+                  <w:tcBorders>
+                    <w:top w:val="single" w:sz="4" w:space="0" w:color="666666"/>
+                    <w:left w:val="single" w:sz="4" w:space="0" w:color="666666"/>
+                    <w:bottom w:val="single" w:sz="4" w:space="0" w:color="666666"/>
+                    <w:right w:val="single" w:sz="4" w:space="0" w:color="666666"/>
+                  </w:tcBorders>
+                </w:tcPr>
+                <w:p>
+                  <w:pPr>
                     <w:spacing w:before="0" w:after="0" w:line="240" w:lineRule="auto"/>
+                    <w:jc w:val="center"/>
                   </w:pPr>
                   <w:r>
                     <w:rPr>
+                      <w:color w:val="FFFFFF"/>
+                    </w:rPr>
+                  </w:r>
+                  <w:r>
+                    <w:rPr>
                       <w:rFonts w:ascii="Noto Sans Ethiopic" w:hAnsi="Noto Sans Ethiopic" w:cs="Noto Sans Ethiopic" w:eastAsia="Noto Sans Ethiopic"/>
-                      <w:sz w:val="18"/>
-                      <w:szCs w:val="18"/>
-                      <w:b w:val="false"/>
-                      <w:u w:val="none"/>
+                      <w:b/>
+                      <w:color w:val="FFFFFF"/>
+                      <w:sz w:val="20"/>
                     </w:rPr>
-                    <w:t xml:space="preserve">___________________</w:t>
+                    <w:t>ቡድን 1</w:t>
                   </w:r>
                 </w:p>
-              </w:txbxContent>
-            </v:textbox>
-          </v:shape>
-        </w:pict>
-      </w:r>
-      <w:r>
-        <w:pict>
-          <v:shapetype id="_x0000_t202_s47530" coordsize="21600,21600" o:spt="202" path="m,l,21600r21600,l21600,xe">
-            <v:stroke joinstyle="miter"/>
-            <v:path gradientshapeok="t" o:connecttype="rect"/>
-          </v:shapetype>
-          <v:shape id="shape_47530" type="#_x0000_t202_s47530" style="position:absolute;margin-left:566.9291338582677px;margin-top:52.913280839895016px;width:56.69291338582677px;height:22.677165354330707px;z-index:251660288;mso-position-horizontal-absolute:no;mso-position-vertical-absolute:no" filled="f" stroked="f" o:allowincell="f">
-            <v:textbox style="mso-fit-shape-to-t:f" inset="0,0,0,0">
-              <w:txbxContent>
+              </w:tc>
+              <w:tc>
+                <w:tcPr>
+                  <w:tcW w:type="dxa" w:w="2617"/>
+                  <w:vAlign w:val="center"/>
+                  <w:tcMar>
+                    <w:top w:w="30" w:type="dxa"/>
+                    <w:left w:w="30" w:type="dxa"/>
+                    <w:bottom w:w="30" w:type="dxa"/>
+                    <w:right w:w="30" w:type="dxa"/>
+                  </w:tcMar>
+                  <w:shd w:val="clear" w:color="auto" w:fill="333333"/>
+                  <w:tcBorders>
+                    <w:top w:val="single" w:sz="4" w:space="0" w:color="666666"/>
+                    <w:left w:val="single" w:sz="4" w:space="0" w:color="666666"/>
+                    <w:bottom w:val="single" w:sz="4" w:space="0" w:color="666666"/>
+                    <w:right w:val="single" w:sz="4" w:space="0" w:color="666666"/>
+                  </w:tcBorders>
+                </w:tcPr>
                 <w:p>
                   <w:pPr>
-                    <w:jc w:val="left"/>
                     <w:spacing w:before="0" w:after="0" w:line="240" w:lineRule="auto"/>
+                    <w:jc w:val="center"/>
                   </w:pPr>
                   <w:r>
                     <w:rPr>
+                      <w:color w:val="FFFFFF"/>
+                    </w:rPr>
+                  </w:r>
+                  <w:r>
+                    <w:rPr>
                       <w:rFonts w:ascii="Noto Sans Ethiopic" w:hAnsi="Noto Sans Ethiopic" w:cs="Noto Sans Ethiopic" w:eastAsia="Noto Sans Ethiopic"/>
-                      <w:sz w:val="18"/>
-                      <w:szCs w:val="18"/>
-                      <w:b w:val="true"/>
-                      <w:u w:val="none"/>
+                      <w:b/>
+                      <w:color w:val="FFFFFF"/>
+                      <w:sz w:val="20"/>
                     </w:rPr>
-                    <w:t xml:space="preserve">ወረዳ:</w:t>
+                    <w:t>ቡድን 2</w:t>
                   </w:r>
                 </w:p>
-              </w:txbxContent>
-            </v:textbox>
-          </v:shape>
-        </w:pict>
-      </w:r>
-      <w:r>
-        <w:pict>
-          <v:shapetype id="_x0000_t202_s59360" coordsize="21600,21600" o:spt="202" path="m,l,21600r21600,l21600,xe">
-            <v:stroke joinstyle="miter"/>
-            <v:path gradientshapeok="t" o:connecttype="rect"/>
-          </v:shapetype>
-          <v:shape id="shape_59360" type="#_x0000_t202_s59360" style="position:absolute;margin-left:623.6220472440945px;margin-top:52.913280839895016px;width:151.1811023622047px;height:22.677165354330707px;z-index:251660288;mso-position-horizontal-absolute:no;mso-position-vertical-absolute:no" filled="f" stroked="f" o:allowincell="f">
-            <v:textbox style="mso-fit-shape-to-t:f" inset="0,0,0,0">
-              <w:txbxContent>
+              </w:tc>
+              <w:tc>
+                <w:tcPr>
+                  <w:tcW w:type="dxa" w:w="2617"/>
+                  <w:vAlign w:val="center"/>
+                  <w:tcMar>
+                    <w:top w:w="30" w:type="dxa"/>
+                    <w:left w:w="30" w:type="dxa"/>
+                    <w:bottom w:w="30" w:type="dxa"/>
+                    <w:right w:w="30" w:type="dxa"/>
+                  </w:tcMar>
+                  <w:shd w:val="clear" w:color="auto" w:fill="333333"/>
+                  <w:tcBorders>
+                    <w:top w:val="single" w:sz="4" w:space="0" w:color="666666"/>
+                    <w:left w:val="single" w:sz="4" w:space="0" w:color="666666"/>
+                    <w:bottom w:val="single" w:sz="4" w:space="0" w:color="666666"/>
+                    <w:right w:val="single" w:sz="4" w:space="0" w:color="666666"/>
+                  </w:tcBorders>
+                </w:tcPr>
                 <w:p>
                   <w:pPr>
-                    <w:jc w:val="left"/>
                     <w:spacing w:before="0" w:after="0" w:line="240" w:lineRule="auto"/>
+                    <w:jc w:val="center"/>
                   </w:pPr>
                   <w:r>
                     <w:rPr>
+                      <w:color w:val="FFFFFF"/>
+                    </w:rPr>
+                  </w:r>
+                  <w:r>
+                    <w:rPr>
                       <w:rFonts w:ascii="Noto Sans Ethiopic" w:hAnsi="Noto Sans Ethiopic" w:cs="Noto Sans Ethiopic" w:eastAsia="Noto Sans Ethiopic"/>
-                      <w:sz w:val="18"/>
-                      <w:szCs w:val="18"/>
-                      <w:b w:val="false"/>
-                      <w:u w:val="none"/>
+                      <w:b/>
+                      <w:color w:val="FFFFFF"/>
+                      <w:sz w:val="20"/>
                     </w:rPr>
-                    <w:t xml:space="preserve">___________________</w:t>
+                    <w:t>ቡድን 3</w:t>
                   </w:r>
                 </w:p>
-              </w:txbxContent>
-            </v:textbox>
-          </v:shape>
-        </w:pict>
-      </w:r>
-      <w:r>
-        <w:pict>
-          <v:shapetype id="_x0000_t202_s15325" coordsize="21600,21600" o:spt="202" path="m,l,21600r21600,l21600,xe">
-            <v:stroke joinstyle="miter"/>
-            <v:path gradientshapeok="t" o:connecttype="rect"/>
-          </v:shapetype>
-          <v:shape id="shape_15325" type="#_x0000_t202_s15325" style="position:absolute;margin-left:774.8031496062993px;margin-top:52.913280839895016px;width:56.69291338582677px;height:22.677165354330707px;z-index:251660288;mso-position-horizontal-absolute:no;mso-position-vertical-absolute:no" filled="f" stroked="f" o:allowincell="f">
-            <v:textbox style="mso-fit-shape-to-t:f" inset="0,0,0,0">
-              <w:txbxContent>
+              </w:tc>
+            </w:tr>
+            <w:tr>
+              <w:trPr>
+                <w:trHeight w:val="1020"/>
+              </w:trPr>
+              <w:tc>
+                <w:tcPr>
+                  <w:tcW w:type="dxa" w:w="2617"/>
+                  <w:vAlign w:val="top"/>
+                  <w:tcBorders>
+                    <w:top w:val="single" w:sz="4" w:space="0" w:color="666666"/>
+                    <w:left w:val="single" w:sz="4" w:space="0" w:color="666666"/>
+                    <w:bottom w:val="single" w:sz="4" w:space="0" w:color="666666"/>
+                    <w:right w:val="single" w:sz="4" w:space="0" w:color="666666"/>
+                  </w:tcBorders>
+                </w:tcPr>
                 <w:p>
                   <w:pPr>
+                    <w:spacing w:before="0" w:after="0"/>
+                    <w:jc w:val="center"/>
+                  </w:pPr>
+                  <w:r/>
+                  <w:r>
+                    <w:rPr>
+                      <w:rFonts w:ascii="Noto Sans Ethiopic" w:hAnsi="Noto Sans Ethiopic"/>
+                      <w:b/>
+                      <w:sz w:val="18"/>
+                    </w:rPr>
+                    <w:t>1</w:t>
+                  </w:r>
+                </w:p>
+                <w:p>
+                  <w:pPr>
+                    <w:spacing w:before="0" w:after="0"/>
                     <w:jc w:val="left"/>
-                    <w:spacing w:before="0" w:after="0" w:line="240" w:lineRule="auto"/>
                   </w:pPr>
                   <w:r>
                     <w:rPr>
-                      <w:rFonts w:ascii="Noto Sans Ethiopic" w:hAnsi="Noto Sans Ethiopic" w:cs="Noto Sans Ethiopic" w:eastAsia="Noto Sans Ethiopic"/>
-                      <w:sz w:val="18"/>
-                      <w:szCs w:val="18"/>
-                      <w:b w:val="true"/>
-                      <w:u w:val="none"/>
+                      <w:rFonts w:ascii="Noto Sans Ethiopic" w:hAnsi="Noto Sans Ethiopic"/>
+                      <w:sz w:val="16"/>
                     </w:rPr>
-                    <w:t xml:space="preserve">ብሎክ:</w:t>
+                    <w:t>ሙሉ ስም: ____________  ስልክ: ____________</w:t>
                   </w:r>
                 </w:p>
-              </w:txbxContent>
-            </v:textbox>
-          </v:shape>
-        </w:pict>
-      </w:r>
-      <w:r>
-        <w:pict>
-          <v:shapetype id="_x0000_t202_s59360" coordsize="21600,21600" o:spt="202" path="m,l,21600r21600,l21600,xe">
-            <v:stroke joinstyle="miter"/>
-            <v:path gradientshapeok="t" o:connecttype="rect"/>
-          </v:shapetype>
-          <v:shape id="shape_59360" type="#_x0000_t202_s59360" style="position:absolute;margin-left:831.496062992126px;margin-top:52.913280839895016px;width:264.56692913385825px;height:22.677165354330707px;z-index:251660288;mso-position-horizontal-absolute:no;mso-position-vertical-absolute:no" filled="f" stroked="f" o:allowincell="f">
-            <v:textbox style="mso-fit-shape-to-t:f" inset="0,0,0,0">
-              <w:txbxContent>
+              </w:tc>
+              <w:tc>
+                <w:tcPr>
+                  <w:tcW w:type="dxa" w:w="2617"/>
+                  <w:vAlign w:val="top"/>
+                  <w:tcBorders>
+                    <w:top w:val="single" w:sz="4" w:space="0" w:color="666666"/>
+                    <w:left w:val="single" w:sz="4" w:space="0" w:color="666666"/>
+                    <w:bottom w:val="single" w:sz="4" w:space="0" w:color="666666"/>
+                    <w:right w:val="single" w:sz="4" w:space="0" w:color="666666"/>
+                  </w:tcBorders>
+                </w:tcPr>
                 <w:p>
                   <w:pPr>
+                    <w:spacing w:before="0" w:after="0"/>
+                    <w:jc w:val="center"/>
+                  </w:pPr>
+                  <w:r/>
+                  <w:r>
+                    <w:rPr>
+                      <w:rFonts w:ascii="Noto Sans Ethiopic" w:hAnsi="Noto Sans Ethiopic"/>
+                      <w:b/>
+                      <w:sz w:val="18"/>
+                    </w:rPr>
+                    <w:t>1</w:t>
+                  </w:r>
+                </w:p>
+                <w:p>
+                  <w:pPr>
+                    <w:spacing w:before="0" w:after="0"/>
                     <w:jc w:val="left"/>
-                    <w:spacing w:before="0" w:after="0" w:line="240" w:lineRule="auto"/>
                   </w:pPr>
                   <w:r>
                     <w:rPr>
-                      <w:rFonts w:ascii="Noto Sans Ethiopic" w:hAnsi="Noto Sans Ethiopic" w:cs="Noto Sans Ethiopic" w:eastAsia="Noto Sans Ethiopic"/>
-                      <w:sz w:val="18"/>
-                      <w:szCs w:val="18"/>
-                      <w:b w:val="false"/>
-                      <w:u w:val="none"/>
+                      <w:rFonts w:ascii="Noto Sans Ethiopic" w:hAnsi="Noto Sans Ethiopic"/>
+                      <w:sz w:val="16"/>
                     </w:rPr>
-                    <w:t xml:space="preserve">___________________</w:t>
+                    <w:t>ሙሉ ስም: ____________  ስልክ: ____________</w:t>
                   </w:r>
                 </w:p>
-              </w:txbxContent>
-            </v:textbox>
-          </v:shape>
-        </w:pict>
-      </w:r>
-      <w:r>
-        <w:pict>
-          <v:shapetype id="_x0000_t202_s39254" coordsize="21600,21600" o:spt="202" path="m,l,21600r21600,l21600,xe">
-            <v:stroke joinstyle="miter"/>
-            <v:path gradientshapeok="t" o:connecttype="rect"/>
-          </v:shapetype>
-          <v:shape id="shape_39254" type="#_x0000_t202_s39254" style="position:absolute;margin-left:18.89763779527559px;margin-top:90.70866141732283px;width:207.8740157480315px;height:22.677165354330707px;z-index:251660288;mso-position-horizontal-absolute:no;mso-position-vertical-absolute:no" filled="f" stroked="f" o:allowincell="f">
-            <v:textbox style="mso-fit-shape-to-t:f" inset="0,0,0,0">
-              <w:txbxContent>
+              </w:tc>
+              <w:tc>
+                <w:tcPr>
+                  <w:tcW w:type="dxa" w:w="2617"/>
+                  <w:vAlign w:val="top"/>
+                  <w:tcBorders>
+                    <w:top w:val="single" w:sz="4" w:space="0" w:color="666666"/>
+                    <w:left w:val="single" w:sz="4" w:space="0" w:color="666666"/>
+                    <w:bottom w:val="single" w:sz="4" w:space="0" w:color="666666"/>
+                    <w:right w:val="single" w:sz="4" w:space="0" w:color="666666"/>
+                  </w:tcBorders>
+                </w:tcPr>
                 <w:p>
                   <w:pPr>
+                    <w:spacing w:before="0" w:after="0"/>
+                    <w:jc w:val="center"/>
+                  </w:pPr>
+                  <w:r/>
+                  <w:r>
+                    <w:rPr>
+                      <w:rFonts w:ascii="Noto Sans Ethiopic" w:hAnsi="Noto Sans Ethiopic"/>
+                      <w:b/>
+                      <w:sz w:val="18"/>
+                    </w:rPr>
+                    <w:t>1</w:t>
+                  </w:r>
+                </w:p>
+                <w:p>
+                  <w:pPr>
+                    <w:spacing w:before="0" w:after="0"/>
                     <w:jc w:val="left"/>
-                    <w:spacing w:before="0" w:after="0" w:line="240" w:lineRule="auto"/>
                   </w:pPr>
                   <w:r>
                     <w:rPr>
-                      <w:rFonts w:ascii="Noto Sans Ethiopic" w:hAnsi="Noto Sans Ethiopic" w:cs="Noto Sans Ethiopic" w:eastAsia="Noto Sans Ethiopic"/>
-                      <w:sz w:val="18"/>
-                      <w:szCs w:val="18"/>
-                      <w:b w:val="true"/>
-                      <w:u w:val="none"/>
+                      <w:rFonts w:ascii="Noto Sans Ethiopic" w:hAnsi="Noto Sans Ethiopic"/>
+                      <w:sz w:val="16"/>
                     </w:rPr>
-                    <w:t xml:space="preserve">የልማቱ ህብረት ስያሜ:</w:t>
+                    <w:t>ሙሉ ስም: ____________  ስልክ: ____________</w:t>
                   </w:r>
                 </w:p>
-              </w:txbxContent>
-            </v:textbox>
-          </v:shape>
-        </w:pict>
-      </w:r>
-      <w:r>
-        <w:pict>
-          <v:shapetype id="_x0000_t202_s59360" coordsize="21600,21600" o:spt="202" path="m,l,21600r21600,l21600,xe">
-            <v:stroke joinstyle="miter"/>
-            <v:path gradientshapeok="t" o:connecttype="rect"/>
-          </v:shapetype>
-          <v:shape id="shape_59360" type="#_x0000_t202_s59360" style="position:absolute;margin-left:226.77165354330708px;margin-top:90.70866141732283px;width:377.9527559055118px;height:22.677165354330707px;z-index:251660288;mso-position-horizontal-absolute:no;mso-position-vertical-absolute:no" filled="f" stroked="f" o:allowincell="f">
-            <v:textbox style="mso-fit-shape-to-t:f" inset="0,0,0,0">
-              <w:txbxContent>
+              </w:tc>
+            </w:tr>
+            <w:tr>
+              <w:trPr>
+                <w:trHeight w:val="1020"/>
+              </w:trPr>
+              <w:tc>
+                <w:tcPr>
+                  <w:tcW w:type="dxa" w:w="2617"/>
+                  <w:vAlign w:val="top"/>
+                  <w:tcBorders>
+                    <w:top w:val="single" w:sz="4" w:space="0" w:color="666666"/>
+                    <w:left w:val="single" w:sz="4" w:space="0" w:color="666666"/>
+                    <w:bottom w:val="single" w:sz="4" w:space="0" w:color="666666"/>
+                    <w:right w:val="single" w:sz="4" w:space="0" w:color="666666"/>
+                  </w:tcBorders>
+                </w:tcPr>
                 <w:p>
                   <w:pPr>
+                    <w:spacing w:before="0" w:after="0"/>
+                    <w:jc w:val="center"/>
+                  </w:pPr>
+                  <w:r/>
+                  <w:r>
+                    <w:rPr>
+                      <w:rFonts w:ascii="Noto Sans Ethiopic" w:hAnsi="Noto Sans Ethiopic"/>
+                      <w:b/>
+                      <w:sz w:val="18"/>
+                    </w:rPr>
+                    <w:t>2</w:t>
+                  </w:r>
+                </w:p>
+                <w:p>
+                  <w:pPr>
+                    <w:spacing w:before="0" w:after="0"/>
                     <w:jc w:val="left"/>
-                    <w:spacing w:before="0" w:after="0" w:line="240" w:lineRule="auto"/>
                   </w:pPr>
                   <w:r>
                     <w:rPr>
-                      <w:rFonts w:ascii="Noto Sans Ethiopic" w:hAnsi="Noto Sans Ethiopic" w:cs="Noto Sans Ethiopic" w:eastAsia="Noto Sans Ethiopic"/>
-                      <w:sz w:val="18"/>
-                      <w:szCs w:val="18"/>
-                      <w:b w:val="false"/>
-                      <w:u w:val="none"/>
+                      <w:rFonts w:ascii="Noto Sans Ethiopic" w:hAnsi="Noto Sans Ethiopic"/>
+                      <w:sz w:val="16"/>
                     </w:rPr>
-                    <w:t xml:space="preserve">___________________</w:t>
+                    <w:t>ሙሉ ስም: ____________  ስልክ: ____________</w:t>
                   </w:r>
                 </w:p>
-              </w:txbxContent>
-            </v:textbox>
-          </v:shape>
-        </w:pict>
-      </w:r>
-      <w:r>
-        <w:pict>
-          <v:shapetype id="_x0000_t202_s78816" coordsize="21600,21600" o:spt="202" path="m,l,21600r21600,l21600,xe">
-            <v:stroke joinstyle="miter"/>
-            <v:path gradientshapeok="t" o:connecttype="rect"/>
-          </v:shapetype>
-          <v:shape id="shape_78816" type="#_x0000_t202_s78816" style="position:absolute;margin-left:604.7244094488188px;margin-top:90.70866141732283px;width:151.1811023622047px;height:22.677165354330707px;z-index:251660288;mso-position-horizontal-absolute:no;mso-position-vertical-absolute:no" filled="f" stroked="f" o:allowincell="f">
-            <v:textbox style="mso-fit-shape-to-t:f" inset="0,0,0,0">
-              <w:txbxContent>
+              </w:tc>
+              <w:tc>
+                <w:tcPr>
+                  <w:tcW w:type="dxa" w:w="2617"/>
+                  <w:vAlign w:val="top"/>
+                  <w:tcBorders>
+                    <w:top w:val="single" w:sz="4" w:space="0" w:color="666666"/>
+                    <w:left w:val="single" w:sz="4" w:space="0" w:color="666666"/>
+                    <w:bottom w:val="single" w:sz="4" w:space="0" w:color="666666"/>
+                    <w:right w:val="single" w:sz="4" w:space="0" w:color="666666"/>
+                  </w:tcBorders>
+                </w:tcPr>
                 <w:p>
                   <w:pPr>
+                    <w:spacing w:before="0" w:after="0"/>
+                    <w:jc w:val="center"/>
+                  </w:pPr>
+                  <w:r/>
+                  <w:r>
+                    <w:rPr>
+                      <w:rFonts w:ascii="Noto Sans Ethiopic" w:hAnsi="Noto Sans Ethiopic"/>
+                      <w:b/>
+                      <w:sz w:val="18"/>
+                    </w:rPr>
+                    <w:t>2</w:t>
+                  </w:r>
+                </w:p>
+                <w:p>
+                  <w:pPr>
+                    <w:spacing w:before="0" w:after="0"/>
                     <w:jc w:val="left"/>
-                    <w:spacing w:before="0" w:after="0" w:line="240" w:lineRule="auto"/>
                   </w:pPr>
                   <w:r>
                     <w:rPr>
-                      <w:rFonts w:ascii="Noto Sans Ethiopic" w:hAnsi="Noto Sans Ethiopic" w:cs="Noto Sans Ethiopic" w:eastAsia="Noto Sans Ethiopic"/>
-                      <w:sz w:val="18"/>
-                      <w:szCs w:val="18"/>
-                      <w:b w:val="true"/>
-                      <w:u w:val="none"/>
+                      <w:rFonts w:ascii="Noto Sans Ethiopic" w:hAnsi="Noto Sans Ethiopic"/>
+                      <w:sz w:val="16"/>
                     </w:rPr>
-                    <w:t xml:space="preserve">የአባላት ብዛት:</w:t>
+                    <w:t>ሙሉ ስም: ____________  ስልክ: ____________</w:t>
                   </w:r>
                 </w:p>
-              </w:txbxContent>
-            </v:textbox>
-          </v:shape>
-        </w:pict>
-      </w:r>
-      <w:r>
-        <w:pict>
-          <v:shapetype id="_x0000_t202_s59360" coordsize="21600,21600" o:spt="202" path="m,l,21600r21600,l21600,xe">
-            <v:stroke joinstyle="miter"/>
-            <v:path gradientshapeok="t" o:connecttype="rect"/>
-          </v:shapetype>
-          <v:shape id="shape_59360" type="#_x0000_t202_s59360" style="position:absolute;margin-left:755.9055118110236px;margin-top:90.70866141732283px;width:340.15748031496065px;height:22.677165354330707px;z-index:251660288;mso-position-horizontal-absolute:no;mso-position-vertical-absolute:no" filled="f" stroked="f" o:allowincell="f">
-            <v:textbox style="mso-fit-shape-to-t:f" inset="0,0,0,0">
-              <w:txbxContent>
+              </w:tc>
+              <w:tc>
+                <w:tcPr>
+                  <w:tcW w:type="dxa" w:w="2617"/>
+                  <w:vAlign w:val="top"/>
+                  <w:tcBorders>
+                    <w:top w:val="single" w:sz="4" w:space="0" w:color="666666"/>
+                    <w:left w:val="single" w:sz="4" w:space="0" w:color="666666"/>
+                    <w:bottom w:val="single" w:sz="4" w:space="0" w:color="666666"/>
+                    <w:right w:val="single" w:sz="4" w:space="0" w:color="666666"/>
+                  </w:tcBorders>
+                </w:tcPr>
                 <w:p>
                   <w:pPr>
-                    <w:jc w:val="right"/>
-                    <w:spacing w:before="0" w:after="0" w:line="240" w:lineRule="auto"/>
+                    <w:spacing w:before="0" w:after="0"/>
+                    <w:jc w:val="center"/>
+                  </w:pPr>
+                  <w:r/>
+                  <w:r>
+                    <w:rPr>
+                      <w:rFonts w:ascii="Noto Sans Ethiopic" w:hAnsi="Noto Sans Ethiopic"/>
+                      <w:b/>
+                      <w:sz w:val="18"/>
+                    </w:rPr>
+                    <w:t>2</w:t>
+                  </w:r>
+                </w:p>
+                <w:p>
+                  <w:pPr>
+                    <w:spacing w:before="0" w:after="0"/>
+                    <w:jc w:val="left"/>
                   </w:pPr>
                   <w:r>
                     <w:rPr>
-                      <w:rFonts w:ascii="Noto Sans Ethiopic" w:hAnsi="Noto Sans Ethiopic" w:cs="Noto Sans Ethiopic" w:eastAsia="Noto Sans Ethiopic"/>
-                      <w:sz w:val="18"/>
-                      <w:szCs w:val="18"/>
-                      <w:b w:val="false"/>
-                      <w:u w:val="none"/>
+                      <w:rFonts w:ascii="Noto Sans Ethiopic" w:hAnsi="Noto Sans Ethiopic"/>
+                      <w:sz w:val="16"/>
                     </w:rPr>
-                    <w:t xml:space="preserve">___________________</w:t>
+                    <w:t>ሙሉ ስም: ____________  ስልክ: ____________</w:t>
                   </w:r>
                 </w:p>
-              </w:txbxContent>
-            </v:textbox>
-          </v:shape>
-        </w:pict>
-      </w:r>
-      <w:r>
-        <w:pict>
-          <v:shapetype id="_x0000_t202_s19360" coordsize="21600,21600" o:spt="202" path="m,l,21600r21600,l21600,xe">
-            <v:stroke joinstyle="miter"/>
-            <v:path gradientshapeok="t" o:connecttype="rect"/>
-          </v:shapetype>
-          <v:shape id="shape_19360" type="#_x0000_t202_s19360" style="position:absolute;margin-left:18.89763779527559px;margin-top:154.96052493438322px;width:264.56692913385825px;height:22.677165354330707px;z-index:251660288;mso-position-horizontal-absolute:no;mso-position-vertical-absolute:no" filled="f" stroked="f" o:allowincell="f">
-            <v:textbox style="mso-fit-shape-to-t:f" inset="0,0,0,0">
-              <w:txbxContent>
+              </w:tc>
+            </w:tr>
+            <w:tr>
+              <w:trPr>
+                <w:trHeight w:val="1020"/>
+              </w:trPr>
+              <w:tc>
+                <w:tcPr>
+                  <w:tcW w:type="dxa" w:w="2617"/>
+                  <w:vAlign w:val="top"/>
+                  <w:tcBorders>
+                    <w:top w:val="single" w:sz="4" w:space="0" w:color="666666"/>
+                    <w:left w:val="single" w:sz="4" w:space="0" w:color="666666"/>
+                    <w:bottom w:val="single" w:sz="4" w:space="0" w:color="666666"/>
+                    <w:right w:val="single" w:sz="4" w:space="0" w:color="666666"/>
+                  </w:tcBorders>
+                </w:tcPr>
                 <w:p>
                   <w:pPr>
+                    <w:spacing w:before="0" w:after="0"/>
+                    <w:jc w:val="center"/>
+                  </w:pPr>
+                  <w:r/>
+                  <w:r>
+                    <w:rPr>
+                      <w:rFonts w:ascii="Noto Sans Ethiopic" w:hAnsi="Noto Sans Ethiopic"/>
+                      <w:b/>
+                      <w:sz w:val="18"/>
+                    </w:rPr>
+                    <w:t>3</w:t>
+                  </w:r>
+                </w:p>
+                <w:p>
+                  <w:pPr>
+                    <w:spacing w:before="0" w:after="0"/>
                     <w:jc w:val="left"/>
-                    <w:spacing w:before="0" w:after="0" w:line="240" w:lineRule="auto"/>
                   </w:pPr>
                   <w:r>
                     <w:rPr>
-                      <w:rFonts w:ascii="Noto Sans Ethiopic" w:hAnsi="Noto Sans Ethiopic" w:cs="Noto Sans Ethiopic" w:eastAsia="Noto Sans Ethiopic"/>
-                      <w:sz w:val="18"/>
-                      <w:szCs w:val="18"/>
-                      <w:b w:val="true"/>
-                      <w:u w:val="none"/>
+                      <w:rFonts w:ascii="Noto Sans Ethiopic" w:hAnsi="Noto Sans Ethiopic"/>
+                      <w:sz w:val="16"/>
                     </w:rPr>
-                    <w:t xml:space="preserve">1.የልማት ህብረቱ ሊቀ መንበር</w:t>
+                    <w:t>ሙሉ ስም: ____________  ስልክ: ____________</w:t>
                   </w:r>
                 </w:p>
-              </w:txbxContent>
-            </v:textbox>
-          </v:shape>
-        </w:pict>
-      </w:r>
-      <w:r>
-        <w:pict>
-          <v:shapetype id="_x0000_t202_s43310" coordsize="21600,21600" o:spt="202" path="m,l,21600r21600,l21600,xe">
-            <v:stroke joinstyle="miter"/>
-            <v:path gradientshapeok="t" o:connecttype="rect"/>
-          </v:shapetype>
-          <v:shape id="shape_43310" type="#_x0000_t202_s43310" style="position:absolute;margin-left:18.89763779527559px;margin-top:170.07874015748033px;width:264.56692913385825px;height:18.89763779527559px;z-index:251660288;mso-position-horizontal-absolute:no;mso-position-vertical-absolute:no" filled="f" stroked="f" o:allowincell="f">
-            <v:textbox style="mso-fit-shape-to-t:f" inset="0,0,0,0">
-              <w:txbxContent>
+              </w:tc>
+              <w:tc>
+                <w:tcPr>
+                  <w:tcW w:type="dxa" w:w="2617"/>
+                  <w:vAlign w:val="top"/>
+                  <w:tcBorders>
+                    <w:top w:val="single" w:sz="4" w:space="0" w:color="666666"/>
+                    <w:left w:val="single" w:sz="4" w:space="0" w:color="666666"/>
+                    <w:bottom w:val="single" w:sz="4" w:space="0" w:color="666666"/>
+                    <w:right w:val="single" w:sz="4" w:space="0" w:color="666666"/>
+                  </w:tcBorders>
+                </w:tcPr>
                 <w:p>
                   <w:pPr>
+                    <w:spacing w:before="0" w:after="0"/>
+                    <w:jc w:val="center"/>
+                  </w:pPr>
+                  <w:r/>
+                  <w:r>
+                    <w:rPr>
+                      <w:rFonts w:ascii="Noto Sans Ethiopic" w:hAnsi="Noto Sans Ethiopic"/>
+                      <w:b/>
+                      <w:sz w:val="18"/>
+                    </w:rPr>
+                    <w:t>3</w:t>
+                  </w:r>
+                </w:p>
+                <w:p>
+                  <w:pPr>
+                    <w:spacing w:before="0" w:after="0"/>
                     <w:jc w:val="left"/>
-                    <w:spacing w:before="0" w:after="0" w:line="240" w:lineRule="auto"/>
                   </w:pPr>
                   <w:r>
                     <w:rPr>
-                      <w:rFonts w:ascii="Noto Sans Ethiopic" w:hAnsi="Noto Sans Ethiopic" w:cs="Noto Sans Ethiopic" w:eastAsia="Noto Sans Ethiopic"/>
+                      <w:rFonts w:ascii="Noto Sans Ethiopic" w:hAnsi="Noto Sans Ethiopic"/>
                       <w:sz w:val="16"/>
-                      <w:szCs w:val="16"/>
-                      <w:b w:val="false"/>
-                      <w:u w:val="none"/>
                     </w:rPr>
-                    <w:t xml:space="preserve">(የመልካም አስተዳደርና የሴት አደረጃጀት ተጠሪ)</w:t>
+                    <w:t>ሙሉ ስም: ____________  ስልክ: ____________</w:t>
                   </w:r>
                 </w:p>
-              </w:txbxContent>
-            </v:textbox>
-          </v:shape>
-        </w:pict>
-      </w:r>
-      <w:r>
-        <w:pict>
-          <v:shapetype id="_x0000_t202_s73697" coordsize="21600,21600" o:spt="202" path="m,l,21600r21600,l21600,xe">
-            <v:stroke joinstyle="miter"/>
-            <v:path gradientshapeok="t" o:connecttype="rect"/>
-          </v:shapetype>
-          <v:shape id="shape_73697" type="#_x0000_t202_s73697" style="position:absolute;margin-left:18.89763779527559px;margin-top:190.86614173228347px;width:264.56692913385825px;height:18.89763779527559px;z-index:251660288;mso-position-horizontal-absolute:no;mso-position-vertical-absolute:no" filled="f" stroked="f" o:allowincell="f">
-            <v:textbox style="mso-fit-shape-to-t:f" inset="0,0,0,0">
-              <w:txbxContent>
+              </w:tc>
+              <w:tc>
+                <w:tcPr>
+                  <w:tcW w:type="dxa" w:w="2617"/>
+                  <w:vAlign w:val="top"/>
+                  <w:tcBorders>
+                    <w:top w:val="single" w:sz="4" w:space="0" w:color="666666"/>
+                    <w:left w:val="single" w:sz="4" w:space="0" w:color="666666"/>
+                    <w:bottom w:val="single" w:sz="4" w:space="0" w:color="666666"/>
+                    <w:right w:val="single" w:sz="4" w:space="0" w:color="666666"/>
+                  </w:tcBorders>
+                </w:tcPr>
                 <w:p>
                   <w:pPr>
+                    <w:spacing w:before="0" w:after="0"/>
+                    <w:jc w:val="center"/>
+                  </w:pPr>
+                  <w:r/>
+                  <w:r>
+                    <w:rPr>
+                      <w:rFonts w:ascii="Noto Sans Ethiopic" w:hAnsi="Noto Sans Ethiopic"/>
+                      <w:b/>
+                      <w:sz w:val="18"/>
+                    </w:rPr>
+                    <w:t>3</w:t>
+                  </w:r>
+                </w:p>
+                <w:p>
+                  <w:pPr>
+                    <w:spacing w:before="0" w:after="0"/>
                     <w:jc w:val="left"/>
-                    <w:spacing w:before="0" w:after="0" w:line="240" w:lineRule="auto"/>
                   </w:pPr>
                   <w:r>
                     <w:rPr>
-                      <w:rFonts w:ascii="Noto Sans Ethiopic" w:hAnsi="Noto Sans Ethiopic" w:cs="Noto Sans Ethiopic" w:eastAsia="Noto Sans Ethiopic"/>
-                      <w:sz w:val="18"/>
-                      <w:szCs w:val="18"/>
-                      <w:b w:val="false"/>
-                      <w:u w:val="none"/>
+                      <w:rFonts w:ascii="Noto Sans Ethiopic" w:hAnsi="Noto Sans Ethiopic"/>
+                      <w:sz w:val="16"/>
                     </w:rPr>
-                    <w:t xml:space="preserve">ሙሉ ስም......................</w:t>
+                    <w:t>ሙሉ ስም: ____________  ስልክ: ____________</w:t>
                   </w:r>
                 </w:p>
-              </w:txbxContent>
-            </v:textbox>
-          </v:shape>
-        </w:pict>
-      </w:r>
-      <w:r>
-        <w:pict>
-          <v:shapetype id="_x0000_t202_s94781" coordsize="21600,21600" o:spt="202" path="m,l,21600r21600,l21600,xe">
-            <v:stroke joinstyle="miter"/>
-            <v:path gradientshapeok="t" o:connecttype="rect"/>
-          </v:shapetype>
-          <v:shape id="shape_94781" type="#_x0000_t202_s94781" style="position:absolute;margin-left:18.89763779527559px;margin-top:190.86614173228347px;width:264.56692913385825px;height:18.89763779527559px;z-index:251660288;mso-position-horizontal-absolute:no;mso-position-vertical-absolute:no" filled="f" stroked="f" o:allowincell="f">
-            <v:textbox style="mso-fit-shape-to-t:f" inset="0,0,0,0">
-              <w:txbxContent>
+              </w:tc>
+            </w:tr>
+            <w:tr>
+              <w:trPr>
+                <w:trHeight w:val="1020"/>
+              </w:trPr>
+              <w:tc>
+                <w:tcPr>
+                  <w:tcW w:type="dxa" w:w="2617"/>
+                  <w:vAlign w:val="top"/>
+                  <w:tcBorders>
+                    <w:top w:val="single" w:sz="4" w:space="0" w:color="666666"/>
+                    <w:left w:val="single" w:sz="4" w:space="0" w:color="666666"/>
+                    <w:bottom w:val="single" w:sz="4" w:space="0" w:color="666666"/>
+                    <w:right w:val="single" w:sz="4" w:space="0" w:color="666666"/>
+                  </w:tcBorders>
+                </w:tcPr>
                 <w:p>
                   <w:pPr>
+                    <w:spacing w:before="0" w:after="0"/>
+                    <w:jc w:val="center"/>
+                  </w:pPr>
+                  <w:r/>
+                  <w:r>
+                    <w:rPr>
+                      <w:rFonts w:ascii="Noto Sans Ethiopic" w:hAnsi="Noto Sans Ethiopic"/>
+                      <w:b/>
+                      <w:sz w:val="18"/>
+                    </w:rPr>
+                    <w:t>4</w:t>
+                  </w:r>
+                </w:p>
+                <w:p>
+                  <w:pPr>
+                    <w:spacing w:before="0" w:after="0"/>
                     <w:jc w:val="left"/>
-                    <w:spacing w:before="0" w:after="0" w:line="240" w:lineRule="auto"/>
                   </w:pPr>
                   <w:r>
                     <w:rPr>
-                      <w:rFonts w:ascii="Noto Sans Ethiopic" w:hAnsi="Noto Sans Ethiopic" w:cs="Noto Sans Ethiopic" w:eastAsia="Noto Sans Ethiopic"/>
-                      <w:sz w:val="18"/>
-                      <w:szCs w:val="18"/>
-                      <w:b w:val="false"/>
-                      <w:u w:val="none"/>
+                      <w:rFonts w:ascii="Noto Sans Ethiopic" w:hAnsi="Noto Sans Ethiopic"/>
+                      <w:sz w:val="16"/>
                     </w:rPr>
-                    <w:t xml:space="preserve">ስልክ ቁጥር...........</w:t>
+                    <w:t>ሙሉ ስም: ____________  ስልክ: ____________</w:t>
                   </w:r>
                 </w:p>
-              </w:txbxContent>
-            </v:textbox>
-          </v:shape>
-        </w:pict>
-      </w:r>
-      <w:r>
-        <w:pict>
-          <v:shapetype id="_x0000_t202_s12734" coordsize="21600,21600" o:spt="202" path="m,l,21600r21600,l21600,xe">
-            <v:stroke joinstyle="miter"/>
-            <v:path gradientshapeok="t" o:connecttype="rect"/>
-          </v:shapetype>
-          <v:shape id="shape_12734" type="#_x0000_t202_s12734" style="position:absolute;margin-left:18.89763779527559px;margin-top:275.90551181102364px;width:264.56692913385825px;height:22.677165354330707px;z-index:251660288;mso-position-horizontal-absolute:no;mso-position-vertical-absolute:no" filled="f" stroked="f" o:allowincell="f">
-            <v:textbox style="mso-fit-shape-to-t:f" inset="0,0,0,0">
-              <w:txbxContent>
+              </w:tc>
+              <w:tc>
+                <w:tcPr>
+                  <w:tcW w:type="dxa" w:w="2617"/>
+                  <w:vAlign w:val="top"/>
+                  <w:tcBorders>
+                    <w:top w:val="single" w:sz="4" w:space="0" w:color="666666"/>
+                    <w:left w:val="single" w:sz="4" w:space="0" w:color="666666"/>
+                    <w:bottom w:val="single" w:sz="4" w:space="0" w:color="666666"/>
+                    <w:right w:val="single" w:sz="4" w:space="0" w:color="666666"/>
+                  </w:tcBorders>
+                </w:tcPr>
                 <w:p>
                   <w:pPr>
+                    <w:spacing w:before="0" w:after="0"/>
+                    <w:jc w:val="center"/>
+                  </w:pPr>
+                  <w:r/>
+                  <w:r>
+                    <w:rPr>
+                      <w:rFonts w:ascii="Noto Sans Ethiopic" w:hAnsi="Noto Sans Ethiopic"/>
+                      <w:b/>
+                      <w:sz w:val="18"/>
+                    </w:rPr>
+                    <w:t>4</w:t>
+                  </w:r>
+                </w:p>
+                <w:p>
+                  <w:pPr>
+                    <w:spacing w:before="0" w:after="0"/>
                     <w:jc w:val="left"/>
-                    <w:spacing w:before="0" w:after="0" w:line="240" w:lineRule="auto"/>
                   </w:pPr>
                   <w:r>
                     <w:rPr>
-                      <w:rFonts w:ascii="Noto Sans Ethiopic" w:hAnsi="Noto Sans Ethiopic" w:cs="Noto Sans Ethiopic" w:eastAsia="Noto Sans Ethiopic"/>
-                      <w:sz w:val="18"/>
-                      <w:szCs w:val="18"/>
-                      <w:b w:val="true"/>
-                      <w:u w:val="none"/>
+                      <w:rFonts w:ascii="Noto Sans Ethiopic" w:hAnsi="Noto Sans Ethiopic"/>
+                      <w:sz w:val="16"/>
                     </w:rPr>
-                    <w:t xml:space="preserve">2.የልማት ህብረቱ ም/ሊቀ መንበር</w:t>
+                    <w:t>ሙሉ ስም: ____________  ስልክ: ____________</w:t>
                   </w:r>
                 </w:p>
-              </w:txbxContent>
-            </v:textbox>
-          </v:shape>
-        </w:pict>
-      </w:r>
-      <w:r>
-        <w:pict>
-          <v:shapetype id="_x0000_t202_s70502" coordsize="21600,21600" o:spt="202" path="m,l,21600r21600,l21600,xe">
-            <v:stroke joinstyle="miter"/>
-            <v:path gradientshapeok="t" o:connecttype="rect"/>
-          </v:shapetype>
-          <v:shape id="shape_70502" type="#_x0000_t202_s70502" style="position:absolute;margin-left:18.89763779527559px;margin-top:291.0236220472441px;width:264.56692913385825px;height:18.89763779527559px;z-index:251660288;mso-position-horizontal-absolute:no;mso-position-vertical-absolute:no" filled="f" stroked="f" o:allowincell="f">
-            <v:textbox style="mso-fit-shape-to-t:f" inset="0,0,0,0">
-              <w:txbxContent>
+              </w:tc>
+              <w:tc>
+                <w:tcPr>
+                  <w:tcW w:type="dxa" w:w="2617"/>
+                  <w:vAlign w:val="top"/>
+                  <w:tcBorders>
+                    <w:top w:val="single" w:sz="4" w:space="0" w:color="666666"/>
+                    <w:left w:val="single" w:sz="4" w:space="0" w:color="666666"/>
+                    <w:bottom w:val="single" w:sz="4" w:space="0" w:color="666666"/>
+                    <w:right w:val="single" w:sz="4" w:space="0" w:color="666666"/>
+                  </w:tcBorders>
+                </w:tcPr>
                 <w:p>
                   <w:pPr>
+                    <w:spacing w:before="0" w:after="0"/>
+                    <w:jc w:val="center"/>
+                  </w:pPr>
+                  <w:r/>
+                  <w:r>
+                    <w:rPr>
+                      <w:rFonts w:ascii="Noto Sans Ethiopic" w:hAnsi="Noto Sans Ethiopic"/>
+                      <w:b/>
+                      <w:sz w:val="18"/>
+                    </w:rPr>
+                    <w:t>4</w:t>
+                  </w:r>
+                </w:p>
+                <w:p>
+                  <w:pPr>
+                    <w:spacing w:before="0" w:after="0"/>
                     <w:jc w:val="left"/>
-                    <w:spacing w:before="0" w:after="0" w:line="240" w:lineRule="auto"/>
                   </w:pPr>
                   <w:r>
                     <w:rPr>
-                      <w:rFonts w:ascii="Noto Sans Ethiopic" w:hAnsi="Noto Sans Ethiopic" w:cs="Noto Sans Ethiopic" w:eastAsia="Noto Sans Ethiopic"/>
+                      <w:rFonts w:ascii="Noto Sans Ethiopic" w:hAnsi="Noto Sans Ethiopic"/>
                       <w:sz w:val="16"/>
-                      <w:szCs w:val="16"/>
-                      <w:b w:val="false"/>
-                      <w:u w:val="none"/>
                     </w:rPr>
-                    <w:t xml:space="preserve">(የሴቶች ጉዳይ ተጠሪ)</w:t>
+                    <w:t>ሙሉ ስም: ____________  ስልክ: ____________</w:t>
                   </w:r>
                 </w:p>
-              </w:txbxContent>
-            </v:textbox>
-          </v:shape>
-        </w:pict>
-      </w:r>
-      <w:r>
-        <w:pict>
-          <v:shapetype id="_x0000_t202_s73697" coordsize="21600,21600" o:spt="202" path="m,l,21600r21600,l21600,xe">
-            <v:stroke joinstyle="miter"/>
-            <v:path gradientshapeok="t" o:connecttype="rect"/>
-          </v:shapetype>
-          <v:shape id="shape_73697" type="#_x0000_t202_s73697" style="position:absolute;margin-left:18.89763779527559px;margin-top:311.81102362204723px;width:264.56692913385825px;height:18.89763779527559px;z-index:251660288;mso-position-horizontal-absolute:no;mso-position-vertical-absolute:no" filled="f" stroked="f" o:allowincell="f">
-            <v:textbox style="mso-fit-shape-to-t:f" inset="0,0,0,0">
-              <w:txbxContent>
+              </w:tc>
+            </w:tr>
+            <w:tr>
+              <w:trPr>
+                <w:trHeight w:val="1020"/>
+              </w:trPr>
+              <w:tc>
+                <w:tcPr>
+                  <w:tcW w:type="dxa" w:w="2617"/>
+                  <w:vAlign w:val="top"/>
+                  <w:tcBorders>
+                    <w:top w:val="single" w:sz="4" w:space="0" w:color="666666"/>
+                    <w:left w:val="single" w:sz="4" w:space="0" w:color="666666"/>
+                    <w:bottom w:val="single" w:sz="4" w:space="0" w:color="666666"/>
+                    <w:right w:val="single" w:sz="4" w:space="0" w:color="666666"/>
+                  </w:tcBorders>
+                </w:tcPr>
                 <w:p>
                   <w:pPr>
+                    <w:spacing w:before="0" w:after="0"/>
+                    <w:jc w:val="center"/>
+                  </w:pPr>
+                  <w:r/>
+                  <w:r>
+                    <w:rPr>
+                      <w:rFonts w:ascii="Noto Sans Ethiopic" w:hAnsi="Noto Sans Ethiopic"/>
+                      <w:b/>
+                      <w:sz w:val="18"/>
+                    </w:rPr>
+                    <w:t>5</w:t>
+                  </w:r>
+                </w:p>
+                <w:p>
+                  <w:pPr>
+                    <w:spacing w:before="0" w:after="0"/>
                     <w:jc w:val="left"/>
-                    <w:spacing w:before="0" w:after="0" w:line="240" w:lineRule="auto"/>
                   </w:pPr>
                   <w:r>
                     <w:rPr>
-                      <w:rFonts w:ascii="Noto Sans Ethiopic" w:hAnsi="Noto Sans Ethiopic" w:cs="Noto Sans Ethiopic" w:eastAsia="Noto Sans Ethiopic"/>
-                      <w:sz w:val="18"/>
-                      <w:szCs w:val="18"/>
-                      <w:b w:val="false"/>
-                      <w:u w:val="none"/>
+                      <w:rFonts w:ascii="Noto Sans Ethiopic" w:hAnsi="Noto Sans Ethiopic"/>
+                      <w:sz w:val="16"/>
                     </w:rPr>
-                    <w:t xml:space="preserve">ሙሉ ስም......................</w:t>
+                    <w:t>ሙሉ ስም: ____________  ስልክ: ____________</w:t>
                   </w:r>
                 </w:p>
-              </w:txbxContent>
-            </v:textbox>
-          </v:shape>
-        </w:pict>
-      </w:r>
-      <w:r>
-        <w:pict>
-          <v:shapetype id="_x0000_t202_s94781" coordsize="21600,21600" o:spt="202" path="m,l,21600r21600,l21600,xe">
-            <v:stroke joinstyle="miter"/>
-            <v:path gradientshapeok="t" o:connecttype="rect"/>
-          </v:shapetype>
-          <v:shape id="shape_94781" type="#_x0000_t202_s94781" style="position:absolute;margin-left:18.89763779527559px;margin-top:311.81102362204723px;width:264.56692913385825px;height:18.89763779527559px;z-index:251660288;mso-position-horizontal-absolute:no;mso-position-vertical-absolute:no" filled="f" stroked="f" o:allowincell="f">
-            <v:textbox style="mso-fit-shape-to-t:f" inset="0,0,0,0">
-              <w:txbxContent>
+              </w:tc>
+              <w:tc>
+                <w:tcPr>
+                  <w:tcW w:type="dxa" w:w="2617"/>
+                  <w:vAlign w:val="top"/>
+                  <w:tcBorders>
+                    <w:top w:val="single" w:sz="4" w:space="0" w:color="666666"/>
+                    <w:left w:val="single" w:sz="4" w:space="0" w:color="666666"/>
+                    <w:bottom w:val="single" w:sz="4" w:space="0" w:color="666666"/>
+                    <w:right w:val="single" w:sz="4" w:space="0" w:color="666666"/>
+                  </w:tcBorders>
+                </w:tcPr>
                 <w:p>
                   <w:pPr>
+                    <w:spacing w:before="0" w:after="0"/>
+                    <w:jc w:val="center"/>
+                  </w:pPr>
+                  <w:r/>
+                  <w:r>
+                    <w:rPr>
+                      <w:rFonts w:ascii="Noto Sans Ethiopic" w:hAnsi="Noto Sans Ethiopic"/>
+                      <w:b/>
+                      <w:sz w:val="18"/>
+                    </w:rPr>
+                    <w:t>5</w:t>
+                  </w:r>
+                </w:p>
+                <w:p>
+                  <w:pPr>
+                    <w:spacing w:before="0" w:after="0"/>
                     <w:jc w:val="left"/>
-                    <w:spacing w:before="0" w:after="0" w:line="240" w:lineRule="auto"/>
                   </w:pPr>
                   <w:r>
                     <w:rPr>
-                      <w:rFonts w:ascii="Noto Sans Ethiopic" w:hAnsi="Noto Sans Ethiopic" w:cs="Noto Sans Ethiopic" w:eastAsia="Noto Sans Ethiopic"/>
-                      <w:sz w:val="18"/>
-                      <w:szCs w:val="18"/>
-                      <w:b w:val="false"/>
-                      <w:u w:val="none"/>
+                      <w:rFonts w:ascii="Noto Sans Ethiopic" w:hAnsi="Noto Sans Ethiopic"/>
+                      <w:sz w:val="16"/>
                     </w:rPr>
-                    <w:t xml:space="preserve">ስልክ ቁጥር...........</w:t>
+                    <w:t>ሙሉ ስም: ____________  ስልክ: ____________</w:t>
                   </w:r>
                 </w:p>
-              </w:txbxContent>
-            </v:textbox>
-          </v:shape>
-        </w:pict>
-      </w:r>
-      <w:r>
-        <w:pict>
-          <v:shapetype id="_x0000_t202_s64970" coordsize="21600,21600" o:spt="202" path="m,l,21600r21600,l21600,xe">
-            <v:stroke joinstyle="miter"/>
-            <v:path gradientshapeok="t" o:connecttype="rect"/>
-          </v:shapetype>
-          <v:shape id="shape_64970" type="#_x0000_t202_s64970" style="position:absolute;margin-left:18.89763779527559px;margin-top:381.73228346456693px;width:264.56692913385825px;height:22.677165354330707px;z-index:251660288;mso-position-horizontal-absolute:no;mso-position-vertical-absolute:no" filled="f" stroked="f" o:allowincell="f">
-            <v:textbox style="mso-fit-shape-to-t:f" inset="0,0,0,0">
-              <w:txbxContent>
+              </w:tc>
+              <w:tc>
+                <w:tcPr>
+                  <w:tcW w:type="dxa" w:w="2617"/>
+                  <w:vAlign w:val="top"/>
+                  <w:tcBorders>
+                    <w:top w:val="single" w:sz="4" w:space="0" w:color="666666"/>
+                    <w:left w:val="single" w:sz="4" w:space="0" w:color="666666"/>
+                    <w:bottom w:val="single" w:sz="4" w:space="0" w:color="666666"/>
+                    <w:right w:val="single" w:sz="4" w:space="0" w:color="666666"/>
+                  </w:tcBorders>
+                </w:tcPr>
                 <w:p>
                   <w:pPr>
+                    <w:spacing w:before="0" w:after="0"/>
+                    <w:jc w:val="center"/>
+                  </w:pPr>
+                  <w:r/>
+                  <w:r>
+                    <w:rPr>
+                      <w:rFonts w:ascii="Noto Sans Ethiopic" w:hAnsi="Noto Sans Ethiopic"/>
+                      <w:b/>
+                      <w:sz w:val="18"/>
+                    </w:rPr>
+                    <w:t>5</w:t>
+                  </w:r>
+                </w:p>
+                <w:p>
+                  <w:pPr>
+                    <w:spacing w:before="0" w:after="0"/>
                     <w:jc w:val="left"/>
-                    <w:spacing w:before="0" w:after="0" w:line="240" w:lineRule="auto"/>
                   </w:pPr>
                   <w:r>
                     <w:rPr>
-                      <w:rFonts w:ascii="Noto Sans Ethiopic" w:hAnsi="Noto Sans Ethiopic" w:cs="Noto Sans Ethiopic" w:eastAsia="Noto Sans Ethiopic"/>
-                      <w:sz w:val="18"/>
-                      <w:szCs w:val="18"/>
-                      <w:b w:val="true"/>
-                      <w:u w:val="none"/>
+                      <w:rFonts w:ascii="Noto Sans Ethiopic" w:hAnsi="Noto Sans Ethiopic"/>
+                      <w:sz w:val="16"/>
                     </w:rPr>
-                    <w:t xml:space="preserve">3.የልማት ህብረቱ ዋና ፀሐፊ</w:t>
+                    <w:t>ሙሉ ስም: ____________  ስልክ: ____________</w:t>
                   </w:r>
                 </w:p>
-              </w:txbxContent>
-            </v:textbox>
-          </v:shape>
-        </w:pict>
-      </w:r>
-      <w:r>
-        <w:pict>
-          <v:shapetype id="_x0000_t202_s58143" coordsize="21600,21600" o:spt="202" path="m,l,21600r21600,l21600,xe">
-            <v:stroke joinstyle="miter"/>
-            <v:path gradientshapeok="t" o:connecttype="rect"/>
-          </v:shapetype>
-          <v:shape id="shape_58143" type="#_x0000_t202_s58143" style="position:absolute;margin-left:18.89763779527559px;margin-top:396.8503937007874px;width:264.56692913385825px;height:18.89763779527559px;z-index:251660288;mso-position-horizontal-absolute:no;mso-position-vertical-absolute:no" filled="f" stroked="f" o:allowincell="f">
-            <v:textbox style="mso-fit-shape-to-t:f" inset="0,0,0,0">
-              <w:txbxContent>
+              </w:tc>
+            </w:tr>
+            <w:tr>
+              <w:trPr>
+                <w:trHeight w:val="1020"/>
+              </w:trPr>
+              <w:tc>
+                <w:tcPr>
+                  <w:tcW w:type="dxa" w:w="2617"/>
+                  <w:vAlign w:val="top"/>
+                  <w:tcBorders>
+                    <w:top w:val="single" w:sz="4" w:space="0" w:color="666666"/>
+                    <w:left w:val="single" w:sz="4" w:space="0" w:color="666666"/>
+                    <w:bottom w:val="single" w:sz="4" w:space="0" w:color="666666"/>
+                    <w:right w:val="single" w:sz="4" w:space="0" w:color="666666"/>
+                  </w:tcBorders>
+                </w:tcPr>
                 <w:p>
                   <w:pPr>
+                    <w:spacing w:before="0" w:after="0"/>
+                    <w:jc w:val="center"/>
+                  </w:pPr>
+                  <w:r/>
+                  <w:r>
+                    <w:rPr>
+                      <w:rFonts w:ascii="Noto Sans Ethiopic" w:hAnsi="Noto Sans Ethiopic"/>
+                      <w:b/>
+                      <w:sz w:val="18"/>
+                    </w:rPr>
+                    <w:t>6</w:t>
+                  </w:r>
+                </w:p>
+                <w:p>
+                  <w:pPr>
+                    <w:spacing w:before="0" w:after="0"/>
                     <w:jc w:val="left"/>
-                    <w:spacing w:before="0" w:after="0" w:line="240" w:lineRule="auto"/>
                   </w:pPr>
                   <w:r>
                     <w:rPr>
-                      <w:rFonts w:ascii="Noto Sans Ethiopic" w:hAnsi="Noto Sans Ethiopic" w:cs="Noto Sans Ethiopic" w:eastAsia="Noto Sans Ethiopic"/>
+                      <w:rFonts w:ascii="Noto Sans Ethiopic" w:hAnsi="Noto Sans Ethiopic"/>
                       <w:sz w:val="16"/>
-                      <w:szCs w:val="16"/>
-                      <w:b w:val="false"/>
-                      <w:u w:val="none"/>
                     </w:rPr>
-                    <w:t xml:space="preserve">(የጤና ተጠሪ)</w:t>
+                    <w:t>ሙሉ ስም: ____________  ስልክ: ____________</w:t>
                   </w:r>
                 </w:p>
-              </w:txbxContent>
-            </v:textbox>
-          </v:shape>
-        </w:pict>
-      </w:r>
-      <w:r>
-        <w:pict>
-          <v:shapetype id="_x0000_t202_s73697" coordsize="21600,21600" o:spt="202" path="m,l,21600r21600,l21600,xe">
-            <v:stroke joinstyle="miter"/>
-            <v:path gradientshapeok="t" o:connecttype="rect"/>
-          </v:shapetype>
-          <v:shape id="shape_73697" type="#_x0000_t202_s73697" style="position:absolute;margin-left:18.89763779527559px;margin-top:417.6377952755906px;width:264.56692913385825px;height:18.89763779527559px;z-index:251660288;mso-position-horizontal-absolute:no;mso-position-vertical-absolute:no" filled="f" stroked="f" o:allowincell="f">
-            <v:textbox style="mso-fit-shape-to-t:f" inset="0,0,0,0">
-              <w:txbxContent>
+              </w:tc>
+              <w:tc>
+                <w:tcPr>
+                  <w:tcW w:type="dxa" w:w="2617"/>
+                  <w:vAlign w:val="top"/>
+                  <w:tcBorders>
+                    <w:top w:val="single" w:sz="4" w:space="0" w:color="666666"/>
+                    <w:left w:val="single" w:sz="4" w:space="0" w:color="666666"/>
+                    <w:bottom w:val="single" w:sz="4" w:space="0" w:color="666666"/>
+                    <w:right w:val="single" w:sz="4" w:space="0" w:color="666666"/>
+                  </w:tcBorders>
+                </w:tcPr>
                 <w:p>
                   <w:pPr>
+                    <w:spacing w:before="0" w:after="0"/>
+                    <w:jc w:val="center"/>
+                  </w:pPr>
+                  <w:r/>
+                  <w:r>
+                    <w:rPr>
+                      <w:rFonts w:ascii="Noto Sans Ethiopic" w:hAnsi="Noto Sans Ethiopic"/>
+                      <w:b/>
+                      <w:sz w:val="18"/>
+                    </w:rPr>
+                    <w:t>6</w:t>
+                  </w:r>
+                </w:p>
+                <w:p>
+                  <w:pPr>
+                    <w:spacing w:before="0" w:after="0"/>
                     <w:jc w:val="left"/>
-                    <w:spacing w:before="0" w:after="0" w:line="240" w:lineRule="auto"/>
                   </w:pPr>
                   <w:r>
                     <w:rPr>
-                      <w:rFonts w:ascii="Noto Sans Ethiopic" w:hAnsi="Noto Sans Ethiopic" w:cs="Noto Sans Ethiopic" w:eastAsia="Noto Sans Ethiopic"/>
-                      <w:sz w:val="18"/>
-                      <w:szCs w:val="18"/>
-                      <w:b w:val="false"/>
-                      <w:u w:val="none"/>
+                      <w:rFonts w:ascii="Noto Sans Ethiopic" w:hAnsi="Noto Sans Ethiopic"/>
+                      <w:sz w:val="16"/>
                     </w:rPr>
-                    <w:t xml:space="preserve">ሙሉ ስም......................</w:t>
+                    <w:t>ሙሉ ስም: ____________  ስልክ: ____________</w:t>
                   </w:r>
                 </w:p>
-              </w:txbxContent>
-            </v:textbox>
-          </v:shape>
-        </w:pict>
-      </w:r>
-      <w:r>
-        <w:pict>
-          <v:shapetype id="_x0000_t202_s94781" coordsize="21600,21600" o:spt="202" path="m,l,21600r21600,l21600,xe">
-            <v:stroke joinstyle="miter"/>
-            <v:path gradientshapeok="t" o:connecttype="rect"/>
-          </v:shapetype>
-          <v:shape id="shape_94781" type="#_x0000_t202_s94781" style="position:absolute;margin-left:18.89763779527559px;margin-top:417.6377952755906px;width:264.56692913385825px;height:18.89763779527559px;z-index:251660288;mso-position-horizontal-absolute:no;mso-position-vertical-absolute:no" filled="f" stroked="f" o:allowincell="f">
-            <v:textbox style="mso-fit-shape-to-t:f" inset="0,0,0,0">
-              <w:txbxContent>
+              </w:tc>
+              <w:tc>
+                <w:tcPr>
+                  <w:tcW w:type="dxa" w:w="2617"/>
+                  <w:vAlign w:val="top"/>
+                  <w:tcBorders>
+                    <w:top w:val="single" w:sz="4" w:space="0" w:color="666666"/>
+                    <w:left w:val="single" w:sz="4" w:space="0" w:color="666666"/>
+                    <w:bottom w:val="single" w:sz="4" w:space="0" w:color="666666"/>
+                    <w:right w:val="single" w:sz="4" w:space="0" w:color="666666"/>
+                  </w:tcBorders>
+                </w:tcPr>
                 <w:p>
                   <w:pPr>
+                    <w:spacing w:before="0" w:after="0"/>
+                    <w:jc w:val="center"/>
+                  </w:pPr>
+                  <w:r/>
+                  <w:r>
+                    <w:rPr>
+                      <w:rFonts w:ascii="Noto Sans Ethiopic" w:hAnsi="Noto Sans Ethiopic"/>
+                      <w:b/>
+                      <w:sz w:val="18"/>
+                    </w:rPr>
+                    <w:t>6</w:t>
+                  </w:r>
+                </w:p>
+                <w:p>
+                  <w:pPr>
+                    <w:spacing w:before="0" w:after="0"/>
                     <w:jc w:val="left"/>
-                    <w:spacing w:before="0" w:after="0" w:line="240" w:lineRule="auto"/>
                   </w:pPr>
                   <w:r>
                     <w:rPr>
-                      <w:rFonts w:ascii="Noto Sans Ethiopic" w:hAnsi="Noto Sans Ethiopic" w:cs="Noto Sans Ethiopic" w:eastAsia="Noto Sans Ethiopic"/>
-                      <w:sz w:val="18"/>
-                      <w:szCs w:val="18"/>
-                      <w:b w:val="false"/>
-                      <w:u w:val="none"/>
+                      <w:rFonts w:ascii="Noto Sans Ethiopic" w:hAnsi="Noto Sans Ethiopic"/>
+                      <w:sz w:val="16"/>
                     </w:rPr>
-                    <w:t xml:space="preserve">ስልክ ቁጥር...........</w:t>
+                    <w:t>ሙሉ ስም: ____________  ስልክ: ____________</w:t>
                   </w:r>
                 </w:p>
-              </w:txbxContent>
-            </v:textbox>
-          </v:shape>
-        </w:pict>
-      </w:r>
-      <w:r>
-        <w:pict>
-          <v:shapetype id="_x0000_t202_s24092" coordsize="21600,21600" o:spt="202" path="m,l,21600r21600,l21600,xe">
-            <v:stroke joinstyle="miter"/>
-            <v:path gradientshapeok="t" o:connecttype="rect"/>
-          </v:shapetype>
-          <v:shape id="shape_24092" type="#_x0000_t202_s24092" style="position:absolute;margin-left:18.89763779527559px;margin-top:487.5590551181102px;width:264.56692913385825px;height:22.677165354330707px;z-index:251660288;mso-position-horizontal-absolute:no;mso-position-vertical-absolute:no" filled="f" stroked="f" o:allowincell="f">
-            <v:textbox style="mso-fit-shape-to-t:f" inset="0,0,0,0">
-              <w:txbxContent>
+              </w:tc>
+            </w:tr>
+            <w:tr>
+              <w:trPr>
+                <w:trHeight w:val="1020"/>
+              </w:trPr>
+              <w:tc>
+                <w:tcPr>
+                  <w:tcW w:type="dxa" w:w="2617"/>
+                  <w:vAlign w:val="top"/>
+                  <w:tcBorders>
+                    <w:top w:val="single" w:sz="4" w:space="0" w:color="666666"/>
+                    <w:left w:val="single" w:sz="4" w:space="0" w:color="666666"/>
+                    <w:bottom w:val="single" w:sz="4" w:space="0" w:color="666666"/>
+                    <w:right w:val="single" w:sz="4" w:space="0" w:color="666666"/>
+                  </w:tcBorders>
+                </w:tcPr>
                 <w:p>
                   <w:pPr>
+                    <w:spacing w:before="0" w:after="0"/>
+                    <w:jc w:val="center"/>
+                  </w:pPr>
+                  <w:r/>
+                  <w:r>
+                    <w:rPr>
+                      <w:rFonts w:ascii="Noto Sans Ethiopic" w:hAnsi="Noto Sans Ethiopic"/>
+                      <w:b/>
+                      <w:sz w:val="18"/>
+                    </w:rPr>
+                    <w:t>7</w:t>
+                  </w:r>
+                </w:p>
+                <w:p>
+                  <w:pPr>
+                    <w:spacing w:before="0" w:after="0"/>
                     <w:jc w:val="left"/>
-                    <w:spacing w:before="0" w:after="0" w:line="240" w:lineRule="auto"/>
                   </w:pPr>
                   <w:r>
                     <w:rPr>
-                      <w:rFonts w:ascii="Noto Sans Ethiopic" w:hAnsi="Noto Sans Ethiopic" w:cs="Noto Sans Ethiopic" w:eastAsia="Noto Sans Ethiopic"/>
-                      <w:sz w:val="18"/>
-                      <w:szCs w:val="18"/>
-                      <w:b w:val="true"/>
-                      <w:u w:val="none"/>
+                      <w:rFonts w:ascii="Noto Sans Ethiopic" w:hAnsi="Noto Sans Ethiopic"/>
+                      <w:sz w:val="16"/>
                     </w:rPr>
-                    <w:t xml:space="preserve">4.የልማት ህብረቱ አባል</w:t>
+                    <w:t>ሙሉ ስም: ____________  ስልክ: ____________</w:t>
                   </w:r>
                 </w:p>
-              </w:txbxContent>
-            </v:textbox>
-          </v:shape>
-        </w:pict>
-      </w:r>
-      <w:r>
-        <w:pict>
-          <v:shapetype id="_x0000_t202_s6396" coordsize="21600,21600" o:spt="202" path="m,l,21600r21600,l21600,xe">
-            <v:stroke joinstyle="miter"/>
-            <v:path gradientshapeok="t" o:connecttype="rect"/>
-          </v:shapetype>
-          <v:shape id="shape_6396" type="#_x0000_t202_s6396" style="position:absolute;margin-left:18.89763779527559px;margin-top:502.6771653543307px;width:264.56692913385825px;height:18.89763779527559px;z-index:251660288;mso-position-horizontal-absolute:no;mso-position-vertical-absolute:no" filled="f" stroked="f" o:allowincell="f">
-            <v:textbox style="mso-fit-shape-to-t:f" inset="0,0,0,0">
-              <w:txbxContent>
+              </w:tc>
+              <w:tc>
+                <w:tcPr>
+                  <w:tcW w:type="dxa" w:w="2617"/>
+                  <w:vAlign w:val="top"/>
+                  <w:tcBorders>
+                    <w:top w:val="single" w:sz="4" w:space="0" w:color="666666"/>
+                    <w:left w:val="single" w:sz="4" w:space="0" w:color="666666"/>
+                    <w:bottom w:val="single" w:sz="4" w:space="0" w:color="666666"/>
+                    <w:right w:val="single" w:sz="4" w:space="0" w:color="666666"/>
+                  </w:tcBorders>
+                </w:tcPr>
                 <w:p>
                   <w:pPr>
+                    <w:spacing w:before="0" w:after="0"/>
+                    <w:jc w:val="center"/>
+                  </w:pPr>
+                  <w:r/>
+                  <w:r>
+                    <w:rPr>
+                      <w:rFonts w:ascii="Noto Sans Ethiopic" w:hAnsi="Noto Sans Ethiopic"/>
+                      <w:b/>
+                      <w:sz w:val="18"/>
+                    </w:rPr>
+                    <w:t>7</w:t>
+                  </w:r>
+                </w:p>
+                <w:p>
+                  <w:pPr>
+                    <w:spacing w:before="0" w:after="0"/>
                     <w:jc w:val="left"/>
-                    <w:spacing w:before="0" w:after="0" w:line="240" w:lineRule="auto"/>
                   </w:pPr>
                   <w:r>
                     <w:rPr>
-                      <w:rFonts w:ascii="Noto Sans Ethiopic" w:hAnsi="Noto Sans Ethiopic" w:cs="Noto Sans Ethiopic" w:eastAsia="Noto Sans Ethiopic"/>
+                      <w:rFonts w:ascii="Noto Sans Ethiopic" w:hAnsi="Noto Sans Ethiopic"/>
                       <w:sz w:val="16"/>
-                      <w:szCs w:val="16"/>
-                      <w:b w:val="false"/>
-                      <w:u w:val="none"/>
                     </w:rPr>
-                    <w:t xml:space="preserve">(የስራና ክህሎት ተጠሪ)</w:t>
+                    <w:t>ሙሉ ስም: ____________  ስልክ: ____________</w:t>
                   </w:r>
                 </w:p>
-              </w:txbxContent>
-            </v:textbox>
-          </v:shape>
-        </w:pict>
-      </w:r>
-      <w:r>
-        <w:pict>
-          <v:shapetype id="_x0000_t202_s73697" coordsize="21600,21600" o:spt="202" path="m,l,21600r21600,l21600,xe">
-            <v:stroke joinstyle="miter"/>
-            <v:path gradientshapeok="t" o:connecttype="rect"/>
-          </v:shapetype>
-          <v:shape id="shape_73697" type="#_x0000_t202_s73697" style="position:absolute;margin-left:18.89763779527559px;margin-top:523.4645669291339px;width:264.56692913385825px;height:18.89763779527559px;z-index:251660288;mso-position-horizontal-absolute:no;mso-position-vertical-absolute:no" filled="f" stroked="f" o:allowincell="f">
-            <v:textbox style="mso-fit-shape-to-t:f" inset="0,0,0,0">
-              <w:txbxContent>
+              </w:tc>
+              <w:tc>
+                <w:tcPr>
+                  <w:tcW w:type="dxa" w:w="2617"/>
+                  <w:vAlign w:val="top"/>
+                  <w:tcBorders>
+                    <w:top w:val="single" w:sz="4" w:space="0" w:color="666666"/>
+                    <w:left w:val="single" w:sz="4" w:space="0" w:color="666666"/>
+                    <w:bottom w:val="single" w:sz="4" w:space="0" w:color="666666"/>
+                    <w:right w:val="single" w:sz="4" w:space="0" w:color="666666"/>
+                  </w:tcBorders>
+                </w:tcPr>
                 <w:p>
                   <w:pPr>
+                    <w:spacing w:before="0" w:after="0"/>
+                    <w:jc w:val="center"/>
+                  </w:pPr>
+                  <w:r/>
+                  <w:r>
+                    <w:rPr>
+                      <w:rFonts w:ascii="Noto Sans Ethiopic" w:hAnsi="Noto Sans Ethiopic"/>
+                      <w:b/>
+                      <w:sz w:val="18"/>
+                    </w:rPr>
+                    <w:t>7</w:t>
+                  </w:r>
+                </w:p>
+                <w:p>
+                  <w:pPr>
+                    <w:spacing w:before="0" w:after="0"/>
                     <w:jc w:val="left"/>
-                    <w:spacing w:before="0" w:after="0" w:line="240" w:lineRule="auto"/>
                   </w:pPr>
                   <w:r>
                     <w:rPr>
-                      <w:rFonts w:ascii="Noto Sans Ethiopic" w:hAnsi="Noto Sans Ethiopic" w:cs="Noto Sans Ethiopic" w:eastAsia="Noto Sans Ethiopic"/>
-                      <w:sz w:val="18"/>
-                      <w:szCs w:val="18"/>
-                      <w:b w:val="false"/>
-                      <w:u w:val="none"/>
+                      <w:rFonts w:ascii="Noto Sans Ethiopic" w:hAnsi="Noto Sans Ethiopic"/>
+                      <w:sz w:val="16"/>
                     </w:rPr>
-                    <w:t xml:space="preserve">ሙሉ ስም......................</w:t>
+                    <w:t>ሙሉ ስም: ____________  ስልክ: ____________</w:t>
                   </w:r>
                 </w:p>
-              </w:txbxContent>
-            </v:textbox>
-          </v:shape>
-        </w:pict>
-      </w:r>
-      <w:r>
-        <w:pict>
-          <v:shapetype id="_x0000_t202_s94781" coordsize="21600,21600" o:spt="202" path="m,l,21600r21600,l21600,xe">
-            <v:stroke joinstyle="miter"/>
-            <v:path gradientshapeok="t" o:connecttype="rect"/>
-          </v:shapetype>
-          <v:shape id="shape_94781" type="#_x0000_t202_s94781" style="position:absolute;margin-left:18.89763779527559px;margin-top:523.4645669291339px;width:264.56692913385825px;height:18.89763779527559px;z-index:251660288;mso-position-horizontal-absolute:no;mso-position-vertical-absolute:no" filled="f" stroked="f" o:allowincell="f">
-            <v:textbox style="mso-fit-shape-to-t:f" inset="0,0,0,0">
-              <w:txbxContent>
+              </w:tc>
+            </w:tr>
+            <w:tr>
+              <w:trPr>
+                <w:trHeight w:val="57"/>
+              </w:trPr>
+              <w:tc>
+                <w:tcPr>
+                  <w:tcW w:type="dxa" w:w="2617"/>
+                  <w:vAlign w:val="top"/>
+                  <w:tcBorders>
+                    <w:top w:val="single" w:sz="4" w:space="0" w:color="666666"/>
+                    <w:left w:val="single" w:sz="4" w:space="0" w:color="666666"/>
+                    <w:bottom w:val="single" w:sz="4" w:space="0" w:color="666666"/>
+                    <w:right w:val="single" w:sz="4" w:space="0" w:color="666666"/>
+                  </w:tcBorders>
+                </w:tcPr>
+                <w:p>
+                  <w:r/>
+                </w:p>
+              </w:tc>
+              <w:tc>
+                <w:tcPr>
+                  <w:tcW w:type="dxa" w:w="2617"/>
+                  <w:vAlign w:val="top"/>
+                  <w:tcBorders>
+                    <w:top w:val="single" w:sz="4" w:space="0" w:color="666666"/>
+                    <w:left w:val="single" w:sz="4" w:space="0" w:color="666666"/>
+                    <w:bottom w:val="single" w:sz="4" w:space="0" w:color="666666"/>
+                    <w:right w:val="single" w:sz="4" w:space="0" w:color="666666"/>
+                  </w:tcBorders>
+                </w:tcPr>
                 <w:p>
                   <w:pPr>
+                    <w:spacing w:before="0" w:after="0"/>
+                    <w:jc w:val="center"/>
+                  </w:pPr>
+                  <w:r/>
+                  <w:r>
+                    <w:rPr>
+                      <w:rFonts w:ascii="Noto Sans Ethiopic" w:hAnsi="Noto Sans Ethiopic"/>
+                      <w:b/>
+                      <w:sz w:val="18"/>
+                    </w:rPr>
+                    <w:t>8</w:t>
+                  </w:r>
+                </w:p>
+                <w:p>
+                  <w:pPr>
+                    <w:spacing w:before="0" w:after="0"/>
                     <w:jc w:val="left"/>
-                    <w:spacing w:before="0" w:after="0" w:line="240" w:lineRule="auto"/>
                   </w:pPr>
                   <w:r>
                     <w:rPr>
-                      <w:rFonts w:ascii="Noto Sans Ethiopic" w:hAnsi="Noto Sans Ethiopic" w:cs="Noto Sans Ethiopic" w:eastAsia="Noto Sans Ethiopic"/>
-                      <w:sz w:val="18"/>
-                      <w:szCs w:val="18"/>
-                      <w:b w:val="false"/>
-                      <w:u w:val="none"/>
+                      <w:rFonts w:ascii="Noto Sans Ethiopic" w:hAnsi="Noto Sans Ethiopic"/>
+                      <w:sz w:val="16"/>
                     </w:rPr>
-                    <w:t xml:space="preserve">ስልክ ቁጥር...........</w:t>
+                    <w:t>ሙሉ ስም: ____________  ስልክ: ____________</w:t>
                   </w:r>
                 </w:p>
-              </w:txbxContent>
-            </v:textbox>
-          </v:shape>
-        </w:pict>
-      </w:r>
-      <w:r>
-        <w:pict>
-          <v:shapetype id="_x0000_t202_s6520" coordsize="21600,21600" o:spt="202" path="m,l,21600r21600,l21600,xe">
-            <v:stroke joinstyle="miter"/>
-            <v:path gradientshapeok="t" o:connecttype="rect"/>
-          </v:shapetype>
-          <v:shape id="shape_6520" type="#_x0000_t202_s6520" style="position:absolute;margin-left:264.56692913385825px;margin-top:151.1811023622047px;width:279.68503937007875px;height:18.89763779527559px;z-index:251660288;mso-position-horizontal-absolute:no;mso-position-vertical-absolute:no" filled="f" stroked="f" o:allowincell="f">
-            <v:textbox style="mso-fit-shape-to-t:f" inset="0,0,0,0">
-              <w:txbxContent>
+              </w:tc>
+              <w:tc>
+                <w:tcPr>
+                  <w:tcW w:type="dxa" w:w="2617"/>
+                  <w:vAlign w:val="top"/>
+                  <w:tcBorders>
+                    <w:top w:val="single" w:sz="4" w:space="0" w:color="666666"/>
+                    <w:left w:val="single" w:sz="4" w:space="0" w:color="666666"/>
+                    <w:bottom w:val="single" w:sz="4" w:space="0" w:color="666666"/>
+                    <w:right w:val="single" w:sz="4" w:space="0" w:color="666666"/>
+                  </w:tcBorders>
+                </w:tcPr>
                 <w:p>
                   <w:pPr>
+                    <w:spacing w:before="0" w:after="0"/>
                     <w:jc w:val="center"/>
-                    <w:spacing w:before="0" w:after="0" w:line="240" w:lineRule="auto"/>
+                  </w:pPr>
+                  <w:r/>
+                  <w:r>
+                    <w:rPr>
+                      <w:rFonts w:ascii="Noto Sans Ethiopic" w:hAnsi="Noto Sans Ethiopic"/>
+                      <w:b/>
+                      <w:sz w:val="18"/>
+                    </w:rPr>
+                    <w:t>8</w:t>
+                  </w:r>
+                </w:p>
+                <w:p>
+                  <w:pPr>
+                    <w:spacing w:before="0" w:after="0"/>
+                    <w:jc w:val="left"/>
                   </w:pPr>
                   <w:r>
                     <w:rPr>
-                      <w:rFonts w:ascii="Noto Sans Ethiopic" w:hAnsi="Noto Sans Ethiopic" w:cs="Noto Sans Ethiopic" w:eastAsia="Noto Sans Ethiopic"/>
-                      <w:sz w:val="20"/>
-                      <w:szCs w:val="20"/>
-                      <w:b w:val="true"/>
-                      <w:u w:val="none"/>
+                      <w:rFonts w:ascii="Noto Sans Ethiopic" w:hAnsi="Noto Sans Ethiopic"/>
+                      <w:sz w:val="16"/>
                     </w:rPr>
-                    <w:t xml:space="preserve">ቡድን 1</w:t>
+                    <w:t>ሙሉ ስም: ____________  ስልክ: ____________</w:t>
                   </w:r>
                 </w:p>
-              </w:txbxContent>
-            </v:textbox>
-          </v:shape>
-        </w:pict>
+              </w:tc>
+            </w:tr>
+          </w:tbl>
+          <w:p/>
+        </w:tc>
+      </w:tr>
+    </w:tbl>
+    <w:p>
+      <w:pPr>
+        <w:spacing w:after="0"/>
+      </w:pPr>
+      <w:r>
+        <w:rPr>
+          <w:sz w:val="4"/>
+        </w:rPr>
       </w:r>
+    </w:p>
+    <w:p>
+      <w:pPr>
+        <w:spacing w:before="0" w:after="0"/>
+        <w:jc w:val="center"/>
+      </w:pPr>
       <w:r>
-        <w:pict>
-          <v:shapetype id="_x0000_t202_s20701" coordsize="21600,21600" o:spt="202" path="m,l,21600r21600,l21600,xe">
-            <v:stroke joinstyle="miter"/>
-            <v:path gradientshapeok="t" o:connecttype="rect"/>
-          </v:shapetype>
-          <v:shape id="shape_20701" type="#_x0000_t202_s20701" style="position:absolute;margin-left:264.56692913385825px;margin-top:177.63779527559055px;width:37.79527559055118px;height:15.118110236220472px;z-index:251660288;mso-position-horizontal-absolute:no;mso-position-vertical-absolute:no" filled="f" stroked="f" o:allowincell="f">
-            <v:textbox style="mso-fit-shape-to-t:f" inset="0,0,0,0">
-              <w:txbxContent>
-                <w:p>
-                  <w:pPr>
-                    <w:jc w:val="center"/>
-                    <w:spacing w:before="0" w:after="0" w:line="240" w:lineRule="auto"/>
-                  </w:pPr>
-                  <w:r>
-                    <w:rPr>
-                      <w:rFonts w:ascii="Noto Sans Ethiopic" w:hAnsi="Noto Sans Ethiopic" w:cs="Noto Sans Ethiopic" w:eastAsia="Noto Sans Ethiopic"/>
-                      <w:sz w:val="16"/>
-                      <w:szCs w:val="16"/>
-                      <w:b w:val="false"/>
-                      <w:u w:val="none"/>
-                    </w:rPr>
-                    <w:t xml:space="preserve">ተ.ቁ</w:t>
-                  </w:r>
-                </w:p>
-              </w:txbxContent>
-            </v:textbox>
-          </v:shape>
-        </w:pict>
-      </w:r>
-      <w:r>
-        <w:pict>
-          <v:shapetype id="_x0000_t202_s35067" coordsize="21600,21600" o:spt="202" path="m,l,21600r21600,l21600,xe">
-            <v:stroke joinstyle="miter"/>
-            <v:path gradientshapeok="t" o:connecttype="rect"/>
-          </v:shapetype>
-          <v:shape id="shape_35067" type="#_x0000_t202_s35067" style="position:absolute;margin-left:302.3622047244094px;margin-top:177.63779527559055px;width:128.50393700787401px;height:15.118110236220472px;z-index:251660288;mso-position-horizontal-absolute:no;mso-position-vertical-absolute:no" filled="f" stroked="f" o:allowincell="f">
-            <v:textbox style="mso-fit-shape-to-t:f" inset="0,0,0,0">
-              <w:txbxContent>
-                <w:p>
-                  <w:pPr>
-                    <w:jc w:val="center"/>
-                    <w:spacing w:before="0" w:after="0" w:line="240" w:lineRule="auto"/>
-                  </w:pPr>
-                  <w:r>
-                    <w:rPr>
-                      <w:rFonts w:ascii="Noto Sans Ethiopic" w:hAnsi="Noto Sans Ethiopic" w:cs="Noto Sans Ethiopic" w:eastAsia="Noto Sans Ethiopic"/>
-                      <w:sz w:val="16"/>
-                      <w:szCs w:val="16"/>
-                      <w:b w:val="false"/>
-                      <w:u w:val="none"/>
-                    </w:rPr>
-                    <w:t xml:space="preserve">ሙሉ ስም</w:t>
-                  </w:r>
-                </w:p>
-              </w:txbxContent>
-            </v:textbox>
-          </v:shape>
-        </w:pict>
-      </w:r>
-      <w:r>
-        <w:pict>
-          <v:shapetype id="_x0000_t202_s525" coordsize="21600,21600" o:spt="202" path="m,l,21600r21600,l21600,xe">
-            <v:stroke joinstyle="miter"/>
-            <v:path gradientshapeok="t" o:connecttype="rect"/>
-          </v:shapetype>
-          <v:shape id="shape_525" type="#_x0000_t202_s525" style="position:absolute;margin-left:430.86614173228344px;margin-top:177.63779527559055px;width:113.3857217847769px;height:15.118110236220472px;z-index:251660288;mso-position-horizontal-absolute:no;mso-position-vertical-absolute:no" filled="f" stroked="f" o:allowincell="f">
-            <v:textbox style="mso-fit-shape-to-t:f" inset="0,0,0,0">
-              <w:txbxContent>
-                <w:p>
-                  <w:pPr>
-                    <w:jc w:val="center"/>
-                    <w:spacing w:before="0" w:after="0" w:line="240" w:lineRule="auto"/>
-                  </w:pPr>
-                  <w:r>
-                    <w:rPr>
-                      <w:rFonts w:ascii="Noto Sans Ethiopic" w:hAnsi="Noto Sans Ethiopic" w:cs="Noto Sans Ethiopic" w:eastAsia="Noto Sans Ethiopic"/>
-                      <w:sz w:val="16"/>
-                      <w:szCs w:val="16"/>
-                      <w:b w:val="false"/>
-                      <w:u w:val="none"/>
-                    </w:rPr>
-                    <w:t xml:space="preserve">ስልክ ቁጥር</w:t>
-                  </w:r>
-                </w:p>
-              </w:txbxContent>
-            </v:textbox>
-          </v:shape>
-        </w:pict>
-      </w:r>
-      <w:r>
-        <w:pict>
-          <v:shapetype id="_x0000_t202_s4971" coordsize="21600,21600" o:spt="202" path="m,l,21600r21600,l21600,xe">
-            <v:stroke joinstyle="miter"/>
-            <v:path gradientshapeok="t" o:connecttype="rect"/>
-          </v:shapetype>
-          <v:shape id="shape_4971" type="#_x0000_t202_s4971" style="position:absolute;margin-left:544.2518635170603px;margin-top:151.1811023622047px;width:279.68503937007875px;height:18.89763779527559px;z-index:251660288;mso-position-horizontal-absolute:no;mso-position-vertical-absolute:no" filled="f" stroked="f" o:allowincell="f">
-            <v:textbox style="mso-fit-shape-to-t:f" inset="0,0,0,0">
-              <w:txbxContent>
-                <w:p>
-                  <w:pPr>
-                    <w:jc w:val="center"/>
-                    <w:spacing w:before="0" w:after="0" w:line="240" w:lineRule="auto"/>
-                  </w:pPr>
-                  <w:r>
-                    <w:rPr>
-                      <w:rFonts w:ascii="Noto Sans Ethiopic" w:hAnsi="Noto Sans Ethiopic" w:cs="Noto Sans Ethiopic" w:eastAsia="Noto Sans Ethiopic"/>
-                      <w:sz w:val="20"/>
-                      <w:szCs w:val="20"/>
-                      <w:b w:val="true"/>
-                      <w:u w:val="none"/>
-                    </w:rPr>
-                    <w:t xml:space="preserve">ቡድን 2</w:t>
-                  </w:r>
-                </w:p>
-              </w:txbxContent>
-            </v:textbox>
-          </v:shape>
-        </w:pict>
-      </w:r>
-      <w:r>
-        <w:pict>
-          <v:shapetype id="_x0000_t202_s20701" coordsize="21600,21600" o:spt="202" path="m,l,21600r21600,l21600,xe">
-            <v:stroke joinstyle="miter"/>
-            <v:path gradientshapeok="t" o:connecttype="rect"/>
-          </v:shapetype>
-          <v:shape id="shape_20701" type="#_x0000_t202_s20701" style="position:absolute;margin-left:544.2518635170603px;margin-top:177.63779527559055px;width:37.79527559055118px;height:15.118110236220472px;z-index:251660288;mso-position-horizontal-absolute:no;mso-position-vertical-absolute:no" filled="f" stroked="f" o:allowincell="f">
-            <v:textbox style="mso-fit-shape-to-t:f" inset="0,0,0,0">
-              <w:txbxContent>
-                <w:p>
-                  <w:pPr>
-                    <w:jc w:val="center"/>
-                    <w:spacing w:before="0" w:after="0" w:line="240" w:lineRule="auto"/>
-                  </w:pPr>
-                  <w:r>
-                    <w:rPr>
-                      <w:rFonts w:ascii="Noto Sans Ethiopic" w:hAnsi="Noto Sans Ethiopic" w:cs="Noto Sans Ethiopic" w:eastAsia="Noto Sans Ethiopic"/>
-                      <w:sz w:val="16"/>
-                      <w:szCs w:val="16"/>
-                      <w:b w:val="false"/>
-                      <w:u w:val="none"/>
-                    </w:rPr>
-                    <w:t xml:space="preserve">ተ.ቁ</w:t>
-                  </w:r>
-                </w:p>
-              </w:txbxContent>
-            </v:textbox>
-          </v:shape>
-        </w:pict>
-      </w:r>
-      <w:r>
-        <w:pict>
-          <v:shapetype id="_x0000_t202_s35067" coordsize="21600,21600" o:spt="202" path="m,l,21600r21600,l21600,xe">
-            <v:stroke joinstyle="miter"/>
-            <v:path gradientshapeok="t" o:connecttype="rect"/>
-          </v:shapetype>
-          <v:shape id="shape_35067" type="#_x0000_t202_s35067" style="position:absolute;margin-left:582.0471391076115px;margin-top:177.63779527559055px;width:128.50393700787401px;height:15.118110236220472px;z-index:251660288;mso-position-horizontal-absolute:no;mso-position-vertical-absolute:no" filled="f" stroked="f" o:allowincell="f">
-            <v:textbox style="mso-fit-shape-to-t:f" inset="0,0,0,0">
-              <w:txbxContent>
-                <w:p>
-                  <w:pPr>
-                    <w:jc w:val="center"/>
-                    <w:spacing w:before="0" w:after="0" w:line="240" w:lineRule="auto"/>
-                  </w:pPr>
-                  <w:r>
-                    <w:rPr>
-                      <w:rFonts w:ascii="Noto Sans Ethiopic" w:hAnsi="Noto Sans Ethiopic" w:cs="Noto Sans Ethiopic" w:eastAsia="Noto Sans Ethiopic"/>
-                      <w:sz w:val="16"/>
-                      <w:szCs w:val="16"/>
-                      <w:b w:val="false"/>
-                      <w:u w:val="none"/>
-                    </w:rPr>
-                    <w:t xml:space="preserve">ሙሉ ስም</w:t>
-                  </w:r>
-                </w:p>
-              </w:txbxContent>
-            </v:textbox>
-          </v:shape>
-        </w:pict>
-      </w:r>
-      <w:r>
-        <w:pict>
-          <v:shapetype id="_x0000_t202_s525" coordsize="21600,21600" o:spt="202" path="m,l,21600r21600,l21600,xe">
-            <v:stroke joinstyle="miter"/>
-            <v:path gradientshapeok="t" o:connecttype="rect"/>
-          </v:shapetype>
-          <v:shape id="shape_525" type="#_x0000_t202_s525" style="position:absolute;margin-left:710.5510761154856px;margin-top:177.63779527559055px;width:113.3857217847769px;height:15.118110236220472px;z-index:251660288;mso-position-horizontal-absolute:no;mso-position-vertical-absolute:no" filled="f" stroked="f" o:allowincell="f">
-            <v:textbox style="mso-fit-shape-to-t:f" inset="0,0,0,0">
-              <w:txbxContent>
-                <w:p>
-                  <w:pPr>
-                    <w:jc w:val="center"/>
-                    <w:spacing w:before="0" w:after="0" w:line="240" w:lineRule="auto"/>
-                  </w:pPr>
-                  <w:r>
-                    <w:rPr>
-                      <w:rFonts w:ascii="Noto Sans Ethiopic" w:hAnsi="Noto Sans Ethiopic" w:cs="Noto Sans Ethiopic" w:eastAsia="Noto Sans Ethiopic"/>
-                      <w:sz w:val="16"/>
-                      <w:szCs w:val="16"/>
-                      <w:b w:val="false"/>
-                      <w:u w:val="none"/>
-                    </w:rPr>
-                    <w:t xml:space="preserve">ስልክ ቁጥር</w:t>
-                  </w:r>
-                </w:p>
-              </w:txbxContent>
-            </v:textbox>
-          </v:shape>
-        </w:pict>
-      </w:r>
-      <w:r>
-        <w:pict>
-          <v:shapetype id="_x0000_t202_s72320" coordsize="21600,21600" o:spt="202" path="m,l,21600r21600,l21600,xe">
-            <v:stroke joinstyle="miter"/>
-            <v:path gradientshapeok="t" o:connecttype="rect"/>
-          </v:shapetype>
-          <v:shape id="shape_72320" type="#_x0000_t202_s72320" style="position:absolute;margin-left:823.9369028871391px;margin-top:151.1811023622047px;width:279.68503937007875px;height:18.89763779527559px;z-index:251660288;mso-position-horizontal-absolute:no;mso-position-vertical-absolute:no" filled="f" stroked="f" o:allowincell="f">
-            <v:textbox style="mso-fit-shape-to-t:f" inset="0,0,0,0">
-              <w:txbxContent>
-                <w:p>
-                  <w:pPr>
-                    <w:jc w:val="center"/>
-                    <w:spacing w:before="0" w:after="0" w:line="240" w:lineRule="auto"/>
-                  </w:pPr>
-                  <w:r>
-                    <w:rPr>
-                      <w:rFonts w:ascii="Noto Sans Ethiopic" w:hAnsi="Noto Sans Ethiopic" w:cs="Noto Sans Ethiopic" w:eastAsia="Noto Sans Ethiopic"/>
-                      <w:sz w:val="20"/>
-                      <w:szCs w:val="20"/>
-                      <w:b w:val="true"/>
-                      <w:u w:val="none"/>
-                    </w:rPr>
-                    <w:t xml:space="preserve">ቡድን 3</w:t>
-                  </w:r>
-                </w:p>
-              </w:txbxContent>
-            </v:textbox>
-          </v:shape>
-        </w:pict>
-      </w:r>
-      <w:r>
-        <w:pict>
-          <v:shapetype id="_x0000_t202_s20701" coordsize="21600,21600" o:spt="202" path="m,l,21600r21600,l21600,xe">
-            <v:stroke joinstyle="miter"/>
-            <v:path gradientshapeok="t" o:connecttype="rect"/>
-          </v:shapetype>
-          <v:shape id="shape_20701" type="#_x0000_t202_s20701" style="position:absolute;margin-left:823.9369028871391px;margin-top:177.63779527559055px;width:37.79527559055118px;height:15.118110236220472px;z-index:251660288;mso-position-horizontal-absolute:no;mso-position-vertical-absolute:no" filled="f" stroked="f" o:allowincell="f">
-            <v:textbox style="mso-fit-shape-to-t:f" inset="0,0,0,0">
-              <w:txbxContent>
-                <w:p>
-                  <w:pPr>
-                    <w:jc w:val="center"/>
-                    <w:spacing w:before="0" w:after="0" w:line="240" w:lineRule="auto"/>
-                  </w:pPr>
-                  <w:r>
-                    <w:rPr>
-                      <w:rFonts w:ascii="Noto Sans Ethiopic" w:hAnsi="Noto Sans Ethiopic" w:cs="Noto Sans Ethiopic" w:eastAsia="Noto Sans Ethiopic"/>
-                      <w:sz w:val="16"/>
-                      <w:szCs w:val="16"/>
-                      <w:b w:val="false"/>
-                      <w:u w:val="none"/>
-                    </w:rPr>
-                    <w:t xml:space="preserve">ተ.ቁ</w:t>
-                  </w:r>
-                </w:p>
-              </w:txbxContent>
-            </v:textbox>
-          </v:shape>
-        </w:pict>
-      </w:r>
-      <w:r>
-        <w:pict>
-          <v:shapetype id="_x0000_t202_s35067" coordsize="21600,21600" o:spt="202" path="m,l,21600r21600,l21600,xe">
-            <v:stroke joinstyle="miter"/>
-            <v:path gradientshapeok="t" o:connecttype="rect"/>
-          </v:shapetype>
-          <v:shape id="shape_35067" type="#_x0000_t202_s35067" style="position:absolute;margin-left:861.7321784776902px;margin-top:177.63779527559055px;width:128.50393700787401px;height:15.118110236220472px;z-index:251660288;mso-position-horizontal-absolute:no;mso-position-vertical-absolute:no" filled="f" stroked="f" o:allowincell="f">
-            <v:textbox style="mso-fit-shape-to-t:f" inset="0,0,0,0">
-              <w:txbxContent>
-                <w:p>
-                  <w:pPr>
-                    <w:jc w:val="center"/>
-                    <w:spacing w:before="0" w:after="0" w:line="240" w:lineRule="auto"/>
-                  </w:pPr>
-                  <w:r>
-                    <w:rPr>
-                      <w:rFonts w:ascii="Noto Sans Ethiopic" w:hAnsi="Noto Sans Ethiopic" w:cs="Noto Sans Ethiopic" w:eastAsia="Noto Sans Ethiopic"/>
-                      <w:sz w:val="16"/>
-                      <w:szCs w:val="16"/>
-                      <w:b w:val="false"/>
-                      <w:u w:val="none"/>
-                    </w:rPr>
-                    <w:t xml:space="preserve">ሙሉ ስም</w:t>
-                  </w:r>
-                </w:p>
-              </w:txbxContent>
-            </v:textbox>
-          </v:shape>
-        </w:pict>
-      </w:r>
-      <w:r>
-        <w:pict>
-          <v:shapetype id="_x0000_t202_s525" coordsize="21600,21600" o:spt="202" path="m,l,21600r21600,l21600,xe">
-            <v:stroke joinstyle="miter"/>
-            <v:path gradientshapeok="t" o:connecttype="rect"/>
-          </v:shapetype>
-          <v:shape id="shape_525" type="#_x0000_t202_s525" style="position:absolute;margin-left:990.2361154855643px;margin-top:177.63779527559055px;width:113.3857217847769px;height:15.118110236220472px;z-index:251660288;mso-position-horizontal-absolute:no;mso-position-vertical-absolute:no" filled="f" stroked="f" o:allowincell="f">
-            <v:textbox style="mso-fit-shape-to-t:f" inset="0,0,0,0">
-              <w:txbxContent>
-                <w:p>
-                  <w:pPr>
-                    <w:jc w:val="center"/>
-                    <w:spacing w:before="0" w:after="0" w:line="240" w:lineRule="auto"/>
-                  </w:pPr>
-                  <w:r>
-                    <w:rPr>
-                      <w:rFonts w:ascii="Noto Sans Ethiopic" w:hAnsi="Noto Sans Ethiopic" w:cs="Noto Sans Ethiopic" w:eastAsia="Noto Sans Ethiopic"/>
-                      <w:sz w:val="16"/>
-                      <w:szCs w:val="16"/>
-                      <w:b w:val="false"/>
-                      <w:u w:val="none"/>
-                    </w:rPr>
-                    <w:t xml:space="preserve">ስልክ ቁጥር</w:t>
-                  </w:r>
-                </w:p>
-              </w:txbxContent>
-            </v:textbox>
-          </v:shape>
-        </w:pict>
-      </w:r>
-      <w:r>
-        <w:pict>
-          <v:shapetype id="_x0000_t202_s29484" coordsize="21600,21600" o:spt="202" path="m,l,21600r21600,l21600,xe">
-            <v:stroke joinstyle="miter"/>
-            <v:path gradientshapeok="t" o:connecttype="rect"/>
-          </v:shapetype>
-          <v:shape id="shape_29484" type="#_x0000_t202_s29484" style="position:absolute;margin-left:1065.8267716535433px;margin-top:151.1811023622047px;width:37.79527559055118px;height:18.89763779527559px;z-index:251660288;mso-position-horizontal-absolute:no;mso-position-vertical-absolute:no" filled="f" stroked="f" o:allowincell="f">
-            <v:textbox style="mso-fit-shape-to-t:f" inset="0,0,0,0">
-              <w:txbxContent>
-                <w:p>
-                  <w:pPr>
-                    <w:jc w:val="center"/>
-                    <w:spacing w:before="0" w:after="0" w:line="240" w:lineRule="auto"/>
-                  </w:pPr>
-                  <w:r>
-                    <w:rPr>
-                      <w:rFonts w:ascii="Noto Sans Ethiopic" w:hAnsi="Noto Sans Ethiopic" w:cs="Noto Sans Ethiopic" w:eastAsia="Noto Sans Ethiopic"/>
-                      <w:sz w:val="18"/>
-                      <w:szCs w:val="18"/>
-                      <w:b w:val="true"/>
-                      <w:u w:val="none"/>
-                    </w:rPr>
-                    <w:t xml:space="preserve">ማስታወሻ</w:t>
-                  </w:r>
-                </w:p>
-              </w:txbxContent>
-            </v:textbox>
-          </v:shape>
-        </w:pict>
-      </w:r>
-      <w:r>
-        <w:pict>
-          <v:shapetype id="_x0000_t202_s45225" coordsize="21600,21600" o:spt="202" path="m,l,21600r21600,l21600,xe">
-            <v:stroke joinstyle="miter"/>
-            <v:path gradientshapeok="t" o:connecttype="rect"/>
-          </v:shapetype>
-          <v:shape id="shape_45225" type="#_x0000_t202_s45225" style="position:absolute;margin-left:264.56692913385825px;margin-top:204.09448818897638px;width:37.79527559055118px;height:18.89763779527559px;z-index:251660288;mso-position-horizontal-absolute:no;mso-position-vertical-absolute:no" filled="f" stroked="f" o:allowincell="f">
-            <v:textbox style="mso-fit-shape-to-t:f" inset="0,0,0,0">
-              <w:txbxContent>
-                <w:p>
-                  <w:pPr>
-                    <w:jc w:val="center"/>
-                    <w:spacing w:before="0" w:after="0" w:line="240" w:lineRule="auto"/>
-                  </w:pPr>
-                  <w:r>
-                    <w:rPr>
-                      <w:rFonts w:ascii="Noto Sans Ethiopic" w:hAnsi="Noto Sans Ethiopic" w:cs="Noto Sans Ethiopic" w:eastAsia="Noto Sans Ethiopic"/>
-                      <w:sz w:val="18"/>
-                      <w:szCs w:val="18"/>
-                      <w:b w:val="false"/>
-                      <w:u w:val="none"/>
-                    </w:rPr>
-                    <w:t xml:space="preserve">1</w:t>
-                  </w:r>
-                </w:p>
-              </w:txbxContent>
-            </v:textbox>
-          </v:shape>
-        </w:pict>
-      </w:r>
-      <w:r>
-        <w:pict>
-          <v:shapetype id="_x0000_t202_s36518" coordsize="21600,21600" o:spt="202" path="m,l,21600r21600,l21600,xe">
-            <v:stroke joinstyle="miter"/>
-            <v:path gradientshapeok="t" o:connecttype="rect"/>
-          </v:shapetype>
-          <v:shape id="shape_36518" type="#_x0000_t202_s36518" style="position:absolute;margin-left:302.3622047244094px;margin-top:204.09448818897638px;width:128.50393700787401px;height:18.89763779527559px;z-index:251660288;mso-position-horizontal-absolute:no;mso-position-vertical-absolute:no" filled="f" stroked="f" o:allowincell="f">
-            <v:textbox style="mso-fit-shape-to-t:f" inset="0,0,0,0">
-              <w:txbxContent>
-                <w:p>
-                  <w:pPr>
-                    <w:jc w:val="left"/>
-                    <w:spacing w:before="0" w:after="0" w:line="240" w:lineRule="auto"/>
-                  </w:pPr>
-                  <w:r>
-                    <w:rPr>
-                      <w:rFonts w:ascii="Noto Sans Ethiopic" w:hAnsi="Noto Sans Ethiopic" w:cs="Noto Sans Ethiopic" w:eastAsia="Noto Sans Ethiopic"/>
-                      <w:sz w:val="18"/>
-                      <w:szCs w:val="18"/>
-                      <w:b w:val="false"/>
-                      <w:u w:val="none"/>
-                    </w:rPr>
-                    <w:t xml:space="preserve">__________________________</w:t>
-                  </w:r>
-                </w:p>
-              </w:txbxContent>
-            </v:textbox>
-          </v:shape>
-        </w:pict>
-      </w:r>
-      <w:r>
-        <w:pict>
-          <v:shapetype id="_x0000_t202_s75461" coordsize="21600,21600" o:spt="202" path="m,l,21600r21600,l21600,xe">
-            <v:stroke joinstyle="miter"/>
-            <v:path gradientshapeok="t" o:connecttype="rect"/>
-          </v:shapetype>
-          <v:shape id="shape_75461" type="#_x0000_t202_s75461" style="position:absolute;margin-left:430.86614173228344px;margin-top:204.09448818897638px;width:113.3857217847769px;height:18.89763779527559px;z-index:251660288;mso-position-horizontal-absolute:no;mso-position-vertical-absolute:no" filled="f" stroked="f" o:allowincell="f">
-            <v:textbox style="mso-fit-shape-to-t:f" inset="0,0,0,0">
-              <w:txbxContent>
-                <w:p>
-                  <w:pPr>
-                    <w:jc w:val="left"/>
-                    <w:spacing w:before="0" w:after="0" w:line="240" w:lineRule="auto"/>
-                  </w:pPr>
-                  <w:r>
-                    <w:rPr>
-                      <w:rFonts w:ascii="Noto Sans Ethiopic" w:hAnsi="Noto Sans Ethiopic" w:cs="Noto Sans Ethiopic" w:eastAsia="Noto Sans Ethiopic"/>
-                      <w:sz w:val="18"/>
-                      <w:szCs w:val="18"/>
-                      <w:b w:val="false"/>
-                      <w:u w:val="none"/>
-                    </w:rPr>
-                    <w:t xml:space="preserve">________________</w:t>
-                  </w:r>
-                </w:p>
-              </w:txbxContent>
-            </v:textbox>
-          </v:shape>
-        </w:pict>
-      </w:r>
-      <w:r>
-        <w:pict>
-          <v:shapetype id="_x0000_t202_s45225" coordsize="21600,21600" o:spt="202" path="m,l,21600r21600,l21600,xe">
-            <v:stroke joinstyle="miter"/>
-            <v:path gradientshapeok="t" o:connecttype="rect"/>
-          </v:shapetype>
-          <v:shape id="shape_45225" type="#_x0000_t202_s45225" style="position:absolute;margin-left:544.2518635170603px;margin-top:204.09448818897638px;width:37.79527559055118px;height:18.89763779527559px;z-index:251660288;mso-position-horizontal-absolute:no;mso-position-vertical-absolute:no" filled="f" stroked="f" o:allowincell="f">
-            <v:textbox style="mso-fit-shape-to-t:f" inset="0,0,0,0">
-              <w:txbxContent>
-                <w:p>
-                  <w:pPr>
-                    <w:jc w:val="center"/>
-                    <w:spacing w:before="0" w:after="0" w:line="240" w:lineRule="auto"/>
-                  </w:pPr>
-                  <w:r>
-                    <w:rPr>
-                      <w:rFonts w:ascii="Noto Sans Ethiopic" w:hAnsi="Noto Sans Ethiopic" w:cs="Noto Sans Ethiopic" w:eastAsia="Noto Sans Ethiopic"/>
-                      <w:sz w:val="18"/>
-                      <w:szCs w:val="18"/>
-                      <w:b w:val="false"/>
-                      <w:u w:val="none"/>
-                    </w:rPr>
-                    <w:t xml:space="preserve">1</w:t>
-                  </w:r>
-                </w:p>
-              </w:txbxContent>
-            </v:textbox>
-          </v:shape>
-        </w:pict>
-      </w:r>
-      <w:r>
-        <w:pict>
-          <v:shapetype id="_x0000_t202_s36518" coordsize="21600,21600" o:spt="202" path="m,l,21600r21600,l21600,xe">
-            <v:stroke joinstyle="miter"/>
-            <v:path gradientshapeok="t" o:connecttype="rect"/>
-          </v:shapetype>
-          <v:shape id="shape_36518" type="#_x0000_t202_s36518" style="position:absolute;margin-left:582.0471391076115px;margin-top:204.09448818897638px;width:128.50393700787401px;height:18.89763779527559px;z-index:251660288;mso-position-horizontal-absolute:no;mso-position-vertical-absolute:no" filled="f" stroked="f" o:allowincell="f">
-            <v:textbox style="mso-fit-shape-to-t:f" inset="0,0,0,0">
-              <w:txbxContent>
-                <w:p>
-                  <w:pPr>
-                    <w:jc w:val="left"/>
-                    <w:spacing w:before="0" w:after="0" w:line="240" w:lineRule="auto"/>
-                  </w:pPr>
-                  <w:r>
-                    <w:rPr>
-                      <w:rFonts w:ascii="Noto Sans Ethiopic" w:hAnsi="Noto Sans Ethiopic" w:cs="Noto Sans Ethiopic" w:eastAsia="Noto Sans Ethiopic"/>
-                      <w:sz w:val="18"/>
-                      <w:szCs w:val="18"/>
-                      <w:b w:val="false"/>
-                      <w:u w:val="none"/>
-                    </w:rPr>
-                    <w:t xml:space="preserve">__________________________</w:t>
-                  </w:r>
-                </w:p>
-              </w:txbxContent>
-            </v:textbox>
-          </v:shape>
-        </w:pict>
-      </w:r>
-      <w:r>
-        <w:pict>
-          <v:shapetype id="_x0000_t202_s75461" coordsize="21600,21600" o:spt="202" path="m,l,21600r21600,l21600,xe">
-            <v:stroke joinstyle="miter"/>
-            <v:path gradientshapeok="t" o:connecttype="rect"/>
-          </v:shapetype>
-          <v:shape id="shape_75461" type="#_x0000_t202_s75461" style="position:absolute;margin-left:710.5510761154856px;margin-top:204.09448818897638px;width:113.3857217847769px;height:18.89763779527559px;z-index:251660288;mso-position-horizontal-absolute:no;mso-position-vertical-absolute:no" filled="f" stroked="f" o:allowincell="f">
-            <v:textbox style="mso-fit-shape-to-t:f" inset="0,0,0,0">
-              <w:txbxContent>
-                <w:p>
-                  <w:pPr>
-                    <w:jc w:val="left"/>
-                    <w:spacing w:before="0" w:after="0" w:line="240" w:lineRule="auto"/>
-                  </w:pPr>
-                  <w:r>
-                    <w:rPr>
-                      <w:rFonts w:ascii="Noto Sans Ethiopic" w:hAnsi="Noto Sans Ethiopic" w:cs="Noto Sans Ethiopic" w:eastAsia="Noto Sans Ethiopic"/>
-                      <w:sz w:val="18"/>
-                      <w:szCs w:val="18"/>
-                      <w:b w:val="false"/>
-                      <w:u w:val="none"/>
-                    </w:rPr>
-                    <w:t xml:space="preserve">________________</w:t>
-                  </w:r>
-                </w:p>
-              </w:txbxContent>
-            </v:textbox>
-          </v:shape>
-        </w:pict>
-      </w:r>
-      <w:r>
-        <w:pict>
-          <v:shapetype id="_x0000_t202_s45225" coordsize="21600,21600" o:spt="202" path="m,l,21600r21600,l21600,xe">
-            <v:stroke joinstyle="miter"/>
-            <v:path gradientshapeok="t" o:connecttype="rect"/>
-          </v:shapetype>
-          <v:shape id="shape_45225" type="#_x0000_t202_s45225" style="position:absolute;margin-left:823.9369028871391px;margin-top:204.09448818897638px;width:37.79527559055118px;height:18.89763779527559px;z-index:251660288;mso-position-horizontal-absolute:no;mso-position-vertical-absolute:no" filled="f" stroked="f" o:allowincell="f">
-            <v:textbox style="mso-fit-shape-to-t:f" inset="0,0,0,0">
-              <w:txbxContent>
-                <w:p>
-                  <w:pPr>
-                    <w:jc w:val="center"/>
-                    <w:spacing w:before="0" w:after="0" w:line="240" w:lineRule="auto"/>
-                  </w:pPr>
-                  <w:r>
-                    <w:rPr>
-                      <w:rFonts w:ascii="Noto Sans Ethiopic" w:hAnsi="Noto Sans Ethiopic" w:cs="Noto Sans Ethiopic" w:eastAsia="Noto Sans Ethiopic"/>
-                      <w:sz w:val="18"/>
-                      <w:szCs w:val="18"/>
-                      <w:b w:val="false"/>
-                      <w:u w:val="none"/>
-                    </w:rPr>
-                    <w:t xml:space="preserve">1</w:t>
-                  </w:r>
-                </w:p>
-              </w:txbxContent>
-            </v:textbox>
-          </v:shape>
-        </w:pict>
-      </w:r>
-      <w:r>
-        <w:pict>
-          <v:shapetype id="_x0000_t202_s36518" coordsize="21600,21600" o:spt="202" path="m,l,21600r21600,l21600,xe">
-            <v:stroke joinstyle="miter"/>
-            <v:path gradientshapeok="t" o:connecttype="rect"/>
-          </v:shapetype>
-          <v:shape id="shape_36518" type="#_x0000_t202_s36518" style="position:absolute;margin-left:861.7321784776902px;margin-top:204.09448818897638px;width:128.50393700787401px;height:18.89763779527559px;z-index:251660288;mso-position-horizontal-absolute:no;mso-position-vertical-absolute:no" filled="f" stroked="f" o:allowincell="f">
-            <v:textbox style="mso-fit-shape-to-t:f" inset="0,0,0,0">
-              <w:txbxContent>
-                <w:p>
-                  <w:pPr>
-                    <w:jc w:val="left"/>
-                    <w:spacing w:before="0" w:after="0" w:line="240" w:lineRule="auto"/>
-                  </w:pPr>
-                  <w:r>
-                    <w:rPr>
-                      <w:rFonts w:ascii="Noto Sans Ethiopic" w:hAnsi="Noto Sans Ethiopic" w:cs="Noto Sans Ethiopic" w:eastAsia="Noto Sans Ethiopic"/>
-                      <w:sz w:val="18"/>
-                      <w:szCs w:val="18"/>
-                      <w:b w:val="false"/>
-                      <w:u w:val="none"/>
-                    </w:rPr>
-                    <w:t xml:space="preserve">__________________________</w:t>
-                  </w:r>
-                </w:p>
-              </w:txbxContent>
-            </v:textbox>
-          </v:shape>
-        </w:pict>
-      </w:r>
-      <w:r>
-        <w:pict>
-          <v:shapetype id="_x0000_t202_s75461" coordsize="21600,21600" o:spt="202" path="m,l,21600r21600,l21600,xe">
-            <v:stroke joinstyle="miter"/>
-            <v:path gradientshapeok="t" o:connecttype="rect"/>
-          </v:shapetype>
-          <v:shape id="shape_75461" type="#_x0000_t202_s75461" style="position:absolute;margin-left:990.2361154855643px;margin-top:204.09448818897638px;width:113.3857217847769px;height:18.89763779527559px;z-index:251660288;mso-position-horizontal-absolute:no;mso-position-vertical-absolute:no" filled="f" stroked="f" o:allowincell="f">
-            <v:textbox style="mso-fit-shape-to-t:f" inset="0,0,0,0">
-              <w:txbxContent>
-                <w:p>
-                  <w:pPr>
-                    <w:jc w:val="left"/>
-                    <w:spacing w:before="0" w:after="0" w:line="240" w:lineRule="auto"/>
-                  </w:pPr>
-                  <w:r>
-                    <w:rPr>
-                      <w:rFonts w:ascii="Noto Sans Ethiopic" w:hAnsi="Noto Sans Ethiopic" w:cs="Noto Sans Ethiopic" w:eastAsia="Noto Sans Ethiopic"/>
-                      <w:sz w:val="18"/>
-                      <w:szCs w:val="18"/>
-                      <w:b w:val="false"/>
-                      <w:u w:val="none"/>
-                    </w:rPr>
-                    <w:t xml:space="preserve">________________</w:t>
-                  </w:r>
-                </w:p>
-              </w:txbxContent>
-            </v:textbox>
-          </v:shape>
-        </w:pict>
-      </w:r>
-      <w:r>
-        <w:pict>
-          <v:shapetype id="_x0000_t202_s79195" coordsize="21600,21600" o:spt="202" path="m,l,21600r21600,l21600,xe">
-            <v:stroke joinstyle="miter"/>
-            <v:path gradientshapeok="t" o:connecttype="rect"/>
-          </v:shapetype>
-          <v:shape id="shape_79195" type="#_x0000_t202_s79195" style="position:absolute;margin-left:264.56692913385825px;margin-top:269.42624671916013px;width:37.79527559055118px;height:18.89763779527559px;z-index:251660288;mso-position-horizontal-absolute:no;mso-position-vertical-absolute:no" filled="f" stroked="f" o:allowincell="f">
-            <v:textbox style="mso-fit-shape-to-t:f" inset="0,0,0,0">
-              <w:txbxContent>
-                <w:p>
-                  <w:pPr>
-                    <w:jc w:val="center"/>
-                    <w:spacing w:before="0" w:after="0" w:line="240" w:lineRule="auto"/>
-                  </w:pPr>
-                  <w:r>
-                    <w:rPr>
-                      <w:rFonts w:ascii="Noto Sans Ethiopic" w:hAnsi="Noto Sans Ethiopic" w:cs="Noto Sans Ethiopic" w:eastAsia="Noto Sans Ethiopic"/>
-                      <w:sz w:val="18"/>
-                      <w:szCs w:val="18"/>
-                      <w:b w:val="false"/>
-                      <w:u w:val="none"/>
-                    </w:rPr>
-                    <w:t xml:space="preserve">2</w:t>
-                  </w:r>
-                </w:p>
-              </w:txbxContent>
-            </v:textbox>
-          </v:shape>
-        </w:pict>
-      </w:r>
-      <w:r>
-        <w:pict>
-          <v:shapetype id="_x0000_t202_s36518" coordsize="21600,21600" o:spt="202" path="m,l,21600r21600,l21600,xe">
-            <v:stroke joinstyle="miter"/>
-            <v:path gradientshapeok="t" o:connecttype="rect"/>
-          </v:shapetype>
-          <v:shape id="shape_36518" type="#_x0000_t202_s36518" style="position:absolute;margin-left:302.3622047244094px;margin-top:269.42624671916013px;width:128.50393700787401px;height:18.89763779527559px;z-index:251660288;mso-position-horizontal-absolute:no;mso-position-vertical-absolute:no" filled="f" stroked="f" o:allowincell="f">
-            <v:textbox style="mso-fit-shape-to-t:f" inset="0,0,0,0">
-              <w:txbxContent>
-                <w:p>
-                  <w:pPr>
-                    <w:jc w:val="left"/>
-                    <w:spacing w:before="0" w:after="0" w:line="240" w:lineRule="auto"/>
-                  </w:pPr>
-                  <w:r>
-                    <w:rPr>
-                      <w:rFonts w:ascii="Noto Sans Ethiopic" w:hAnsi="Noto Sans Ethiopic" w:cs="Noto Sans Ethiopic" w:eastAsia="Noto Sans Ethiopic"/>
-                      <w:sz w:val="18"/>
-                      <w:szCs w:val="18"/>
-                      <w:b w:val="false"/>
-                      <w:u w:val="none"/>
-                    </w:rPr>
-                    <w:t xml:space="preserve">__________________________</w:t>
-                  </w:r>
-                </w:p>
-              </w:txbxContent>
-            </v:textbox>
-          </v:shape>
-        </w:pict>
-      </w:r>
-      <w:r>
-        <w:pict>
-          <v:shapetype id="_x0000_t202_s75461" coordsize="21600,21600" o:spt="202" path="m,l,21600r21600,l21600,xe">
-            <v:stroke joinstyle="miter"/>
-            <v:path gradientshapeok="t" o:connecttype="rect"/>
-          </v:shapetype>
-          <v:shape id="shape_75461" type="#_x0000_t202_s75461" style="position:absolute;margin-left:430.86614173228344px;margin-top:269.42624671916013px;width:113.3857217847769px;height:18.89763779527559px;z-index:251660288;mso-position-horizontal-absolute:no;mso-position-vertical-absolute:no" filled="f" stroked="f" o:allowincell="f">
-            <v:textbox style="mso-fit-shape-to-t:f" inset="0,0,0,0">
-              <w:txbxContent>
-                <w:p>
-                  <w:pPr>
-                    <w:jc w:val="left"/>
-                    <w:spacing w:before="0" w:after="0" w:line="240" w:lineRule="auto"/>
-                  </w:pPr>
-                  <w:r>
-                    <w:rPr>
-                      <w:rFonts w:ascii="Noto Sans Ethiopic" w:hAnsi="Noto Sans Ethiopic" w:cs="Noto Sans Ethiopic" w:eastAsia="Noto Sans Ethiopic"/>
-                      <w:sz w:val="18"/>
-                      <w:szCs w:val="18"/>
-                      <w:b w:val="false"/>
-                      <w:u w:val="none"/>
-                    </w:rPr>
-                    <w:t xml:space="preserve">________________</w:t>
-                  </w:r>
-                </w:p>
-              </w:txbxContent>
-            </v:textbox>
-          </v:shape>
-        </w:pict>
-      </w:r>
-      <w:r>
-        <w:pict>
-          <v:shapetype id="_x0000_t202_s79195" coordsize="21600,21600" o:spt="202" path="m,l,21600r21600,l21600,xe">
-            <v:stroke joinstyle="miter"/>
-            <v:path gradientshapeok="t" o:connecttype="rect"/>
-          </v:shapetype>
-          <v:shape id="shape_79195" type="#_x0000_t202_s79195" style="position:absolute;margin-left:544.2518635170603px;margin-top:269.42624671916013px;width:37.79527559055118px;height:18.89763779527559px;z-index:251660288;mso-position-horizontal-absolute:no;mso-position-vertical-absolute:no" filled="f" stroked="f" o:allowincell="f">
-            <v:textbox style="mso-fit-shape-to-t:f" inset="0,0,0,0">
-              <w:txbxContent>
-                <w:p>
-                  <w:pPr>
-                    <w:jc w:val="center"/>
-                    <w:spacing w:before="0" w:after="0" w:line="240" w:lineRule="auto"/>
-                  </w:pPr>
-                  <w:r>
-                    <w:rPr>
-                      <w:rFonts w:ascii="Noto Sans Ethiopic" w:hAnsi="Noto Sans Ethiopic" w:cs="Noto Sans Ethiopic" w:eastAsia="Noto Sans Ethiopic"/>
-                      <w:sz w:val="18"/>
-                      <w:szCs w:val="18"/>
-                      <w:b w:val="false"/>
-                      <w:u w:val="none"/>
-                    </w:rPr>
-                    <w:t xml:space="preserve">2</w:t>
-                  </w:r>
-                </w:p>
-              </w:txbxContent>
-            </v:textbox>
-          </v:shape>
-        </w:pict>
-      </w:r>
-      <w:r>
-        <w:pict>
-          <v:shapetype id="_x0000_t202_s36518" coordsize="21600,21600" o:spt="202" path="m,l,21600r21600,l21600,xe">
-            <v:stroke joinstyle="miter"/>
-            <v:path gradientshapeok="t" o:connecttype="rect"/>
-          </v:shapetype>
-          <v:shape id="shape_36518" type="#_x0000_t202_s36518" style="position:absolute;margin-left:582.0471391076115px;margin-top:269.42624671916013px;width:128.50393700787401px;height:18.89763779527559px;z-index:251660288;mso-position-horizontal-absolute:no;mso-position-vertical-absolute:no" filled="f" stroked="f" o:allowincell="f">
-            <v:textbox style="mso-fit-shape-to-t:f" inset="0,0,0,0">
-              <w:txbxContent>
-                <w:p>
-                  <w:pPr>
-                    <w:jc w:val="left"/>
-                    <w:spacing w:before="0" w:after="0" w:line="240" w:lineRule="auto"/>
-                  </w:pPr>
-                  <w:r>
-                    <w:rPr>
-                      <w:rFonts w:ascii="Noto Sans Ethiopic" w:hAnsi="Noto Sans Ethiopic" w:cs="Noto Sans Ethiopic" w:eastAsia="Noto Sans Ethiopic"/>
-                      <w:sz w:val="18"/>
-                      <w:szCs w:val="18"/>
-                      <w:b w:val="false"/>
-                      <w:u w:val="none"/>
-                    </w:rPr>
-                    <w:t xml:space="preserve">__________________________</w:t>
-                  </w:r>
-                </w:p>
-              </w:txbxContent>
-            </v:textbox>
-          </v:shape>
-        </w:pict>
-      </w:r>
-      <w:r>
-        <w:pict>
-          <v:shapetype id="_x0000_t202_s75461" coordsize="21600,21600" o:spt="202" path="m,l,21600r21600,l21600,xe">
-            <v:stroke joinstyle="miter"/>
-            <v:path gradientshapeok="t" o:connecttype="rect"/>
-          </v:shapetype>
-          <v:shape id="shape_75461" type="#_x0000_t202_s75461" style="position:absolute;margin-left:710.5510761154856px;margin-top:269.42624671916013px;width:113.3857217847769px;height:18.89763779527559px;z-index:251660288;mso-position-horizontal-absolute:no;mso-position-vertical-absolute:no" filled="f" stroked="f" o:allowincell="f">
-            <v:textbox style="mso-fit-shape-to-t:f" inset="0,0,0,0">
-              <w:txbxContent>
-                <w:p>
-                  <w:pPr>
-                    <w:jc w:val="left"/>
-                    <w:spacing w:before="0" w:after="0" w:line="240" w:lineRule="auto"/>
-                  </w:pPr>
-                  <w:r>
-                    <w:rPr>
-                      <w:rFonts w:ascii="Noto Sans Ethiopic" w:hAnsi="Noto Sans Ethiopic" w:cs="Noto Sans Ethiopic" w:eastAsia="Noto Sans Ethiopic"/>
-                      <w:sz w:val="18"/>
-                      <w:szCs w:val="18"/>
-                      <w:b w:val="false"/>
-                      <w:u w:val="none"/>
-                    </w:rPr>
-                    <w:t xml:space="preserve">________________</w:t>
-                  </w:r>
-                </w:p>
-              </w:txbxContent>
-            </v:textbox>
-          </v:shape>
-        </w:pict>
-      </w:r>
-      <w:r>
-        <w:pict>
-          <v:shapetype id="_x0000_t202_s79195" coordsize="21600,21600" o:spt="202" path="m,l,21600r21600,l21600,xe">
-            <v:stroke joinstyle="miter"/>
-            <v:path gradientshapeok="t" o:connecttype="rect"/>
-          </v:shapetype>
-          <v:shape id="shape_79195" type="#_x0000_t202_s79195" style="position:absolute;margin-left:823.9369028871391px;margin-top:269.42624671916013px;width:37.79527559055118px;height:18.89763779527559px;z-index:251660288;mso-position-horizontal-absolute:no;mso-position-vertical-absolute:no" filled="f" stroked="f" o:allowincell="f">
-            <v:textbox style="mso-fit-shape-to-t:f" inset="0,0,0,0">
-              <w:txbxContent>
-                <w:p>
-                  <w:pPr>
-                    <w:jc w:val="center"/>
-                    <w:spacing w:before="0" w:after="0" w:line="240" w:lineRule="auto"/>
-                  </w:pPr>
-                  <w:r>
-                    <w:rPr>
-                      <w:rFonts w:ascii="Noto Sans Ethiopic" w:hAnsi="Noto Sans Ethiopic" w:cs="Noto Sans Ethiopic" w:eastAsia="Noto Sans Ethiopic"/>
-                      <w:sz w:val="18"/>
-                      <w:szCs w:val="18"/>
-                      <w:b w:val="false"/>
-                      <w:u w:val="none"/>
-                    </w:rPr>
-                    <w:t xml:space="preserve">2</w:t>
-                  </w:r>
-                </w:p>
-              </w:txbxContent>
-            </v:textbox>
-          </v:shape>
-        </w:pict>
-      </w:r>
-      <w:r>
-        <w:pict>
-          <v:shapetype id="_x0000_t202_s36518" coordsize="21600,21600" o:spt="202" path="m,l,21600r21600,l21600,xe">
-            <v:stroke joinstyle="miter"/>
-            <v:path gradientshapeok="t" o:connecttype="rect"/>
-          </v:shapetype>
-          <v:shape id="shape_36518" type="#_x0000_t202_s36518" style="position:absolute;margin-left:861.7321784776902px;margin-top:269.42624671916013px;width:128.50393700787401px;height:18.89763779527559px;z-index:251660288;mso-position-horizontal-absolute:no;mso-position-vertical-absolute:no" filled="f" stroked="f" o:allowincell="f">
-            <v:textbox style="mso-fit-shape-to-t:f" inset="0,0,0,0">
-              <w:txbxContent>
-                <w:p>
-                  <w:pPr>
-                    <w:jc w:val="left"/>
-                    <w:spacing w:before="0" w:after="0" w:line="240" w:lineRule="auto"/>
-                  </w:pPr>
-                  <w:r>
-                    <w:rPr>
-                      <w:rFonts w:ascii="Noto Sans Ethiopic" w:hAnsi="Noto Sans Ethiopic" w:cs="Noto Sans Ethiopic" w:eastAsia="Noto Sans Ethiopic"/>
-                      <w:sz w:val="18"/>
-                      <w:szCs w:val="18"/>
-                      <w:b w:val="false"/>
-                      <w:u w:val="none"/>
-                    </w:rPr>
-                    <w:t xml:space="preserve">__________________________</w:t>
-                  </w:r>
-                </w:p>
-              </w:txbxContent>
-            </v:textbox>
-          </v:shape>
-        </w:pict>
-      </w:r>
-      <w:r>
-        <w:pict>
-          <v:shapetype id="_x0000_t202_s75461" coordsize="21600,21600" o:spt="202" path="m,l,21600r21600,l21600,xe">
-            <v:stroke joinstyle="miter"/>
-            <v:path gradientshapeok="t" o:connecttype="rect"/>
-          </v:shapetype>
-          <v:shape id="shape_75461" type="#_x0000_t202_s75461" style="position:absolute;margin-left:990.2361154855643px;margin-top:269.42624671916013px;width:113.3857217847769px;height:18.89763779527559px;z-index:251660288;mso-position-horizontal-absolute:no;mso-position-vertical-absolute:no" filled="f" stroked="f" o:allowincell="f">
-            <v:textbox style="mso-fit-shape-to-t:f" inset="0,0,0,0">
-              <w:txbxContent>
-                <w:p>
-                  <w:pPr>
-                    <w:jc w:val="left"/>
-                    <w:spacing w:before="0" w:after="0" w:line="240" w:lineRule="auto"/>
-                  </w:pPr>
-                  <w:r>
-                    <w:rPr>
-                      <w:rFonts w:ascii="Noto Sans Ethiopic" w:hAnsi="Noto Sans Ethiopic" w:cs="Noto Sans Ethiopic" w:eastAsia="Noto Sans Ethiopic"/>
-                      <w:sz w:val="18"/>
-                      <w:szCs w:val="18"/>
-                      <w:b w:val="false"/>
-                      <w:u w:val="none"/>
-                    </w:rPr>
-                    <w:t xml:space="preserve">________________</w:t>
-                  </w:r>
-                </w:p>
-              </w:txbxContent>
-            </v:textbox>
-          </v:shape>
-        </w:pict>
-      </w:r>
-      <w:r>
-        <w:pict>
-          <v:shapetype id="_x0000_t202_s71486" coordsize="21600,21600" o:spt="202" path="m,l,21600r21600,l21600,xe">
-            <v:stroke joinstyle="miter"/>
-            <v:path gradientshapeok="t" o:connecttype="rect"/>
-          </v:shapetype>
-          <v:shape id="shape_71486" type="#_x0000_t202_s71486" style="position:absolute;margin-left:264.56692913385825px;margin-top:334.7581102362205px;width:37.79527559055118px;height:18.89763779527559px;z-index:251660288;mso-position-horizontal-absolute:no;mso-position-vertical-absolute:no" filled="f" stroked="f" o:allowincell="f">
-            <v:textbox style="mso-fit-shape-to-t:f" inset="0,0,0,0">
-              <w:txbxContent>
-                <w:p>
-                  <w:pPr>
-                    <w:jc w:val="center"/>
-                    <w:spacing w:before="0" w:after="0" w:line="240" w:lineRule="auto"/>
-                  </w:pPr>
-                  <w:r>
-                    <w:rPr>
-                      <w:rFonts w:ascii="Noto Sans Ethiopic" w:hAnsi="Noto Sans Ethiopic" w:cs="Noto Sans Ethiopic" w:eastAsia="Noto Sans Ethiopic"/>
-                      <w:sz w:val="18"/>
-                      <w:szCs w:val="18"/>
-                      <w:b w:val="false"/>
-                      <w:u w:val="none"/>
-                    </w:rPr>
-                    <w:t xml:space="preserve">3</w:t>
-                  </w:r>
-                </w:p>
-              </w:txbxContent>
-            </v:textbox>
-          </v:shape>
-        </w:pict>
-      </w:r>
-      <w:r>
-        <w:pict>
-          <v:shapetype id="_x0000_t202_s36518" coordsize="21600,21600" o:spt="202" path="m,l,21600r21600,l21600,xe">
-            <v:stroke joinstyle="miter"/>
-            <v:path gradientshapeok="t" o:connecttype="rect"/>
-          </v:shapetype>
-          <v:shape id="shape_36518" type="#_x0000_t202_s36518" style="position:absolute;margin-left:302.3622047244094px;margin-top:334.7581102362205px;width:128.50393700787401px;height:18.89763779527559px;z-index:251660288;mso-position-horizontal-absolute:no;mso-position-vertical-absolute:no" filled="f" stroked="f" o:allowincell="f">
-            <v:textbox style="mso-fit-shape-to-t:f" inset="0,0,0,0">
-              <w:txbxContent>
-                <w:p>
-                  <w:pPr>
-                    <w:jc w:val="left"/>
-                    <w:spacing w:before="0" w:after="0" w:line="240" w:lineRule="auto"/>
-                  </w:pPr>
-                  <w:r>
-                    <w:rPr>
-                      <w:rFonts w:ascii="Noto Sans Ethiopic" w:hAnsi="Noto Sans Ethiopic" w:cs="Noto Sans Ethiopic" w:eastAsia="Noto Sans Ethiopic"/>
-                      <w:sz w:val="18"/>
-                      <w:szCs w:val="18"/>
-                      <w:b w:val="false"/>
-                      <w:u w:val="none"/>
-                    </w:rPr>
-                    <w:t xml:space="preserve">__________________________</w:t>
-                  </w:r>
-                </w:p>
-              </w:txbxContent>
-            </v:textbox>
-          </v:shape>
-        </w:pict>
-      </w:r>
-      <w:r>
-        <w:pict>
-          <v:shapetype id="_x0000_t202_s75461" coordsize="21600,21600" o:spt="202" path="m,l,21600r21600,l21600,xe">
-            <v:stroke joinstyle="miter"/>
-            <v:path gradientshapeok="t" o:connecttype="rect"/>
-          </v:shapetype>
-          <v:shape id="shape_75461" type="#_x0000_t202_s75461" style="position:absolute;margin-left:430.86614173228344px;margin-top:334.7581102362205px;width:113.3857217847769px;height:18.89763779527559px;z-index:251660288;mso-position-horizontal-absolute:no;mso-position-vertical-absolute:no" filled="f" stroked="f" o:allowincell="f">
-            <v:textbox style="mso-fit-shape-to-t:f" inset="0,0,0,0">
-              <w:txbxContent>
-                <w:p>
-                  <w:pPr>
-                    <w:jc w:val="left"/>
-                    <w:spacing w:before="0" w:after="0" w:line="240" w:lineRule="auto"/>
-                  </w:pPr>
-                  <w:r>
-                    <w:rPr>
-                      <w:rFonts w:ascii="Noto Sans Ethiopic" w:hAnsi="Noto Sans Ethiopic" w:cs="Noto Sans Ethiopic" w:eastAsia="Noto Sans Ethiopic"/>
-                      <w:sz w:val="18"/>
-                      <w:szCs w:val="18"/>
-                      <w:b w:val="false"/>
-                      <w:u w:val="none"/>
-                    </w:rPr>
-                    <w:t xml:space="preserve">________________</w:t>
-                  </w:r>
-                </w:p>
-              </w:txbxContent>
-            </v:textbox>
-          </v:shape>
-        </w:pict>
-      </w:r>
-      <w:r>
-        <w:pict>
-          <v:shapetype id="_x0000_t202_s71486" coordsize="21600,21600" o:spt="202" path="m,l,21600r21600,l21600,xe">
-            <v:stroke joinstyle="miter"/>
-            <v:path gradientshapeok="t" o:connecttype="rect"/>
-          </v:shapetype>
-          <v:shape id="shape_71486" type="#_x0000_t202_s71486" style="position:absolute;margin-left:544.2518635170603px;margin-top:334.7581102362205px;width:37.79527559055118px;height:18.89763779527559px;z-index:251660288;mso-position-horizontal-absolute:no;mso-position-vertical-absolute:no" filled="f" stroked="f" o:allowincell="f">
-            <v:textbox style="mso-fit-shape-to-t:f" inset="0,0,0,0">
-              <w:txbxContent>
-                <w:p>
-                  <w:pPr>
-                    <w:jc w:val="center"/>
-                    <w:spacing w:before="0" w:after="0" w:line="240" w:lineRule="auto"/>
-                  </w:pPr>
-                  <w:r>
-                    <w:rPr>
-                      <w:rFonts w:ascii="Noto Sans Ethiopic" w:hAnsi="Noto Sans Ethiopic" w:cs="Noto Sans Ethiopic" w:eastAsia="Noto Sans Ethiopic"/>
-                      <w:sz w:val="18"/>
-                      <w:szCs w:val="18"/>
-                      <w:b w:val="false"/>
-                      <w:u w:val="none"/>
-                    </w:rPr>
-                    <w:t xml:space="preserve">3</w:t>
-                  </w:r>
-                </w:p>
-              </w:txbxContent>
-            </v:textbox>
-          </v:shape>
-        </w:pict>
-      </w:r>
-      <w:r>
-        <w:pict>
-          <v:shapetype id="_x0000_t202_s36518" coordsize="21600,21600" o:spt="202" path="m,l,21600r21600,l21600,xe">
-            <v:stroke joinstyle="miter"/>
-            <v:path gradientshapeok="t" o:connecttype="rect"/>
-          </v:shapetype>
-          <v:shape id="shape_36518" type="#_x0000_t202_s36518" style="position:absolute;margin-left:582.0471391076115px;margin-top:334.7581102362205px;width:128.50393700787401px;height:18.89763779527559px;z-index:251660288;mso-position-horizontal-absolute:no;mso-position-vertical-absolute:no" filled="f" stroked="f" o:allowincell="f">
-            <v:textbox style="mso-fit-shape-to-t:f" inset="0,0,0,0">
-              <w:txbxContent>
-                <w:p>
-                  <w:pPr>
-                    <w:jc w:val="left"/>
-                    <w:spacing w:before="0" w:after="0" w:line="240" w:lineRule="auto"/>
-                  </w:pPr>
-                  <w:r>
-                    <w:rPr>
-                      <w:rFonts w:ascii="Noto Sans Ethiopic" w:hAnsi="Noto Sans Ethiopic" w:cs="Noto Sans Ethiopic" w:eastAsia="Noto Sans Ethiopic"/>
-                      <w:sz w:val="18"/>
-                      <w:szCs w:val="18"/>
-                      <w:b w:val="false"/>
-                      <w:u w:val="none"/>
-                    </w:rPr>
-                    <w:t xml:space="preserve">__________________________</w:t>
-                  </w:r>
-                </w:p>
-              </w:txbxContent>
-            </v:textbox>
-          </v:shape>
-        </w:pict>
-      </w:r>
-      <w:r>
-        <w:pict>
-          <v:shapetype id="_x0000_t202_s75461" coordsize="21600,21600" o:spt="202" path="m,l,21600r21600,l21600,xe">
-            <v:stroke joinstyle="miter"/>
-            <v:path gradientshapeok="t" o:connecttype="rect"/>
-          </v:shapetype>
-          <v:shape id="shape_75461" type="#_x0000_t202_s75461" style="position:absolute;margin-left:710.5510761154856px;margin-top:334.7581102362205px;width:113.3857217847769px;height:18.89763779527559px;z-index:251660288;mso-position-horizontal-absolute:no;mso-position-vertical-absolute:no" filled="f" stroked="f" o:allowincell="f">
-            <v:textbox style="mso-fit-shape-to-t:f" inset="0,0,0,0">
-              <w:txbxContent>
-                <w:p>
-                  <w:pPr>
-                    <w:jc w:val="left"/>
-                    <w:spacing w:before="0" w:after="0" w:line="240" w:lineRule="auto"/>
-                  </w:pPr>
-                  <w:r>
-                    <w:rPr>
-                      <w:rFonts w:ascii="Noto Sans Ethiopic" w:hAnsi="Noto Sans Ethiopic" w:cs="Noto Sans Ethiopic" w:eastAsia="Noto Sans Ethiopic"/>
-                      <w:sz w:val="18"/>
-                      <w:szCs w:val="18"/>
-                      <w:b w:val="false"/>
-                      <w:u w:val="none"/>
-                    </w:rPr>
-                    <w:t xml:space="preserve">________________</w:t>
-                  </w:r>
-                </w:p>
-              </w:txbxContent>
-            </v:textbox>
-          </v:shape>
-        </w:pict>
-      </w:r>
-      <w:r>
-        <w:pict>
-          <v:shapetype id="_x0000_t202_s71486" coordsize="21600,21600" o:spt="202" path="m,l,21600r21600,l21600,xe">
-            <v:stroke joinstyle="miter"/>
-            <v:path gradientshapeok="t" o:connecttype="rect"/>
-          </v:shapetype>
-          <v:shape id="shape_71486" type="#_x0000_t202_s71486" style="position:absolute;margin-left:823.9369028871391px;margin-top:334.7581102362205px;width:37.79527559055118px;height:18.89763779527559px;z-index:251660288;mso-position-horizontal-absolute:no;mso-position-vertical-absolute:no" filled="f" stroked="f" o:allowincell="f">
-            <v:textbox style="mso-fit-shape-to-t:f" inset="0,0,0,0">
-              <w:txbxContent>
-                <w:p>
-                  <w:pPr>
-                    <w:jc w:val="center"/>
-                    <w:spacing w:before="0" w:after="0" w:line="240" w:lineRule="auto"/>
-                  </w:pPr>
-                  <w:r>
-                    <w:rPr>
-                      <w:rFonts w:ascii="Noto Sans Ethiopic" w:hAnsi="Noto Sans Ethiopic" w:cs="Noto Sans Ethiopic" w:eastAsia="Noto Sans Ethiopic"/>
-                      <w:sz w:val="18"/>
-                      <w:szCs w:val="18"/>
-                      <w:b w:val="false"/>
-                      <w:u w:val="none"/>
-                    </w:rPr>
-                    <w:t xml:space="preserve">3</w:t>
-                  </w:r>
-                </w:p>
-              </w:txbxContent>
-            </v:textbox>
-          </v:shape>
-        </w:pict>
-      </w:r>
-      <w:r>
-        <w:pict>
-          <v:shapetype id="_x0000_t202_s36518" coordsize="21600,21600" o:spt="202" path="m,l,21600r21600,l21600,xe">
-            <v:stroke joinstyle="miter"/>
-            <v:path gradientshapeok="t" o:connecttype="rect"/>
-          </v:shapetype>
-          <v:shape id="shape_36518" type="#_x0000_t202_s36518" style="position:absolute;margin-left:861.7321784776902px;margin-top:334.7581102362205px;width:128.50393700787401px;height:18.89763779527559px;z-index:251660288;mso-position-horizontal-absolute:no;mso-position-vertical-absolute:no" filled="f" stroked="f" o:allowincell="f">
-            <v:textbox style="mso-fit-shape-to-t:f" inset="0,0,0,0">
-              <w:txbxContent>
-                <w:p>
-                  <w:pPr>
-                    <w:jc w:val="left"/>
-                    <w:spacing w:before="0" w:after="0" w:line="240" w:lineRule="auto"/>
-                  </w:pPr>
-                  <w:r>
-                    <w:rPr>
-                      <w:rFonts w:ascii="Noto Sans Ethiopic" w:hAnsi="Noto Sans Ethiopic" w:cs="Noto Sans Ethiopic" w:eastAsia="Noto Sans Ethiopic"/>
-                      <w:sz w:val="18"/>
-                      <w:szCs w:val="18"/>
-                      <w:b w:val="false"/>
-                      <w:u w:val="none"/>
-                    </w:rPr>
-                    <w:t xml:space="preserve">__________________________</w:t>
-                  </w:r>
-                </w:p>
-              </w:txbxContent>
-            </v:textbox>
-          </v:shape>
-        </w:pict>
-      </w:r>
-      <w:r>
-        <w:pict>
-          <v:shapetype id="_x0000_t202_s75461" coordsize="21600,21600" o:spt="202" path="m,l,21600r21600,l21600,xe">
-            <v:stroke joinstyle="miter"/>
-            <v:path gradientshapeok="t" o:connecttype="rect"/>
-          </v:shapetype>
-          <v:shape id="shape_75461" type="#_x0000_t202_s75461" style="position:absolute;margin-left:990.2361154855643px;margin-top:334.7581102362205px;width:113.3857217847769px;height:18.89763779527559px;z-index:251660288;mso-position-horizontal-absolute:no;mso-position-vertical-absolute:no" filled="f" stroked="f" o:allowincell="f">
-            <v:textbox style="mso-fit-shape-to-t:f" inset="0,0,0,0">
-              <w:txbxContent>
-                <w:p>
-                  <w:pPr>
-                    <w:jc w:val="left"/>
-                    <w:spacing w:before="0" w:after="0" w:line="240" w:lineRule="auto"/>
-                  </w:pPr>
-                  <w:r>
-                    <w:rPr>
-                      <w:rFonts w:ascii="Noto Sans Ethiopic" w:hAnsi="Noto Sans Ethiopic" w:cs="Noto Sans Ethiopic" w:eastAsia="Noto Sans Ethiopic"/>
-                      <w:sz w:val="18"/>
-                      <w:szCs w:val="18"/>
-                      <w:b w:val="false"/>
-                      <w:u w:val="none"/>
-                    </w:rPr>
-                    <w:t xml:space="preserve">________________</w:t>
-                  </w:r>
-                </w:p>
-              </w:txbxContent>
-            </v:textbox>
-          </v:shape>
-        </w:pict>
-      </w:r>
-      <w:r>
-        <w:pict>
-          <v:shapetype id="_x0000_t202_s97496" coordsize="21600,21600" o:spt="202" path="m,l,21600r21600,l21600,xe">
-            <v:stroke joinstyle="miter"/>
-            <v:path gradientshapeok="t" o:connecttype="rect"/>
-          </v:shapetype>
-          <v:shape id="shape_97496" type="#_x0000_t202_s97496" style="position:absolute;margin-left:264.56692913385825px;margin-top:400.08997375328084px;width:37.79527559055118px;height:18.89763779527559px;z-index:251660288;mso-position-horizontal-absolute:no;mso-position-vertical-absolute:no" filled="f" stroked="f" o:allowincell="f">
-            <v:textbox style="mso-fit-shape-to-t:f" inset="0,0,0,0">
-              <w:txbxContent>
-                <w:p>
-                  <w:pPr>
-                    <w:jc w:val="center"/>
-                    <w:spacing w:before="0" w:after="0" w:line="240" w:lineRule="auto"/>
-                  </w:pPr>
-                  <w:r>
-                    <w:rPr>
-                      <w:rFonts w:ascii="Noto Sans Ethiopic" w:hAnsi="Noto Sans Ethiopic" w:cs="Noto Sans Ethiopic" w:eastAsia="Noto Sans Ethiopic"/>
-                      <w:sz w:val="18"/>
-                      <w:szCs w:val="18"/>
-                      <w:b w:val="false"/>
-                      <w:u w:val="none"/>
-                    </w:rPr>
-                    <w:t xml:space="preserve">4</w:t>
-                  </w:r>
-                </w:p>
-              </w:txbxContent>
-            </v:textbox>
-          </v:shape>
-        </w:pict>
-      </w:r>
-      <w:r>
-        <w:pict>
-          <v:shapetype id="_x0000_t202_s36518" coordsize="21600,21600" o:spt="202" path="m,l,21600r21600,l21600,xe">
-            <v:stroke joinstyle="miter"/>
-            <v:path gradientshapeok="t" o:connecttype="rect"/>
-          </v:shapetype>
-          <v:shape id="shape_36518" type="#_x0000_t202_s36518" style="position:absolute;margin-left:302.3622047244094px;margin-top:400.08997375328084px;width:128.50393700787401px;height:18.89763779527559px;z-index:251660288;mso-position-horizontal-absolute:no;mso-position-vertical-absolute:no" filled="f" stroked="f" o:allowincell="f">
-            <v:textbox style="mso-fit-shape-to-t:f" inset="0,0,0,0">
-              <w:txbxContent>
-                <w:p>
-                  <w:pPr>
-                    <w:jc w:val="left"/>
-                    <w:spacing w:before="0" w:after="0" w:line="240" w:lineRule="auto"/>
-                  </w:pPr>
-                  <w:r>
-                    <w:rPr>
-                      <w:rFonts w:ascii="Noto Sans Ethiopic" w:hAnsi="Noto Sans Ethiopic" w:cs="Noto Sans Ethiopic" w:eastAsia="Noto Sans Ethiopic"/>
-                      <w:sz w:val="18"/>
-                      <w:szCs w:val="18"/>
-                      <w:b w:val="false"/>
-                      <w:u w:val="none"/>
-                    </w:rPr>
-                    <w:t xml:space="preserve">__________________________</w:t>
-                  </w:r>
-                </w:p>
-              </w:txbxContent>
-            </v:textbox>
-          </v:shape>
-        </w:pict>
-      </w:r>
-      <w:r>
-        <w:pict>
-          <v:shapetype id="_x0000_t202_s75461" coordsize="21600,21600" o:spt="202" path="m,l,21600r21600,l21600,xe">
-            <v:stroke joinstyle="miter"/>
-            <v:path gradientshapeok="t" o:connecttype="rect"/>
-          </v:shapetype>
-          <v:shape id="shape_75461" type="#_x0000_t202_s75461" style="position:absolute;margin-left:430.86614173228344px;margin-top:400.08997375328084px;width:113.3857217847769px;height:18.89763779527559px;z-index:251660288;mso-position-horizontal-absolute:no;mso-position-vertical-absolute:no" filled="f" stroked="f" o:allowincell="f">
-            <v:textbox style="mso-fit-shape-to-t:f" inset="0,0,0,0">
-              <w:txbxContent>
-                <w:p>
-                  <w:pPr>
-                    <w:jc w:val="left"/>
-                    <w:spacing w:before="0" w:after="0" w:line="240" w:lineRule="auto"/>
-                  </w:pPr>
-                  <w:r>
-                    <w:rPr>
-                      <w:rFonts w:ascii="Noto Sans Ethiopic" w:hAnsi="Noto Sans Ethiopic" w:cs="Noto Sans Ethiopic" w:eastAsia="Noto Sans Ethiopic"/>
-                      <w:sz w:val="18"/>
-                      <w:szCs w:val="18"/>
-                      <w:b w:val="false"/>
-                      <w:u w:val="none"/>
-                    </w:rPr>
-                    <w:t xml:space="preserve">________________</w:t>
-                  </w:r>
-                </w:p>
-              </w:txbxContent>
-            </v:textbox>
-          </v:shape>
-        </w:pict>
-      </w:r>
-      <w:r>
-        <w:pict>
-          <v:shapetype id="_x0000_t202_s97496" coordsize="21600,21600" o:spt="202" path="m,l,21600r21600,l21600,xe">
-            <v:stroke joinstyle="miter"/>
-            <v:path gradientshapeok="t" o:connecttype="rect"/>
-          </v:shapetype>
-          <v:shape id="shape_97496" type="#_x0000_t202_s97496" style="position:absolute;margin-left:544.2518635170603px;margin-top:400.08997375328084px;width:37.79527559055118px;height:18.89763779527559px;z-index:251660288;mso-position-horizontal-absolute:no;mso-position-vertical-absolute:no" filled="f" stroked="f" o:allowincell="f">
-            <v:textbox style="mso-fit-shape-to-t:f" inset="0,0,0,0">
-              <w:txbxContent>
-                <w:p>
-                  <w:pPr>
-                    <w:jc w:val="center"/>
-                    <w:spacing w:before="0" w:after="0" w:line="240" w:lineRule="auto"/>
-                  </w:pPr>
-                  <w:r>
-                    <w:rPr>
-                      <w:rFonts w:ascii="Noto Sans Ethiopic" w:hAnsi="Noto Sans Ethiopic" w:cs="Noto Sans Ethiopic" w:eastAsia="Noto Sans Ethiopic"/>
-                      <w:sz w:val="18"/>
-                      <w:szCs w:val="18"/>
-                      <w:b w:val="false"/>
-                      <w:u w:val="none"/>
-                    </w:rPr>
-                    <w:t xml:space="preserve">4</w:t>
-                  </w:r>
-                </w:p>
-              </w:txbxContent>
-            </v:textbox>
-          </v:shape>
-        </w:pict>
-      </w:r>
-      <w:r>
-        <w:pict>
-          <v:shapetype id="_x0000_t202_s36518" coordsize="21600,21600" o:spt="202" path="m,l,21600r21600,l21600,xe">
-            <v:stroke joinstyle="miter"/>
-            <v:path gradientshapeok="t" o:connecttype="rect"/>
-          </v:shapetype>
-          <v:shape id="shape_36518" type="#_x0000_t202_s36518" style="position:absolute;margin-left:582.0471391076115px;margin-top:400.08997375328084px;width:128.50393700787401px;height:18.89763779527559px;z-index:251660288;mso-position-horizontal-absolute:no;mso-position-vertical-absolute:no" filled="f" stroked="f" o:allowincell="f">
-            <v:textbox style="mso-fit-shape-to-t:f" inset="0,0,0,0">
-              <w:txbxContent>
-                <w:p>
-                  <w:pPr>
-                    <w:jc w:val="left"/>
-                    <w:spacing w:before="0" w:after="0" w:line="240" w:lineRule="auto"/>
-                  </w:pPr>
-                  <w:r>
-                    <w:rPr>
-                      <w:rFonts w:ascii="Noto Sans Ethiopic" w:hAnsi="Noto Sans Ethiopic" w:cs="Noto Sans Ethiopic" w:eastAsia="Noto Sans Ethiopic"/>
-                      <w:sz w:val="18"/>
-                      <w:szCs w:val="18"/>
-                      <w:b w:val="false"/>
-                      <w:u w:val="none"/>
-                    </w:rPr>
-                    <w:t xml:space="preserve">__________________________</w:t>
-                  </w:r>
-                </w:p>
-              </w:txbxContent>
-            </v:textbox>
-          </v:shape>
-        </w:pict>
-      </w:r>
-      <w:r>
-        <w:pict>
-          <v:shapetype id="_x0000_t202_s75461" coordsize="21600,21600" o:spt="202" path="m,l,21600r21600,l21600,xe">
-            <v:stroke joinstyle="miter"/>
-            <v:path gradientshapeok="t" o:connecttype="rect"/>
-          </v:shapetype>
-          <v:shape id="shape_75461" type="#_x0000_t202_s75461" style="position:absolute;margin-left:710.5510761154856px;margin-top:400.08997375328084px;width:113.3857217847769px;height:18.89763779527559px;z-index:251660288;mso-position-horizontal-absolute:no;mso-position-vertical-absolute:no" filled="f" stroked="f" o:allowincell="f">
-            <v:textbox style="mso-fit-shape-to-t:f" inset="0,0,0,0">
-              <w:txbxContent>
-                <w:p>
-                  <w:pPr>
-                    <w:jc w:val="left"/>
-                    <w:spacing w:before="0" w:after="0" w:line="240" w:lineRule="auto"/>
-                  </w:pPr>
-                  <w:r>
-                    <w:rPr>
-                      <w:rFonts w:ascii="Noto Sans Ethiopic" w:hAnsi="Noto Sans Ethiopic" w:cs="Noto Sans Ethiopic" w:eastAsia="Noto Sans Ethiopic"/>
-                      <w:sz w:val="18"/>
-                      <w:szCs w:val="18"/>
-                      <w:b w:val="false"/>
-                      <w:u w:val="none"/>
-                    </w:rPr>
-                    <w:t xml:space="preserve">________________</w:t>
-                  </w:r>
-                </w:p>
-              </w:txbxContent>
-            </v:textbox>
-          </v:shape>
-        </w:pict>
-      </w:r>
-      <w:r>
-        <w:pict>
-          <v:shapetype id="_x0000_t202_s97496" coordsize="21600,21600" o:spt="202" path="m,l,21600r21600,l21600,xe">
-            <v:stroke joinstyle="miter"/>
-            <v:path gradientshapeok="t" o:connecttype="rect"/>
-          </v:shapetype>
-          <v:shape id="shape_97496" type="#_x0000_t202_s97496" style="position:absolute;margin-left:823.9369028871391px;margin-top:400.08997375328084px;width:37.79527559055118px;height:18.89763779527559px;z-index:251660288;mso-position-horizontal-absolute:no;mso-position-vertical-absolute:no" filled="f" stroked="f" o:allowincell="f">
-            <v:textbox style="mso-fit-shape-to-t:f" inset="0,0,0,0">
-              <w:txbxContent>
-                <w:p>
-                  <w:pPr>
-                    <w:jc w:val="center"/>
-                    <w:spacing w:before="0" w:after="0" w:line="240" w:lineRule="auto"/>
-                  </w:pPr>
-                  <w:r>
-                    <w:rPr>
-                      <w:rFonts w:ascii="Noto Sans Ethiopic" w:hAnsi="Noto Sans Ethiopic" w:cs="Noto Sans Ethiopic" w:eastAsia="Noto Sans Ethiopic"/>
-                      <w:sz w:val="18"/>
-                      <w:szCs w:val="18"/>
-                      <w:b w:val="false"/>
-                      <w:u w:val="none"/>
-                    </w:rPr>
-                    <w:t xml:space="preserve">4</w:t>
-                  </w:r>
-                </w:p>
-              </w:txbxContent>
-            </v:textbox>
-          </v:shape>
-        </w:pict>
-      </w:r>
-      <w:r>
-        <w:pict>
-          <v:shapetype id="_x0000_t202_s36518" coordsize="21600,21600" o:spt="202" path="m,l,21600r21600,l21600,xe">
-            <v:stroke joinstyle="miter"/>
-            <v:path gradientshapeok="t" o:connecttype="rect"/>
-          </v:shapetype>
-          <v:shape id="shape_36518" type="#_x0000_t202_s36518" style="position:absolute;margin-left:861.7321784776902px;margin-top:400.08997375328084px;width:128.50393700787401px;height:18.89763779527559px;z-index:251660288;mso-position-horizontal-absolute:no;mso-position-vertical-absolute:no" filled="f" stroked="f" o:allowincell="f">
-            <v:textbox style="mso-fit-shape-to-t:f" inset="0,0,0,0">
-              <w:txbxContent>
-                <w:p>
-                  <w:pPr>
-                    <w:jc w:val="left"/>
-                    <w:spacing w:before="0" w:after="0" w:line="240" w:lineRule="auto"/>
-                  </w:pPr>
-                  <w:r>
-                    <w:rPr>
-                      <w:rFonts w:ascii="Noto Sans Ethiopic" w:hAnsi="Noto Sans Ethiopic" w:cs="Noto Sans Ethiopic" w:eastAsia="Noto Sans Ethiopic"/>
-                      <w:sz w:val="18"/>
-                      <w:szCs w:val="18"/>
-                      <w:b w:val="false"/>
-                      <w:u w:val="none"/>
-                    </w:rPr>
-                    <w:t xml:space="preserve">__________________________</w:t>
-                  </w:r>
-                </w:p>
-              </w:txbxContent>
-            </v:textbox>
-          </v:shape>
-        </w:pict>
-      </w:r>
-      <w:r>
-        <w:pict>
-          <v:shapetype id="_x0000_t202_s75461" coordsize="21600,21600" o:spt="202" path="m,l,21600r21600,l21600,xe">
-            <v:stroke joinstyle="miter"/>
-            <v:path gradientshapeok="t" o:connecttype="rect"/>
-          </v:shapetype>
-          <v:shape id="shape_75461" type="#_x0000_t202_s75461" style="position:absolute;margin-left:990.2361154855643px;margin-top:400.08997375328084px;width:113.3857217847769px;height:18.89763779527559px;z-index:251660288;mso-position-horizontal-absolute:no;mso-position-vertical-absolute:no" filled="f" stroked="f" o:allowincell="f">
-            <v:textbox style="mso-fit-shape-to-t:f" inset="0,0,0,0">
-              <w:txbxContent>
-                <w:p>
-                  <w:pPr>
-                    <w:jc w:val="left"/>
-                    <w:spacing w:before="0" w:after="0" w:line="240" w:lineRule="auto"/>
-                  </w:pPr>
-                  <w:r>
-                    <w:rPr>
-                      <w:rFonts w:ascii="Noto Sans Ethiopic" w:hAnsi="Noto Sans Ethiopic" w:cs="Noto Sans Ethiopic" w:eastAsia="Noto Sans Ethiopic"/>
-                      <w:sz w:val="18"/>
-                      <w:szCs w:val="18"/>
-                      <w:b w:val="false"/>
-                      <w:u w:val="none"/>
-                    </w:rPr>
-                    <w:t xml:space="preserve">________________</w:t>
-                  </w:r>
-                </w:p>
-              </w:txbxContent>
-            </v:textbox>
-          </v:shape>
-        </w:pict>
-      </w:r>
-      <w:r>
-        <w:pict>
-          <v:shapetype id="_x0000_t202_s92573" coordsize="21600,21600" o:spt="202" path="m,l,21600r21600,l21600,xe">
-            <v:stroke joinstyle="miter"/>
-            <v:path gradientshapeok="t" o:connecttype="rect"/>
-          </v:shapetype>
-          <v:shape id="shape_92573" type="#_x0000_t202_s92573" style="position:absolute;margin-left:264.56692913385825px;margin-top:465.42173228346456px;width:37.79527559055118px;height:18.89763779527559px;z-index:251660288;mso-position-horizontal-absolute:no;mso-position-vertical-absolute:no" filled="f" stroked="f" o:allowincell="f">
-            <v:textbox style="mso-fit-shape-to-t:f" inset="0,0,0,0">
-              <w:txbxContent>
-                <w:p>
-                  <w:pPr>
-                    <w:jc w:val="center"/>
-                    <w:spacing w:before="0" w:after="0" w:line="240" w:lineRule="auto"/>
-                  </w:pPr>
-                  <w:r>
-                    <w:rPr>
-                      <w:rFonts w:ascii="Noto Sans Ethiopic" w:hAnsi="Noto Sans Ethiopic" w:cs="Noto Sans Ethiopic" w:eastAsia="Noto Sans Ethiopic"/>
-                      <w:sz w:val="18"/>
-                      <w:szCs w:val="18"/>
-                      <w:b w:val="false"/>
-                      <w:u w:val="none"/>
-                    </w:rPr>
-                    <w:t xml:space="preserve">5</w:t>
-                  </w:r>
-                </w:p>
-              </w:txbxContent>
-            </v:textbox>
-          </v:shape>
-        </w:pict>
-      </w:r>
-      <w:r>
-        <w:pict>
-          <v:shapetype id="_x0000_t202_s36518" coordsize="21600,21600" o:spt="202" path="m,l,21600r21600,l21600,xe">
-            <v:stroke joinstyle="miter"/>
-            <v:path gradientshapeok="t" o:connecttype="rect"/>
-          </v:shapetype>
-          <v:shape id="shape_36518" type="#_x0000_t202_s36518" style="position:absolute;margin-left:302.3622047244094px;margin-top:465.42173228346456px;width:128.50393700787401px;height:18.89763779527559px;z-index:251660288;mso-position-horizontal-absolute:no;mso-position-vertical-absolute:no" filled="f" stroked="f" o:allowincell="f">
-            <v:textbox style="mso-fit-shape-to-t:f" inset="0,0,0,0">
-              <w:txbxContent>
-                <w:p>
-                  <w:pPr>
-                    <w:jc w:val="left"/>
-                    <w:spacing w:before="0" w:after="0" w:line="240" w:lineRule="auto"/>
-                  </w:pPr>
-                  <w:r>
-                    <w:rPr>
-                      <w:rFonts w:ascii="Noto Sans Ethiopic" w:hAnsi="Noto Sans Ethiopic" w:cs="Noto Sans Ethiopic" w:eastAsia="Noto Sans Ethiopic"/>
-                      <w:sz w:val="18"/>
-                      <w:szCs w:val="18"/>
-                      <w:b w:val="false"/>
-                      <w:u w:val="none"/>
-                    </w:rPr>
-                    <w:t xml:space="preserve">__________________________</w:t>
-                  </w:r>
-                </w:p>
-              </w:txbxContent>
-            </v:textbox>
-          </v:shape>
-        </w:pict>
-      </w:r>
-      <w:r>
-        <w:pict>
-          <v:shapetype id="_x0000_t202_s75461" coordsize="21600,21600" o:spt="202" path="m,l,21600r21600,l21600,xe">
-            <v:stroke joinstyle="miter"/>
-            <v:path gradientshapeok="t" o:connecttype="rect"/>
-          </v:shapetype>
-          <v:shape id="shape_75461" type="#_x0000_t202_s75461" style="position:absolute;margin-left:430.86614173228344px;margin-top:465.42173228346456px;width:113.3857217847769px;height:18.89763779527559px;z-index:251660288;mso-position-horizontal-absolute:no;mso-position-vertical-absolute:no" filled="f" stroked="f" o:allowincell="f">
-            <v:textbox style="mso-fit-shape-to-t:f" inset="0,0,0,0">
-              <w:txbxContent>
-                <w:p>
-                  <w:pPr>
-                    <w:jc w:val="left"/>
-                    <w:spacing w:before="0" w:after="0" w:line="240" w:lineRule="auto"/>
-                  </w:pPr>
-                  <w:r>
-                    <w:rPr>
-                      <w:rFonts w:ascii="Noto Sans Ethiopic" w:hAnsi="Noto Sans Ethiopic" w:cs="Noto Sans Ethiopic" w:eastAsia="Noto Sans Ethiopic"/>
-                      <w:sz w:val="18"/>
-                      <w:szCs w:val="18"/>
-                      <w:b w:val="false"/>
-                      <w:u w:val="none"/>
-                    </w:rPr>
-                    <w:t xml:space="preserve">________________</w:t>
-                  </w:r>
-                </w:p>
-              </w:txbxContent>
-            </v:textbox>
-          </v:shape>
-        </w:pict>
-      </w:r>
-      <w:r>
-        <w:pict>
-          <v:shapetype id="_x0000_t202_s92573" coordsize="21600,21600" o:spt="202" path="m,l,21600r21600,l21600,xe">
-            <v:stroke joinstyle="miter"/>
-            <v:path gradientshapeok="t" o:connecttype="rect"/>
-          </v:shapetype>
-          <v:shape id="shape_92573" type="#_x0000_t202_s92573" style="position:absolute;margin-left:544.2518635170603px;margin-top:465.42173228346456px;width:37.79527559055118px;height:18.89763779527559px;z-index:251660288;mso-position-horizontal-absolute:no;mso-position-vertical-absolute:no" filled="f" stroked="f" o:allowincell="f">
-            <v:textbox style="mso-fit-shape-to-t:f" inset="0,0,0,0">
-              <w:txbxContent>
-                <w:p>
-                  <w:pPr>
-                    <w:jc w:val="center"/>
-                    <w:spacing w:before="0" w:after="0" w:line="240" w:lineRule="auto"/>
-                  </w:pPr>
-                  <w:r>
-                    <w:rPr>
-                      <w:rFonts w:ascii="Noto Sans Ethiopic" w:hAnsi="Noto Sans Ethiopic" w:cs="Noto Sans Ethiopic" w:eastAsia="Noto Sans Ethiopic"/>
-                      <w:sz w:val="18"/>
-                      <w:szCs w:val="18"/>
-                      <w:b w:val="false"/>
-                      <w:u w:val="none"/>
-                    </w:rPr>
-                    <w:t xml:space="preserve">5</w:t>
-                  </w:r>
-                </w:p>
-              </w:txbxContent>
-            </v:textbox>
-          </v:shape>
-        </w:pict>
-      </w:r>
-      <w:r>
-        <w:pict>
-          <v:shapetype id="_x0000_t202_s36518" coordsize="21600,21600" o:spt="202" path="m,l,21600r21600,l21600,xe">
-            <v:stroke joinstyle="miter"/>
-            <v:path gradientshapeok="t" o:connecttype="rect"/>
-          </v:shapetype>
-          <v:shape id="shape_36518" type="#_x0000_t202_s36518" style="position:absolute;margin-left:582.0471391076115px;margin-top:465.42173228346456px;width:128.50393700787401px;height:18.89763779527559px;z-index:251660288;mso-position-horizontal-absolute:no;mso-position-vertical-absolute:no" filled="f" stroked="f" o:allowincell="f">
-            <v:textbox style="mso-fit-shape-to-t:f" inset="0,0,0,0">
-              <w:txbxContent>
-                <w:p>
-                  <w:pPr>
-                    <w:jc w:val="left"/>
-                    <w:spacing w:before="0" w:after="0" w:line="240" w:lineRule="auto"/>
-                  </w:pPr>
-                  <w:r>
-                    <w:rPr>
-                      <w:rFonts w:ascii="Noto Sans Ethiopic" w:hAnsi="Noto Sans Ethiopic" w:cs="Noto Sans Ethiopic" w:eastAsia="Noto Sans Ethiopic"/>
-                      <w:sz w:val="18"/>
-                      <w:szCs w:val="18"/>
-                      <w:b w:val="false"/>
-                      <w:u w:val="none"/>
-                    </w:rPr>
-                    <w:t xml:space="preserve">__________________________</w:t>
-                  </w:r>
-                </w:p>
-              </w:txbxContent>
-            </v:textbox>
-          </v:shape>
-        </w:pict>
-      </w:r>
-      <w:r>
-        <w:pict>
-          <v:shapetype id="_x0000_t202_s75461" coordsize="21600,21600" o:spt="202" path="m,l,21600r21600,l21600,xe">
-            <v:stroke joinstyle="miter"/>
-            <v:path gradientshapeok="t" o:connecttype="rect"/>
-          </v:shapetype>
-          <v:shape id="shape_75461" type="#_x0000_t202_s75461" style="position:absolute;margin-left:710.5510761154856px;margin-top:465.42173228346456px;width:113.3857217847769px;height:18.89763779527559px;z-index:251660288;mso-position-horizontal-absolute:no;mso-position-vertical-absolute:no" filled="f" stroked="f" o:allowincell="f">
-            <v:textbox style="mso-fit-shape-to-t:f" inset="0,0,0,0">
-              <w:txbxContent>
-                <w:p>
-                  <w:pPr>
-                    <w:jc w:val="left"/>
-                    <w:spacing w:before="0" w:after="0" w:line="240" w:lineRule="auto"/>
-                  </w:pPr>
-                  <w:r>
-                    <w:rPr>
-                      <w:rFonts w:ascii="Noto Sans Ethiopic" w:hAnsi="Noto Sans Ethiopic" w:cs="Noto Sans Ethiopic" w:eastAsia="Noto Sans Ethiopic"/>
-                      <w:sz w:val="18"/>
-                      <w:szCs w:val="18"/>
-                      <w:b w:val="false"/>
-                      <w:u w:val="none"/>
-                    </w:rPr>
-                    <w:t xml:space="preserve">________________</w:t>
-                  </w:r>
-                </w:p>
-              </w:txbxContent>
-            </v:textbox>
-          </v:shape>
-        </w:pict>
-      </w:r>
-      <w:r>
-        <w:pict>
-          <v:shapetype id="_x0000_t202_s92573" coordsize="21600,21600" o:spt="202" path="m,l,21600r21600,l21600,xe">
-            <v:stroke joinstyle="miter"/>
-            <v:path gradientshapeok="t" o:connecttype="rect"/>
-          </v:shapetype>
-          <v:shape id="shape_92573" type="#_x0000_t202_s92573" style="position:absolute;margin-left:823.9369028871391px;margin-top:465.42173228346456px;width:37.79527559055118px;height:18.89763779527559px;z-index:251660288;mso-position-horizontal-absolute:no;mso-position-vertical-absolute:no" filled="f" stroked="f" o:allowincell="f">
-            <v:textbox style="mso-fit-shape-to-t:f" inset="0,0,0,0">
-              <w:txbxContent>
-                <w:p>
-                  <w:pPr>
-                    <w:jc w:val="center"/>
-                    <w:spacing w:before="0" w:after="0" w:line="240" w:lineRule="auto"/>
-                  </w:pPr>
-                  <w:r>
-                    <w:rPr>
-                      <w:rFonts w:ascii="Noto Sans Ethiopic" w:hAnsi="Noto Sans Ethiopic" w:cs="Noto Sans Ethiopic" w:eastAsia="Noto Sans Ethiopic"/>
-                      <w:sz w:val="18"/>
-                      <w:szCs w:val="18"/>
-                      <w:b w:val="false"/>
-                      <w:u w:val="none"/>
-                    </w:rPr>
-                    <w:t xml:space="preserve">5</w:t>
-                  </w:r>
-                </w:p>
-              </w:txbxContent>
-            </v:textbox>
-          </v:shape>
-        </w:pict>
-      </w:r>
-      <w:r>
-        <w:pict>
-          <v:shapetype id="_x0000_t202_s36518" coordsize="21600,21600" o:spt="202" path="m,l,21600r21600,l21600,xe">
-            <v:stroke joinstyle="miter"/>
-            <v:path gradientshapeok="t" o:connecttype="rect"/>
-          </v:shapetype>
-          <v:shape id="shape_36518" type="#_x0000_t202_s36518" style="position:absolute;margin-left:861.7321784776902px;margin-top:465.42173228346456px;width:128.50393700787401px;height:18.89763779527559px;z-index:251660288;mso-position-horizontal-absolute:no;mso-position-vertical-absolute:no" filled="f" stroked="f" o:allowincell="f">
-            <v:textbox style="mso-fit-shape-to-t:f" inset="0,0,0,0">
-              <w:txbxContent>
-                <w:p>
-                  <w:pPr>
-                    <w:jc w:val="left"/>
-                    <w:spacing w:before="0" w:after="0" w:line="240" w:lineRule="auto"/>
-                  </w:pPr>
-                  <w:r>
-                    <w:rPr>
-                      <w:rFonts w:ascii="Noto Sans Ethiopic" w:hAnsi="Noto Sans Ethiopic" w:cs="Noto Sans Ethiopic" w:eastAsia="Noto Sans Ethiopic"/>
-                      <w:sz w:val="18"/>
-                      <w:szCs w:val="18"/>
-                      <w:b w:val="false"/>
-                      <w:u w:val="none"/>
-                    </w:rPr>
-                    <w:t xml:space="preserve">__________________________</w:t>
-                  </w:r>
-                </w:p>
-              </w:txbxContent>
-            </v:textbox>
-          </v:shape>
-        </w:pict>
-      </w:r>
-      <w:r>
-        <w:pict>
-          <v:shapetype id="_x0000_t202_s75461" coordsize="21600,21600" o:spt="202" path="m,l,21600r21600,l21600,xe">
-            <v:stroke joinstyle="miter"/>
-            <v:path gradientshapeok="t" o:connecttype="rect"/>
-          </v:shapetype>
-          <v:shape id="shape_75461" type="#_x0000_t202_s75461" style="position:absolute;margin-left:990.2361154855643px;margin-top:465.42173228346456px;width:113.3857217847769px;height:18.89763779527559px;z-index:251660288;mso-position-horizontal-absolute:no;mso-position-vertical-absolute:no" filled="f" stroked="f" o:allowincell="f">
-            <v:textbox style="mso-fit-shape-to-t:f" inset="0,0,0,0">
-              <w:txbxContent>
-                <w:p>
-                  <w:pPr>
-                    <w:jc w:val="left"/>
-                    <w:spacing w:before="0" w:after="0" w:line="240" w:lineRule="auto"/>
-                  </w:pPr>
-                  <w:r>
-                    <w:rPr>
-                      <w:rFonts w:ascii="Noto Sans Ethiopic" w:hAnsi="Noto Sans Ethiopic" w:cs="Noto Sans Ethiopic" w:eastAsia="Noto Sans Ethiopic"/>
-                      <w:sz w:val="18"/>
-                      <w:szCs w:val="18"/>
-                      <w:b w:val="false"/>
-                      <w:u w:val="none"/>
-                    </w:rPr>
-                    <w:t xml:space="preserve">________________</w:t>
-                  </w:r>
-                </w:p>
-              </w:txbxContent>
-            </v:textbox>
-          </v:shape>
-        </w:pict>
-      </w:r>
-      <w:r>
-        <w:pict>
-          <v:shapetype id="_x0000_t202_s68608" coordsize="21600,21600" o:spt="202" path="m,l,21600r21600,l21600,xe">
-            <v:stroke joinstyle="miter"/>
-            <v:path gradientshapeok="t" o:connecttype="rect"/>
-          </v:shapetype>
-          <v:shape id="shape_68608" type="#_x0000_t202_s68608" style="position:absolute;margin-left:264.56692913385825px;margin-top:530.753595800525px;width:37.79527559055118px;height:18.89763779527559px;z-index:251660288;mso-position-horizontal-absolute:no;mso-position-vertical-absolute:no" filled="f" stroked="f" o:allowincell="f">
-            <v:textbox style="mso-fit-shape-to-t:f" inset="0,0,0,0">
-              <w:txbxContent>
-                <w:p>
-                  <w:pPr>
-                    <w:jc w:val="center"/>
-                    <w:spacing w:before="0" w:after="0" w:line="240" w:lineRule="auto"/>
-                  </w:pPr>
-                  <w:r>
-                    <w:rPr>
-                      <w:rFonts w:ascii="Noto Sans Ethiopic" w:hAnsi="Noto Sans Ethiopic" w:cs="Noto Sans Ethiopic" w:eastAsia="Noto Sans Ethiopic"/>
-                      <w:sz w:val="18"/>
-                      <w:szCs w:val="18"/>
-                      <w:b w:val="false"/>
-                      <w:u w:val="none"/>
-                    </w:rPr>
-                    <w:t xml:space="preserve">6</w:t>
-                  </w:r>
-                </w:p>
-              </w:txbxContent>
-            </v:textbox>
-          </v:shape>
-        </w:pict>
-      </w:r>
-      <w:r>
-        <w:pict>
-          <v:shapetype id="_x0000_t202_s36518" coordsize="21600,21600" o:spt="202" path="m,l,21600r21600,l21600,xe">
-            <v:stroke joinstyle="miter"/>
-            <v:path gradientshapeok="t" o:connecttype="rect"/>
-          </v:shapetype>
-          <v:shape id="shape_36518" type="#_x0000_t202_s36518" style="position:absolute;margin-left:302.3622047244094px;margin-top:530.753595800525px;width:128.50393700787401px;height:18.89763779527559px;z-index:251660288;mso-position-horizontal-absolute:no;mso-position-vertical-absolute:no" filled="f" stroked="f" o:allowincell="f">
-            <v:textbox style="mso-fit-shape-to-t:f" inset="0,0,0,0">
-              <w:txbxContent>
-                <w:p>
-                  <w:pPr>
-                    <w:jc w:val="left"/>
-                    <w:spacing w:before="0" w:after="0" w:line="240" w:lineRule="auto"/>
-                  </w:pPr>
-                  <w:r>
-                    <w:rPr>
-                      <w:rFonts w:ascii="Noto Sans Ethiopic" w:hAnsi="Noto Sans Ethiopic" w:cs="Noto Sans Ethiopic" w:eastAsia="Noto Sans Ethiopic"/>
-                      <w:sz w:val="18"/>
-                      <w:szCs w:val="18"/>
-                      <w:b w:val="false"/>
-                      <w:u w:val="none"/>
-                    </w:rPr>
-                    <w:t xml:space="preserve">__________________________</w:t>
-                  </w:r>
-                </w:p>
-              </w:txbxContent>
-            </v:textbox>
-          </v:shape>
-        </w:pict>
-      </w:r>
-      <w:r>
-        <w:pict>
-          <v:shapetype id="_x0000_t202_s75461" coordsize="21600,21600" o:spt="202" path="m,l,21600r21600,l21600,xe">
-            <v:stroke joinstyle="miter"/>
-            <v:path gradientshapeok="t" o:connecttype="rect"/>
-          </v:shapetype>
-          <v:shape id="shape_75461" type="#_x0000_t202_s75461" style="position:absolute;margin-left:430.86614173228344px;margin-top:530.753595800525px;width:113.3857217847769px;height:18.89763779527559px;z-index:251660288;mso-position-horizontal-absolute:no;mso-position-vertical-absolute:no" filled="f" stroked="f" o:allowincell="f">
-            <v:textbox style="mso-fit-shape-to-t:f" inset="0,0,0,0">
-              <w:txbxContent>
-                <w:p>
-                  <w:pPr>
-                    <w:jc w:val="left"/>
-                    <w:spacing w:before="0" w:after="0" w:line="240" w:lineRule="auto"/>
-                  </w:pPr>
-                  <w:r>
-                    <w:rPr>
-                      <w:rFonts w:ascii="Noto Sans Ethiopic" w:hAnsi="Noto Sans Ethiopic" w:cs="Noto Sans Ethiopic" w:eastAsia="Noto Sans Ethiopic"/>
-                      <w:sz w:val="18"/>
-                      <w:szCs w:val="18"/>
-                      <w:b w:val="false"/>
-                      <w:u w:val="none"/>
-                    </w:rPr>
-                    <w:t xml:space="preserve">________________</w:t>
-                  </w:r>
-                </w:p>
-              </w:txbxContent>
-            </v:textbox>
-          </v:shape>
-        </w:pict>
-      </w:r>
-      <w:r>
-        <w:pict>
-          <v:shapetype id="_x0000_t202_s68608" coordsize="21600,21600" o:spt="202" path="m,l,21600r21600,l21600,xe">
-            <v:stroke joinstyle="miter"/>
-            <v:path gradientshapeok="t" o:connecttype="rect"/>
-          </v:shapetype>
-          <v:shape id="shape_68608" type="#_x0000_t202_s68608" style="position:absolute;margin-left:544.2518635170603px;margin-top:530.753595800525px;width:37.79527559055118px;height:18.89763779527559px;z-index:251660288;mso-position-horizontal-absolute:no;mso-position-vertical-absolute:no" filled="f" stroked="f" o:allowincell="f">
-            <v:textbox style="mso-fit-shape-to-t:f" inset="0,0,0,0">
-              <w:txbxContent>
-                <w:p>
-                  <w:pPr>
-                    <w:jc w:val="center"/>
-                    <w:spacing w:before="0" w:after="0" w:line="240" w:lineRule="auto"/>
-                  </w:pPr>
-                  <w:r>
-                    <w:rPr>
-                      <w:rFonts w:ascii="Noto Sans Ethiopic" w:hAnsi="Noto Sans Ethiopic" w:cs="Noto Sans Ethiopic" w:eastAsia="Noto Sans Ethiopic"/>
-                      <w:sz w:val="18"/>
-                      <w:szCs w:val="18"/>
-                      <w:b w:val="false"/>
-                      <w:u w:val="none"/>
-                    </w:rPr>
-                    <w:t xml:space="preserve">6</w:t>
-                  </w:r>
-                </w:p>
-              </w:txbxContent>
-            </v:textbox>
-          </v:shape>
-        </w:pict>
-      </w:r>
-      <w:r>
-        <w:pict>
-          <v:shapetype id="_x0000_t202_s36518" coordsize="21600,21600" o:spt="202" path="m,l,21600r21600,l21600,xe">
-            <v:stroke joinstyle="miter"/>
-            <v:path gradientshapeok="t" o:connecttype="rect"/>
-          </v:shapetype>
-          <v:shape id="shape_36518" type="#_x0000_t202_s36518" style="position:absolute;margin-left:582.0471391076115px;margin-top:530.753595800525px;width:128.50393700787401px;height:18.89763779527559px;z-index:251660288;mso-position-horizontal-absolute:no;mso-position-vertical-absolute:no" filled="f" stroked="f" o:allowincell="f">
-            <v:textbox style="mso-fit-shape-to-t:f" inset="0,0,0,0">
-              <w:txbxContent>
-                <w:p>
-                  <w:pPr>
-                    <w:jc w:val="left"/>
-                    <w:spacing w:before="0" w:after="0" w:line="240" w:lineRule="auto"/>
-                  </w:pPr>
-                  <w:r>
-                    <w:rPr>
-                      <w:rFonts w:ascii="Noto Sans Ethiopic" w:hAnsi="Noto Sans Ethiopic" w:cs="Noto Sans Ethiopic" w:eastAsia="Noto Sans Ethiopic"/>
-                      <w:sz w:val="18"/>
-                      <w:szCs w:val="18"/>
-                      <w:b w:val="false"/>
-                      <w:u w:val="none"/>
-                    </w:rPr>
-                    <w:t xml:space="preserve">__________________________</w:t>
-                  </w:r>
-                </w:p>
-              </w:txbxContent>
-            </v:textbox>
-          </v:shape>
-        </w:pict>
-      </w:r>
-      <w:r>
-        <w:pict>
-          <v:shapetype id="_x0000_t202_s75461" coordsize="21600,21600" o:spt="202" path="m,l,21600r21600,l21600,xe">
-            <v:stroke joinstyle="miter"/>
-            <v:path gradientshapeok="t" o:connecttype="rect"/>
-          </v:shapetype>
-          <v:shape id="shape_75461" type="#_x0000_t202_s75461" style="position:absolute;margin-left:710.5510761154856px;margin-top:530.753595800525px;width:113.3857217847769px;height:18.89763779527559px;z-index:251660288;mso-position-horizontal-absolute:no;mso-position-vertical-absolute:no" filled="f" stroked="f" o:allowincell="f">
-            <v:textbox style="mso-fit-shape-to-t:f" inset="0,0,0,0">
-              <w:txbxContent>
-                <w:p>
-                  <w:pPr>
-                    <w:jc w:val="left"/>
-                    <w:spacing w:before="0" w:after="0" w:line="240" w:lineRule="auto"/>
-                  </w:pPr>
-                  <w:r>
-                    <w:rPr>
-                      <w:rFonts w:ascii="Noto Sans Ethiopic" w:hAnsi="Noto Sans Ethiopic" w:cs="Noto Sans Ethiopic" w:eastAsia="Noto Sans Ethiopic"/>
-                      <w:sz w:val="18"/>
-                      <w:szCs w:val="18"/>
-                      <w:b w:val="false"/>
-                      <w:u w:val="none"/>
-                    </w:rPr>
-                    <w:t xml:space="preserve">________________</w:t>
-                  </w:r>
-                </w:p>
-              </w:txbxContent>
-            </v:textbox>
-          </v:shape>
-        </w:pict>
-      </w:r>
-      <w:r>
-        <w:pict>
-          <v:shapetype id="_x0000_t202_s68608" coordsize="21600,21600" o:spt="202" path="m,l,21600r21600,l21600,xe">
-            <v:stroke joinstyle="miter"/>
-            <v:path gradientshapeok="t" o:connecttype="rect"/>
-          </v:shapetype>
-          <v:shape id="shape_68608" type="#_x0000_t202_s68608" style="position:absolute;margin-left:823.9369028871391px;margin-top:530.753595800525px;width:37.79527559055118px;height:18.89763779527559px;z-index:251660288;mso-position-horizontal-absolute:no;mso-position-vertical-absolute:no" filled="f" stroked="f" o:allowincell="f">
-            <v:textbox style="mso-fit-shape-to-t:f" inset="0,0,0,0">
-              <w:txbxContent>
-                <w:p>
-                  <w:pPr>
-                    <w:jc w:val="center"/>
-                    <w:spacing w:before="0" w:after="0" w:line="240" w:lineRule="auto"/>
-                  </w:pPr>
-                  <w:r>
-                    <w:rPr>
-                      <w:rFonts w:ascii="Noto Sans Ethiopic" w:hAnsi="Noto Sans Ethiopic" w:cs="Noto Sans Ethiopic" w:eastAsia="Noto Sans Ethiopic"/>
-                      <w:sz w:val="18"/>
-                      <w:szCs w:val="18"/>
-                      <w:b w:val="false"/>
-                      <w:u w:val="none"/>
-                    </w:rPr>
-                    <w:t xml:space="preserve">6</w:t>
-                  </w:r>
-                </w:p>
-              </w:txbxContent>
-            </v:textbox>
-          </v:shape>
-        </w:pict>
-      </w:r>
-      <w:r>
-        <w:pict>
-          <v:shapetype id="_x0000_t202_s36518" coordsize="21600,21600" o:spt="202" path="m,l,21600r21600,l21600,xe">
-            <v:stroke joinstyle="miter"/>
-            <v:path gradientshapeok="t" o:connecttype="rect"/>
-          </v:shapetype>
-          <v:shape id="shape_36518" type="#_x0000_t202_s36518" style="position:absolute;margin-left:861.7321784776902px;margin-top:530.753595800525px;width:128.50393700787401px;height:18.89763779527559px;z-index:251660288;mso-position-horizontal-absolute:no;mso-position-vertical-absolute:no" filled="f" stroked="f" o:allowincell="f">
-            <v:textbox style="mso-fit-shape-to-t:f" inset="0,0,0,0">
-              <w:txbxContent>
-                <w:p>
-                  <w:pPr>
-                    <w:jc w:val="left"/>
-                    <w:spacing w:before="0" w:after="0" w:line="240" w:lineRule="auto"/>
-                  </w:pPr>
-                  <w:r>
-                    <w:rPr>
-                      <w:rFonts w:ascii="Noto Sans Ethiopic" w:hAnsi="Noto Sans Ethiopic" w:cs="Noto Sans Ethiopic" w:eastAsia="Noto Sans Ethiopic"/>
-                      <w:sz w:val="18"/>
-                      <w:szCs w:val="18"/>
-                      <w:b w:val="false"/>
-                      <w:u w:val="none"/>
-                    </w:rPr>
-                    <w:t xml:space="preserve">__________________________</w:t>
-                  </w:r>
-                </w:p>
-              </w:txbxContent>
-            </v:textbox>
-          </v:shape>
-        </w:pict>
-      </w:r>
-      <w:r>
-        <w:pict>
-          <v:shapetype id="_x0000_t202_s75461" coordsize="21600,21600" o:spt="202" path="m,l,21600r21600,l21600,xe">
-            <v:stroke joinstyle="miter"/>
-            <v:path gradientshapeok="t" o:connecttype="rect"/>
-          </v:shapetype>
-          <v:shape id="shape_75461" type="#_x0000_t202_s75461" style="position:absolute;margin-left:990.2361154855643px;margin-top:530.753595800525px;width:113.3857217847769px;height:18.89763779527559px;z-index:251660288;mso-position-horizontal-absolute:no;mso-position-vertical-absolute:no" filled="f" stroked="f" o:allowincell="f">
-            <v:textbox style="mso-fit-shape-to-t:f" inset="0,0,0,0">
-              <w:txbxContent>
-                <w:p>
-                  <w:pPr>
-                    <w:jc w:val="left"/>
-                    <w:spacing w:before="0" w:after="0" w:line="240" w:lineRule="auto"/>
-                  </w:pPr>
-                  <w:r>
-                    <w:rPr>
-                      <w:rFonts w:ascii="Noto Sans Ethiopic" w:hAnsi="Noto Sans Ethiopic" w:cs="Noto Sans Ethiopic" w:eastAsia="Noto Sans Ethiopic"/>
-                      <w:sz w:val="18"/>
-                      <w:szCs w:val="18"/>
-                      <w:b w:val="false"/>
-                      <w:u w:val="none"/>
-                    </w:rPr>
-                    <w:t xml:space="preserve">________________</w:t>
-                  </w:r>
-                </w:p>
-              </w:txbxContent>
-            </v:textbox>
-          </v:shape>
-        </w:pict>
-      </w:r>
-      <w:r>
-        <w:pict>
-          <v:shapetype id="_x0000_t202_s17355" coordsize="21600,21600" o:spt="202" path="m,l,21600r21600,l21600,xe">
-            <v:stroke joinstyle="miter"/>
-            <v:path gradientshapeok="t" o:connecttype="rect"/>
-          </v:shapetype>
-          <v:shape id="shape_17355" type="#_x0000_t202_s17355" style="position:absolute;margin-left:264.56692913385825px;margin-top:596.0854593175853px;width:37.79527559055118px;height:18.89763779527559px;z-index:251660288;mso-position-horizontal-absolute:no;mso-position-vertical-absolute:no" filled="f" stroked="f" o:allowincell="f">
-            <v:textbox style="mso-fit-shape-to-t:f" inset="0,0,0,0">
-              <w:txbxContent>
-                <w:p>
-                  <w:pPr>
-                    <w:jc w:val="center"/>
-                    <w:spacing w:before="0" w:after="0" w:line="240" w:lineRule="auto"/>
-                  </w:pPr>
-                  <w:r>
-                    <w:rPr>
-                      <w:rFonts w:ascii="Noto Sans Ethiopic" w:hAnsi="Noto Sans Ethiopic" w:cs="Noto Sans Ethiopic" w:eastAsia="Noto Sans Ethiopic"/>
-                      <w:sz w:val="18"/>
-                      <w:szCs w:val="18"/>
-                      <w:b w:val="false"/>
-                      <w:u w:val="none"/>
-                    </w:rPr>
-                    <w:t xml:space="preserve">7</w:t>
-                  </w:r>
-                </w:p>
-              </w:txbxContent>
-            </v:textbox>
-          </v:shape>
-        </w:pict>
-      </w:r>
-      <w:r>
-        <w:pict>
-          <v:shapetype id="_x0000_t202_s36518" coordsize="21600,21600" o:spt="202" path="m,l,21600r21600,l21600,xe">
-            <v:stroke joinstyle="miter"/>
-            <v:path gradientshapeok="t" o:connecttype="rect"/>
-          </v:shapetype>
-          <v:shape id="shape_36518" type="#_x0000_t202_s36518" style="position:absolute;margin-left:302.3622047244094px;margin-top:596.0854593175853px;width:128.50393700787401px;height:18.89763779527559px;z-index:251660288;mso-position-horizontal-absolute:no;mso-position-vertical-absolute:no" filled="f" stroked="f" o:allowincell="f">
-            <v:textbox style="mso-fit-shape-to-t:f" inset="0,0,0,0">
-              <w:txbxContent>
-                <w:p>
-                  <w:pPr>
-                    <w:jc w:val="left"/>
-                    <w:spacing w:before="0" w:after="0" w:line="240" w:lineRule="auto"/>
-                  </w:pPr>
-                  <w:r>
-                    <w:rPr>
-                      <w:rFonts w:ascii="Noto Sans Ethiopic" w:hAnsi="Noto Sans Ethiopic" w:cs="Noto Sans Ethiopic" w:eastAsia="Noto Sans Ethiopic"/>
-                      <w:sz w:val="18"/>
-                      <w:szCs w:val="18"/>
-                      <w:b w:val="false"/>
-                      <w:u w:val="none"/>
-                    </w:rPr>
-                    <w:t xml:space="preserve">__________________________</w:t>
-                  </w:r>
-                </w:p>
-              </w:txbxContent>
-            </v:textbox>
-          </v:shape>
-        </w:pict>
-      </w:r>
-      <w:r>
-        <w:pict>
-          <v:shapetype id="_x0000_t202_s75461" coordsize="21600,21600" o:spt="202" path="m,l,21600r21600,l21600,xe">
-            <v:stroke joinstyle="miter"/>
-            <v:path gradientshapeok="t" o:connecttype="rect"/>
-          </v:shapetype>
-          <v:shape id="shape_75461" type="#_x0000_t202_s75461" style="position:absolute;margin-left:430.86614173228344px;margin-top:596.0854593175853px;width:113.3857217847769px;height:18.89763779527559px;z-index:251660288;mso-position-horizontal-absolute:no;mso-position-vertical-absolute:no" filled="f" stroked="f" o:allowincell="f">
-            <v:textbox style="mso-fit-shape-to-t:f" inset="0,0,0,0">
-              <w:txbxContent>
-                <w:p>
-                  <w:pPr>
-                    <w:jc w:val="left"/>
-                    <w:spacing w:before="0" w:after="0" w:line="240" w:lineRule="auto"/>
-                  </w:pPr>
-                  <w:r>
-                    <w:rPr>
-                      <w:rFonts w:ascii="Noto Sans Ethiopic" w:hAnsi="Noto Sans Ethiopic" w:cs="Noto Sans Ethiopic" w:eastAsia="Noto Sans Ethiopic"/>
-                      <w:sz w:val="18"/>
-                      <w:szCs w:val="18"/>
-                      <w:b w:val="false"/>
-                      <w:u w:val="none"/>
-                    </w:rPr>
-                    <w:t xml:space="preserve">________________</w:t>
-                  </w:r>
-                </w:p>
-              </w:txbxContent>
-            </v:textbox>
-          </v:shape>
-        </w:pict>
-      </w:r>
-      <w:r>
-        <w:pict>
-          <v:shapetype id="_x0000_t202_s17355" coordsize="21600,21600" o:spt="202" path="m,l,21600r21600,l21600,xe">
-            <v:stroke joinstyle="miter"/>
-            <v:path gradientshapeok="t" o:connecttype="rect"/>
-          </v:shapetype>
-          <v:shape id="shape_17355" type="#_x0000_t202_s17355" style="position:absolute;margin-left:544.2518635170603px;margin-top:596.0854593175853px;width:37.79527559055118px;height:18.89763779527559px;z-index:251660288;mso-position-horizontal-absolute:no;mso-position-vertical-absolute:no" filled="f" stroked="f" o:allowincell="f">
-            <v:textbox style="mso-fit-shape-to-t:f" inset="0,0,0,0">
-              <w:txbxContent>
-                <w:p>
-                  <w:pPr>
-                    <w:jc w:val="center"/>
-                    <w:spacing w:before="0" w:after="0" w:line="240" w:lineRule="auto"/>
-                  </w:pPr>
-                  <w:r>
-                    <w:rPr>
-                      <w:rFonts w:ascii="Noto Sans Ethiopic" w:hAnsi="Noto Sans Ethiopic" w:cs="Noto Sans Ethiopic" w:eastAsia="Noto Sans Ethiopic"/>
-                      <w:sz w:val="18"/>
-                      <w:szCs w:val="18"/>
-                      <w:b w:val="false"/>
-                      <w:u w:val="none"/>
-                    </w:rPr>
-                    <w:t xml:space="preserve">7</w:t>
-                  </w:r>
-                </w:p>
-              </w:txbxContent>
-            </v:textbox>
-          </v:shape>
-        </w:pict>
-      </w:r>
-      <w:r>
-        <w:pict>
-          <v:shapetype id="_x0000_t202_s36518" coordsize="21600,21600" o:spt="202" path="m,l,21600r21600,l21600,xe">
-            <v:stroke joinstyle="miter"/>
-            <v:path gradientshapeok="t" o:connecttype="rect"/>
-          </v:shapetype>
-          <v:shape id="shape_36518" type="#_x0000_t202_s36518" style="position:absolute;margin-left:582.0471391076115px;margin-top:596.0854593175853px;width:128.50393700787401px;height:18.89763779527559px;z-index:251660288;mso-position-horizontal-absolute:no;mso-position-vertical-absolute:no" filled="f" stroked="f" o:allowincell="f">
-            <v:textbox style="mso-fit-shape-to-t:f" inset="0,0,0,0">
-              <w:txbxContent>
-                <w:p>
-                  <w:pPr>
-                    <w:jc w:val="left"/>
-                    <w:spacing w:before="0" w:after="0" w:line="240" w:lineRule="auto"/>
-                  </w:pPr>
-                  <w:r>
-                    <w:rPr>
-                      <w:rFonts w:ascii="Noto Sans Ethiopic" w:hAnsi="Noto Sans Ethiopic" w:cs="Noto Sans Ethiopic" w:eastAsia="Noto Sans Ethiopic"/>
-                      <w:sz w:val="18"/>
-                      <w:szCs w:val="18"/>
-                      <w:b w:val="false"/>
-                      <w:u w:val="none"/>
-                    </w:rPr>
-                    <w:t xml:space="preserve">__________________________</w:t>
-                  </w:r>
-                </w:p>
-              </w:txbxContent>
-            </v:textbox>
-          </v:shape>
-        </w:pict>
-      </w:r>
-      <w:r>
-        <w:pict>
-          <v:shapetype id="_x0000_t202_s75461" coordsize="21600,21600" o:spt="202" path="m,l,21600r21600,l21600,xe">
-            <v:stroke joinstyle="miter"/>
-            <v:path gradientshapeok="t" o:connecttype="rect"/>
-          </v:shapetype>
-          <v:shape id="shape_75461" type="#_x0000_t202_s75461" style="position:absolute;margin-left:710.5510761154856px;margin-top:596.0854593175853px;width:113.3857217847769px;height:18.89763779527559px;z-index:251660288;mso-position-horizontal-absolute:no;mso-position-vertical-absolute:no" filled="f" stroked="f" o:allowincell="f">
-            <v:textbox style="mso-fit-shape-to-t:f" inset="0,0,0,0">
-              <w:txbxContent>
-                <w:p>
-                  <w:pPr>
-                    <w:jc w:val="left"/>
-                    <w:spacing w:before="0" w:after="0" w:line="240" w:lineRule="auto"/>
-                  </w:pPr>
-                  <w:r>
-                    <w:rPr>
-                      <w:rFonts w:ascii="Noto Sans Ethiopic" w:hAnsi="Noto Sans Ethiopic" w:cs="Noto Sans Ethiopic" w:eastAsia="Noto Sans Ethiopic"/>
-                      <w:sz w:val="18"/>
-                      <w:szCs w:val="18"/>
-                      <w:b w:val="false"/>
-                      <w:u w:val="none"/>
-                    </w:rPr>
-                    <w:t xml:space="preserve">________________</w:t>
-                  </w:r>
-                </w:p>
-              </w:txbxContent>
-            </v:textbox>
-          </v:shape>
-        </w:pict>
-      </w:r>
-      <w:r>
-        <w:pict>
-          <v:shapetype id="_x0000_t202_s17355" coordsize="21600,21600" o:spt="202" path="m,l,21600r21600,l21600,xe">
-            <v:stroke joinstyle="miter"/>
-            <v:path gradientshapeok="t" o:connecttype="rect"/>
-          </v:shapetype>
-          <v:shape id="shape_17355" type="#_x0000_t202_s17355" style="position:absolute;margin-left:823.9369028871391px;margin-top:596.0854593175853px;width:37.79527559055118px;height:18.89763779527559px;z-index:251660288;mso-position-horizontal-absolute:no;mso-position-vertical-absolute:no" filled="f" stroked="f" o:allowincell="f">
-            <v:textbox style="mso-fit-shape-to-t:f" inset="0,0,0,0">
-              <w:txbxContent>
-                <w:p>
-                  <w:pPr>
-                    <w:jc w:val="center"/>
-                    <w:spacing w:before="0" w:after="0" w:line="240" w:lineRule="auto"/>
-                  </w:pPr>
-                  <w:r>
-                    <w:rPr>
-                      <w:rFonts w:ascii="Noto Sans Ethiopic" w:hAnsi="Noto Sans Ethiopic" w:cs="Noto Sans Ethiopic" w:eastAsia="Noto Sans Ethiopic"/>
-                      <w:sz w:val="18"/>
-                      <w:szCs w:val="18"/>
-                      <w:b w:val="false"/>
-                      <w:u w:val="none"/>
-                    </w:rPr>
-                    <w:t xml:space="preserve">7</w:t>
-                  </w:r>
-                </w:p>
-              </w:txbxContent>
-            </v:textbox>
-          </v:shape>
-        </w:pict>
-      </w:r>
-      <w:r>
-        <w:pict>
-          <v:shapetype id="_x0000_t202_s36518" coordsize="21600,21600" o:spt="202" path="m,l,21600r21600,l21600,xe">
-            <v:stroke joinstyle="miter"/>
-            <v:path gradientshapeok="t" o:connecttype="rect"/>
-          </v:shapetype>
-          <v:shape id="shape_36518" type="#_x0000_t202_s36518" style="position:absolute;margin-left:861.7321784776902px;margin-top:596.0854593175853px;width:128.50393700787401px;height:18.89763779527559px;z-index:251660288;mso-position-horizontal-absolute:no;mso-position-vertical-absolute:no" filled="f" stroked="f" o:allowincell="f">
-            <v:textbox style="mso-fit-shape-to-t:f" inset="0,0,0,0">
-              <w:txbxContent>
-                <w:p>
-                  <w:pPr>
-                    <w:jc w:val="left"/>
-                    <w:spacing w:before="0" w:after="0" w:line="240" w:lineRule="auto"/>
-                  </w:pPr>
-                  <w:r>
-                    <w:rPr>
-                      <w:rFonts w:ascii="Noto Sans Ethiopic" w:hAnsi="Noto Sans Ethiopic" w:cs="Noto Sans Ethiopic" w:eastAsia="Noto Sans Ethiopic"/>
-                      <w:sz w:val="18"/>
-                      <w:szCs w:val="18"/>
-                      <w:b w:val="false"/>
-                      <w:u w:val="none"/>
-                    </w:rPr>
-                    <w:t xml:space="preserve">__________________________</w:t>
-                  </w:r>
-                </w:p>
-              </w:txbxContent>
-            </v:textbox>
-          </v:shape>
-        </w:pict>
-      </w:r>
-      <w:r>
-        <w:pict>
-          <v:shapetype id="_x0000_t202_s75461" coordsize="21600,21600" o:spt="202" path="m,l,21600r21600,l21600,xe">
-            <v:stroke joinstyle="miter"/>
-            <v:path gradientshapeok="t" o:connecttype="rect"/>
-          </v:shapetype>
-          <v:shape id="shape_75461" type="#_x0000_t202_s75461" style="position:absolute;margin-left:990.2361154855643px;margin-top:596.0854593175853px;width:113.3857217847769px;height:18.89763779527559px;z-index:251660288;mso-position-horizontal-absolute:no;mso-position-vertical-absolute:no" filled="f" stroked="f" o:allowincell="f">
-            <v:textbox style="mso-fit-shape-to-t:f" inset="0,0,0,0">
-              <w:txbxContent>
-                <w:p>
-                  <w:pPr>
-                    <w:jc w:val="left"/>
-                    <w:spacing w:before="0" w:after="0" w:line="240" w:lineRule="auto"/>
-                  </w:pPr>
-                  <w:r>
-                    <w:rPr>
-                      <w:rFonts w:ascii="Noto Sans Ethiopic" w:hAnsi="Noto Sans Ethiopic" w:cs="Noto Sans Ethiopic" w:eastAsia="Noto Sans Ethiopic"/>
-                      <w:sz w:val="18"/>
-                      <w:szCs w:val="18"/>
-                      <w:b w:val="false"/>
-                      <w:u w:val="none"/>
-                    </w:rPr>
-                    <w:t xml:space="preserve">________________</w:t>
-                  </w:r>
-                </w:p>
-              </w:txbxContent>
-            </v:textbox>
-          </v:shape>
-        </w:pict>
-      </w:r>
-      <w:r>
-        <w:pict>
-          <v:shapetype id="_x0000_t202_s78839" coordsize="21600,21600" o:spt="202" path="m,l,21600r21600,l21600,xe">
-            <v:stroke joinstyle="miter"/>
-            <v:path gradientshapeok="t" o:connecttype="rect"/>
-          </v:shapetype>
-          <v:shape id="shape_78839" type="#_x0000_t202_s78839" style="position:absolute;margin-left:264.56692913385825px;margin-top:661.4173228346457px;width:37.79527559055118px;height:18.89763779527559px;z-index:251660288;mso-position-horizontal-absolute:no;mso-position-vertical-absolute:no" filled="f" stroked="f" o:allowincell="f">
-            <v:textbox style="mso-fit-shape-to-t:f" inset="0,0,0,0">
-              <w:txbxContent>
-                <w:p>
-                  <w:pPr>
-                    <w:jc w:val="center"/>
-                    <w:spacing w:before="0" w:after="0" w:line="240" w:lineRule="auto"/>
-                  </w:pPr>
-                  <w:r>
-                    <w:rPr>
-                      <w:rFonts w:ascii="Noto Sans Ethiopic" w:hAnsi="Noto Sans Ethiopic" w:cs="Noto Sans Ethiopic" w:eastAsia="Noto Sans Ethiopic"/>
-                      <w:sz w:val="18"/>
-                      <w:szCs w:val="18"/>
-                      <w:b w:val="false"/>
-                      <w:u w:val="none"/>
-                    </w:rPr>
-                    <w:t xml:space="preserve">8</w:t>
-                  </w:r>
-                </w:p>
-              </w:txbxContent>
-            </v:textbox>
-          </v:shape>
-        </w:pict>
-      </w:r>
-      <w:r>
-        <w:pict>
-          <v:shapetype id="_x0000_t202_s36518" coordsize="21600,21600" o:spt="202" path="m,l,21600r21600,l21600,xe">
-            <v:stroke joinstyle="miter"/>
-            <v:path gradientshapeok="t" o:connecttype="rect"/>
-          </v:shapetype>
-          <v:shape id="shape_36518" type="#_x0000_t202_s36518" style="position:absolute;margin-left:302.3622047244094px;margin-top:661.4173228346457px;width:128.50393700787401px;height:18.89763779527559px;z-index:251660288;mso-position-horizontal-absolute:no;mso-position-vertical-absolute:no" filled="f" stroked="f" o:allowincell="f">
-            <v:textbox style="mso-fit-shape-to-t:f" inset="0,0,0,0">
-              <w:txbxContent>
-                <w:p>
-                  <w:pPr>
-                    <w:jc w:val="left"/>
-                    <w:spacing w:before="0" w:after="0" w:line="240" w:lineRule="auto"/>
-                  </w:pPr>
-                  <w:r>
-                    <w:rPr>
-                      <w:rFonts w:ascii="Noto Sans Ethiopic" w:hAnsi="Noto Sans Ethiopic" w:cs="Noto Sans Ethiopic" w:eastAsia="Noto Sans Ethiopic"/>
-                      <w:sz w:val="18"/>
-                      <w:szCs w:val="18"/>
-                      <w:b w:val="false"/>
-                      <w:u w:val="none"/>
-                    </w:rPr>
-                    <w:t xml:space="preserve">__________________________</w:t>
-                  </w:r>
-                </w:p>
-              </w:txbxContent>
-            </v:textbox>
-          </v:shape>
-        </w:pict>
-      </w:r>
-      <w:r>
-        <w:pict>
-          <v:shapetype id="_x0000_t202_s75461" coordsize="21600,21600" o:spt="202" path="m,l,21600r21600,l21600,xe">
-            <v:stroke joinstyle="miter"/>
-            <v:path gradientshapeok="t" o:connecttype="rect"/>
-          </v:shapetype>
-          <v:shape id="shape_75461" type="#_x0000_t202_s75461" style="position:absolute;margin-left:430.86614173228344px;margin-top:661.4173228346457px;width:113.3857217847769px;height:18.89763779527559px;z-index:251660288;mso-position-horizontal-absolute:no;mso-position-vertical-absolute:no" filled="f" stroked="f" o:allowincell="f">
-            <v:textbox style="mso-fit-shape-to-t:f" inset="0,0,0,0">
-              <w:txbxContent>
-                <w:p>
-                  <w:pPr>
-                    <w:jc w:val="left"/>
-                    <w:spacing w:before="0" w:after="0" w:line="240" w:lineRule="auto"/>
-                  </w:pPr>
-                  <w:r>
-                    <w:rPr>
-                      <w:rFonts w:ascii="Noto Sans Ethiopic" w:hAnsi="Noto Sans Ethiopic" w:cs="Noto Sans Ethiopic" w:eastAsia="Noto Sans Ethiopic"/>
-                      <w:sz w:val="18"/>
-                      <w:szCs w:val="18"/>
-                      <w:b w:val="false"/>
-                      <w:u w:val="none"/>
-                    </w:rPr>
-                    <w:t xml:space="preserve">________________</w:t>
-                  </w:r>
-                </w:p>
-              </w:txbxContent>
-            </v:textbox>
-          </v:shape>
-        </w:pict>
-      </w:r>
-      <w:r>
-        <w:pict>
-          <v:shapetype id="_x0000_t202_s78839" coordsize="21600,21600" o:spt="202" path="m,l,21600r21600,l21600,xe">
-            <v:stroke joinstyle="miter"/>
-            <v:path gradientshapeok="t" o:connecttype="rect"/>
-          </v:shapetype>
-          <v:shape id="shape_78839" type="#_x0000_t202_s78839" style="position:absolute;margin-left:544.2518635170603px;margin-top:661.4173228346457px;width:37.79527559055118px;height:18.89763779527559px;z-index:251660288;mso-position-horizontal-absolute:no;mso-position-vertical-absolute:no" filled="f" stroked="f" o:allowincell="f">
-            <v:textbox style="mso-fit-shape-to-t:f" inset="0,0,0,0">
-              <w:txbxContent>
-                <w:p>
-                  <w:pPr>
-                    <w:jc w:val="center"/>
-                    <w:spacing w:before="0" w:after="0" w:line="240" w:lineRule="auto"/>
-                  </w:pPr>
-                  <w:r>
-                    <w:rPr>
-                      <w:rFonts w:ascii="Noto Sans Ethiopic" w:hAnsi="Noto Sans Ethiopic" w:cs="Noto Sans Ethiopic" w:eastAsia="Noto Sans Ethiopic"/>
-                      <w:sz w:val="18"/>
-                      <w:szCs w:val="18"/>
-                      <w:b w:val="false"/>
-                      <w:u w:val="none"/>
-                    </w:rPr>
-                    <w:t xml:space="preserve">8</w:t>
-                  </w:r>
-                </w:p>
-              </w:txbxContent>
-            </v:textbox>
-          </v:shape>
-        </w:pict>
-      </w:r>
-      <w:r>
-        <w:pict>
-          <v:shapetype id="_x0000_t202_s36518" coordsize="21600,21600" o:spt="202" path="m,l,21600r21600,l21600,xe">
-            <v:stroke joinstyle="miter"/>
-            <v:path gradientshapeok="t" o:connecttype="rect"/>
-          </v:shapetype>
-          <v:shape id="shape_36518" type="#_x0000_t202_s36518" style="position:absolute;margin-left:582.0471391076115px;margin-top:661.4173228346457px;width:128.50393700787401px;height:18.89763779527559px;z-index:251660288;mso-position-horizontal-absolute:no;mso-position-vertical-absolute:no" filled="f" stroked="f" o:allowincell="f">
-            <v:textbox style="mso-fit-shape-to-t:f" inset="0,0,0,0">
-              <w:txbxContent>
-                <w:p>
-                  <w:pPr>
-                    <w:jc w:val="left"/>
-                    <w:spacing w:before="0" w:after="0" w:line="240" w:lineRule="auto"/>
-                  </w:pPr>
-                  <w:r>
-                    <w:rPr>
-                      <w:rFonts w:ascii="Noto Sans Ethiopic" w:hAnsi="Noto Sans Ethiopic" w:cs="Noto Sans Ethiopic" w:eastAsia="Noto Sans Ethiopic"/>
-                      <w:sz w:val="18"/>
-                      <w:szCs w:val="18"/>
-                      <w:b w:val="false"/>
-                      <w:u w:val="none"/>
-                    </w:rPr>
-                    <w:t xml:space="preserve">__________________________</w:t>
-                  </w:r>
-                </w:p>
-              </w:txbxContent>
-            </v:textbox>
-          </v:shape>
-        </w:pict>
-      </w:r>
-      <w:r>
-        <w:pict>
-          <v:shapetype id="_x0000_t202_s75461" coordsize="21600,21600" o:spt="202" path="m,l,21600r21600,l21600,xe">
-            <v:stroke joinstyle="miter"/>
-            <v:path gradientshapeok="t" o:connecttype="rect"/>
-          </v:shapetype>
-          <v:shape id="shape_75461" type="#_x0000_t202_s75461" style="position:absolute;margin-left:710.5510761154856px;margin-top:661.4173228346457px;width:113.3857217847769px;height:18.89763779527559px;z-index:251660288;mso-position-horizontal-absolute:no;mso-position-vertical-absolute:no" filled="f" stroked="f" o:allowincell="f">
-            <v:textbox style="mso-fit-shape-to-t:f" inset="0,0,0,0">
-              <w:txbxContent>
-                <w:p>
-                  <w:pPr>
-                    <w:jc w:val="left"/>
-                    <w:spacing w:before="0" w:after="0" w:line="240" w:lineRule="auto"/>
-                  </w:pPr>
-                  <w:r>
-                    <w:rPr>
-                      <w:rFonts w:ascii="Noto Sans Ethiopic" w:hAnsi="Noto Sans Ethiopic" w:cs="Noto Sans Ethiopic" w:eastAsia="Noto Sans Ethiopic"/>
-                      <w:sz w:val="18"/>
-                      <w:szCs w:val="18"/>
-                      <w:b w:val="false"/>
-                      <w:u w:val="none"/>
-                    </w:rPr>
-                    <w:t xml:space="preserve">________________</w:t>
-                  </w:r>
-                </w:p>
-              </w:txbxContent>
-            </v:textbox>
-          </v:shape>
-        </w:pict>
-      </w:r>
-      <w:r>
-        <w:pict>
-          <v:shapetype id="_x0000_t202_s78839" coordsize="21600,21600" o:spt="202" path="m,l,21600r21600,l21600,xe">
-            <v:stroke joinstyle="miter"/>
-            <v:path gradientshapeok="t" o:connecttype="rect"/>
-          </v:shapetype>
-          <v:shape id="shape_78839" type="#_x0000_t202_s78839" style="position:absolute;margin-left:823.9369028871391px;margin-top:661.4173228346457px;width:37.79527559055118px;height:18.89763779527559px;z-index:251660288;mso-position-horizontal-absolute:no;mso-position-vertical-absolute:no" filled="f" stroked="f" o:allowincell="f">
-            <v:textbox style="mso-fit-shape-to-t:f" inset="0,0,0,0">
-              <w:txbxContent>
-                <w:p>
-                  <w:pPr>
-                    <w:jc w:val="center"/>
-                    <w:spacing w:before="0" w:after="0" w:line="240" w:lineRule="auto"/>
-                  </w:pPr>
-                  <w:r>
-                    <w:rPr>
-                      <w:rFonts w:ascii="Noto Sans Ethiopic" w:hAnsi="Noto Sans Ethiopic" w:cs="Noto Sans Ethiopic" w:eastAsia="Noto Sans Ethiopic"/>
-                      <w:sz w:val="18"/>
-                      <w:szCs w:val="18"/>
-                      <w:b w:val="false"/>
-                      <w:u w:val="none"/>
-                    </w:rPr>
-                    <w:t xml:space="preserve">8</w:t>
-                  </w:r>
-                </w:p>
-              </w:txbxContent>
-            </v:textbox>
-          </v:shape>
-        </w:pict>
-      </w:r>
-      <w:r>
-        <w:pict>
-          <v:shapetype id="_x0000_t202_s36518" coordsize="21600,21600" o:spt="202" path="m,l,21600r21600,l21600,xe">
-            <v:stroke joinstyle="miter"/>
-            <v:path gradientshapeok="t" o:connecttype="rect"/>
-          </v:shapetype>
-          <v:shape id="shape_36518" type="#_x0000_t202_s36518" style="position:absolute;margin-left:861.7321784776902px;margin-top:661.4173228346457px;width:128.50393700787401px;height:18.89763779527559px;z-index:251660288;mso-position-horizontal-absolute:no;mso-position-vertical-absolute:no" filled="f" stroked="f" o:allowincell="f">
-            <v:textbox style="mso-fit-shape-to-t:f" inset="0,0,0,0">
-              <w:txbxContent>
-                <w:p>
-                  <w:pPr>
-                    <w:jc w:val="left"/>
-                    <w:spacing w:before="0" w:after="0" w:line="240" w:lineRule="auto"/>
-                  </w:pPr>
-                  <w:r>
-                    <w:rPr>
-                      <w:rFonts w:ascii="Noto Sans Ethiopic" w:hAnsi="Noto Sans Ethiopic" w:cs="Noto Sans Ethiopic" w:eastAsia="Noto Sans Ethiopic"/>
-                      <w:sz w:val="18"/>
-                      <w:szCs w:val="18"/>
-                      <w:b w:val="false"/>
-                      <w:u w:val="none"/>
-                    </w:rPr>
-                    <w:t xml:space="preserve">__________________________</w:t>
-                  </w:r>
-                </w:p>
-              </w:txbxContent>
-            </v:textbox>
-          </v:shape>
-        </w:pict>
-      </w:r>
-      <w:r>
-        <w:pict>
-          <v:shapetype id="_x0000_t202_s75461" coordsize="21600,21600" o:spt="202" path="m,l,21600r21600,l21600,xe">
-            <v:stroke joinstyle="miter"/>
-            <v:path gradientshapeok="t" o:connecttype="rect"/>
-          </v:shapetype>
-          <v:shape id="shape_75461" type="#_x0000_t202_s75461" style="position:absolute;margin-left:990.2361154855643px;margin-top:661.4173228346457px;width:113.3857217847769px;height:18.89763779527559px;z-index:251660288;mso-position-horizontal-absolute:no;mso-position-vertical-absolute:no" filled="f" stroked="f" o:allowincell="f">
-            <v:textbox style="mso-fit-shape-to-t:f" inset="0,0,0,0">
-              <w:txbxContent>
-                <w:p>
-                  <w:pPr>
-                    <w:jc w:val="left"/>
-                    <w:spacing w:before="0" w:after="0" w:line="240" w:lineRule="auto"/>
-                  </w:pPr>
-                  <w:r>
-                    <w:rPr>
-                      <w:rFonts w:ascii="Noto Sans Ethiopic" w:hAnsi="Noto Sans Ethiopic" w:cs="Noto Sans Ethiopic" w:eastAsia="Noto Sans Ethiopic"/>
-                      <w:sz w:val="18"/>
-                      <w:szCs w:val="18"/>
-                      <w:b w:val="false"/>
-                      <w:u w:val="none"/>
-                    </w:rPr>
-                    <w:t xml:space="preserve">________________</w:t>
-                  </w:r>
-                </w:p>
-              </w:txbxContent>
-            </v:textbox>
-          </v:shape>
-        </w:pict>
+        <w:rPr>
+          <w:rFonts w:ascii="Noto Sans Ethiopic" w:hAnsi="Noto Sans Ethiopic"/>
+          <w:color w:val="888888"/>
+          <w:sz w:val="16"/>
+        </w:rPr>
+        <w:t>Page 1 of 2</w:t>
       </w:r>
     </w:p>
     <w:p>
@@ -3343,1090 +1877,694 @@
         <w:br w:type="page"/>
       </w:r>
     </w:p>
+    <w:tbl>
+      <w:tblPr>
+        <w:tblW w:type="auto" w:w="0"/>
+        <w:tblLayout w:type="fixed"/>
+        <w:tblLook w:firstColumn="1" w:firstRow="1" w:lastColumn="0" w:lastRow="0" w:noHBand="0" w:noVBand="1" w:val="04A0"/>
+        <w:tblBorders>
+          <w:top w:val="single" w:sz="8" w:space="0" w:color="333333"/>
+          <w:left w:val="single" w:sz="8" w:space="0" w:color="333333"/>
+          <w:bottom w:val="single" w:sz="8" w:space="0" w:color="333333"/>
+          <w:right w:val="single" w:sz="8" w:space="0" w:color="333333"/>
+          <w:insideH w:val="single" w:sz="8" w:space="0" w:color="333333"/>
+          <w:insideV w:val="single" w:sz="8" w:space="0" w:color="333333"/>
+        </w:tblBorders>
+      </w:tblPr>
+      <w:tblGrid>
+        <w:gridCol w:w="15591"/>
+      </w:tblGrid>
+      <w:tr>
+        <w:trPr>
+          <w:trHeight w:val="567"/>
+        </w:trPr>
+        <w:tc>
+          <w:tcPr>
+            <w:tcW w:type="dxa" w:w="15704"/>
+            <w:vAlign w:val="center"/>
+            <w:tcMar>
+              <w:top w:w="30" w:type="dxa"/>
+              <w:left w:w="30" w:type="dxa"/>
+              <w:bottom w:w="30" w:type="dxa"/>
+              <w:right w:w="30" w:type="dxa"/>
+            </w:tcMar>
+            <w:shd w:val="clear" w:color="auto" w:fill="333333"/>
+          </w:tcPr>
+          <w:p>
+            <w:pPr>
+              <w:spacing w:before="0" w:after="0" w:line="240" w:lineRule="auto"/>
+              <w:jc w:val="center"/>
+            </w:pPr>
+            <w:r>
+              <w:rPr>
+                <w:color w:val="FFFFFF"/>
+              </w:rPr>
+            </w:r>
+            <w:r>
+              <w:rPr>
+                <w:rFonts w:ascii="Noto Sans Ethiopic" w:hAnsi="Noto Sans Ethiopic" w:cs="Noto Sans Ethiopic" w:eastAsia="Noto Sans Ethiopic"/>
+                <w:b/>
+                <w:color w:val="FFFFFF"/>
+                <w:sz w:val="24"/>
+              </w:rPr>
+              <w:t>1-to-10 MEMBERS — CONTINUATION</w:t>
+            </w:r>
+          </w:p>
+        </w:tc>
+      </w:tr>
+    </w:tbl>
     <w:p>
       <w:pPr>
-        <w:spacing w:before="0" w:after="0" w:line="240" w:lineRule="auto"/>
+        <w:spacing w:after="0"/>
       </w:pPr>
       <w:r>
-        <w:pict>
-          <v:shapetype id="_x0000_t202_s53485" coordsize="21600,21600" o:spt="202" path="m,l,21600r21600,l21600,xe">
-            <v:stroke joinstyle="miter"/>
-            <v:path gradientshapeok="t" o:connecttype="rect"/>
-          </v:shapetype>
-          <v:shape id="shape_53485" type="#_x0000_t202_s53485" style="position:absolute;margin-left:18.89763779527559px;margin-top:52.913280839895016px;width:37.79527559055118px;height:18.89763779527559px;z-index:251660288;mso-position-horizontal-absolute:no;mso-position-vertical-absolute:no" filled="f" stroked="f" o:allowincell="f">
-            <v:textbox style="mso-fit-shape-to-t:f" inset="0,0,0,0">
-              <w:txbxContent>
+        <w:rPr>
+          <w:sz w:val="4"/>
+        </w:rPr>
+      </w:r>
+    </w:p>
+    <w:tbl>
+      <w:tblPr>
+        <w:tblW w:type="auto" w:w="0"/>
+        <w:tblLayout w:type="fixed"/>
+        <w:tblLook w:firstColumn="1" w:firstRow="1" w:lastColumn="0" w:lastRow="0" w:noHBand="0" w:noVBand="1" w:val="04A0"/>
+      </w:tblPr>
+      <w:tblGrid>
+        <w:gridCol w:w="3969"/>
+        <w:gridCol w:w="3969"/>
+        <w:gridCol w:w="3969"/>
+      </w:tblGrid>
+      <w:tr>
+        <w:tc>
+          <w:tcPr>
+            <w:tcW w:type="dxa" w:w="5235"/>
+            <w:vAlign w:val="center"/>
+            <w:tcMar>
+              <w:top w:w="30" w:type="dxa"/>
+              <w:left w:w="30" w:type="dxa"/>
+              <w:bottom w:w="30" w:type="dxa"/>
+              <w:right w:w="30" w:type="dxa"/>
+            </w:tcMar>
+            <w:shd w:val="clear" w:color="auto" w:fill="333333"/>
+            <w:tcBorders>
+              <w:top w:val="single" w:sz="4" w:space="0" w:color="666666"/>
+              <w:left w:val="single" w:sz="4" w:space="0" w:color="666666"/>
+              <w:bottom w:val="single" w:sz="4" w:space="0" w:color="666666"/>
+              <w:right w:val="single" w:sz="4" w:space="0" w:color="666666"/>
+            </w:tcBorders>
+          </w:tcPr>
+          <w:p>
+            <w:pPr>
+              <w:spacing w:before="0" w:after="0" w:line="240" w:lineRule="auto"/>
+              <w:jc w:val="center"/>
+            </w:pPr>
+            <w:r>
+              <w:rPr>
+                <w:color w:val="FFFFFF"/>
+              </w:rPr>
+            </w:r>
+            <w:r>
+              <w:rPr>
+                <w:rFonts w:ascii="Noto Sans Ethiopic" w:hAnsi="Noto Sans Ethiopic" w:cs="Noto Sans Ethiopic" w:eastAsia="Noto Sans Ethiopic"/>
+                <w:b/>
+                <w:color w:val="FFFFFF"/>
+                <w:sz w:val="20"/>
+              </w:rPr>
+              <w:t>ቡድን 1</w:t>
+            </w:r>
+          </w:p>
+        </w:tc>
+        <w:tc>
+          <w:tcPr>
+            <w:tcW w:type="dxa" w:w="5235"/>
+            <w:vAlign w:val="center"/>
+            <w:tcMar>
+              <w:top w:w="30" w:type="dxa"/>
+              <w:left w:w="30" w:type="dxa"/>
+              <w:bottom w:w="30" w:type="dxa"/>
+              <w:right w:w="30" w:type="dxa"/>
+            </w:tcMar>
+            <w:shd w:val="clear" w:color="auto" w:fill="333333"/>
+            <w:tcBorders>
+              <w:top w:val="single" w:sz="4" w:space="0" w:color="666666"/>
+              <w:left w:val="single" w:sz="4" w:space="0" w:color="666666"/>
+              <w:bottom w:val="single" w:sz="4" w:space="0" w:color="666666"/>
+              <w:right w:val="single" w:sz="4" w:space="0" w:color="666666"/>
+            </w:tcBorders>
+          </w:tcPr>
+          <w:p>
+            <w:pPr>
+              <w:spacing w:before="0" w:after="0" w:line="240" w:lineRule="auto"/>
+              <w:jc w:val="center"/>
+            </w:pPr>
+            <w:r>
+              <w:rPr>
+                <w:color w:val="FFFFFF"/>
+              </w:rPr>
+            </w:r>
+            <w:r>
+              <w:rPr>
+                <w:rFonts w:ascii="Noto Sans Ethiopic" w:hAnsi="Noto Sans Ethiopic" w:cs="Noto Sans Ethiopic" w:eastAsia="Noto Sans Ethiopic"/>
+                <w:b/>
+                <w:color w:val="FFFFFF"/>
+                <w:sz w:val="20"/>
+              </w:rPr>
+              <w:t>ቡድን 2</w:t>
+            </w:r>
+          </w:p>
+        </w:tc>
+        <w:tc>
+          <w:tcPr>
+            <w:tcW w:type="dxa" w:w="5235"/>
+            <w:vAlign w:val="center"/>
+            <w:tcMar>
+              <w:top w:w="30" w:type="dxa"/>
+              <w:left w:w="30" w:type="dxa"/>
+              <w:bottom w:w="30" w:type="dxa"/>
+              <w:right w:w="30" w:type="dxa"/>
+            </w:tcMar>
+            <w:shd w:val="clear" w:color="auto" w:fill="333333"/>
+            <w:tcBorders>
+              <w:top w:val="single" w:sz="4" w:space="0" w:color="666666"/>
+              <w:left w:val="single" w:sz="4" w:space="0" w:color="666666"/>
+              <w:bottom w:val="single" w:sz="4" w:space="0" w:color="666666"/>
+              <w:right w:val="single" w:sz="4" w:space="0" w:color="666666"/>
+            </w:tcBorders>
+          </w:tcPr>
+          <w:p>
+            <w:pPr>
+              <w:spacing w:before="0" w:after="0" w:line="240" w:lineRule="auto"/>
+              <w:jc w:val="center"/>
+            </w:pPr>
+            <w:r>
+              <w:rPr>
+                <w:color w:val="FFFFFF"/>
+              </w:rPr>
+            </w:r>
+            <w:r>
+              <w:rPr>
+                <w:rFonts w:ascii="Noto Sans Ethiopic" w:hAnsi="Noto Sans Ethiopic" w:cs="Noto Sans Ethiopic" w:eastAsia="Noto Sans Ethiopic"/>
+                <w:b/>
+                <w:color w:val="FFFFFF"/>
+                <w:sz w:val="20"/>
+              </w:rPr>
+              <w:t>ቡድን 3</w:t>
+            </w:r>
+          </w:p>
+        </w:tc>
+      </w:tr>
+      <w:tr>
+        <w:tc>
+          <w:tcPr>
+            <w:tcW w:type="dxa" w:w="5235"/>
+            <w:vAlign w:val="top"/>
+            <w:tcBorders>
+              <w:top w:val="single" w:sz="4" w:space="0" w:color="666666"/>
+              <w:left w:val="single" w:sz="4" w:space="0" w:color="666666"/>
+              <w:bottom w:val="single" w:sz="4" w:space="0" w:color="666666"/>
+              <w:right w:val="single" w:sz="4" w:space="0" w:color="666666"/>
+            </w:tcBorders>
+          </w:tcPr>
+          <w:p>
+            <w:pPr>
+              <w:spacing w:before="0" w:after="0"/>
+              <w:jc w:val="center"/>
+            </w:pPr>
+            <w:r/>
+            <w:r>
+              <w:rPr>
+                <w:rFonts w:ascii="Noto Sans Ethiopic" w:hAnsi="Noto Sans Ethiopic"/>
+                <w:b/>
+                <w:sz w:val="18"/>
+              </w:rPr>
+              <w:t>9</w:t>
+            </w:r>
+          </w:p>
+          <w:p>
+            <w:pPr>
+              <w:spacing w:before="0" w:after="0"/>
+              <w:jc w:val="left"/>
+            </w:pPr>
+            <w:r>
+              <w:rPr>
+                <w:rFonts w:ascii="Noto Sans Ethiopic" w:hAnsi="Noto Sans Ethiopic"/>
+                <w:sz w:val="16"/>
+              </w:rPr>
+              <w:t>ሙሉ ስም: ____________  ስልክ: ____________</w:t>
+            </w:r>
+          </w:p>
+        </w:tc>
+        <w:tc>
+          <w:tcPr>
+            <w:tcW w:type="dxa" w:w="5235"/>
+            <w:vAlign w:val="top"/>
+            <w:tcBorders>
+              <w:top w:val="single" w:sz="4" w:space="0" w:color="666666"/>
+              <w:left w:val="single" w:sz="4" w:space="0" w:color="666666"/>
+              <w:bottom w:val="single" w:sz="4" w:space="0" w:color="666666"/>
+              <w:right w:val="single" w:sz="4" w:space="0" w:color="666666"/>
+            </w:tcBorders>
+          </w:tcPr>
+          <w:p>
+            <w:pPr>
+              <w:spacing w:before="0" w:after="0"/>
+              <w:jc w:val="center"/>
+            </w:pPr>
+            <w:r/>
+            <w:r>
+              <w:rPr>
+                <w:rFonts w:ascii="Noto Sans Ethiopic" w:hAnsi="Noto Sans Ethiopic"/>
+                <w:b/>
+                <w:sz w:val="18"/>
+              </w:rPr>
+              <w:t>9</w:t>
+            </w:r>
+          </w:p>
+          <w:p>
+            <w:pPr>
+              <w:spacing w:before="0" w:after="0"/>
+              <w:jc w:val="left"/>
+            </w:pPr>
+            <w:r>
+              <w:rPr>
+                <w:rFonts w:ascii="Noto Sans Ethiopic" w:hAnsi="Noto Sans Ethiopic"/>
+                <w:sz w:val="16"/>
+              </w:rPr>
+              <w:t>ሙሉ ስም: ____________  ስልክ: ____________</w:t>
+            </w:r>
+          </w:p>
+        </w:tc>
+        <w:tc>
+          <w:tcPr>
+            <w:tcW w:type="dxa" w:w="5235"/>
+            <w:vAlign w:val="top"/>
+            <w:tcBorders>
+              <w:top w:val="single" w:sz="4" w:space="0" w:color="666666"/>
+              <w:left w:val="single" w:sz="4" w:space="0" w:color="666666"/>
+              <w:bottom w:val="single" w:sz="4" w:space="0" w:color="666666"/>
+              <w:right w:val="single" w:sz="4" w:space="0" w:color="666666"/>
+            </w:tcBorders>
+          </w:tcPr>
+          <w:p>
+            <w:pPr>
+              <w:spacing w:before="0" w:after="0"/>
+              <w:jc w:val="center"/>
+            </w:pPr>
+            <w:r/>
+            <w:r>
+              <w:rPr>
+                <w:rFonts w:ascii="Noto Sans Ethiopic" w:hAnsi="Noto Sans Ethiopic"/>
+                <w:b/>
+                <w:sz w:val="18"/>
+              </w:rPr>
+              <w:t>9</w:t>
+            </w:r>
+          </w:p>
+          <w:p>
+            <w:pPr>
+              <w:spacing w:before="0" w:after="0"/>
+              <w:jc w:val="left"/>
+            </w:pPr>
+            <w:r>
+              <w:rPr>
+                <w:rFonts w:ascii="Noto Sans Ethiopic" w:hAnsi="Noto Sans Ethiopic"/>
+                <w:sz w:val="16"/>
+              </w:rPr>
+              <w:t>ሙሉ ስም: ____________  ስልክ: ____________</w:t>
+            </w:r>
+          </w:p>
+        </w:tc>
+      </w:tr>
+      <w:tr>
+        <w:tc>
+          <w:tcPr>
+            <w:tcW w:type="dxa" w:w="5235"/>
+            <w:vAlign w:val="top"/>
+            <w:tcBorders>
+              <w:top w:val="single" w:sz="4" w:space="0" w:color="666666"/>
+              <w:left w:val="single" w:sz="4" w:space="0" w:color="666666"/>
+              <w:bottom w:val="single" w:sz="4" w:space="0" w:color="666666"/>
+              <w:right w:val="single" w:sz="4" w:space="0" w:color="666666"/>
+            </w:tcBorders>
+          </w:tcPr>
+          <w:p>
+            <w:pPr>
+              <w:spacing w:before="0" w:after="0"/>
+              <w:jc w:val="center"/>
+            </w:pPr>
+            <w:r/>
+            <w:r>
+              <w:rPr>
+                <w:rFonts w:ascii="Noto Sans Ethiopic" w:hAnsi="Noto Sans Ethiopic"/>
+                <w:b/>
+                <w:sz w:val="18"/>
+              </w:rPr>
+              <w:t>10</w:t>
+            </w:r>
+          </w:p>
+          <w:p>
+            <w:pPr>
+              <w:spacing w:before="0" w:after="0"/>
+              <w:jc w:val="left"/>
+            </w:pPr>
+            <w:r>
+              <w:rPr>
+                <w:rFonts w:ascii="Noto Sans Ethiopic" w:hAnsi="Noto Sans Ethiopic"/>
+                <w:sz w:val="16"/>
+              </w:rPr>
+              <w:t>ሙሉ ስም: ____________  ስልክ: ____________</w:t>
+            </w:r>
+          </w:p>
+        </w:tc>
+        <w:tc>
+          <w:tcPr>
+            <w:tcW w:type="dxa" w:w="5235"/>
+            <w:vAlign w:val="top"/>
+            <w:tcBorders>
+              <w:top w:val="single" w:sz="4" w:space="0" w:color="666666"/>
+              <w:left w:val="single" w:sz="4" w:space="0" w:color="666666"/>
+              <w:bottom w:val="single" w:sz="4" w:space="0" w:color="666666"/>
+              <w:right w:val="single" w:sz="4" w:space="0" w:color="666666"/>
+            </w:tcBorders>
+          </w:tcPr>
+          <w:p>
+            <w:pPr>
+              <w:spacing w:before="0" w:after="0"/>
+              <w:jc w:val="center"/>
+            </w:pPr>
+            <w:r/>
+            <w:r>
+              <w:rPr>
+                <w:rFonts w:ascii="Noto Sans Ethiopic" w:hAnsi="Noto Sans Ethiopic"/>
+                <w:b/>
+                <w:sz w:val="18"/>
+              </w:rPr>
+              <w:t>10</w:t>
+            </w:r>
+          </w:p>
+          <w:p>
+            <w:pPr>
+              <w:spacing w:before="0" w:after="0"/>
+              <w:jc w:val="left"/>
+            </w:pPr>
+            <w:r>
+              <w:rPr>
+                <w:rFonts w:ascii="Noto Sans Ethiopic" w:hAnsi="Noto Sans Ethiopic"/>
+                <w:sz w:val="16"/>
+              </w:rPr>
+              <w:t>ሙሉ ስም: ____________  ስልክ: ____________</w:t>
+            </w:r>
+          </w:p>
+        </w:tc>
+        <w:tc>
+          <w:tcPr>
+            <w:tcW w:type="dxa" w:w="5235"/>
+            <w:vAlign w:val="top"/>
+            <w:tcBorders>
+              <w:top w:val="single" w:sz="4" w:space="0" w:color="666666"/>
+              <w:left w:val="single" w:sz="4" w:space="0" w:color="666666"/>
+              <w:bottom w:val="single" w:sz="4" w:space="0" w:color="666666"/>
+              <w:right w:val="single" w:sz="4" w:space="0" w:color="666666"/>
+            </w:tcBorders>
+          </w:tcPr>
+          <w:p>
+            <w:pPr>
+              <w:spacing w:before="0" w:after="0"/>
+              <w:jc w:val="center"/>
+            </w:pPr>
+            <w:r/>
+            <w:r>
+              <w:rPr>
+                <w:rFonts w:ascii="Noto Sans Ethiopic" w:hAnsi="Noto Sans Ethiopic"/>
+                <w:b/>
+                <w:sz w:val="18"/>
+              </w:rPr>
+              <w:t>10</w:t>
+            </w:r>
+          </w:p>
+          <w:p>
+            <w:pPr>
+              <w:spacing w:before="0" w:after="0"/>
+              <w:jc w:val="left"/>
+            </w:pPr>
+            <w:r>
+              <w:rPr>
+                <w:rFonts w:ascii="Noto Sans Ethiopic" w:hAnsi="Noto Sans Ethiopic"/>
+                <w:sz w:val="16"/>
+              </w:rPr>
+              <w:t>ሙሉ ስም: ____________  ስልክ: ____________</w:t>
+            </w:r>
+          </w:p>
+        </w:tc>
+      </w:tr>
+    </w:tbl>
+    <w:p>
+      <w:pPr>
+        <w:spacing w:after="0"/>
+      </w:pPr>
+      <w:r>
+        <w:rPr>
+          <w:sz w:val="8"/>
+        </w:rPr>
+      </w:r>
+    </w:p>
+    <w:tbl>
+      <w:tblPr>
+        <w:tblW w:type="auto" w:w="0"/>
+        <w:tblLayout w:type="fixed"/>
+        <w:tblLook w:firstColumn="1" w:firstRow="1" w:lastColumn="0" w:lastRow="0" w:noHBand="0" w:noVBand="1" w:val="04A0"/>
+        <w:tblBorders>
+          <w:top w:val="single" w:sz="8" w:space="0" w:color="333333"/>
+          <w:left w:val="single" w:sz="8" w:space="0" w:color="333333"/>
+          <w:bottom w:val="single" w:sz="8" w:space="0" w:color="333333"/>
+          <w:right w:val="single" w:sz="8" w:space="0" w:color="333333"/>
+          <w:insideH w:val="single" w:sz="8" w:space="0" w:color="333333"/>
+          <w:insideV w:val="single" w:sz="8" w:space="0" w:color="333333"/>
+        </w:tblBorders>
+      </w:tblPr>
+      <w:tblGrid>
+        <w:gridCol w:w="11339"/>
+        <w:gridCol w:w="4252"/>
+      </w:tblGrid>
+      <w:tr>
+        <w:trPr>
+          <w:trHeight w:val="3402"/>
+        </w:trPr>
+        <w:tc>
+          <w:tcPr>
+            <w:tcW w:type="dxa" w:w="7852"/>
+          </w:tcPr>
+          <w:p/>
+          <w:tbl>
+            <w:tblPr>
+              <w:tblW w:type="auto" w:w="0"/>
+              <w:tblLayout w:type="fixed"/>
+              <w:tblLook w:firstColumn="1" w:firstRow="1" w:lastColumn="0" w:lastRow="0" w:noHBand="0" w:noVBand="1" w:val="04A0"/>
+            </w:tblPr>
+            <w:tblGrid>
+              <w:gridCol w:w="4535"/>
+              <w:gridCol w:w="6520"/>
+            </w:tblGrid>
+            <w:tr>
+              <w:tc>
+                <w:tcPr>
+                  <w:tcW w:type="dxa" w:w="3926"/>
+                  <w:vAlign w:val="center"/>
+                  <w:tcMar>
+                    <w:top w:w="30" w:type="dxa"/>
+                    <w:left w:w="30" w:type="dxa"/>
+                    <w:bottom w:w="30" w:type="dxa"/>
+                    <w:right w:w="30" w:type="dxa"/>
+                  </w:tcMar>
+                </w:tcPr>
                 <w:p>
                   <w:pPr>
-                    <w:jc w:val="center"/>
                     <w:spacing w:before="0" w:after="0" w:line="240" w:lineRule="auto"/>
+                    <w:jc w:val="left"/>
                   </w:pPr>
+                  <w:r/>
                   <w:r>
                     <w:rPr>
                       <w:rFonts w:ascii="Noto Sans Ethiopic" w:hAnsi="Noto Sans Ethiopic" w:cs="Noto Sans Ethiopic" w:eastAsia="Noto Sans Ethiopic"/>
-                      <w:sz w:val="18"/>
-                      <w:szCs w:val="18"/>
-                      <w:b w:val="false"/>
-                      <w:u w:val="none"/>
+                      <w:b/>
+                      <w:sz w:val="16"/>
                     </w:rPr>
-                    <w:t xml:space="preserve">9</w:t>
+                    <w:t>መረጃ(ው)ን የሞላው ባለሞያ ስም:</w:t>
                   </w:r>
                 </w:p>
-              </w:txbxContent>
-            </v:textbox>
-          </v:shape>
-        </w:pict>
-      </w:r>
-      <w:r>
-        <w:pict>
-          <v:shapetype id="_x0000_t202_s36518" coordsize="21600,21600" o:spt="202" path="m,l,21600r21600,l21600,xe">
-            <v:stroke joinstyle="miter"/>
-            <v:path gradientshapeok="t" o:connecttype="rect"/>
-          </v:shapetype>
-          <v:shape id="shape_36518" type="#_x0000_t202_s36518" style="position:absolute;margin-left:56.69291338582677px;margin-top:52.913280839895016px;width:128.50393700787401px;height:18.89763779527559px;z-index:251660288;mso-position-horizontal-absolute:no;mso-position-vertical-absolute:no" filled="f" stroked="f" o:allowincell="f">
-            <v:textbox style="mso-fit-shape-to-t:f" inset="0,0,0,0">
-              <w:txbxContent>
+              </w:tc>
+              <w:tc>
+                <w:tcPr>
+                  <w:tcW w:type="dxa" w:w="3926"/>
+                  <w:vAlign w:val="center"/>
+                </w:tcPr>
                 <w:p>
                   <w:pPr>
+                    <w:spacing w:before="0" w:after="0"/>
                     <w:jc w:val="left"/>
+                  </w:pPr>
+                  <w:r/>
+                  <w:r>
+                    <w:rPr>
+                      <w:rFonts w:ascii="Noto Sans Ethiopic" w:hAnsi="Noto Sans Ethiopic"/>
+                      <w:color w:val="000000"/>
+                      <w:sz w:val="16"/>
+                    </w:rPr>
+                    <w:t>________________________________________</w:t>
+                  </w:r>
+                </w:p>
+              </w:tc>
+            </w:tr>
+            <w:tr>
+              <w:tc>
+                <w:tcPr>
+                  <w:tcW w:type="dxa" w:w="3926"/>
+                  <w:vAlign w:val="center"/>
+                  <w:tcMar>
+                    <w:top w:w="30" w:type="dxa"/>
+                    <w:left w:w="30" w:type="dxa"/>
+                    <w:bottom w:w="30" w:type="dxa"/>
+                    <w:right w:w="30" w:type="dxa"/>
+                  </w:tcMar>
+                </w:tcPr>
+                <w:p>
+                  <w:pPr>
                     <w:spacing w:before="0" w:after="0" w:line="240" w:lineRule="auto"/>
+                    <w:jc w:val="left"/>
                   </w:pPr>
+                  <w:r/>
                   <w:r>
                     <w:rPr>
                       <w:rFonts w:ascii="Noto Sans Ethiopic" w:hAnsi="Noto Sans Ethiopic" w:cs="Noto Sans Ethiopic" w:eastAsia="Noto Sans Ethiopic"/>
-                      <w:sz w:val="18"/>
-                      <w:szCs w:val="18"/>
-                      <w:b w:val="false"/>
-                      <w:u w:val="none"/>
+                      <w:b/>
+                      <w:sz w:val="16"/>
                     </w:rPr>
-                    <w:t xml:space="preserve">__________________________</w:t>
+                    <w:t>ፊርማ / Signature:</w:t>
                   </w:r>
                 </w:p>
-              </w:txbxContent>
-            </v:textbox>
-          </v:shape>
-        </w:pict>
-      </w:r>
-      <w:r>
-        <w:pict>
-          <v:shapetype id="_x0000_t202_s75461" coordsize="21600,21600" o:spt="202" path="m,l,21600r21600,l21600,xe">
-            <v:stroke joinstyle="miter"/>
-            <v:path gradientshapeok="t" o:connecttype="rect"/>
-          </v:shapetype>
-          <v:shape id="shape_75461" type="#_x0000_t202_s75461" style="position:absolute;margin-left:185.1968503937008px;margin-top:52.913280839895016px;width:113.3857217847769px;height:18.89763779527559px;z-index:251660288;mso-position-horizontal-absolute:no;mso-position-vertical-absolute:no" filled="f" stroked="f" o:allowincell="f">
-            <v:textbox style="mso-fit-shape-to-t:f" inset="0,0,0,0">
-              <w:txbxContent>
+              </w:tc>
+              <w:tc>
+                <w:tcPr>
+                  <w:tcW w:type="dxa" w:w="3926"/>
+                  <w:vAlign w:val="center"/>
+                </w:tcPr>
                 <w:p>
                   <w:pPr>
+                    <w:spacing w:before="0" w:after="0"/>
                     <w:jc w:val="left"/>
+                  </w:pPr>
+                  <w:r/>
+                  <w:r>
+                    <w:rPr>
+                      <w:rFonts w:ascii="Noto Sans Ethiopic" w:hAnsi="Noto Sans Ethiopic"/>
+                      <w:color w:val="000000"/>
+                      <w:sz w:val="16"/>
+                    </w:rPr>
+                    <w:t>______________________</w:t>
+                  </w:r>
+                </w:p>
+              </w:tc>
+            </w:tr>
+            <w:tr>
+              <w:tc>
+                <w:tcPr>
+                  <w:tcW w:type="dxa" w:w="3926"/>
+                </w:tcPr>
+                <w:p>
+                  <w:r/>
+                </w:p>
+              </w:tc>
+              <w:tc>
+                <w:tcPr>
+                  <w:tcW w:type="dxa" w:w="3926"/>
+                </w:tcPr>
+                <w:p/>
+              </w:tc>
+            </w:tr>
+            <w:tr>
+              <w:tc>
+                <w:tcPr>
+                  <w:tcW w:type="dxa" w:w="3926"/>
+                  <w:vAlign w:val="center"/>
+                  <w:tcMar>
+                    <w:top w:w="30" w:type="dxa"/>
+                    <w:left w:w="30" w:type="dxa"/>
+                    <w:bottom w:w="30" w:type="dxa"/>
+                    <w:right w:w="30" w:type="dxa"/>
+                  </w:tcMar>
+                </w:tcPr>
+                <w:p>
+                  <w:pPr>
                     <w:spacing w:before="0" w:after="0" w:line="240" w:lineRule="auto"/>
+                    <w:jc w:val="left"/>
                   </w:pPr>
+                  <w:r/>
                   <w:r>
                     <w:rPr>
                       <w:rFonts w:ascii="Noto Sans Ethiopic" w:hAnsi="Noto Sans Ethiopic" w:cs="Noto Sans Ethiopic" w:eastAsia="Noto Sans Ethiopic"/>
-                      <w:sz w:val="18"/>
-                      <w:szCs w:val="18"/>
-                      <w:b w:val="false"/>
-                      <w:u w:val="none"/>
+                      <w:b/>
+                      <w:sz w:val="16"/>
                     </w:rPr>
-                    <w:t xml:space="preserve">________________</w:t>
+                    <w:t>ያጸደቀው አካል ስም / Approver:</w:t>
                   </w:r>
                 </w:p>
-              </w:txbxContent>
-            </v:textbox>
-          </v:shape>
-        </w:pict>
-      </w:r>
+              </w:tc>
+              <w:tc>
+                <w:tcPr>
+                  <w:tcW w:type="dxa" w:w="3926"/>
+                </w:tcPr>
+                <w:p/>
+              </w:tc>
+            </w:tr>
+          </w:tbl>
+          <w:p/>
+        </w:tc>
+        <w:tc>
+          <w:tcPr>
+            <w:tcW w:type="dxa" w:w="7852"/>
+            <w:vAlign w:val="center"/>
+            <w:tcBorders>
+              <w:top w:val="single" w:sz="12" w:space="0" w:color="333333"/>
+              <w:left w:val="single" w:sz="12" w:space="0" w:color="333333"/>
+              <w:bottom w:val="single" w:sz="12" w:space="0" w:color="333333"/>
+              <w:right w:val="single" w:sz="12" w:space="0" w:color="333333"/>
+            </w:tcBorders>
+          </w:tcPr>
+          <w:p>
+            <w:pPr>
+              <w:spacing w:before="40" w:after="40"/>
+              <w:jc w:val="center"/>
+            </w:pPr>
+            <w:r/>
+            <w:r>
+              <w:rPr>
+                <w:rFonts w:ascii="Noto Sans Ethiopic" w:hAnsi="Noto Sans Ethiopic"/>
+                <w:b/>
+                <w:color w:val="666666"/>
+                <w:sz w:val="20"/>
+              </w:rPr>
+              <w:t>የቢሮ ማህተም</w:t>
+              <w:br/>
+              <w:br/>
+              <w:br/>
+              <w:br/>
+            </w:r>
+          </w:p>
+        </w:tc>
+      </w:tr>
+    </w:tbl>
+    <w:p>
+      <w:pPr>
+        <w:spacing w:before="40" w:after="0"/>
+        <w:jc w:val="center"/>
+      </w:pPr>
       <w:r>
-        <w:pict>
-          <v:shapetype id="_x0000_t202_s53485" coordsize="21600,21600" o:spt="202" path="m,l,21600r21600,l21600,xe">
-            <v:stroke joinstyle="miter"/>
-            <v:path gradientshapeok="t" o:connecttype="rect"/>
-          </v:shapetype>
-          <v:shape id="shape_53485" type="#_x0000_t202_s53485" style="position:absolute;margin-left:298.5826771653543px;margin-top:52.913280839895016px;width:37.79527559055118px;height:18.89763779527559px;z-index:251660288;mso-position-horizontal-absolute:no;mso-position-vertical-absolute:no" filled="f" stroked="f" o:allowincell="f">
-            <v:textbox style="mso-fit-shape-to-t:f" inset="0,0,0,0">
-              <w:txbxContent>
-                <w:p>
-                  <w:pPr>
-                    <w:jc w:val="center"/>
-                    <w:spacing w:before="0" w:after="0" w:line="240" w:lineRule="auto"/>
-                  </w:pPr>
-                  <w:r>
-                    <w:rPr>
-                      <w:rFonts w:ascii="Noto Sans Ethiopic" w:hAnsi="Noto Sans Ethiopic" w:cs="Noto Sans Ethiopic" w:eastAsia="Noto Sans Ethiopic"/>
-                      <w:sz w:val="18"/>
-                      <w:szCs w:val="18"/>
-                      <w:b w:val="false"/>
-                      <w:u w:val="none"/>
-                    </w:rPr>
-                    <w:t xml:space="preserve">9</w:t>
-                  </w:r>
-                </w:p>
-              </w:txbxContent>
-            </v:textbox>
-          </v:shape>
-        </w:pict>
-      </w:r>
-      <w:r>
-        <w:pict>
-          <v:shapetype id="_x0000_t202_s36518" coordsize="21600,21600" o:spt="202" path="m,l,21600r21600,l21600,xe">
-            <v:stroke joinstyle="miter"/>
-            <v:path gradientshapeok="t" o:connecttype="rect"/>
-          </v:shapetype>
-          <v:shape id="shape_36518" type="#_x0000_t202_s36518" style="position:absolute;margin-left:336.37784776902885px;margin-top:52.913280839895016px;width:128.50393700787401px;height:18.89763779527559px;z-index:251660288;mso-position-horizontal-absolute:no;mso-position-vertical-absolute:no" filled="f" stroked="f" o:allowincell="f">
-            <v:textbox style="mso-fit-shape-to-t:f" inset="0,0,0,0">
-              <w:txbxContent>
-                <w:p>
-                  <w:pPr>
-                    <w:jc w:val="left"/>
-                    <w:spacing w:before="0" w:after="0" w:line="240" w:lineRule="auto"/>
-                  </w:pPr>
-                  <w:r>
-                    <w:rPr>
-                      <w:rFonts w:ascii="Noto Sans Ethiopic" w:hAnsi="Noto Sans Ethiopic" w:cs="Noto Sans Ethiopic" w:eastAsia="Noto Sans Ethiopic"/>
-                      <w:sz w:val="18"/>
-                      <w:szCs w:val="18"/>
-                      <w:b w:val="false"/>
-                      <w:u w:val="none"/>
-                    </w:rPr>
-                    <w:t xml:space="preserve">__________________________</w:t>
-                  </w:r>
-                </w:p>
-              </w:txbxContent>
-            </v:textbox>
-          </v:shape>
-        </w:pict>
-      </w:r>
-      <w:r>
-        <w:pict>
-          <v:shapetype id="_x0000_t202_s75461" coordsize="21600,21600" o:spt="202" path="m,l,21600r21600,l21600,xe">
-            <v:stroke joinstyle="miter"/>
-            <v:path gradientshapeok="t" o:connecttype="rect"/>
-          </v:shapetype>
-          <v:shape id="shape_75461" type="#_x0000_t202_s75461" style="position:absolute;margin-left:464.88188976377955px;margin-top:52.913280839895016px;width:113.3857217847769px;height:18.89763779527559px;z-index:251660288;mso-position-horizontal-absolute:no;mso-position-vertical-absolute:no" filled="f" stroked="f" o:allowincell="f">
-            <v:textbox style="mso-fit-shape-to-t:f" inset="0,0,0,0">
-              <w:txbxContent>
-                <w:p>
-                  <w:pPr>
-                    <w:jc w:val="left"/>
-                    <w:spacing w:before="0" w:after="0" w:line="240" w:lineRule="auto"/>
-                  </w:pPr>
-                  <w:r>
-                    <w:rPr>
-                      <w:rFonts w:ascii="Noto Sans Ethiopic" w:hAnsi="Noto Sans Ethiopic" w:cs="Noto Sans Ethiopic" w:eastAsia="Noto Sans Ethiopic"/>
-                      <w:sz w:val="18"/>
-                      <w:szCs w:val="18"/>
-                      <w:b w:val="false"/>
-                      <w:u w:val="none"/>
-                    </w:rPr>
-                    <w:t xml:space="preserve">________________</w:t>
-                  </w:r>
-                </w:p>
-              </w:txbxContent>
-            </v:textbox>
-          </v:shape>
-        </w:pict>
-      </w:r>
-      <w:r>
-        <w:pict>
-          <v:shapetype id="_x0000_t202_s53485" coordsize="21600,21600" o:spt="202" path="m,l,21600r21600,l21600,xe">
-            <v:stroke joinstyle="miter"/>
-            <v:path gradientshapeok="t" o:connecttype="rect"/>
-          </v:shapetype>
-          <v:shape id="shape_53485" type="#_x0000_t202_s53485" style="position:absolute;margin-left:578.2677165354331px;margin-top:52.913280839895016px;width:37.79527559055118px;height:18.89763779527559px;z-index:251660288;mso-position-horizontal-absolute:no;mso-position-vertical-absolute:no" filled="f" stroked="f" o:allowincell="f">
-            <v:textbox style="mso-fit-shape-to-t:f" inset="0,0,0,0">
-              <w:txbxContent>
-                <w:p>
-                  <w:pPr>
-                    <w:jc w:val="center"/>
-                    <w:spacing w:before="0" w:after="0" w:line="240" w:lineRule="auto"/>
-                  </w:pPr>
-                  <w:r>
-                    <w:rPr>
-                      <w:rFonts w:ascii="Noto Sans Ethiopic" w:hAnsi="Noto Sans Ethiopic" w:cs="Noto Sans Ethiopic" w:eastAsia="Noto Sans Ethiopic"/>
-                      <w:sz w:val="18"/>
-                      <w:szCs w:val="18"/>
-                      <w:b w:val="false"/>
-                      <w:u w:val="none"/>
-                    </w:rPr>
-                    <w:t xml:space="preserve">9</w:t>
-                  </w:r>
-                </w:p>
-              </w:txbxContent>
-            </v:textbox>
-          </v:shape>
-        </w:pict>
-      </w:r>
-      <w:r>
-        <w:pict>
-          <v:shapetype id="_x0000_t202_s36518" coordsize="21600,21600" o:spt="202" path="m,l,21600r21600,l21600,xe">
-            <v:stroke joinstyle="miter"/>
-            <v:path gradientshapeok="t" o:connecttype="rect"/>
-          </v:shapetype>
-          <v:shape id="shape_36518" type="#_x0000_t202_s36518" style="position:absolute;margin-left:616.0628871391076px;margin-top:52.913280839895016px;width:128.50393700787401px;height:18.89763779527559px;z-index:251660288;mso-position-horizontal-absolute:no;mso-position-vertical-absolute:no" filled="f" stroked="f" o:allowincell="f">
-            <v:textbox style="mso-fit-shape-to-t:f" inset="0,0,0,0">
-              <w:txbxContent>
-                <w:p>
-                  <w:pPr>
-                    <w:jc w:val="left"/>
-                    <w:spacing w:before="0" w:after="0" w:line="240" w:lineRule="auto"/>
-                  </w:pPr>
-                  <w:r>
-                    <w:rPr>
-                      <w:rFonts w:ascii="Noto Sans Ethiopic" w:hAnsi="Noto Sans Ethiopic" w:cs="Noto Sans Ethiopic" w:eastAsia="Noto Sans Ethiopic"/>
-                      <w:sz w:val="18"/>
-                      <w:szCs w:val="18"/>
-                      <w:b w:val="false"/>
-                      <w:u w:val="none"/>
-                    </w:rPr>
-                    <w:t xml:space="preserve">__________________________</w:t>
-                  </w:r>
-                </w:p>
-              </w:txbxContent>
-            </v:textbox>
-          </v:shape>
-        </w:pict>
-      </w:r>
-      <w:r>
-        <w:pict>
-          <v:shapetype id="_x0000_t202_s75461" coordsize="21600,21600" o:spt="202" path="m,l,21600r21600,l21600,xe">
-            <v:stroke joinstyle="miter"/>
-            <v:path gradientshapeok="t" o:connecttype="rect"/>
-          </v:shapetype>
-          <v:shape id="shape_75461" type="#_x0000_t202_s75461" style="position:absolute;margin-left:744.5668241469816px;margin-top:52.913280839895016px;width:113.3857217847769px;height:18.89763779527559px;z-index:251660288;mso-position-horizontal-absolute:no;mso-position-vertical-absolute:no" filled="f" stroked="f" o:allowincell="f">
-            <v:textbox style="mso-fit-shape-to-t:f" inset="0,0,0,0">
-              <w:txbxContent>
-                <w:p>
-                  <w:pPr>
-                    <w:jc w:val="left"/>
-                    <w:spacing w:before="0" w:after="0" w:line="240" w:lineRule="auto"/>
-                  </w:pPr>
-                  <w:r>
-                    <w:rPr>
-                      <w:rFonts w:ascii="Noto Sans Ethiopic" w:hAnsi="Noto Sans Ethiopic" w:cs="Noto Sans Ethiopic" w:eastAsia="Noto Sans Ethiopic"/>
-                      <w:sz w:val="18"/>
-                      <w:szCs w:val="18"/>
-                      <w:b w:val="false"/>
-                      <w:u w:val="none"/>
-                    </w:rPr>
-                    <w:t xml:space="preserve">________________</w:t>
-                  </w:r>
-                </w:p>
-              </w:txbxContent>
-            </v:textbox>
-          </v:shape>
-        </w:pict>
-      </w:r>
-      <w:r>
-        <w:pict>
-          <v:shapetype id="_x0000_t202_s60681" coordsize="21600,21600" o:spt="202" path="m,l,21600r21600,l21600,xe">
-            <v:stroke joinstyle="miter"/>
-            <v:path gradientshapeok="t" o:connecttype="rect"/>
-          </v:shapetype>
-          <v:shape id="shape_60681" type="#_x0000_t202_s60681" style="position:absolute;margin-left:18.89763779527559px;margin-top:136.06299212598427px;width:37.79527559055118px;height:18.89763779527559px;z-index:251660288;mso-position-horizontal-absolute:no;mso-position-vertical-absolute:no" filled="f" stroked="f" o:allowincell="f">
-            <v:textbox style="mso-fit-shape-to-t:f" inset="0,0,0,0">
-              <w:txbxContent>
-                <w:p>
-                  <w:pPr>
-                    <w:jc w:val="center"/>
-                    <w:spacing w:before="0" w:after="0" w:line="240" w:lineRule="auto"/>
-                  </w:pPr>
-                  <w:r>
-                    <w:rPr>
-                      <w:rFonts w:ascii="Noto Sans Ethiopic" w:hAnsi="Noto Sans Ethiopic" w:cs="Noto Sans Ethiopic" w:eastAsia="Noto Sans Ethiopic"/>
-                      <w:sz w:val="18"/>
-                      <w:szCs w:val="18"/>
-                      <w:b w:val="false"/>
-                      <w:u w:val="none"/>
-                    </w:rPr>
-                    <w:t xml:space="preserve">10</w:t>
-                  </w:r>
-                </w:p>
-              </w:txbxContent>
-            </v:textbox>
-          </v:shape>
-        </w:pict>
-      </w:r>
-      <w:r>
-        <w:pict>
-          <v:shapetype id="_x0000_t202_s36518" coordsize="21600,21600" o:spt="202" path="m,l,21600r21600,l21600,xe">
-            <v:stroke joinstyle="miter"/>
-            <v:path gradientshapeok="t" o:connecttype="rect"/>
-          </v:shapetype>
-          <v:shape id="shape_36518" type="#_x0000_t202_s36518" style="position:absolute;margin-left:56.69291338582677px;margin-top:136.06299212598427px;width:128.50393700787401px;height:18.89763779527559px;z-index:251660288;mso-position-horizontal-absolute:no;mso-position-vertical-absolute:no" filled="f" stroked="f" o:allowincell="f">
-            <v:textbox style="mso-fit-shape-to-t:f" inset="0,0,0,0">
-              <w:txbxContent>
-                <w:p>
-                  <w:pPr>
-                    <w:jc w:val="left"/>
-                    <w:spacing w:before="0" w:after="0" w:line="240" w:lineRule="auto"/>
-                  </w:pPr>
-                  <w:r>
-                    <w:rPr>
-                      <w:rFonts w:ascii="Noto Sans Ethiopic" w:hAnsi="Noto Sans Ethiopic" w:cs="Noto Sans Ethiopic" w:eastAsia="Noto Sans Ethiopic"/>
-                      <w:sz w:val="18"/>
-                      <w:szCs w:val="18"/>
-                      <w:b w:val="false"/>
-                      <w:u w:val="none"/>
-                    </w:rPr>
-                    <w:t xml:space="preserve">__________________________</w:t>
-                  </w:r>
-                </w:p>
-              </w:txbxContent>
-            </v:textbox>
-          </v:shape>
-        </w:pict>
-      </w:r>
-      <w:r>
-        <w:pict>
-          <v:shapetype id="_x0000_t202_s75461" coordsize="21600,21600" o:spt="202" path="m,l,21600r21600,l21600,xe">
-            <v:stroke joinstyle="miter"/>
-            <v:path gradientshapeok="t" o:connecttype="rect"/>
-          </v:shapetype>
-          <v:shape id="shape_75461" type="#_x0000_t202_s75461" style="position:absolute;margin-left:185.1968503937008px;margin-top:136.06299212598427px;width:113.3857217847769px;height:18.89763779527559px;z-index:251660288;mso-position-horizontal-absolute:no;mso-position-vertical-absolute:no" filled="f" stroked="f" o:allowincell="f">
-            <v:textbox style="mso-fit-shape-to-t:f" inset="0,0,0,0">
-              <w:txbxContent>
-                <w:p>
-                  <w:pPr>
-                    <w:jc w:val="left"/>
-                    <w:spacing w:before="0" w:after="0" w:line="240" w:lineRule="auto"/>
-                  </w:pPr>
-                  <w:r>
-                    <w:rPr>
-                      <w:rFonts w:ascii="Noto Sans Ethiopic" w:hAnsi="Noto Sans Ethiopic" w:cs="Noto Sans Ethiopic" w:eastAsia="Noto Sans Ethiopic"/>
-                      <w:sz w:val="18"/>
-                      <w:szCs w:val="18"/>
-                      <w:b w:val="false"/>
-                      <w:u w:val="none"/>
-                    </w:rPr>
-                    <w:t xml:space="preserve">________________</w:t>
-                  </w:r>
-                </w:p>
-              </w:txbxContent>
-            </v:textbox>
-          </v:shape>
-        </w:pict>
-      </w:r>
-      <w:r>
-        <w:pict>
-          <v:shapetype id="_x0000_t202_s60681" coordsize="21600,21600" o:spt="202" path="m,l,21600r21600,l21600,xe">
-            <v:stroke joinstyle="miter"/>
-            <v:path gradientshapeok="t" o:connecttype="rect"/>
-          </v:shapetype>
-          <v:shape id="shape_60681" type="#_x0000_t202_s60681" style="position:absolute;margin-left:298.5826771653543px;margin-top:136.06299212598427px;width:37.79527559055118px;height:18.89763779527559px;z-index:251660288;mso-position-horizontal-absolute:no;mso-position-vertical-absolute:no" filled="f" stroked="f" o:allowincell="f">
-            <v:textbox style="mso-fit-shape-to-t:f" inset="0,0,0,0">
-              <w:txbxContent>
-                <w:p>
-                  <w:pPr>
-                    <w:jc w:val="center"/>
-                    <w:spacing w:before="0" w:after="0" w:line="240" w:lineRule="auto"/>
-                  </w:pPr>
-                  <w:r>
-                    <w:rPr>
-                      <w:rFonts w:ascii="Noto Sans Ethiopic" w:hAnsi="Noto Sans Ethiopic" w:cs="Noto Sans Ethiopic" w:eastAsia="Noto Sans Ethiopic"/>
-                      <w:sz w:val="18"/>
-                      <w:szCs w:val="18"/>
-                      <w:b w:val="false"/>
-                      <w:u w:val="none"/>
-                    </w:rPr>
-                    <w:t xml:space="preserve">10</w:t>
-                  </w:r>
-                </w:p>
-              </w:txbxContent>
-            </v:textbox>
-          </v:shape>
-        </w:pict>
-      </w:r>
-      <w:r>
-        <w:pict>
-          <v:shapetype id="_x0000_t202_s36518" coordsize="21600,21600" o:spt="202" path="m,l,21600r21600,l21600,xe">
-            <v:stroke joinstyle="miter"/>
-            <v:path gradientshapeok="t" o:connecttype="rect"/>
-          </v:shapetype>
-          <v:shape id="shape_36518" type="#_x0000_t202_s36518" style="position:absolute;margin-left:336.37784776902885px;margin-top:136.06299212598427px;width:128.50393700787401px;height:18.89763779527559px;z-index:251660288;mso-position-horizontal-absolute:no;mso-position-vertical-absolute:no" filled="f" stroked="f" o:allowincell="f">
-            <v:textbox style="mso-fit-shape-to-t:f" inset="0,0,0,0">
-              <w:txbxContent>
-                <w:p>
-                  <w:pPr>
-                    <w:jc w:val="left"/>
-                    <w:spacing w:before="0" w:after="0" w:line="240" w:lineRule="auto"/>
-                  </w:pPr>
-                  <w:r>
-                    <w:rPr>
-                      <w:rFonts w:ascii="Noto Sans Ethiopic" w:hAnsi="Noto Sans Ethiopic" w:cs="Noto Sans Ethiopic" w:eastAsia="Noto Sans Ethiopic"/>
-                      <w:sz w:val="18"/>
-                      <w:szCs w:val="18"/>
-                      <w:b w:val="false"/>
-                      <w:u w:val="none"/>
-                    </w:rPr>
-                    <w:t xml:space="preserve">__________________________</w:t>
-                  </w:r>
-                </w:p>
-              </w:txbxContent>
-            </v:textbox>
-          </v:shape>
-        </w:pict>
-      </w:r>
-      <w:r>
-        <w:pict>
-          <v:shapetype id="_x0000_t202_s75461" coordsize="21600,21600" o:spt="202" path="m,l,21600r21600,l21600,xe">
-            <v:stroke joinstyle="miter"/>
-            <v:path gradientshapeok="t" o:connecttype="rect"/>
-          </v:shapetype>
-          <v:shape id="shape_75461" type="#_x0000_t202_s75461" style="position:absolute;margin-left:464.88188976377955px;margin-top:136.06299212598427px;width:113.3857217847769px;height:18.89763779527559px;z-index:251660288;mso-position-horizontal-absolute:no;mso-position-vertical-absolute:no" filled="f" stroked="f" o:allowincell="f">
-            <v:textbox style="mso-fit-shape-to-t:f" inset="0,0,0,0">
-              <w:txbxContent>
-                <w:p>
-                  <w:pPr>
-                    <w:jc w:val="left"/>
-                    <w:spacing w:before="0" w:after="0" w:line="240" w:lineRule="auto"/>
-                  </w:pPr>
-                  <w:r>
-                    <w:rPr>
-                      <w:rFonts w:ascii="Noto Sans Ethiopic" w:hAnsi="Noto Sans Ethiopic" w:cs="Noto Sans Ethiopic" w:eastAsia="Noto Sans Ethiopic"/>
-                      <w:sz w:val="18"/>
-                      <w:szCs w:val="18"/>
-                      <w:b w:val="false"/>
-                      <w:u w:val="none"/>
-                    </w:rPr>
-                    <w:t xml:space="preserve">________________</w:t>
-                  </w:r>
-                </w:p>
-              </w:txbxContent>
-            </v:textbox>
-          </v:shape>
-        </w:pict>
-      </w:r>
-      <w:r>
-        <w:pict>
-          <v:shapetype id="_x0000_t202_s60681" coordsize="21600,21600" o:spt="202" path="m,l,21600r21600,l21600,xe">
-            <v:stroke joinstyle="miter"/>
-            <v:path gradientshapeok="t" o:connecttype="rect"/>
-          </v:shapetype>
-          <v:shape id="shape_60681" type="#_x0000_t202_s60681" style="position:absolute;margin-left:578.2677165354331px;margin-top:136.06299212598427px;width:37.79527559055118px;height:18.89763779527559px;z-index:251660288;mso-position-horizontal-absolute:no;mso-position-vertical-absolute:no" filled="f" stroked="f" o:allowincell="f">
-            <v:textbox style="mso-fit-shape-to-t:f" inset="0,0,0,0">
-              <w:txbxContent>
-                <w:p>
-                  <w:pPr>
-                    <w:jc w:val="center"/>
-                    <w:spacing w:before="0" w:after="0" w:line="240" w:lineRule="auto"/>
-                  </w:pPr>
-                  <w:r>
-                    <w:rPr>
-                      <w:rFonts w:ascii="Noto Sans Ethiopic" w:hAnsi="Noto Sans Ethiopic" w:cs="Noto Sans Ethiopic" w:eastAsia="Noto Sans Ethiopic"/>
-                      <w:sz w:val="18"/>
-                      <w:szCs w:val="18"/>
-                      <w:b w:val="false"/>
-                      <w:u w:val="none"/>
-                    </w:rPr>
-                    <w:t xml:space="preserve">10</w:t>
-                  </w:r>
-                </w:p>
-              </w:txbxContent>
-            </v:textbox>
-          </v:shape>
-        </w:pict>
-      </w:r>
-      <w:r>
-        <w:pict>
-          <v:shapetype id="_x0000_t202_s36518" coordsize="21600,21600" o:spt="202" path="m,l,21600r21600,l21600,xe">
-            <v:stroke joinstyle="miter"/>
-            <v:path gradientshapeok="t" o:connecttype="rect"/>
-          </v:shapetype>
-          <v:shape id="shape_36518" type="#_x0000_t202_s36518" style="position:absolute;margin-left:616.0628871391076px;margin-top:136.06299212598427px;width:128.50393700787401px;height:18.89763779527559px;z-index:251660288;mso-position-horizontal-absolute:no;mso-position-vertical-absolute:no" filled="f" stroked="f" o:allowincell="f">
-            <v:textbox style="mso-fit-shape-to-t:f" inset="0,0,0,0">
-              <w:txbxContent>
-                <w:p>
-                  <w:pPr>
-                    <w:jc w:val="left"/>
-                    <w:spacing w:before="0" w:after="0" w:line="240" w:lineRule="auto"/>
-                  </w:pPr>
-                  <w:r>
-                    <w:rPr>
-                      <w:rFonts w:ascii="Noto Sans Ethiopic" w:hAnsi="Noto Sans Ethiopic" w:cs="Noto Sans Ethiopic" w:eastAsia="Noto Sans Ethiopic"/>
-                      <w:sz w:val="18"/>
-                      <w:szCs w:val="18"/>
-                      <w:b w:val="false"/>
-                      <w:u w:val="none"/>
-                    </w:rPr>
-                    <w:t xml:space="preserve">__________________________</w:t>
-                  </w:r>
-                </w:p>
-              </w:txbxContent>
-            </v:textbox>
-          </v:shape>
-        </w:pict>
-      </w:r>
-      <w:r>
-        <w:pict>
-          <v:shapetype id="_x0000_t202_s75461" coordsize="21600,21600" o:spt="202" path="m,l,21600r21600,l21600,xe">
-            <v:stroke joinstyle="miter"/>
-            <v:path gradientshapeok="t" o:connecttype="rect"/>
-          </v:shapetype>
-          <v:shape id="shape_75461" type="#_x0000_t202_s75461" style="position:absolute;margin-left:744.5668241469816px;margin-top:136.06299212598427px;width:113.3857217847769px;height:18.89763779527559px;z-index:251660288;mso-position-horizontal-absolute:no;mso-position-vertical-absolute:no" filled="f" stroked="f" o:allowincell="f">
-            <v:textbox style="mso-fit-shape-to-t:f" inset="0,0,0,0">
-              <w:txbxContent>
-                <w:p>
-                  <w:pPr>
-                    <w:jc w:val="left"/>
-                    <w:spacing w:before="0" w:after="0" w:line="240" w:lineRule="auto"/>
-                  </w:pPr>
-                  <w:r>
-                    <w:rPr>
-                      <w:rFonts w:ascii="Noto Sans Ethiopic" w:hAnsi="Noto Sans Ethiopic" w:cs="Noto Sans Ethiopic" w:eastAsia="Noto Sans Ethiopic"/>
-                      <w:sz w:val="18"/>
-                      <w:szCs w:val="18"/>
-                      <w:b w:val="false"/>
-                      <w:u w:val="none"/>
-                    </w:rPr>
-                    <w:t xml:space="preserve">________________</w:t>
-                  </w:r>
-                </w:p>
-              </w:txbxContent>
-            </v:textbox>
-          </v:shape>
-        </w:pict>
-      </w:r>
-      <w:r>
-        <w:pict>
-          <v:shapetype id="_x0000_t202_s74150" coordsize="21600,21600" o:spt="202" path="m,l,21600r21600,l21600,xe">
-            <v:stroke joinstyle="miter"/>
-            <v:path gradientshapeok="t" o:connecttype="rect"/>
-          </v:shapetype>
-          <v:shape id="shape_74150" type="#_x0000_t202_s74150" style="position:absolute;margin-left:18.89763779527559px;margin-top:230.5511811023622px;width:264.56692913385825px;height:18.89763779527559px;z-index:251660288;mso-position-horizontal-absolute:no;mso-position-vertical-absolute:no" filled="f" stroked="f" o:allowincell="f">
-            <v:textbox style="mso-fit-shape-to-t:f" inset="0,0,0,0">
-              <w:txbxContent>
-                <w:p>
-                  <w:pPr>
-                    <w:jc w:val="left"/>
-                    <w:spacing w:before="0" w:after="0" w:line="240" w:lineRule="auto"/>
-                  </w:pPr>
-                  <w:r>
-                    <w:rPr>
-                      <w:rFonts w:ascii="Noto Sans Ethiopic" w:hAnsi="Noto Sans Ethiopic" w:cs="Noto Sans Ethiopic" w:eastAsia="Noto Sans Ethiopic"/>
-                      <w:sz w:val="18"/>
-                      <w:szCs w:val="18"/>
-                      <w:b w:val="true"/>
-                      <w:u w:val="none"/>
-                    </w:rPr>
-                    <w:t xml:space="preserve">5.የልማት ህብረቱ አባል</w:t>
-                  </w:r>
-                </w:p>
-              </w:txbxContent>
-            </v:textbox>
-          </v:shape>
-        </w:pict>
-      </w:r>
-      <w:r>
-        <w:pict>
-          <v:shapetype id="_x0000_t202_s31561" coordsize="21600,21600" o:spt="202" path="m,l,21600r21600,l21600,xe">
-            <v:stroke joinstyle="miter"/>
-            <v:path gradientshapeok="t" o:connecttype="rect"/>
-          </v:shapetype>
-          <v:shape id="shape_31561" type="#_x0000_t202_s31561" style="position:absolute;margin-left:18.89763779527559px;margin-top:245.66929133858267px;width:264.56692913385825px;height:18.89763779527559px;z-index:251660288;mso-position-horizontal-absolute:no;mso-position-vertical-absolute:no" filled="f" stroked="f" o:allowincell="f">
-            <v:textbox style="mso-fit-shape-to-t:f" inset="0,0,0,0">
-              <w:txbxContent>
-                <w:p>
-                  <w:pPr>
-                    <w:jc w:val="left"/>
-                    <w:spacing w:before="0" w:after="0" w:line="240" w:lineRule="auto"/>
-                  </w:pPr>
-                  <w:r>
-                    <w:rPr>
-                      <w:rFonts w:ascii="Noto Sans Ethiopic" w:hAnsi="Noto Sans Ethiopic" w:cs="Noto Sans Ethiopic" w:eastAsia="Noto Sans Ethiopic"/>
-                      <w:sz w:val="16"/>
-                      <w:szCs w:val="16"/>
-                      <w:b w:val="false"/>
-                      <w:u w:val="none"/>
-                    </w:rPr>
-                    <w:t xml:space="preserve">(የትምህርት ተጠሪ)</w:t>
-                  </w:r>
-                </w:p>
-              </w:txbxContent>
-            </v:textbox>
-          </v:shape>
-        </w:pict>
-      </w:r>
-      <w:r>
-        <w:pict>
-          <v:shapetype id="_x0000_t202_s42931" coordsize="21600,21600" o:spt="202" path="m,l,21600r21600,l21600,xe">
-            <v:stroke joinstyle="miter"/>
-            <v:path gradientshapeok="t" o:connecttype="rect"/>
-          </v:shapetype>
-          <v:shape id="shape_42931" type="#_x0000_t202_s42931" style="position:absolute;margin-left:18.89763779527559px;margin-top:266.45669291338584px;width:264.56692913385825px;height:18.89763779527559px;z-index:251660288;mso-position-horizontal-absolute:no;mso-position-vertical-absolute:no" filled="f" stroked="f" o:allowincell="f">
-            <v:textbox style="mso-fit-shape-to-t:f" inset="0,0,0,0">
-              <w:txbxContent>
-                <w:p>
-                  <w:pPr>
-                    <w:jc w:val="left"/>
-                    <w:spacing w:before="0" w:after="0" w:line="240" w:lineRule="auto"/>
-                  </w:pPr>
-                  <w:r>
-                    <w:rPr>
-                      <w:rFonts w:ascii="Noto Sans Ethiopic" w:hAnsi="Noto Sans Ethiopic" w:cs="Noto Sans Ethiopic" w:eastAsia="Noto Sans Ethiopic"/>
-                      <w:sz w:val="18"/>
-                      <w:szCs w:val="18"/>
-                      <w:b w:val="false"/>
-                      <w:u w:val="none"/>
-                    </w:rPr>
-                    <w:t xml:space="preserve">ሙሉ ስም: __________________________   ስልክ: ____________</w:t>
-                  </w:r>
-                </w:p>
-              </w:txbxContent>
-            </v:textbox>
-          </v:shape>
-        </w:pict>
-      </w:r>
-      <w:r>
-        <w:pict>
-          <v:shapetype id="_x0000_t202_s51751" coordsize="21600,21600" o:spt="202" path="m,l,21600r21600,l21600,xe">
-            <v:stroke joinstyle="miter"/>
-            <v:path gradientshapeok="t" o:connecttype="rect"/>
-          </v:shapetype>
-          <v:shape id="shape_51751" type="#_x0000_t202_s51751" style="position:absolute;margin-left:18.89763779527559px;margin-top:340.15748031496065px;width:151.1811023622047px;height:18.89763779527559px;z-index:251660288;mso-position-horizontal-absolute:no;mso-position-vertical-absolute:no" filled="f" stroked="f" o:allowincell="f">
-            <v:textbox style="mso-fit-shape-to-t:f" inset="0,0,0,0">
-              <w:txbxContent>
-                <w:p>
-                  <w:pPr>
-                    <w:jc w:val="left"/>
-                    <w:spacing w:before="0" w:after="0" w:line="240" w:lineRule="auto"/>
-                  </w:pPr>
-                  <w:r>
-                    <w:rPr>
-                      <w:rFonts w:ascii="Noto Sans Ethiopic" w:hAnsi="Noto Sans Ethiopic" w:cs="Noto Sans Ethiopic" w:eastAsia="Noto Sans Ethiopic"/>
-                      <w:sz w:val="18"/>
-                      <w:szCs w:val="18"/>
-                      <w:b w:val="true"/>
-                      <w:u w:val="none"/>
-                    </w:rPr>
-                    <w:t xml:space="preserve">መረጃ(ው)ን የሞላው ባለሞያ ስም</w:t>
-                  </w:r>
-                </w:p>
-              </w:txbxContent>
-            </v:textbox>
-          </v:shape>
-        </w:pict>
-      </w:r>
-      <w:r>
-        <w:pict>
-          <v:shapetype id="_x0000_t202_s87818" coordsize="21600,21600" o:spt="202" path="m,l,21600r21600,l21600,xe">
-            <v:stroke joinstyle="miter"/>
-            <v:path gradientshapeok="t" o:connecttype="rect"/>
-          </v:shapetype>
-          <v:shape id="shape_87818" type="#_x0000_t202_s87818" style="position:absolute;margin-left:151.1811023622047px;margin-top:340.15748031496065px;width:188.9763779527559px;height:18.89763779527559px;z-index:251660288;mso-position-horizontal-absolute:no;mso-position-vertical-absolute:no" filled="f" stroked="f" o:allowincell="f">
-            <v:textbox style="mso-fit-shape-to-t:f" inset="0,0,0,0">
-              <w:txbxContent>
-                <w:p>
-                  <w:pPr>
-                    <w:jc w:val="left"/>
-                    <w:spacing w:before="0" w:after="0" w:line="240" w:lineRule="auto"/>
-                  </w:pPr>
-                  <w:r>
-                    <w:rPr>
-                      <w:rFonts w:ascii="Noto Sans Ethiopic" w:hAnsi="Noto Sans Ethiopic" w:cs="Noto Sans Ethiopic" w:eastAsia="Noto Sans Ethiopic"/>
-                      <w:sz w:val="18"/>
-                      <w:szCs w:val="18"/>
-                      <w:b w:val="false"/>
-                      <w:u w:val="none"/>
-                    </w:rPr>
-                    <w:t xml:space="preserve">________________________</w:t>
-                  </w:r>
-                </w:p>
-              </w:txbxContent>
-            </v:textbox>
-          </v:shape>
-        </w:pict>
-      </w:r>
-      <w:r>
-        <w:pict>
-          <v:shapetype id="_x0000_t202_s69972" coordsize="21600,21600" o:spt="202" path="m,l,21600r21600,l21600,xe">
-            <v:stroke joinstyle="miter"/>
-            <v:path gradientshapeok="t" o:connecttype="rect"/>
-          </v:shapetype>
-          <v:shape id="shape_69972" type="#_x0000_t202_s69972" style="position:absolute;margin-left:340.15748031496065px;margin-top:340.15748031496065px;width:37.79527559055118px;height:18.89763779527559px;z-index:251660288;mso-position-horizontal-absolute:no;mso-position-vertical-absolute:no" filled="f" stroked="f" o:allowincell="f">
-            <v:textbox style="mso-fit-shape-to-t:f" inset="0,0,0,0">
-              <w:txbxContent>
-                <w:p>
-                  <w:pPr>
-                    <w:jc w:val="left"/>
-                    <w:spacing w:before="0" w:after="0" w:line="240" w:lineRule="auto"/>
-                  </w:pPr>
-                  <w:r>
-                    <w:rPr>
-                      <w:rFonts w:ascii="Noto Sans Ethiopic" w:hAnsi="Noto Sans Ethiopic" w:cs="Noto Sans Ethiopic" w:eastAsia="Noto Sans Ethiopic"/>
-                      <w:sz w:val="18"/>
-                      <w:szCs w:val="18"/>
-                      <w:b w:val="true"/>
-                      <w:u w:val="none"/>
-                    </w:rPr>
-                    <w:t xml:space="preserve">ፊርማ</w:t>
-                  </w:r>
-                </w:p>
-              </w:txbxContent>
-            </v:textbox>
-          </v:shape>
-        </w:pict>
-      </w:r>
-      <w:r>
-        <w:pict>
-          <v:shapetype id="_x0000_t202_s75461" coordsize="21600,21600" o:spt="202" path="m,l,21600r21600,l21600,xe">
-            <v:stroke joinstyle="miter"/>
-            <v:path gradientshapeok="t" o:connecttype="rect"/>
-          </v:shapetype>
-          <v:shape id="shape_75461" type="#_x0000_t202_s75461" style="position:absolute;margin-left:377.9527559055118px;margin-top:340.15748031496065px;width:113.38582677165354px;height:18.89763779527559px;z-index:251660288;mso-position-horizontal-absolute:no;mso-position-vertical-absolute:no" filled="f" stroked="f" o:allowincell="f">
-            <v:textbox style="mso-fit-shape-to-t:f" inset="0,0,0,0">
-              <w:txbxContent>
-                <w:p>
-                  <w:pPr>
-                    <w:jc w:val="left"/>
-                    <w:spacing w:before="0" w:after="0" w:line="240" w:lineRule="auto"/>
-                  </w:pPr>
-                  <w:r>
-                    <w:rPr>
-                      <w:rFonts w:ascii="Noto Sans Ethiopic" w:hAnsi="Noto Sans Ethiopic" w:cs="Noto Sans Ethiopic" w:eastAsia="Noto Sans Ethiopic"/>
-                      <w:sz w:val="18"/>
-                      <w:szCs w:val="18"/>
-                      <w:b w:val="false"/>
-                      <w:u w:val="none"/>
-                    </w:rPr>
-                    <w:t xml:space="preserve">________________</w:t>
-                  </w:r>
-                </w:p>
-              </w:txbxContent>
-            </v:textbox>
-          </v:shape>
-        </w:pict>
-      </w:r>
-      <w:r>
-        <w:pict>
-          <v:shapetype id="_x0000_t202_s70184" coordsize="21600,21600" o:spt="202" path="m,l,21600r21600,l21600,xe">
-            <v:stroke joinstyle="miter"/>
-            <v:path gradientshapeok="t" o:connecttype="rect"/>
-          </v:shapetype>
-          <v:shape id="shape_70184" type="#_x0000_t202_s70184" style="position:absolute;margin-left:491.33858267716533px;margin-top:340.15748031496065px;width:37.79527559055118px;height:18.89763779527559px;z-index:251660288;mso-position-horizontal-absolute:no;mso-position-vertical-absolute:no" filled="f" stroked="f" o:allowincell="f">
-            <v:textbox style="mso-fit-shape-to-t:f" inset="0,0,0,0">
-              <w:txbxContent>
-                <w:p>
-                  <w:pPr>
-                    <w:jc w:val="left"/>
-                    <w:spacing w:before="0" w:after="0" w:line="240" w:lineRule="auto"/>
-                  </w:pPr>
-                  <w:r>
-                    <w:rPr>
-                      <w:rFonts w:ascii="Noto Sans Ethiopic" w:hAnsi="Noto Sans Ethiopic" w:cs="Noto Sans Ethiopic" w:eastAsia="Noto Sans Ethiopic"/>
-                      <w:sz w:val="18"/>
-                      <w:szCs w:val="18"/>
-                      <w:b w:val="true"/>
-                      <w:u w:val="none"/>
-                    </w:rPr>
-                    <w:t xml:space="preserve">ቀን</w:t>
-                  </w:r>
-                </w:p>
-              </w:txbxContent>
-            </v:textbox>
-          </v:shape>
-        </w:pict>
-      </w:r>
-      <w:r>
-        <w:pict>
-          <v:shapetype id="_x0000_t202_s87818" coordsize="21600,21600" o:spt="202" path="m,l,21600r21600,l21600,xe">
-            <v:stroke joinstyle="miter"/>
-            <v:path gradientshapeok="t" o:connecttype="rect"/>
-          </v:shapetype>
-          <v:shape id="shape_87818" type="#_x0000_t202_s87818" style="position:absolute;margin-left:529.1338582677165px;margin-top:340.15748031496065px;width:226.77165354330708px;height:18.89763779527559px;z-index:251660288;mso-position-horizontal-absolute:no;mso-position-vertical-absolute:no" filled="f" stroked="f" o:allowincell="f">
-            <v:textbox style="mso-fit-shape-to-t:f" inset="0,0,0,0">
-              <w:txbxContent>
-                <w:p>
-                  <w:pPr>
-                    <w:jc w:val="left"/>
-                    <w:spacing w:before="0" w:after="0" w:line="240" w:lineRule="auto"/>
-                  </w:pPr>
-                  <w:r>
-                    <w:rPr>
-                      <w:rFonts w:ascii="Noto Sans Ethiopic" w:hAnsi="Noto Sans Ethiopic" w:cs="Noto Sans Ethiopic" w:eastAsia="Noto Sans Ethiopic"/>
-                      <w:sz w:val="18"/>
-                      <w:szCs w:val="18"/>
-                      <w:b w:val="false"/>
-                      <w:u w:val="none"/>
-                    </w:rPr>
-                    <w:t xml:space="preserve">________________________</w:t>
-                  </w:r>
-                </w:p>
-              </w:txbxContent>
-            </v:textbox>
-          </v:shape>
-        </w:pict>
-      </w:r>
-      <w:r>
-        <w:pict>
-          <v:shapetype id="_x0000_t202_s57266" coordsize="21600,21600" o:spt="202" path="m,l,21600r21600,l21600,xe">
-            <v:stroke joinstyle="miter"/>
-            <v:path gradientshapeok="t" o:connecttype="rect"/>
-          </v:shapetype>
-          <v:shape id="shape_57266" type="#_x0000_t202_s57266" style="position:absolute;margin-left:18.89763779527559px;margin-top:415.748031496063px;width:151.1811023622047px;height:18.89763779527559px;z-index:251660288;mso-position-horizontal-absolute:no;mso-position-vertical-absolute:no" filled="f" stroked="f" o:allowincell="f">
-            <v:textbox style="mso-fit-shape-to-t:f" inset="0,0,0,0">
-              <w:txbxContent>
-                <w:p>
-                  <w:pPr>
-                    <w:jc w:val="left"/>
-                    <w:spacing w:before="0" w:after="0" w:line="240" w:lineRule="auto"/>
-                  </w:pPr>
-                  <w:r>
-                    <w:rPr>
-                      <w:rFonts w:ascii="Noto Sans Ethiopic" w:hAnsi="Noto Sans Ethiopic" w:cs="Noto Sans Ethiopic" w:eastAsia="Noto Sans Ethiopic"/>
-                      <w:sz w:val="18"/>
-                      <w:szCs w:val="18"/>
-                      <w:b w:val="true"/>
-                      <w:u w:val="none"/>
-                    </w:rPr>
-                    <w:t xml:space="preserve">መረጃ(ው)ን ያጸደቀው አካል ስም</w:t>
-                  </w:r>
-                </w:p>
-              </w:txbxContent>
-            </v:textbox>
-          </v:shape>
-        </w:pict>
-      </w:r>
-      <w:r>
-        <w:pict>
-          <v:shapetype id="_x0000_t202_s87818" coordsize="21600,21600" o:spt="202" path="m,l,21600r21600,l21600,xe">
-            <v:stroke joinstyle="miter"/>
-            <v:path gradientshapeok="t" o:connecttype="rect"/>
-          </v:shapetype>
-          <v:shape id="shape_87818" type="#_x0000_t202_s87818" style="position:absolute;margin-left:151.1811023622047px;margin-top:415.748031496063px;width:188.9763779527559px;height:18.89763779527559px;z-index:251660288;mso-position-horizontal-absolute:no;mso-position-vertical-absolute:no" filled="f" stroked="f" o:allowincell="f">
-            <v:textbox style="mso-fit-shape-to-t:f" inset="0,0,0,0">
-              <w:txbxContent>
-                <w:p>
-                  <w:pPr>
-                    <w:jc w:val="left"/>
-                    <w:spacing w:before="0" w:after="0" w:line="240" w:lineRule="auto"/>
-                  </w:pPr>
-                  <w:r>
-                    <w:rPr>
-                      <w:rFonts w:ascii="Noto Sans Ethiopic" w:hAnsi="Noto Sans Ethiopic" w:cs="Noto Sans Ethiopic" w:eastAsia="Noto Sans Ethiopic"/>
-                      <w:sz w:val="18"/>
-                      <w:szCs w:val="18"/>
-                      <w:b w:val="false"/>
-                      <w:u w:val="none"/>
-                    </w:rPr>
-                    <w:t xml:space="preserve">________________________</w:t>
-                  </w:r>
-                </w:p>
-              </w:txbxContent>
-            </v:textbox>
-          </v:shape>
-        </w:pict>
-      </w:r>
-      <w:r>
-        <w:pict>
-          <v:shapetype id="_x0000_t202_s69972" coordsize="21600,21600" o:spt="202" path="m,l,21600r21600,l21600,xe">
-            <v:stroke joinstyle="miter"/>
-            <v:path gradientshapeok="t" o:connecttype="rect"/>
-          </v:shapetype>
-          <v:shape id="shape_69972" type="#_x0000_t202_s69972" style="position:absolute;margin-left:340.15748031496065px;margin-top:415.748031496063px;width:37.79527559055118px;height:18.89763779527559px;z-index:251660288;mso-position-horizontal-absolute:no;mso-position-vertical-absolute:no" filled="f" stroked="f" o:allowincell="f">
-            <v:textbox style="mso-fit-shape-to-t:f" inset="0,0,0,0">
-              <w:txbxContent>
-                <w:p>
-                  <w:pPr>
-                    <w:jc w:val="left"/>
-                    <w:spacing w:before="0" w:after="0" w:line="240" w:lineRule="auto"/>
-                  </w:pPr>
-                  <w:r>
-                    <w:rPr>
-                      <w:rFonts w:ascii="Noto Sans Ethiopic" w:hAnsi="Noto Sans Ethiopic" w:cs="Noto Sans Ethiopic" w:eastAsia="Noto Sans Ethiopic"/>
-                      <w:sz w:val="18"/>
-                      <w:szCs w:val="18"/>
-                      <w:b w:val="true"/>
-                      <w:u w:val="none"/>
-                    </w:rPr>
-                    <w:t xml:space="preserve">ፊርማ</w:t>
-                  </w:r>
-                </w:p>
-              </w:txbxContent>
-            </v:textbox>
-          </v:shape>
-        </w:pict>
-      </w:r>
-      <w:r>
-        <w:pict>
-          <v:shapetype id="_x0000_t202_s75461" coordsize="21600,21600" o:spt="202" path="m,l,21600r21600,l21600,xe">
-            <v:stroke joinstyle="miter"/>
-            <v:path gradientshapeok="t" o:connecttype="rect"/>
-          </v:shapetype>
-          <v:shape id="shape_75461" type="#_x0000_t202_s75461" style="position:absolute;margin-left:377.9527559055118px;margin-top:415.748031496063px;width:113.38582677165354px;height:18.89763779527559px;z-index:251660288;mso-position-horizontal-absolute:no;mso-position-vertical-absolute:no" filled="f" stroked="f" o:allowincell="f">
-            <v:textbox style="mso-fit-shape-to-t:f" inset="0,0,0,0">
-              <w:txbxContent>
-                <w:p>
-                  <w:pPr>
-                    <w:jc w:val="left"/>
-                    <w:spacing w:before="0" w:after="0" w:line="240" w:lineRule="auto"/>
-                  </w:pPr>
-                  <w:r>
-                    <w:rPr>
-                      <w:rFonts w:ascii="Noto Sans Ethiopic" w:hAnsi="Noto Sans Ethiopic" w:cs="Noto Sans Ethiopic" w:eastAsia="Noto Sans Ethiopic"/>
-                      <w:sz w:val="18"/>
-                      <w:szCs w:val="18"/>
-                      <w:b w:val="false"/>
-                      <w:u w:val="none"/>
-                    </w:rPr>
-                    <w:t xml:space="preserve">________________</w:t>
-                  </w:r>
-                </w:p>
-              </w:txbxContent>
-            </v:textbox>
-          </v:shape>
-        </w:pict>
-      </w:r>
-      <w:r>
-        <w:pict>
-          <v:shapetype id="_x0000_t202_s70184" coordsize="21600,21600" o:spt="202" path="m,l,21600r21600,l21600,xe">
-            <v:stroke joinstyle="miter"/>
-            <v:path gradientshapeok="t" o:connecttype="rect"/>
-          </v:shapetype>
-          <v:shape id="shape_70184" type="#_x0000_t202_s70184" style="position:absolute;margin-left:491.33858267716533px;margin-top:415.748031496063px;width:37.79527559055118px;height:18.89763779527559px;z-index:251660288;mso-position-horizontal-absolute:no;mso-position-vertical-absolute:no" filled="f" stroked="f" o:allowincell="f">
-            <v:textbox style="mso-fit-shape-to-t:f" inset="0,0,0,0">
-              <w:txbxContent>
-                <w:p>
-                  <w:pPr>
-                    <w:jc w:val="left"/>
-                    <w:spacing w:before="0" w:after="0" w:line="240" w:lineRule="auto"/>
-                  </w:pPr>
-                  <w:r>
-                    <w:rPr>
-                      <w:rFonts w:ascii="Noto Sans Ethiopic" w:hAnsi="Noto Sans Ethiopic" w:cs="Noto Sans Ethiopic" w:eastAsia="Noto Sans Ethiopic"/>
-                      <w:sz w:val="18"/>
-                      <w:szCs w:val="18"/>
-                      <w:b w:val="true"/>
-                      <w:u w:val="none"/>
-                    </w:rPr>
-                    <w:t xml:space="preserve">ቀን</w:t>
-                  </w:r>
-                </w:p>
-              </w:txbxContent>
-            </v:textbox>
-          </v:shape>
-        </w:pict>
-      </w:r>
-      <w:r>
-        <w:pict>
-          <v:shapetype id="_x0000_t202_s87818" coordsize="21600,21600" o:spt="202" path="m,l,21600r21600,l21600,xe">
-            <v:stroke joinstyle="miter"/>
-            <v:path gradientshapeok="t" o:connecttype="rect"/>
-          </v:shapetype>
-          <v:shape id="shape_87818" type="#_x0000_t202_s87818" style="position:absolute;margin-left:529.1338582677165px;margin-top:415.748031496063px;width:226.77165354330708px;height:18.89763779527559px;z-index:251660288;mso-position-horizontal-absolute:no;mso-position-vertical-absolute:no" filled="f" stroked="f" o:allowincell="f">
-            <v:textbox style="mso-fit-shape-to-t:f" inset="0,0,0,0">
-              <w:txbxContent>
-                <w:p>
-                  <w:pPr>
-                    <w:jc w:val="left"/>
-                    <w:spacing w:before="0" w:after="0" w:line="240" w:lineRule="auto"/>
-                  </w:pPr>
-                  <w:r>
-                    <w:rPr>
-                      <w:rFonts w:ascii="Noto Sans Ethiopic" w:hAnsi="Noto Sans Ethiopic" w:cs="Noto Sans Ethiopic" w:eastAsia="Noto Sans Ethiopic"/>
-                      <w:sz w:val="18"/>
-                      <w:szCs w:val="18"/>
-                      <w:b w:val="false"/>
-                      <w:u w:val="none"/>
-                    </w:rPr>
-                    <w:t xml:space="preserve">________________________</w:t>
-                  </w:r>
-                </w:p>
-              </w:txbxContent>
-            </v:textbox>
-          </v:shape>
-        </w:pict>
-      </w:r>
-      <w:r>
-        <w:pict>
-          <v:shapetype id="_x0000_t202_s28715" coordsize="21600,21600" o:spt="202" path="m,l,21600r21600,l21600,xe">
-            <v:stroke joinstyle="miter"/>
-            <v:path gradientshapeok="t" o:connecttype="rect"/>
-          </v:shapetype>
-          <v:shape id="shape_28715" type="#_x0000_t202_s28715" style="position:absolute;margin-left:831.496062992126px;margin-top:321.25984251968504px;width:245.66929133858267px;height:22.677165354330707px;z-index:251660288;mso-position-horizontal-absolute:no;mso-position-vertical-absolute:no" filled="f" stroked="t" o:allowincell="f">
-            <v:textbox style="mso-fit-shape-to-t:f" inset="0,0,0,0">
-              <w:txbxContent>
-                <w:p>
-                  <w:pPr>
-                    <w:jc w:val="center"/>
-                    <w:spacing w:before="0" w:after="0" w:line="240" w:lineRule="auto"/>
-                  </w:pPr>
-                  <w:r>
-                    <w:rPr>
-                      <w:rFonts w:ascii="Noto Sans Ethiopic" w:hAnsi="Noto Sans Ethiopic" w:cs="Noto Sans Ethiopic" w:eastAsia="Noto Sans Ethiopic"/>
-                      <w:sz w:val="20"/>
-                      <w:szCs w:val="20"/>
-                      <w:b w:val="true"/>
-                      <w:u w:val="none"/>
-                    </w:rPr>
-                    <w:t xml:space="preserve">የቢሮ ማህተም</w:t>
-                  </w:r>
-                </w:p>
-              </w:txbxContent>
-            </v:textbox>
-          </v:shape>
-        </w:pict>
-      </w:r>
-      <w:r>
-        <w:pict>
-          <v:shapetype id="_x0000_t202_s17440" coordsize="21600,21600" o:spt="202" path="m,l,21600r21600,l21600,xe">
-            <v:stroke joinstyle="miter"/>
-            <v:path gradientshapeok="t" o:connecttype="rect"/>
-          </v:shapetype>
-          <v:shape id="shape_17440" type="#_x0000_t202_s17440" style="position:absolute;margin-left:831.496062992126px;margin-top:343.93700787401576px;width:245.66929133858267px;height:86.92902887139108px;z-index:251660288;mso-position-horizontal-absolute:no;mso-position-vertical-absolute:no" filled="f" stroked="t" o:allowincell="f">
-            <v:textbox style="mso-fit-shape-to-t:f" inset="0,0,0,0">
-              <w:txbxContent>
-                <w:p>
-                  <w:pPr>
-                    <w:jc w:val="left"/>
-                    <w:spacing w:before="0" w:after="0" w:line="240" w:lineRule="auto"/>
-                  </w:pPr>
-                  <w:r>
-                    <w:rPr>
-                      <w:rFonts w:ascii="Noto Sans Ethiopic" w:hAnsi="Noto Sans Ethiopic" w:cs="Noto Sans Ethiopic" w:eastAsia="Noto Sans Ethiopic"/>
-                      <w:sz w:val="16"/>
-                      <w:szCs w:val="16"/>
-                      <w:b w:val="false"/>
-                      <w:u w:val="none"/>
-                    </w:rPr>
-                    <w:t xml:space="preserve"> </w:t>
-                  </w:r>
-                </w:p>
-              </w:txbxContent>
-            </v:textbox>
-          </v:shape>
-        </w:pict>
-      </w:r>
-      <w:r>
-        <w:pict>
-          <v:shapetype id="_x0000_t202_s9048" coordsize="21600,21600" o:spt="202" path="m,l,21600r21600,l21600,xe">
-            <v:stroke joinstyle="miter"/>
-            <v:path gradientshapeok="t" o:connecttype="rect"/>
-          </v:shapetype>
-          <v:shape id="shape_9048" type="#_x0000_t202_s9048" style="position:absolute;margin-left:831.496062992126px;margin-top:430.86614173228344px;width:245.66929133858267px;height:22.677165354330707px;z-index:251660288;mso-position-horizontal-absolute:no;mso-position-vertical-absolute:no" filled="f" stroked="t" o:allowincell="f">
-            <v:textbox style="mso-fit-shape-to-t:f" inset="0,0,0,0">
-              <w:txbxContent>
-                <w:p>
-                  <w:pPr>
-                    <w:jc w:val="center"/>
-                    <w:spacing w:before="0" w:after="0" w:line="240" w:lineRule="auto"/>
-                  </w:pPr>
-                  <w:r>
-                    <w:rPr>
-                      <w:rFonts w:ascii="Noto Sans Ethiopic" w:hAnsi="Noto Sans Ethiopic" w:cs="Noto Sans Ethiopic" w:eastAsia="Noto Sans Ethiopic"/>
-                      <w:sz w:val="14"/>
-                      <w:szCs w:val="14"/>
-                      <w:b w:val="false"/>
-                      <w:u w:val="none"/>
-                    </w:rPr>
-                    <w:t xml:space="preserve">አዲስ አበባ ከተማ አስተዳደር
-ሴቶች እና ህፃናት ጉዳዮች ጽ/ቤት</w:t>
-                  </w:r>
-                </w:p>
-              </w:txbxContent>
-            </v:textbox>
-          </v:shape>
-        </w:pict>
+        <w:rPr>
+          <w:rFonts w:ascii="Noto Sans Ethiopic" w:hAnsi="Noto Sans Ethiopic"/>
+          <w:color w:val="888888"/>
+          <w:sz w:val="16"/>
+        </w:rPr>
+        <w:t>Page 2 of 2</w:t>
       </w:r>
     </w:p>
     <w:sectPr>
